--- a/Önemli_bilgiler_notlar.docx
+++ b/Önemli_bilgiler_notlar.docx
@@ -52,7 +52,47 @@
           <w:szCs w:val="20"/>
           <w:lang w:val="tr-TR"/>
         </w:rPr>
-        <w:t xml:space="preserve"> Planın en güçlü yanı, NASA'nın uzay araçlarında da kullandığı "artımsal sadakat" (incremental fidelity) stratejisini benimsemesidir.</w:t>
+        <w:t xml:space="preserve"> Planın en güçlü yanı, NASA'nın uzay araçlarında da kullandığı "artımsal sadakat" (</w:t>
+      </w:r>
+      <w:proofErr w:type="spellStart"/>
+      <w:r>
+        <w:rPr>
+          <w:rFonts w:ascii="Times New Roman" w:hAnsi="Times New Roman" w:cs="Times New Roman"/>
+          <w:sz w:val="20"/>
+          <w:szCs w:val="20"/>
+          <w:lang w:val="tr-TR"/>
+        </w:rPr>
+        <w:t>incremental</w:t>
+      </w:r>
+      <w:proofErr w:type="spellEnd"/>
+      <w:r>
+        <w:rPr>
+          <w:rFonts w:ascii="Times New Roman" w:hAnsi="Times New Roman" w:cs="Times New Roman"/>
+          <w:sz w:val="20"/>
+          <w:szCs w:val="20"/>
+          <w:lang w:val="tr-TR"/>
+        </w:rPr>
+        <w:t xml:space="preserve"> </w:t>
+      </w:r>
+      <w:proofErr w:type="spellStart"/>
+      <w:r>
+        <w:rPr>
+          <w:rFonts w:ascii="Times New Roman" w:hAnsi="Times New Roman" w:cs="Times New Roman"/>
+          <w:sz w:val="20"/>
+          <w:szCs w:val="20"/>
+          <w:lang w:val="tr-TR"/>
+        </w:rPr>
+        <w:t>fidelity</w:t>
+      </w:r>
+      <w:proofErr w:type="spellEnd"/>
+      <w:r>
+        <w:rPr>
+          <w:rFonts w:ascii="Times New Roman" w:hAnsi="Times New Roman" w:cs="Times New Roman"/>
+          <w:sz w:val="20"/>
+          <w:szCs w:val="20"/>
+          <w:lang w:val="tr-TR"/>
+        </w:rPr>
+        <w:t>) stratejisini benimsemesidir.</w:t>
       </w:r>
     </w:p>
     <w:p>
@@ -105,7 +145,27 @@
           <w:szCs w:val="20"/>
           <w:lang w:val="tr-TR"/>
         </w:rPr>
-        <w:t xml:space="preserve"> Sadece MATLAB/Simulink içinde kontrol algoritması, FSM ve UART mantığının doğrulanması.</w:t>
+        <w:t xml:space="preserve"> Sadece MATLAB/</w:t>
+      </w:r>
+      <w:proofErr w:type="spellStart"/>
+      <w:r>
+        <w:rPr>
+          <w:rFonts w:ascii="Times New Roman" w:hAnsi="Times New Roman" w:cs="Times New Roman"/>
+          <w:sz w:val="20"/>
+          <w:szCs w:val="20"/>
+          <w:lang w:val="tr-TR"/>
+        </w:rPr>
+        <w:t>Simulink</w:t>
+      </w:r>
+      <w:proofErr w:type="spellEnd"/>
+      <w:r>
+        <w:rPr>
+          <w:rFonts w:ascii="Times New Roman" w:hAnsi="Times New Roman" w:cs="Times New Roman"/>
+          <w:sz w:val="20"/>
+          <w:szCs w:val="20"/>
+          <w:lang w:val="tr-TR"/>
+        </w:rPr>
+        <w:t xml:space="preserve"> içinde kontrol algoritması, FSM ve UART mantığının doğrulanması.</w:t>
       </w:r>
     </w:p>
     <w:p>
@@ -139,7 +199,47 @@
           <w:szCs w:val="20"/>
           <w:lang w:val="tr-TR"/>
         </w:rPr>
-        <w:t xml:space="preserve"> C kodunun Renode (sanal STM32) ve Wokwi (sanal ESP32) üzerinde çalıştırılması.</w:t>
+        <w:t xml:space="preserve"> C kodunun </w:t>
+      </w:r>
+      <w:proofErr w:type="spellStart"/>
+      <w:r>
+        <w:rPr>
+          <w:rFonts w:ascii="Times New Roman" w:hAnsi="Times New Roman" w:cs="Times New Roman"/>
+          <w:sz w:val="20"/>
+          <w:szCs w:val="20"/>
+          <w:lang w:val="tr-TR"/>
+        </w:rPr>
+        <w:t>Renode</w:t>
+      </w:r>
+      <w:proofErr w:type="spellEnd"/>
+      <w:r>
+        <w:rPr>
+          <w:rFonts w:ascii="Times New Roman" w:hAnsi="Times New Roman" w:cs="Times New Roman"/>
+          <w:sz w:val="20"/>
+          <w:szCs w:val="20"/>
+          <w:lang w:val="tr-TR"/>
+        </w:rPr>
+        <w:t xml:space="preserve"> (sanal STM32) ve </w:t>
+      </w:r>
+      <w:proofErr w:type="spellStart"/>
+      <w:r>
+        <w:rPr>
+          <w:rFonts w:ascii="Times New Roman" w:hAnsi="Times New Roman" w:cs="Times New Roman"/>
+          <w:sz w:val="20"/>
+          <w:szCs w:val="20"/>
+          <w:lang w:val="tr-TR"/>
+        </w:rPr>
+        <w:t>Wokwi</w:t>
+      </w:r>
+      <w:proofErr w:type="spellEnd"/>
+      <w:r>
+        <w:rPr>
+          <w:rFonts w:ascii="Times New Roman" w:hAnsi="Times New Roman" w:cs="Times New Roman"/>
+          <w:sz w:val="20"/>
+          <w:szCs w:val="20"/>
+          <w:lang w:val="tr-TR"/>
+        </w:rPr>
+        <w:t xml:space="preserve"> (sanal ESP32) üzerinde çalıştırılması.</w:t>
       </w:r>
     </w:p>
     <w:p>
@@ -164,39 +264,10 @@
           <w:szCs w:val="20"/>
           <w:lang w:val="tr-TR"/>
         </w:rPr>
-        <w:t>Aşama 3 (Tam Co-Simulation):</w:t>
-      </w:r>
-      <w:r>
-        <w:rPr>
-          <w:rFonts w:ascii="Times New Roman" w:hAnsi="Times New Roman" w:cs="Times New Roman"/>
-          <w:sz w:val="20"/>
-          <w:szCs w:val="20"/>
-          <w:lang w:val="tr-TR"/>
-        </w:rPr>
-        <w:t xml:space="preserve"> Tüm sistemlerin TCP soketleri üzerinden birbiriyle eşzamanlı konuşturulması.</w:t>
-      </w:r>
-    </w:p>
-    <w:p>
-      <w:pPr>
-        <w:rPr>
-          <w:rFonts w:ascii="Times New Roman" w:hAnsi="Times New Roman" w:cs="Times New Roman"/>
-          <w:sz w:val="20"/>
-          <w:szCs w:val="20"/>
-          <w:lang w:val="tr-TR"/>
-        </w:rPr>
-      </w:pPr>
-      <w:r>
-        <w:rPr>
-          <w:rFonts w:ascii="Times New Roman" w:hAnsi="Times New Roman" w:cs="Times New Roman"/>
-          <w:sz w:val="20"/>
-          <w:szCs w:val="20"/>
-          <w:lang w:val="tr-TR"/>
-        </w:rPr>
-        <w:t>Nasıl yapılması gerektiği sorusunun cevabı dokümanın Bölüm 4'ünde net bir şekilde verilmiş: İşe doğrudan solar_tracker_SIL.slx adında yeni bir Simulink modeli açarak ve elinizdeki mevcut MATLAB kodlarını 3 ana alt sisteme (Plant, STM32 Controller, ESP32 Logger) sarmalayarak (wrap ederek) başlamalısınız.</w:t>
-      </w:r>
-    </w:p>
-    <w:p>
-      <w:pPr>
+        <w:t xml:space="preserve">Aşama 3 (Tam </w:t>
+      </w:r>
+      <w:proofErr w:type="spellStart"/>
+      <w:r>
         <w:rPr>
           <w:rFonts w:ascii="Times New Roman" w:hAnsi="Times New Roman" w:cs="Times New Roman"/>
           <w:b/>
@@ -205,7 +276,9 @@
           <w:szCs w:val="20"/>
           <w:lang w:val="tr-TR"/>
         </w:rPr>
-      </w:pPr>
+        <w:t>Co-Simulation</w:t>
+      </w:r>
+      <w:proofErr w:type="spellEnd"/>
       <w:r>
         <w:rPr>
           <w:rFonts w:ascii="Times New Roman" w:hAnsi="Times New Roman" w:cs="Times New Roman"/>
@@ -215,19 +288,139 @@
           <w:szCs w:val="20"/>
           <w:lang w:val="tr-TR"/>
         </w:rPr>
-        <w:t>2. Şu anki sahip olduğum model ile birleştirip yapabilir miyim?</w:t>
-      </w:r>
-    </w:p>
-    <w:p>
-      <w:pPr>
-        <w:rPr>
-          <w:rFonts w:ascii="Times New Roman" w:hAnsi="Times New Roman" w:cs="Times New Roman"/>
-          <w:sz w:val="20"/>
-          <w:szCs w:val="20"/>
-          <w:lang w:val="tr-TR"/>
-        </w:rPr>
-      </w:pPr>
-      <w:r>
+        <w:t>):</w:t>
+      </w:r>
+      <w:r>
+        <w:rPr>
+          <w:rFonts w:ascii="Times New Roman" w:hAnsi="Times New Roman" w:cs="Times New Roman"/>
+          <w:sz w:val="20"/>
+          <w:szCs w:val="20"/>
+          <w:lang w:val="tr-TR"/>
+        </w:rPr>
+        <w:t xml:space="preserve"> Tüm sistemlerin TCP soketleri üzerinden birbiriyle eşzamanlı konuşturulması.</w:t>
+      </w:r>
+    </w:p>
+    <w:p>
+      <w:pPr>
+        <w:rPr>
+          <w:rFonts w:ascii="Times New Roman" w:hAnsi="Times New Roman" w:cs="Times New Roman"/>
+          <w:sz w:val="20"/>
+          <w:szCs w:val="20"/>
+          <w:lang w:val="tr-TR"/>
+        </w:rPr>
+      </w:pPr>
+      <w:r>
+        <w:rPr>
+          <w:rFonts w:ascii="Times New Roman" w:hAnsi="Times New Roman" w:cs="Times New Roman"/>
+          <w:sz w:val="20"/>
+          <w:szCs w:val="20"/>
+          <w:lang w:val="tr-TR"/>
+        </w:rPr>
+        <w:t xml:space="preserve">Nasıl yapılması gerektiği sorusunun cevabı dokümanın Bölüm 4'ünde net bir şekilde verilmiş: İşe doğrudan </w:t>
+      </w:r>
+      <w:proofErr w:type="spellStart"/>
+      <w:r>
+        <w:rPr>
+          <w:rFonts w:ascii="Times New Roman" w:hAnsi="Times New Roman" w:cs="Times New Roman"/>
+          <w:sz w:val="20"/>
+          <w:szCs w:val="20"/>
+          <w:lang w:val="tr-TR"/>
+        </w:rPr>
+        <w:t>solar_tracker_SIL.slx</w:t>
+      </w:r>
+      <w:proofErr w:type="spellEnd"/>
+      <w:r>
+        <w:rPr>
+          <w:rFonts w:ascii="Times New Roman" w:hAnsi="Times New Roman" w:cs="Times New Roman"/>
+          <w:sz w:val="20"/>
+          <w:szCs w:val="20"/>
+          <w:lang w:val="tr-TR"/>
+        </w:rPr>
+        <w:t xml:space="preserve"> adında yeni bir </w:t>
+      </w:r>
+      <w:proofErr w:type="spellStart"/>
+      <w:r>
+        <w:rPr>
+          <w:rFonts w:ascii="Times New Roman" w:hAnsi="Times New Roman" w:cs="Times New Roman"/>
+          <w:sz w:val="20"/>
+          <w:szCs w:val="20"/>
+          <w:lang w:val="tr-TR"/>
+        </w:rPr>
+        <w:t>Simulink</w:t>
+      </w:r>
+      <w:proofErr w:type="spellEnd"/>
+      <w:r>
+        <w:rPr>
+          <w:rFonts w:ascii="Times New Roman" w:hAnsi="Times New Roman" w:cs="Times New Roman"/>
+          <w:sz w:val="20"/>
+          <w:szCs w:val="20"/>
+          <w:lang w:val="tr-TR"/>
+        </w:rPr>
+        <w:t xml:space="preserve"> modeli açarak ve elinizdeki mevcut MATLAB kodlarını 3 ana alt sisteme (</w:t>
+      </w:r>
+      <w:proofErr w:type="spellStart"/>
+      <w:r>
+        <w:rPr>
+          <w:rFonts w:ascii="Times New Roman" w:hAnsi="Times New Roman" w:cs="Times New Roman"/>
+          <w:sz w:val="20"/>
+          <w:szCs w:val="20"/>
+          <w:lang w:val="tr-TR"/>
+        </w:rPr>
+        <w:t>Plant</w:t>
+      </w:r>
+      <w:proofErr w:type="spellEnd"/>
+      <w:r>
+        <w:rPr>
+          <w:rFonts w:ascii="Times New Roman" w:hAnsi="Times New Roman" w:cs="Times New Roman"/>
+          <w:sz w:val="20"/>
+          <w:szCs w:val="20"/>
+          <w:lang w:val="tr-TR"/>
+        </w:rPr>
+        <w:t xml:space="preserve">, STM32 Controller, ESP32 </w:t>
+      </w:r>
+      <w:proofErr w:type="spellStart"/>
+      <w:r>
+        <w:rPr>
+          <w:rFonts w:ascii="Times New Roman" w:hAnsi="Times New Roman" w:cs="Times New Roman"/>
+          <w:sz w:val="20"/>
+          <w:szCs w:val="20"/>
+          <w:lang w:val="tr-TR"/>
+        </w:rPr>
+        <w:t>Logger</w:t>
+      </w:r>
+      <w:proofErr w:type="spellEnd"/>
+      <w:r>
+        <w:rPr>
+          <w:rFonts w:ascii="Times New Roman" w:hAnsi="Times New Roman" w:cs="Times New Roman"/>
+          <w:sz w:val="20"/>
+          <w:szCs w:val="20"/>
+          <w:lang w:val="tr-TR"/>
+        </w:rPr>
+        <w:t>) sarmalayarak (</w:t>
+      </w:r>
+      <w:proofErr w:type="spellStart"/>
+      <w:r>
+        <w:rPr>
+          <w:rFonts w:ascii="Times New Roman" w:hAnsi="Times New Roman" w:cs="Times New Roman"/>
+          <w:sz w:val="20"/>
+          <w:szCs w:val="20"/>
+          <w:lang w:val="tr-TR"/>
+        </w:rPr>
+        <w:t>wrap</w:t>
+      </w:r>
+      <w:proofErr w:type="spellEnd"/>
+      <w:r>
+        <w:rPr>
+          <w:rFonts w:ascii="Times New Roman" w:hAnsi="Times New Roman" w:cs="Times New Roman"/>
+          <w:sz w:val="20"/>
+          <w:szCs w:val="20"/>
+          <w:lang w:val="tr-TR"/>
+        </w:rPr>
+        <w:t xml:space="preserve"> ederek) başlamalısınız.</w:t>
+      </w:r>
+    </w:p>
+    <w:p>
+      <w:pPr>
         <w:rPr>
           <w:rFonts w:ascii="Times New Roman" w:hAnsi="Times New Roman" w:cs="Times New Roman"/>
           <w:b/>
@@ -236,6 +429,37 @@
           <w:szCs w:val="20"/>
           <w:lang w:val="tr-TR"/>
         </w:rPr>
+      </w:pPr>
+      <w:r>
+        <w:rPr>
+          <w:rFonts w:ascii="Times New Roman" w:hAnsi="Times New Roman" w:cs="Times New Roman"/>
+          <w:b/>
+          <w:bCs/>
+          <w:sz w:val="20"/>
+          <w:szCs w:val="20"/>
+          <w:lang w:val="tr-TR"/>
+        </w:rPr>
+        <w:t>2. Şu anki sahip olduğum model ile birleştirip yapabilir miyim?</w:t>
+      </w:r>
+    </w:p>
+    <w:p>
+      <w:pPr>
+        <w:rPr>
+          <w:rFonts w:ascii="Times New Roman" w:hAnsi="Times New Roman" w:cs="Times New Roman"/>
+          <w:sz w:val="20"/>
+          <w:szCs w:val="20"/>
+          <w:lang w:val="tr-TR"/>
+        </w:rPr>
+      </w:pPr>
+      <w:r>
+        <w:rPr>
+          <w:rFonts w:ascii="Times New Roman" w:hAnsi="Times New Roman" w:cs="Times New Roman"/>
+          <w:b/>
+          <w:bCs/>
+          <w:sz w:val="20"/>
+          <w:szCs w:val="20"/>
+          <w:lang w:val="tr-TR"/>
+        </w:rPr>
         <w:t>Evet, zaten bu plan tamamen elinizdeki o modelin üzerine inşa edilmiş.</w:t>
       </w:r>
       <w:r>
@@ -245,7 +469,127 @@
           <w:szCs w:val="20"/>
           <w:lang w:val="tr-TR"/>
         </w:rPr>
-        <w:t xml:space="preserve"> Plan sizden kodları çöpe atmanızı istemiyor; aksine Bölüm 4.3'te görüldüğü üzere, elinizdeki güneş efemerisi, panel modeli ve motor dinamiklerini Plant_Subsystem isimli tek bir Simulink bloğunun içine gömmenizi (sarmalamanızı) istiyor. Elinizdeki StateManagerFSM.m mantığı ise Simulink'in Stateflow aracı ile STM32_Controller bloğuna dönüştürülecek. Yani elinizdeki model bu işin kalbi olmaya devam edecek.</w:t>
+        <w:t xml:space="preserve"> Plan sizden kodları çöpe atmanızı istemiyor; aksine Bölüm 4.3'te görüldüğü üzere, elinizdeki güneş </w:t>
+      </w:r>
+      <w:proofErr w:type="spellStart"/>
+      <w:r>
+        <w:rPr>
+          <w:rFonts w:ascii="Times New Roman" w:hAnsi="Times New Roman" w:cs="Times New Roman"/>
+          <w:sz w:val="20"/>
+          <w:szCs w:val="20"/>
+          <w:lang w:val="tr-TR"/>
+        </w:rPr>
+        <w:t>efemerisi</w:t>
+      </w:r>
+      <w:proofErr w:type="spellEnd"/>
+      <w:r>
+        <w:rPr>
+          <w:rFonts w:ascii="Times New Roman" w:hAnsi="Times New Roman" w:cs="Times New Roman"/>
+          <w:sz w:val="20"/>
+          <w:szCs w:val="20"/>
+          <w:lang w:val="tr-TR"/>
+        </w:rPr>
+        <w:t xml:space="preserve">, panel modeli ve motor dinamiklerini </w:t>
+      </w:r>
+      <w:proofErr w:type="spellStart"/>
+      <w:r>
+        <w:rPr>
+          <w:rFonts w:ascii="Times New Roman" w:hAnsi="Times New Roman" w:cs="Times New Roman"/>
+          <w:sz w:val="20"/>
+          <w:szCs w:val="20"/>
+          <w:lang w:val="tr-TR"/>
+        </w:rPr>
+        <w:t>Plant_Subsystem</w:t>
+      </w:r>
+      <w:proofErr w:type="spellEnd"/>
+      <w:r>
+        <w:rPr>
+          <w:rFonts w:ascii="Times New Roman" w:hAnsi="Times New Roman" w:cs="Times New Roman"/>
+          <w:sz w:val="20"/>
+          <w:szCs w:val="20"/>
+          <w:lang w:val="tr-TR"/>
+        </w:rPr>
+        <w:t xml:space="preserve"> isimli tek bir </w:t>
+      </w:r>
+      <w:proofErr w:type="spellStart"/>
+      <w:r>
+        <w:rPr>
+          <w:rFonts w:ascii="Times New Roman" w:hAnsi="Times New Roman" w:cs="Times New Roman"/>
+          <w:sz w:val="20"/>
+          <w:szCs w:val="20"/>
+          <w:lang w:val="tr-TR"/>
+        </w:rPr>
+        <w:t>Simulink</w:t>
+      </w:r>
+      <w:proofErr w:type="spellEnd"/>
+      <w:r>
+        <w:rPr>
+          <w:rFonts w:ascii="Times New Roman" w:hAnsi="Times New Roman" w:cs="Times New Roman"/>
+          <w:sz w:val="20"/>
+          <w:szCs w:val="20"/>
+          <w:lang w:val="tr-TR"/>
+        </w:rPr>
+        <w:t xml:space="preserve"> bloğunun içine gömmenizi (sarmalamanızı) istiyor. Elinizdeki </w:t>
+      </w:r>
+      <w:proofErr w:type="spellStart"/>
+      <w:r>
+        <w:rPr>
+          <w:rFonts w:ascii="Times New Roman" w:hAnsi="Times New Roman" w:cs="Times New Roman"/>
+          <w:sz w:val="20"/>
+          <w:szCs w:val="20"/>
+          <w:lang w:val="tr-TR"/>
+        </w:rPr>
+        <w:t>StateManagerFSM.m</w:t>
+      </w:r>
+      <w:proofErr w:type="spellEnd"/>
+      <w:r>
+        <w:rPr>
+          <w:rFonts w:ascii="Times New Roman" w:hAnsi="Times New Roman" w:cs="Times New Roman"/>
+          <w:sz w:val="20"/>
+          <w:szCs w:val="20"/>
+          <w:lang w:val="tr-TR"/>
+        </w:rPr>
+        <w:t xml:space="preserve"> mantığı ise </w:t>
+      </w:r>
+      <w:proofErr w:type="spellStart"/>
+      <w:r>
+        <w:rPr>
+          <w:rFonts w:ascii="Times New Roman" w:hAnsi="Times New Roman" w:cs="Times New Roman"/>
+          <w:sz w:val="20"/>
+          <w:szCs w:val="20"/>
+          <w:lang w:val="tr-TR"/>
+        </w:rPr>
+        <w:t>Simulink'in</w:t>
+      </w:r>
+      <w:proofErr w:type="spellEnd"/>
+      <w:r>
+        <w:rPr>
+          <w:rFonts w:ascii="Times New Roman" w:hAnsi="Times New Roman" w:cs="Times New Roman"/>
+          <w:sz w:val="20"/>
+          <w:szCs w:val="20"/>
+          <w:lang w:val="tr-TR"/>
+        </w:rPr>
+        <w:t xml:space="preserve"> </w:t>
+      </w:r>
+      <w:proofErr w:type="spellStart"/>
+      <w:r>
+        <w:rPr>
+          <w:rFonts w:ascii="Times New Roman" w:hAnsi="Times New Roman" w:cs="Times New Roman"/>
+          <w:sz w:val="20"/>
+          <w:szCs w:val="20"/>
+          <w:lang w:val="tr-TR"/>
+        </w:rPr>
+        <w:t>Stateflow</w:t>
+      </w:r>
+      <w:proofErr w:type="spellEnd"/>
+      <w:r>
+        <w:rPr>
+          <w:rFonts w:ascii="Times New Roman" w:hAnsi="Times New Roman" w:cs="Times New Roman"/>
+          <w:sz w:val="20"/>
+          <w:szCs w:val="20"/>
+          <w:lang w:val="tr-TR"/>
+        </w:rPr>
+        <w:t xml:space="preserve"> aracı ile STM32_Controller bloğuna dönüştürülecek. Yani elinizdeki model bu işin kalbi olmaya devam edecek.</w:t>
       </w:r>
     </w:p>
     <w:p>
@@ -332,16 +676,60 @@
           <w:szCs w:val="20"/>
           <w:lang w:val="tr-TR"/>
         </w:rPr>
-        <w:t>İstatistiksel Güç (Power) Analizi:</w:t>
-      </w:r>
-      <w:r>
-        <w:rPr>
-          <w:rFonts w:ascii="Times New Roman" w:hAnsi="Times New Roman" w:cs="Times New Roman"/>
-          <w:sz w:val="20"/>
-          <w:szCs w:val="20"/>
-          <w:lang w:val="tr-TR"/>
-        </w:rPr>
-        <w:t xml:space="preserve"> Sadece "çalıştırdık oldu" demek yerine, sonuçların tesadüf olmadığını kanıtlamak için Monte Carlo simülasyonlarıyla 30 bağımsız koşum (run) yapılmasını ve tek-örnek t-testi ile net kazancın istatistiksel olarak pozitif olduğunun kanıtlanmasını şart koşuyor.</w:t>
+        <w:t>İstatistiksel Güç (</w:t>
+      </w:r>
+      <w:proofErr w:type="spellStart"/>
+      <w:r>
+        <w:rPr>
+          <w:rFonts w:ascii="Times New Roman" w:hAnsi="Times New Roman" w:cs="Times New Roman"/>
+          <w:b/>
+          <w:bCs/>
+          <w:sz w:val="20"/>
+          <w:szCs w:val="20"/>
+          <w:lang w:val="tr-TR"/>
+        </w:rPr>
+        <w:t>Power</w:t>
+      </w:r>
+      <w:proofErr w:type="spellEnd"/>
+      <w:r>
+        <w:rPr>
+          <w:rFonts w:ascii="Times New Roman" w:hAnsi="Times New Roman" w:cs="Times New Roman"/>
+          <w:b/>
+          <w:bCs/>
+          <w:sz w:val="20"/>
+          <w:szCs w:val="20"/>
+          <w:lang w:val="tr-TR"/>
+        </w:rPr>
+        <w:t>) Analizi:</w:t>
+      </w:r>
+      <w:r>
+        <w:rPr>
+          <w:rFonts w:ascii="Times New Roman" w:hAnsi="Times New Roman" w:cs="Times New Roman"/>
+          <w:sz w:val="20"/>
+          <w:szCs w:val="20"/>
+          <w:lang w:val="tr-TR"/>
+        </w:rPr>
+        <w:t xml:space="preserve"> Sadece "çalıştırdık oldu" demek yerine, sonuçların tesadüf olmadığını kanıtlamak için Monte Carlo simülasyonlarıyla 30 bağımsız koşum (</w:t>
+      </w:r>
+      <w:proofErr w:type="spellStart"/>
+      <w:r>
+        <w:rPr>
+          <w:rFonts w:ascii="Times New Roman" w:hAnsi="Times New Roman" w:cs="Times New Roman"/>
+          <w:sz w:val="20"/>
+          <w:szCs w:val="20"/>
+          <w:lang w:val="tr-TR"/>
+        </w:rPr>
+        <w:t>run</w:t>
+      </w:r>
+      <w:proofErr w:type="spellEnd"/>
+      <w:r>
+        <w:rPr>
+          <w:rFonts w:ascii="Times New Roman" w:hAnsi="Times New Roman" w:cs="Times New Roman"/>
+          <w:sz w:val="20"/>
+          <w:szCs w:val="20"/>
+          <w:lang w:val="tr-TR"/>
+        </w:rPr>
+        <w:t>) yapılmasını ve tek-örnek t-testi ile net kazancın istatistiksel olarak pozitif olduğunun kanıtlanmasını şart koşuyor.</w:t>
       </w:r>
     </w:p>
     <w:p>
@@ -375,7 +763,87 @@
           <w:szCs w:val="20"/>
           <w:lang w:val="tr-TR"/>
         </w:rPr>
-        <w:t xml:space="preserve"> $K_p$, $K_i$, deadband gibi parametrelerin net enerjiye etkisini Tornado diyagramları ve Pareto cephesi ile analiz etmeyi planlıyor.</w:t>
+        <w:t xml:space="preserve"> $</w:t>
+      </w:r>
+      <w:proofErr w:type="spellStart"/>
+      <w:r>
+        <w:rPr>
+          <w:rFonts w:ascii="Times New Roman" w:hAnsi="Times New Roman" w:cs="Times New Roman"/>
+          <w:sz w:val="20"/>
+          <w:szCs w:val="20"/>
+          <w:lang w:val="tr-TR"/>
+        </w:rPr>
+        <w:t>K_p</w:t>
+      </w:r>
+      <w:proofErr w:type="spellEnd"/>
+      <w:r>
+        <w:rPr>
+          <w:rFonts w:ascii="Times New Roman" w:hAnsi="Times New Roman" w:cs="Times New Roman"/>
+          <w:sz w:val="20"/>
+          <w:szCs w:val="20"/>
+          <w:lang w:val="tr-TR"/>
+        </w:rPr>
+        <w:t>$, $</w:t>
+      </w:r>
+      <w:proofErr w:type="spellStart"/>
+      <w:r>
+        <w:rPr>
+          <w:rFonts w:ascii="Times New Roman" w:hAnsi="Times New Roman" w:cs="Times New Roman"/>
+          <w:sz w:val="20"/>
+          <w:szCs w:val="20"/>
+          <w:lang w:val="tr-TR"/>
+        </w:rPr>
+        <w:t>K_i</w:t>
+      </w:r>
+      <w:proofErr w:type="spellEnd"/>
+      <w:r>
+        <w:rPr>
+          <w:rFonts w:ascii="Times New Roman" w:hAnsi="Times New Roman" w:cs="Times New Roman"/>
+          <w:sz w:val="20"/>
+          <w:szCs w:val="20"/>
+          <w:lang w:val="tr-TR"/>
+        </w:rPr>
+        <w:t xml:space="preserve">$, </w:t>
+      </w:r>
+      <w:proofErr w:type="spellStart"/>
+      <w:r>
+        <w:rPr>
+          <w:rFonts w:ascii="Times New Roman" w:hAnsi="Times New Roman" w:cs="Times New Roman"/>
+          <w:sz w:val="20"/>
+          <w:szCs w:val="20"/>
+          <w:lang w:val="tr-TR"/>
+        </w:rPr>
+        <w:t>deadband</w:t>
+      </w:r>
+      <w:proofErr w:type="spellEnd"/>
+      <w:r>
+        <w:rPr>
+          <w:rFonts w:ascii="Times New Roman" w:hAnsi="Times New Roman" w:cs="Times New Roman"/>
+          <w:sz w:val="20"/>
+          <w:szCs w:val="20"/>
+          <w:lang w:val="tr-TR"/>
+        </w:rPr>
+        <w:t xml:space="preserve"> gibi parametrelerin net enerjiye etkisini Tornado diyagramları ve </w:t>
+      </w:r>
+      <w:proofErr w:type="spellStart"/>
+      <w:r>
+        <w:rPr>
+          <w:rFonts w:ascii="Times New Roman" w:hAnsi="Times New Roman" w:cs="Times New Roman"/>
+          <w:sz w:val="20"/>
+          <w:szCs w:val="20"/>
+          <w:lang w:val="tr-TR"/>
+        </w:rPr>
+        <w:t>Pareto</w:t>
+      </w:r>
+      <w:proofErr w:type="spellEnd"/>
+      <w:r>
+        <w:rPr>
+          <w:rFonts w:ascii="Times New Roman" w:hAnsi="Times New Roman" w:cs="Times New Roman"/>
+          <w:sz w:val="20"/>
+          <w:szCs w:val="20"/>
+          <w:lang w:val="tr-TR"/>
+        </w:rPr>
+        <w:t xml:space="preserve"> cephesi ile analiz etmeyi planlıyor.</w:t>
       </w:r>
     </w:p>
     <w:p>
@@ -409,7 +877,27 @@
           <w:szCs w:val="20"/>
           <w:lang w:val="tr-TR"/>
         </w:rPr>
-        <w:t xml:space="preserve"> Raporda harika bir detay var: Eğer simülasyonlar sonucunda sistem parazitik bütçeyi aşamaz ve net kazanç negatif çıkarsa bile, bu titiz metodoloji sayesinde sonuç bilimsel bir kanıt olarak sunulup yayınlanabilir.</w:t>
+        <w:t xml:space="preserve"> Raporda harika bir detay var: Eğer simülasyonlar sonucunda sistem </w:t>
+      </w:r>
+      <w:proofErr w:type="spellStart"/>
+      <w:r>
+        <w:rPr>
+          <w:rFonts w:ascii="Times New Roman" w:hAnsi="Times New Roman" w:cs="Times New Roman"/>
+          <w:sz w:val="20"/>
+          <w:szCs w:val="20"/>
+          <w:lang w:val="tr-TR"/>
+        </w:rPr>
+        <w:t>parazitik</w:t>
+      </w:r>
+      <w:proofErr w:type="spellEnd"/>
+      <w:r>
+        <w:rPr>
+          <w:rFonts w:ascii="Times New Roman" w:hAnsi="Times New Roman" w:cs="Times New Roman"/>
+          <w:sz w:val="20"/>
+          <w:szCs w:val="20"/>
+          <w:lang w:val="tr-TR"/>
+        </w:rPr>
+        <w:t xml:space="preserve"> bütçeyi aşamaz ve net kazanç negatif çıkarsa bile, bu titiz metodoloji sayesinde sonuç bilimsel bir kanıt olarak sunulup yayınlanabilir.</w:t>
       </w:r>
     </w:p>
     <w:p>
@@ -487,7 +975,107 @@
           <w:szCs w:val="20"/>
           <w:lang w:val="tr-TR"/>
         </w:rPr>
-        <w:t xml:space="preserve"> Rapordaki ldr_septum_model.m fonksiyonu, septum (gölgelik) geometrisini ve güneşin geliş açısını kullanarak 4 adet LDR'nin üzerine düşen ışığı hesaplıyor ve bunu tıpkı gerçek bir donanım gibi 12-bit ADC değerine (0-4095 aralığında) ve sensör gürültüsüne (white Gaussian noise) dönüştürüyor.</w:t>
+        <w:t xml:space="preserve"> Rapordaki </w:t>
+      </w:r>
+      <w:proofErr w:type="spellStart"/>
+      <w:r>
+        <w:rPr>
+          <w:rFonts w:ascii="Times New Roman" w:hAnsi="Times New Roman" w:cs="Times New Roman"/>
+          <w:sz w:val="20"/>
+          <w:szCs w:val="20"/>
+          <w:lang w:val="tr-TR"/>
+        </w:rPr>
+        <w:t>ldr_septum_model.m</w:t>
+      </w:r>
+      <w:proofErr w:type="spellEnd"/>
+      <w:r>
+        <w:rPr>
+          <w:rFonts w:ascii="Times New Roman" w:hAnsi="Times New Roman" w:cs="Times New Roman"/>
+          <w:sz w:val="20"/>
+          <w:szCs w:val="20"/>
+          <w:lang w:val="tr-TR"/>
+        </w:rPr>
+        <w:t xml:space="preserve"> fonksiyonu, septum (gölgelik) geometrisini ve güneşin geliş açısını kullanarak 4 adet </w:t>
+      </w:r>
+      <w:proofErr w:type="spellStart"/>
+      <w:r>
+        <w:rPr>
+          <w:rFonts w:ascii="Times New Roman" w:hAnsi="Times New Roman" w:cs="Times New Roman"/>
+          <w:sz w:val="20"/>
+          <w:szCs w:val="20"/>
+          <w:lang w:val="tr-TR"/>
+        </w:rPr>
+        <w:t>LDR'nin</w:t>
+      </w:r>
+      <w:proofErr w:type="spellEnd"/>
+      <w:r>
+        <w:rPr>
+          <w:rFonts w:ascii="Times New Roman" w:hAnsi="Times New Roman" w:cs="Times New Roman"/>
+          <w:sz w:val="20"/>
+          <w:szCs w:val="20"/>
+          <w:lang w:val="tr-TR"/>
+        </w:rPr>
+        <w:t xml:space="preserve"> üzerine düşen ışığı hesaplıyor ve bunu tıpkı gerçek bir donanım gibi 12-bit ADC değerine (0-4095 aralığında) ve sensör gürültüsüne (</w:t>
+      </w:r>
+      <w:proofErr w:type="spellStart"/>
+      <w:r>
+        <w:rPr>
+          <w:rFonts w:ascii="Times New Roman" w:hAnsi="Times New Roman" w:cs="Times New Roman"/>
+          <w:sz w:val="20"/>
+          <w:szCs w:val="20"/>
+          <w:lang w:val="tr-TR"/>
+        </w:rPr>
+        <w:t>white</w:t>
+      </w:r>
+      <w:proofErr w:type="spellEnd"/>
+      <w:r>
+        <w:rPr>
+          <w:rFonts w:ascii="Times New Roman" w:hAnsi="Times New Roman" w:cs="Times New Roman"/>
+          <w:sz w:val="20"/>
+          <w:szCs w:val="20"/>
+          <w:lang w:val="tr-TR"/>
+        </w:rPr>
+        <w:t xml:space="preserve"> </w:t>
+      </w:r>
+      <w:proofErr w:type="spellStart"/>
+      <w:r>
+        <w:rPr>
+          <w:rFonts w:ascii="Times New Roman" w:hAnsi="Times New Roman" w:cs="Times New Roman"/>
+          <w:sz w:val="20"/>
+          <w:szCs w:val="20"/>
+          <w:lang w:val="tr-TR"/>
+        </w:rPr>
+        <w:t>Gaussian</w:t>
+      </w:r>
+      <w:proofErr w:type="spellEnd"/>
+      <w:r>
+        <w:rPr>
+          <w:rFonts w:ascii="Times New Roman" w:hAnsi="Times New Roman" w:cs="Times New Roman"/>
+          <w:sz w:val="20"/>
+          <w:szCs w:val="20"/>
+          <w:lang w:val="tr-TR"/>
+        </w:rPr>
+        <w:t xml:space="preserve"> </w:t>
+      </w:r>
+      <w:proofErr w:type="spellStart"/>
+      <w:r>
+        <w:rPr>
+          <w:rFonts w:ascii="Times New Roman" w:hAnsi="Times New Roman" w:cs="Times New Roman"/>
+          <w:sz w:val="20"/>
+          <w:szCs w:val="20"/>
+          <w:lang w:val="tr-TR"/>
+        </w:rPr>
+        <w:t>noise</w:t>
+      </w:r>
+      <w:proofErr w:type="spellEnd"/>
+      <w:r>
+        <w:rPr>
+          <w:rFonts w:ascii="Times New Roman" w:hAnsi="Times New Roman" w:cs="Times New Roman"/>
+          <w:sz w:val="20"/>
+          <w:szCs w:val="20"/>
+          <w:lang w:val="tr-TR"/>
+        </w:rPr>
+        <w:t>) dönüştürüyor.</w:t>
       </w:r>
     </w:p>
     <w:p>
@@ -521,7 +1109,47 @@
           <w:szCs w:val="20"/>
           <w:lang w:val="tr-TR"/>
         </w:rPr>
-        <w:t xml:space="preserve"> faiman_temp.m fonksiyonu ile ortam sıcaklığı ve rüzgar verisi kullanılarak panellerin arkasındaki sıcaklık anlık olarak simüle ediliyor.</w:t>
+        <w:t xml:space="preserve"> </w:t>
+      </w:r>
+      <w:proofErr w:type="spellStart"/>
+      <w:r>
+        <w:rPr>
+          <w:rFonts w:ascii="Times New Roman" w:hAnsi="Times New Roman" w:cs="Times New Roman"/>
+          <w:sz w:val="20"/>
+          <w:szCs w:val="20"/>
+          <w:lang w:val="tr-TR"/>
+        </w:rPr>
+        <w:t>faiman_temp.m</w:t>
+      </w:r>
+      <w:proofErr w:type="spellEnd"/>
+      <w:r>
+        <w:rPr>
+          <w:rFonts w:ascii="Times New Roman" w:hAnsi="Times New Roman" w:cs="Times New Roman"/>
+          <w:sz w:val="20"/>
+          <w:szCs w:val="20"/>
+          <w:lang w:val="tr-TR"/>
+        </w:rPr>
+        <w:t xml:space="preserve"> fonksiyonu ile ortam sıcaklığı ve </w:t>
+      </w:r>
+      <w:proofErr w:type="gramStart"/>
+      <w:r>
+        <w:rPr>
+          <w:rFonts w:ascii="Times New Roman" w:hAnsi="Times New Roman" w:cs="Times New Roman"/>
+          <w:sz w:val="20"/>
+          <w:szCs w:val="20"/>
+          <w:lang w:val="tr-TR"/>
+        </w:rPr>
+        <w:t>rüzgar</w:t>
+      </w:r>
+      <w:proofErr w:type="gramEnd"/>
+      <w:r>
+        <w:rPr>
+          <w:rFonts w:ascii="Times New Roman" w:hAnsi="Times New Roman" w:cs="Times New Roman"/>
+          <w:sz w:val="20"/>
+          <w:szCs w:val="20"/>
+          <w:lang w:val="tr-TR"/>
+        </w:rPr>
+        <w:t xml:space="preserve"> verisi kullanılarak panellerin arkasındaki sıcaklık anlık olarak simüle ediliyor.</w:t>
       </w:r>
     </w:p>
     <w:p>
@@ -540,6 +1168,7 @@
           <w:lang w:val="tr-TR"/>
         </w:rPr>
       </w:pPr>
+      <w:proofErr w:type="spellStart"/>
       <w:r>
         <w:rPr>
           <w:rFonts w:ascii="Times New Roman" w:hAnsi="Times New Roman" w:cs="Times New Roman"/>
@@ -549,16 +1178,88 @@
           <w:szCs w:val="20"/>
           <w:lang w:val="tr-TR"/>
         </w:rPr>
-        <w:t>Co-Simulation'da Sensör Enjeksiyonu:</w:t>
-      </w:r>
-      <w:r>
-        <w:rPr>
-          <w:rFonts w:ascii="Times New Roman" w:hAnsi="Times New Roman" w:cs="Times New Roman"/>
-          <w:sz w:val="20"/>
-          <w:szCs w:val="20"/>
-          <w:lang w:val="tr-TR"/>
-        </w:rPr>
-        <w:t xml:space="preserve"> Aşama 2 ve 3'e geçildiğinde, MATLAB'da üretilen bu LDR sensör (ADC) değerleri TCP Port 5001 üzerinden, özel yazılmış bir Python eklentisi (adc_bridge.py) vasıtasıyla doğrudan Renode içindeki sanal STM32'nin donanım register'larına (ADC1-&gt;DR) enjekte ediliyor. Yani sanal işlemci, gerçekten ışık gördüğünü zannediyor!</w:t>
+        <w:t>Co-Simulation'da</w:t>
+      </w:r>
+      <w:proofErr w:type="spellEnd"/>
+      <w:r>
+        <w:rPr>
+          <w:rFonts w:ascii="Times New Roman" w:hAnsi="Times New Roman" w:cs="Times New Roman"/>
+          <w:b/>
+          <w:bCs/>
+          <w:sz w:val="20"/>
+          <w:szCs w:val="20"/>
+          <w:lang w:val="tr-TR"/>
+        </w:rPr>
+        <w:t xml:space="preserve"> Sensör Enjeksiyonu:</w:t>
+      </w:r>
+      <w:r>
+        <w:rPr>
+          <w:rFonts w:ascii="Times New Roman" w:hAnsi="Times New Roman" w:cs="Times New Roman"/>
+          <w:sz w:val="20"/>
+          <w:szCs w:val="20"/>
+          <w:lang w:val="tr-TR"/>
+        </w:rPr>
+        <w:t xml:space="preserve"> Aşama 2 ve 3'e geçildiğinde, </w:t>
+      </w:r>
+      <w:proofErr w:type="spellStart"/>
+      <w:r>
+        <w:rPr>
+          <w:rFonts w:ascii="Times New Roman" w:hAnsi="Times New Roman" w:cs="Times New Roman"/>
+          <w:sz w:val="20"/>
+          <w:szCs w:val="20"/>
+          <w:lang w:val="tr-TR"/>
+        </w:rPr>
+        <w:t>MATLAB'da</w:t>
+      </w:r>
+      <w:proofErr w:type="spellEnd"/>
+      <w:r>
+        <w:rPr>
+          <w:rFonts w:ascii="Times New Roman" w:hAnsi="Times New Roman" w:cs="Times New Roman"/>
+          <w:sz w:val="20"/>
+          <w:szCs w:val="20"/>
+          <w:lang w:val="tr-TR"/>
+        </w:rPr>
+        <w:t xml:space="preserve"> üretilen bu LDR sensör (ADC) değerleri TCP Port 5001 üzerinden, özel yazılmış bir Python eklentisi (adc_bridge.py) vasıtasıyla doğrudan </w:t>
+      </w:r>
+      <w:proofErr w:type="spellStart"/>
+      <w:r>
+        <w:rPr>
+          <w:rFonts w:ascii="Times New Roman" w:hAnsi="Times New Roman" w:cs="Times New Roman"/>
+          <w:sz w:val="20"/>
+          <w:szCs w:val="20"/>
+          <w:lang w:val="tr-TR"/>
+        </w:rPr>
+        <w:t>Renode</w:t>
+      </w:r>
+      <w:proofErr w:type="spellEnd"/>
+      <w:r>
+        <w:rPr>
+          <w:rFonts w:ascii="Times New Roman" w:hAnsi="Times New Roman" w:cs="Times New Roman"/>
+          <w:sz w:val="20"/>
+          <w:szCs w:val="20"/>
+          <w:lang w:val="tr-TR"/>
+        </w:rPr>
+        <w:t xml:space="preserve"> içindeki sanal STM32'nin donanım </w:t>
+      </w:r>
+      <w:proofErr w:type="spellStart"/>
+      <w:r>
+        <w:rPr>
+          <w:rFonts w:ascii="Times New Roman" w:hAnsi="Times New Roman" w:cs="Times New Roman"/>
+          <w:sz w:val="20"/>
+          <w:szCs w:val="20"/>
+          <w:lang w:val="tr-TR"/>
+        </w:rPr>
+        <w:t>register'larına</w:t>
+      </w:r>
+      <w:proofErr w:type="spellEnd"/>
+      <w:r>
+        <w:rPr>
+          <w:rFonts w:ascii="Times New Roman" w:hAnsi="Times New Roman" w:cs="Times New Roman"/>
+          <w:sz w:val="20"/>
+          <w:szCs w:val="20"/>
+          <w:lang w:val="tr-TR"/>
+        </w:rPr>
+        <w:t xml:space="preserve"> (ADC1-&gt;DR) enjekte ediliyor. Yani sanal işlemci, gerçekten ışık gördüğünü zannediyor!</w:t>
       </w:r>
     </w:p>
     <w:p>
@@ -613,7 +1314,27 @@
           <w:szCs w:val="20"/>
           <w:lang w:val="tr-TR"/>
         </w:rPr>
-        <w:t xml:space="preserve"> GL5528 fotodirençleri. Panelin merkezinde, piramidal bir septum (gölgelik) yapısının dört bir yanına (Sağ, Sol, Yukarı, Aşağı) yerleştirilmişlerdir.</w:t>
+        <w:t xml:space="preserve"> GL5528 </w:t>
+      </w:r>
+      <w:proofErr w:type="spellStart"/>
+      <w:r>
+        <w:rPr>
+          <w:rFonts w:ascii="Times New Roman" w:hAnsi="Times New Roman" w:cs="Times New Roman"/>
+          <w:sz w:val="20"/>
+          <w:szCs w:val="20"/>
+          <w:lang w:val="tr-TR"/>
+        </w:rPr>
+        <w:t>fotodirençleri</w:t>
+      </w:r>
+      <w:proofErr w:type="spellEnd"/>
+      <w:r>
+        <w:rPr>
+          <w:rFonts w:ascii="Times New Roman" w:hAnsi="Times New Roman" w:cs="Times New Roman"/>
+          <w:sz w:val="20"/>
+          <w:szCs w:val="20"/>
+          <w:lang w:val="tr-TR"/>
+        </w:rPr>
+        <w:t>. Panelin merkezinde, piramidal bir septum (gölgelik) yapısının dört bir yanına (Sağ, Sol, Yukarı, Aşağı) yerleştirilmişlerdir.</w:t>
       </w:r>
     </w:p>
     <w:p>
@@ -647,7 +1368,127 @@
           <w:szCs w:val="20"/>
           <w:lang w:val="tr-TR"/>
         </w:rPr>
-        <w:t xml:space="preserve"> Güneşin pozisyon hatasını ölçmek. Sistem uyandığında (WAKE durumu) LDR'ler arasındaki voltaj farkına bakarak Pan ve Tilt eksenlerindeki hizasızlığı (e_pan ve e_tilt) hesaplar.</w:t>
+        <w:t xml:space="preserve"> Güneşin pozisyon hatasını ölçmek. Sistem uyandığında (WAKE durumu) </w:t>
+      </w:r>
+      <w:proofErr w:type="spellStart"/>
+      <w:r>
+        <w:rPr>
+          <w:rFonts w:ascii="Times New Roman" w:hAnsi="Times New Roman" w:cs="Times New Roman"/>
+          <w:sz w:val="20"/>
+          <w:szCs w:val="20"/>
+          <w:lang w:val="tr-TR"/>
+        </w:rPr>
+        <w:t>LDR'ler</w:t>
+      </w:r>
+      <w:proofErr w:type="spellEnd"/>
+      <w:r>
+        <w:rPr>
+          <w:rFonts w:ascii="Times New Roman" w:hAnsi="Times New Roman" w:cs="Times New Roman"/>
+          <w:sz w:val="20"/>
+          <w:szCs w:val="20"/>
+          <w:lang w:val="tr-TR"/>
+        </w:rPr>
+        <w:t xml:space="preserve"> arasındaki voltaj farkına bakarak </w:t>
+      </w:r>
+      <w:proofErr w:type="spellStart"/>
+      <w:r>
+        <w:rPr>
+          <w:rFonts w:ascii="Times New Roman" w:hAnsi="Times New Roman" w:cs="Times New Roman"/>
+          <w:sz w:val="20"/>
+          <w:szCs w:val="20"/>
+          <w:lang w:val="tr-TR"/>
+        </w:rPr>
+        <w:t>Pan</w:t>
+      </w:r>
+      <w:proofErr w:type="spellEnd"/>
+      <w:r>
+        <w:rPr>
+          <w:rFonts w:ascii="Times New Roman" w:hAnsi="Times New Roman" w:cs="Times New Roman"/>
+          <w:sz w:val="20"/>
+          <w:szCs w:val="20"/>
+          <w:lang w:val="tr-TR"/>
+        </w:rPr>
+        <w:t xml:space="preserve"> ve </w:t>
+      </w:r>
+      <w:proofErr w:type="spellStart"/>
+      <w:r>
+        <w:rPr>
+          <w:rFonts w:ascii="Times New Roman" w:hAnsi="Times New Roman" w:cs="Times New Roman"/>
+          <w:sz w:val="20"/>
+          <w:szCs w:val="20"/>
+          <w:lang w:val="tr-TR"/>
+        </w:rPr>
+        <w:t>Tilt</w:t>
+      </w:r>
+      <w:proofErr w:type="spellEnd"/>
+      <w:r>
+        <w:rPr>
+          <w:rFonts w:ascii="Times New Roman" w:hAnsi="Times New Roman" w:cs="Times New Roman"/>
+          <w:sz w:val="20"/>
+          <w:szCs w:val="20"/>
+          <w:lang w:val="tr-TR"/>
+        </w:rPr>
+        <w:t xml:space="preserve"> eksenlerindeki </w:t>
+      </w:r>
+      <w:proofErr w:type="spellStart"/>
+      <w:r>
+        <w:rPr>
+          <w:rFonts w:ascii="Times New Roman" w:hAnsi="Times New Roman" w:cs="Times New Roman"/>
+          <w:sz w:val="20"/>
+          <w:szCs w:val="20"/>
+          <w:lang w:val="tr-TR"/>
+        </w:rPr>
+        <w:t>hizasızlığı</w:t>
+      </w:r>
+      <w:proofErr w:type="spellEnd"/>
+      <w:r>
+        <w:rPr>
+          <w:rFonts w:ascii="Times New Roman" w:hAnsi="Times New Roman" w:cs="Times New Roman"/>
+          <w:sz w:val="20"/>
+          <w:szCs w:val="20"/>
+          <w:lang w:val="tr-TR"/>
+        </w:rPr>
+        <w:t xml:space="preserve"> (</w:t>
+      </w:r>
+      <w:proofErr w:type="spellStart"/>
+      <w:r>
+        <w:rPr>
+          <w:rFonts w:ascii="Times New Roman" w:hAnsi="Times New Roman" w:cs="Times New Roman"/>
+          <w:sz w:val="20"/>
+          <w:szCs w:val="20"/>
+          <w:lang w:val="tr-TR"/>
+        </w:rPr>
+        <w:t>e_pan</w:t>
+      </w:r>
+      <w:proofErr w:type="spellEnd"/>
+      <w:r>
+        <w:rPr>
+          <w:rFonts w:ascii="Times New Roman" w:hAnsi="Times New Roman" w:cs="Times New Roman"/>
+          <w:sz w:val="20"/>
+          <w:szCs w:val="20"/>
+          <w:lang w:val="tr-TR"/>
+        </w:rPr>
+        <w:t xml:space="preserve"> ve </w:t>
+      </w:r>
+      <w:proofErr w:type="spellStart"/>
+      <w:r>
+        <w:rPr>
+          <w:rFonts w:ascii="Times New Roman" w:hAnsi="Times New Roman" w:cs="Times New Roman"/>
+          <w:sz w:val="20"/>
+          <w:szCs w:val="20"/>
+          <w:lang w:val="tr-TR"/>
+        </w:rPr>
+        <w:t>e_tilt</w:t>
+      </w:r>
+      <w:proofErr w:type="spellEnd"/>
+      <w:r>
+        <w:rPr>
+          <w:rFonts w:ascii="Times New Roman" w:hAnsi="Times New Roman" w:cs="Times New Roman"/>
+          <w:sz w:val="20"/>
+          <w:szCs w:val="20"/>
+          <w:lang w:val="tr-TR"/>
+        </w:rPr>
+        <w:t>) hesaplar.</w:t>
       </w:r>
     </w:p>
     <w:p>
@@ -702,7 +1543,27 @@
           <w:szCs w:val="20"/>
           <w:lang w:val="tr-TR"/>
         </w:rPr>
-        <w:t xml:space="preserve"> I2C protokolü ile haberleşen yüksek hassasiyetli güç sensörleri.</w:t>
+        <w:t xml:space="preserve"> I2C protokolü ile haberleşen yüksek hassasiyetli güç </w:t>
+      </w:r>
+      <w:proofErr w:type="gramStart"/>
+      <w:r>
+        <w:rPr>
+          <w:rFonts w:ascii="Times New Roman" w:hAnsi="Times New Roman" w:cs="Times New Roman"/>
+          <w:sz w:val="20"/>
+          <w:szCs w:val="20"/>
+          <w:lang w:val="tr-TR"/>
+        </w:rPr>
+        <w:t>sensörleri</w:t>
+      </w:r>
+      <w:proofErr w:type="gramEnd"/>
+      <w:r>
+        <w:rPr>
+          <w:rFonts w:ascii="Times New Roman" w:hAnsi="Times New Roman" w:cs="Times New Roman"/>
+          <w:sz w:val="20"/>
+          <w:szCs w:val="20"/>
+          <w:lang w:val="tr-TR"/>
+        </w:rPr>
+        <w:t>.</w:t>
       </w:r>
     </w:p>
     <w:p>
@@ -805,7 +1666,67 @@
           <w:szCs w:val="20"/>
           <w:lang w:val="tr-TR"/>
         </w:rPr>
-        <w:t>1 adedi ise "System Bus" üzerinde durarak motorların ve mikrodenetleyicilerin harcadığı o kritik parazitik tüketimi ölçer.</w:t>
+        <w:t>1 adedi ise "</w:t>
+      </w:r>
+      <w:proofErr w:type="spellStart"/>
+      <w:r>
+        <w:rPr>
+          <w:rFonts w:ascii="Times New Roman" w:hAnsi="Times New Roman" w:cs="Times New Roman"/>
+          <w:sz w:val="20"/>
+          <w:szCs w:val="20"/>
+          <w:lang w:val="tr-TR"/>
+        </w:rPr>
+        <w:t>System</w:t>
+      </w:r>
+      <w:proofErr w:type="spellEnd"/>
+      <w:r>
+        <w:rPr>
+          <w:rFonts w:ascii="Times New Roman" w:hAnsi="Times New Roman" w:cs="Times New Roman"/>
+          <w:sz w:val="20"/>
+          <w:szCs w:val="20"/>
+          <w:lang w:val="tr-TR"/>
+        </w:rPr>
+        <w:t xml:space="preserve"> </w:t>
+      </w:r>
+      <w:proofErr w:type="spellStart"/>
+      <w:r>
+        <w:rPr>
+          <w:rFonts w:ascii="Times New Roman" w:hAnsi="Times New Roman" w:cs="Times New Roman"/>
+          <w:sz w:val="20"/>
+          <w:szCs w:val="20"/>
+          <w:lang w:val="tr-TR"/>
+        </w:rPr>
+        <w:t>Bus</w:t>
+      </w:r>
+      <w:proofErr w:type="spellEnd"/>
+      <w:r>
+        <w:rPr>
+          <w:rFonts w:ascii="Times New Roman" w:hAnsi="Times New Roman" w:cs="Times New Roman"/>
+          <w:sz w:val="20"/>
+          <w:szCs w:val="20"/>
+          <w:lang w:val="tr-TR"/>
+        </w:rPr>
+        <w:t xml:space="preserve">" üzerinde durarak motorların ve mikrodenetleyicilerin harcadığı o kritik </w:t>
+      </w:r>
+      <w:proofErr w:type="spellStart"/>
+      <w:r>
+        <w:rPr>
+          <w:rFonts w:ascii="Times New Roman" w:hAnsi="Times New Roman" w:cs="Times New Roman"/>
+          <w:sz w:val="20"/>
+          <w:szCs w:val="20"/>
+          <w:lang w:val="tr-TR"/>
+        </w:rPr>
+        <w:t>parazitik</w:t>
+      </w:r>
+      <w:proofErr w:type="spellEnd"/>
+      <w:r>
+        <w:rPr>
+          <w:rFonts w:ascii="Times New Roman" w:hAnsi="Times New Roman" w:cs="Times New Roman"/>
+          <w:sz w:val="20"/>
+          <w:szCs w:val="20"/>
+          <w:lang w:val="tr-TR"/>
+        </w:rPr>
+        <w:t xml:space="preserve"> tüketimi ölçer.</w:t>
       </w:r>
     </w:p>
     <w:p>
@@ -860,7 +1781,27 @@
           <w:szCs w:val="20"/>
           <w:lang w:val="tr-TR"/>
         </w:rPr>
-        <w:t xml:space="preserve"> 1-Wire veri yolu (bus) ile bağlanan dijital ısı sensörleri.</w:t>
+        <w:t xml:space="preserve"> 1-Wire veri yolu (</w:t>
+      </w:r>
+      <w:proofErr w:type="spellStart"/>
+      <w:r>
+        <w:rPr>
+          <w:rFonts w:ascii="Times New Roman" w:hAnsi="Times New Roman" w:cs="Times New Roman"/>
+          <w:sz w:val="20"/>
+          <w:szCs w:val="20"/>
+          <w:lang w:val="tr-TR"/>
+        </w:rPr>
+        <w:t>bus</w:t>
+      </w:r>
+      <w:proofErr w:type="spellEnd"/>
+      <w:r>
+        <w:rPr>
+          <w:rFonts w:ascii="Times New Roman" w:hAnsi="Times New Roman" w:cs="Times New Roman"/>
+          <w:sz w:val="20"/>
+          <w:szCs w:val="20"/>
+          <w:lang w:val="tr-TR"/>
+        </w:rPr>
+        <w:t>) ile bağlanan dijital ısı sensörleri.</w:t>
       </w:r>
     </w:p>
     <w:p>
@@ -894,7 +1835,27 @@
           <w:szCs w:val="20"/>
           <w:lang w:val="tr-TR"/>
         </w:rPr>
-        <w:t xml:space="preserve"> Faiman termal modelini (ısı kaynaklı verim düşüşünü) doğrulamak için her bir panelin arkasına termal macunla yapıştırılmışlardır. Panellerin güneşi takip ederken ne kadar ısındığını ölçerler.</w:t>
+        <w:t xml:space="preserve"> </w:t>
+      </w:r>
+      <w:proofErr w:type="spellStart"/>
+      <w:r>
+        <w:rPr>
+          <w:rFonts w:ascii="Times New Roman" w:hAnsi="Times New Roman" w:cs="Times New Roman"/>
+          <w:sz w:val="20"/>
+          <w:szCs w:val="20"/>
+          <w:lang w:val="tr-TR"/>
+        </w:rPr>
+        <w:t>Faiman</w:t>
+      </w:r>
+      <w:proofErr w:type="spellEnd"/>
+      <w:r>
+        <w:rPr>
+          <w:rFonts w:ascii="Times New Roman" w:hAnsi="Times New Roman" w:cs="Times New Roman"/>
+          <w:sz w:val="20"/>
+          <w:szCs w:val="20"/>
+          <w:lang w:val="tr-TR"/>
+        </w:rPr>
+        <w:t xml:space="preserve"> termal modelini (ısı kaynaklı verim düşüşünü) doğrulamak için her bir panelin arkasına termal macunla yapıştırılmışlardır. Panellerin güneşi takip ederken ne kadar ısındığını ölçerler.</w:t>
       </w:r>
     </w:p>
     <w:p>
@@ -949,7 +1910,27 @@
           <w:szCs w:val="20"/>
           <w:lang w:val="tr-TR"/>
         </w:rPr>
-        <w:t xml:space="preserve"> Geleneksel bir "çevre sensörü" olmasa da sistemin zaman algısını oluşturur. Veri toplama (logger) aşamasında SD karta yazılan verilerin zaman damgasını üretir ve gece uykusu gibi uzun süreli zamanlamaları yönetir.</w:t>
+        <w:t xml:space="preserve"> Geleneksel bir "çevre sensörü" olmasa da sistemin zaman algısını oluşturur. Veri toplama (</w:t>
+      </w:r>
+      <w:proofErr w:type="spellStart"/>
+      <w:r>
+        <w:rPr>
+          <w:rFonts w:ascii="Times New Roman" w:hAnsi="Times New Roman" w:cs="Times New Roman"/>
+          <w:sz w:val="20"/>
+          <w:szCs w:val="20"/>
+          <w:lang w:val="tr-TR"/>
+        </w:rPr>
+        <w:t>logger</w:t>
+      </w:r>
+      <w:proofErr w:type="spellEnd"/>
+      <w:r>
+        <w:rPr>
+          <w:rFonts w:ascii="Times New Roman" w:hAnsi="Times New Roman" w:cs="Times New Roman"/>
+          <w:sz w:val="20"/>
+          <w:szCs w:val="20"/>
+          <w:lang w:val="tr-TR"/>
+        </w:rPr>
+        <w:t>) aşamasında SD karta yazılan verilerin zaman damgasını üretir ve gece uykusu gibi uzun süreli zamanlamaları yönetir.</w:t>
       </w:r>
     </w:p>
     <w:p>
@@ -1005,26 +1986,166 @@
           <w:szCs w:val="20"/>
           <w:lang w:val="tr-TR"/>
         </w:rPr>
-        <w:t xml:space="preserve"> Rapordaki donanım çapraz referans tablosunda, güneş efemerisi (güneşin astronomik açısı) modellemelerini doğrulamak için konum ve zaman verisi sağlayabilecek opsiyonel bir bileşen olarak listelenmiştir (sabit bir konum girilerek RTC ile de ikame edilebilir).</w:t>
-      </w:r>
-    </w:p>
-    <w:p>
-      <w:pPr>
-        <w:rPr>
-          <w:rFonts w:ascii="Times New Roman" w:hAnsi="Times New Roman" w:cs="Times New Roman"/>
-          <w:sz w:val="20"/>
-          <w:szCs w:val="20"/>
-          <w:lang w:val="tr-TR"/>
-        </w:rPr>
-      </w:pPr>
-      <w:r>
-        <w:rPr>
-          <w:rFonts w:ascii="Times New Roman" w:hAnsi="Times New Roman" w:cs="Times New Roman"/>
-          <w:sz w:val="20"/>
-          <w:szCs w:val="20"/>
-          <w:lang w:val="tr-TR"/>
-        </w:rPr>
-        <w:t>Tüm bu sensörler, Aşama 3'e (Tam Co-Simulation) geçtiğimizde TCP soketleri üzerinden (Örneğin Port 5001'den LDR'ler, Port 5003'ten INA226'lar) MATLAB'dan Wokwi ve Renode emülatörlerine akacak şekilde planlanmış.</w:t>
+        <w:t xml:space="preserve"> Rapordaki donanım çapraz referans tablosunda, güneş </w:t>
+      </w:r>
+      <w:proofErr w:type="spellStart"/>
+      <w:r>
+        <w:rPr>
+          <w:rFonts w:ascii="Times New Roman" w:hAnsi="Times New Roman" w:cs="Times New Roman"/>
+          <w:sz w:val="20"/>
+          <w:szCs w:val="20"/>
+          <w:lang w:val="tr-TR"/>
+        </w:rPr>
+        <w:t>efemerisi</w:t>
+      </w:r>
+      <w:proofErr w:type="spellEnd"/>
+      <w:r>
+        <w:rPr>
+          <w:rFonts w:ascii="Times New Roman" w:hAnsi="Times New Roman" w:cs="Times New Roman"/>
+          <w:sz w:val="20"/>
+          <w:szCs w:val="20"/>
+          <w:lang w:val="tr-TR"/>
+        </w:rPr>
+        <w:t xml:space="preserve"> (güneşin astronomik açısı) modellemelerini doğrulamak için konum ve zaman verisi sağlayabilecek opsiyonel bir bileşen olarak listelenmiştir (sabit bir konum girilerek RTC ile de ikame edilebilir).</w:t>
+      </w:r>
+    </w:p>
+    <w:p>
+      <w:pPr>
+        <w:rPr>
+          <w:rFonts w:ascii="Times New Roman" w:hAnsi="Times New Roman" w:cs="Times New Roman"/>
+          <w:sz w:val="20"/>
+          <w:szCs w:val="20"/>
+          <w:lang w:val="tr-TR"/>
+        </w:rPr>
+      </w:pPr>
+      <w:r>
+        <w:rPr>
+          <w:rFonts w:ascii="Times New Roman" w:hAnsi="Times New Roman" w:cs="Times New Roman"/>
+          <w:sz w:val="20"/>
+          <w:szCs w:val="20"/>
+          <w:lang w:val="tr-TR"/>
+        </w:rPr>
+        <w:t xml:space="preserve">Tüm bu sensörler, Aşama 3'e (Tam </w:t>
+      </w:r>
+      <w:proofErr w:type="spellStart"/>
+      <w:r>
+        <w:rPr>
+          <w:rFonts w:ascii="Times New Roman" w:hAnsi="Times New Roman" w:cs="Times New Roman"/>
+          <w:sz w:val="20"/>
+          <w:szCs w:val="20"/>
+          <w:lang w:val="tr-TR"/>
+        </w:rPr>
+        <w:t>Co-Simulation</w:t>
+      </w:r>
+      <w:proofErr w:type="spellEnd"/>
+      <w:r>
+        <w:rPr>
+          <w:rFonts w:ascii="Times New Roman" w:hAnsi="Times New Roman" w:cs="Times New Roman"/>
+          <w:sz w:val="20"/>
+          <w:szCs w:val="20"/>
+          <w:lang w:val="tr-TR"/>
+        </w:rPr>
+        <w:t xml:space="preserve">) geçtiğimizde TCP soketleri üzerinden (Örneğin Port 5001'den </w:t>
+      </w:r>
+      <w:proofErr w:type="spellStart"/>
+      <w:r>
+        <w:rPr>
+          <w:rFonts w:ascii="Times New Roman" w:hAnsi="Times New Roman" w:cs="Times New Roman"/>
+          <w:sz w:val="20"/>
+          <w:szCs w:val="20"/>
+          <w:lang w:val="tr-TR"/>
+        </w:rPr>
+        <w:t>LDR'ler</w:t>
+      </w:r>
+      <w:proofErr w:type="spellEnd"/>
+      <w:r>
+        <w:rPr>
+          <w:rFonts w:ascii="Times New Roman" w:hAnsi="Times New Roman" w:cs="Times New Roman"/>
+          <w:sz w:val="20"/>
+          <w:szCs w:val="20"/>
+          <w:lang w:val="tr-TR"/>
+        </w:rPr>
+        <w:t xml:space="preserve">, Port 5003'ten INA226'lar) </w:t>
+      </w:r>
+      <w:proofErr w:type="spellStart"/>
+      <w:r>
+        <w:rPr>
+          <w:rFonts w:ascii="Times New Roman" w:hAnsi="Times New Roman" w:cs="Times New Roman"/>
+          <w:sz w:val="20"/>
+          <w:szCs w:val="20"/>
+          <w:lang w:val="tr-TR"/>
+        </w:rPr>
+        <w:t>MATLAB'dan</w:t>
+      </w:r>
+      <w:proofErr w:type="spellEnd"/>
+      <w:r>
+        <w:rPr>
+          <w:rFonts w:ascii="Times New Roman" w:hAnsi="Times New Roman" w:cs="Times New Roman"/>
+          <w:sz w:val="20"/>
+          <w:szCs w:val="20"/>
+          <w:lang w:val="tr-TR"/>
+        </w:rPr>
+        <w:t xml:space="preserve"> </w:t>
+      </w:r>
+      <w:proofErr w:type="spellStart"/>
+      <w:r>
+        <w:rPr>
+          <w:rFonts w:ascii="Times New Roman" w:hAnsi="Times New Roman" w:cs="Times New Roman"/>
+          <w:sz w:val="20"/>
+          <w:szCs w:val="20"/>
+          <w:lang w:val="tr-TR"/>
+        </w:rPr>
+        <w:t>Wokwi</w:t>
+      </w:r>
+      <w:proofErr w:type="spellEnd"/>
+      <w:r>
+        <w:rPr>
+          <w:rFonts w:ascii="Times New Roman" w:hAnsi="Times New Roman" w:cs="Times New Roman"/>
+          <w:sz w:val="20"/>
+          <w:szCs w:val="20"/>
+          <w:lang w:val="tr-TR"/>
+        </w:rPr>
+        <w:t xml:space="preserve"> ve </w:t>
+      </w:r>
+      <w:proofErr w:type="spellStart"/>
+      <w:r>
+        <w:rPr>
+          <w:rFonts w:ascii="Times New Roman" w:hAnsi="Times New Roman" w:cs="Times New Roman"/>
+          <w:sz w:val="20"/>
+          <w:szCs w:val="20"/>
+          <w:lang w:val="tr-TR"/>
+        </w:rPr>
+        <w:t>Renode</w:t>
+      </w:r>
+      <w:proofErr w:type="spellEnd"/>
+      <w:r>
+        <w:rPr>
+          <w:rFonts w:ascii="Times New Roman" w:hAnsi="Times New Roman" w:cs="Times New Roman"/>
+          <w:sz w:val="20"/>
+          <w:szCs w:val="20"/>
+          <w:lang w:val="tr-TR"/>
+        </w:rPr>
+        <w:t xml:space="preserve"> </w:t>
+      </w:r>
+      <w:proofErr w:type="spellStart"/>
+      <w:r>
+        <w:rPr>
+          <w:rFonts w:ascii="Times New Roman" w:hAnsi="Times New Roman" w:cs="Times New Roman"/>
+          <w:sz w:val="20"/>
+          <w:szCs w:val="20"/>
+          <w:lang w:val="tr-TR"/>
+        </w:rPr>
+        <w:t>emülatörlerine</w:t>
+      </w:r>
+      <w:proofErr w:type="spellEnd"/>
+      <w:r>
+        <w:rPr>
+          <w:rFonts w:ascii="Times New Roman" w:hAnsi="Times New Roman" w:cs="Times New Roman"/>
+          <w:sz w:val="20"/>
+          <w:szCs w:val="20"/>
+          <w:lang w:val="tr-TR"/>
+        </w:rPr>
+        <w:t xml:space="preserve"> akacak şekilde planlanmış.</w:t>
       </w:r>
     </w:p>
     <w:p>
@@ -1110,7 +2231,31 @@
           <w:szCs w:val="20"/>
           <w:lang w:val="tr-TR"/>
         </w:rPr>
-        <w:t>1. Güneşin Konumu (Ephemeris)</w:t>
+        <w:t>1. Güneşin Konumu (</w:t>
+      </w:r>
+      <w:proofErr w:type="spellStart"/>
+      <w:r>
+        <w:rPr>
+          <w:rFonts w:ascii="Times New Roman" w:hAnsi="Times New Roman" w:cs="Times New Roman"/>
+          <w:b/>
+          <w:bCs/>
+          <w:sz w:val="20"/>
+          <w:szCs w:val="20"/>
+          <w:lang w:val="tr-TR"/>
+        </w:rPr>
+        <w:t>Ephemeris</w:t>
+      </w:r>
+      <w:proofErr w:type="spellEnd"/>
+      <w:r>
+        <w:rPr>
+          <w:rFonts w:ascii="Times New Roman" w:hAnsi="Times New Roman" w:cs="Times New Roman"/>
+          <w:b/>
+          <w:bCs/>
+          <w:sz w:val="20"/>
+          <w:szCs w:val="20"/>
+          <w:lang w:val="tr-TR"/>
+        </w:rPr>
+        <w:t>)</w:t>
       </w:r>
     </w:p>
     <w:p>
@@ -1144,7 +2289,47 @@
           <w:szCs w:val="20"/>
           <w:lang w:val="tr-TR"/>
         </w:rPr>
-        <w:t xml:space="preserve"> solar_ephemeris_local.m (Zaman denklemini ve deklinasyonu çok detaylı Fourier serileriyle -Spencer algoritması- hesaplıyor. Sadece açı dönüyor).</w:t>
+        <w:t xml:space="preserve"> </w:t>
+      </w:r>
+      <w:proofErr w:type="spellStart"/>
+      <w:r>
+        <w:rPr>
+          <w:rFonts w:ascii="Times New Roman" w:hAnsi="Times New Roman" w:cs="Times New Roman"/>
+          <w:sz w:val="20"/>
+          <w:szCs w:val="20"/>
+          <w:lang w:val="tr-TR"/>
+        </w:rPr>
+        <w:t>solar_ephemeris_local.m</w:t>
+      </w:r>
+      <w:proofErr w:type="spellEnd"/>
+      <w:r>
+        <w:rPr>
+          <w:rFonts w:ascii="Times New Roman" w:hAnsi="Times New Roman" w:cs="Times New Roman"/>
+          <w:sz w:val="20"/>
+          <w:szCs w:val="20"/>
+          <w:lang w:val="tr-TR"/>
+        </w:rPr>
+        <w:t xml:space="preserve"> (Zaman denklemini ve deklinasyonu çok detaylı Fourier serileriyle -</w:t>
+      </w:r>
+      <w:proofErr w:type="spellStart"/>
+      <w:r>
+        <w:rPr>
+          <w:rFonts w:ascii="Times New Roman" w:hAnsi="Times New Roman" w:cs="Times New Roman"/>
+          <w:sz w:val="20"/>
+          <w:szCs w:val="20"/>
+          <w:lang w:val="tr-TR"/>
+        </w:rPr>
+        <w:t>Spencer</w:t>
+      </w:r>
+      <w:proofErr w:type="spellEnd"/>
+      <w:r>
+        <w:rPr>
+          <w:rFonts w:ascii="Times New Roman" w:hAnsi="Times New Roman" w:cs="Times New Roman"/>
+          <w:sz w:val="20"/>
+          <w:szCs w:val="20"/>
+          <w:lang w:val="tr-TR"/>
+        </w:rPr>
+        <w:t xml:space="preserve"> algoritması- hesaplıyor. Sadece açı dönüyor).</w:t>
       </w:r>
     </w:p>
     <w:p>
@@ -1178,7 +2363,67 @@
           <w:szCs w:val="20"/>
           <w:lang w:val="tr-TR"/>
         </w:rPr>
-        <w:t xml:space="preserve"> getSunVector.m (Daha pratik, datetime ile çalışıyor, ama sistemin kalbi olan o 3D gövde vektörünü S_vec dönüyor).</w:t>
+        <w:t xml:space="preserve"> </w:t>
+      </w:r>
+      <w:proofErr w:type="spellStart"/>
+      <w:r>
+        <w:rPr>
+          <w:rFonts w:ascii="Times New Roman" w:hAnsi="Times New Roman" w:cs="Times New Roman"/>
+          <w:sz w:val="20"/>
+          <w:szCs w:val="20"/>
+          <w:lang w:val="tr-TR"/>
+        </w:rPr>
+        <w:t>getSunVector.m</w:t>
+      </w:r>
+      <w:proofErr w:type="spellEnd"/>
+      <w:r>
+        <w:rPr>
+          <w:rFonts w:ascii="Times New Roman" w:hAnsi="Times New Roman" w:cs="Times New Roman"/>
+          <w:sz w:val="20"/>
+          <w:szCs w:val="20"/>
+          <w:lang w:val="tr-TR"/>
+        </w:rPr>
+        <w:t xml:space="preserve"> (Daha pratik, </w:t>
+      </w:r>
+      <w:proofErr w:type="spellStart"/>
+      <w:r>
+        <w:rPr>
+          <w:rFonts w:ascii="Times New Roman" w:hAnsi="Times New Roman" w:cs="Times New Roman"/>
+          <w:sz w:val="20"/>
+          <w:szCs w:val="20"/>
+          <w:lang w:val="tr-TR"/>
+        </w:rPr>
+        <w:t>datetime</w:t>
+      </w:r>
+      <w:proofErr w:type="spellEnd"/>
+      <w:r>
+        <w:rPr>
+          <w:rFonts w:ascii="Times New Roman" w:hAnsi="Times New Roman" w:cs="Times New Roman"/>
+          <w:sz w:val="20"/>
+          <w:szCs w:val="20"/>
+          <w:lang w:val="tr-TR"/>
+        </w:rPr>
+        <w:t xml:space="preserve"> ile çalışıyor, ama sistemin kalbi olan o 3D gövde vektörünü </w:t>
+      </w:r>
+      <w:proofErr w:type="spellStart"/>
+      <w:r>
+        <w:rPr>
+          <w:rFonts w:ascii="Times New Roman" w:hAnsi="Times New Roman" w:cs="Times New Roman"/>
+          <w:sz w:val="20"/>
+          <w:szCs w:val="20"/>
+          <w:lang w:val="tr-TR"/>
+        </w:rPr>
+        <w:t>S_vec</w:t>
+      </w:r>
+      <w:proofErr w:type="spellEnd"/>
+      <w:r>
+        <w:rPr>
+          <w:rFonts w:ascii="Times New Roman" w:hAnsi="Times New Roman" w:cs="Times New Roman"/>
+          <w:sz w:val="20"/>
+          <w:szCs w:val="20"/>
+          <w:lang w:val="tr-TR"/>
+        </w:rPr>
+        <w:t xml:space="preserve"> dönüyor).</w:t>
       </w:r>
     </w:p>
     <w:p>
@@ -1212,7 +2457,67 @@
           <w:szCs w:val="20"/>
           <w:lang w:val="tr-TR"/>
         </w:rPr>
-        <w:t xml:space="preserve"> Mevcut kodunuzdaki S_vec vektörü olmadan sisteminizin geri kalanı (LDR ve Panel açıları) çalışamaz. Ancak SIL'in kullandığı Spencer matematiği akademik hakemlerin çok hoşuna gidecek bir hassasiyettedir.</w:t>
+        <w:t xml:space="preserve"> Mevcut kodunuzdaki </w:t>
+      </w:r>
+      <w:proofErr w:type="spellStart"/>
+      <w:r>
+        <w:rPr>
+          <w:rFonts w:ascii="Times New Roman" w:hAnsi="Times New Roman" w:cs="Times New Roman"/>
+          <w:sz w:val="20"/>
+          <w:szCs w:val="20"/>
+          <w:lang w:val="tr-TR"/>
+        </w:rPr>
+        <w:t>S_vec</w:t>
+      </w:r>
+      <w:proofErr w:type="spellEnd"/>
+      <w:r>
+        <w:rPr>
+          <w:rFonts w:ascii="Times New Roman" w:hAnsi="Times New Roman" w:cs="Times New Roman"/>
+          <w:sz w:val="20"/>
+          <w:szCs w:val="20"/>
+          <w:lang w:val="tr-TR"/>
+        </w:rPr>
+        <w:t xml:space="preserve"> vektörü olmadan sisteminizin geri kalanı (LDR ve Panel açıları) çalışamaz. Ancak </w:t>
+      </w:r>
+      <w:proofErr w:type="spellStart"/>
+      <w:r>
+        <w:rPr>
+          <w:rFonts w:ascii="Times New Roman" w:hAnsi="Times New Roman" w:cs="Times New Roman"/>
+          <w:sz w:val="20"/>
+          <w:szCs w:val="20"/>
+          <w:lang w:val="tr-TR"/>
+        </w:rPr>
+        <w:t>SIL'in</w:t>
+      </w:r>
+      <w:proofErr w:type="spellEnd"/>
+      <w:r>
+        <w:rPr>
+          <w:rFonts w:ascii="Times New Roman" w:hAnsi="Times New Roman" w:cs="Times New Roman"/>
+          <w:sz w:val="20"/>
+          <w:szCs w:val="20"/>
+          <w:lang w:val="tr-TR"/>
+        </w:rPr>
+        <w:t xml:space="preserve"> kullandığı </w:t>
+      </w:r>
+      <w:proofErr w:type="spellStart"/>
+      <w:r>
+        <w:rPr>
+          <w:rFonts w:ascii="Times New Roman" w:hAnsi="Times New Roman" w:cs="Times New Roman"/>
+          <w:sz w:val="20"/>
+          <w:szCs w:val="20"/>
+          <w:lang w:val="tr-TR"/>
+        </w:rPr>
+        <w:t>Spencer</w:t>
+      </w:r>
+      <w:proofErr w:type="spellEnd"/>
+      <w:r>
+        <w:rPr>
+          <w:rFonts w:ascii="Times New Roman" w:hAnsi="Times New Roman" w:cs="Times New Roman"/>
+          <w:sz w:val="20"/>
+          <w:szCs w:val="20"/>
+          <w:lang w:val="tr-TR"/>
+        </w:rPr>
+        <w:t xml:space="preserve"> matematiği akademik hakemlerin çok hoşuna gidecek bir hassasiyettedir.</w:t>
       </w:r>
     </w:p>
     <w:p>
@@ -1266,7 +2571,67 @@
           <w:szCs w:val="20"/>
           <w:lang w:val="tr-TR"/>
         </w:rPr>
-        <w:t xml:space="preserve"> İç matematiği SIL'in Spencer denklemleriyle güncelleyelim, ancak çıktıyı yine sizin sistemin beklediği S_vec formatında versin.</w:t>
+        <w:t xml:space="preserve"> İç matematiği </w:t>
+      </w:r>
+      <w:proofErr w:type="spellStart"/>
+      <w:r>
+        <w:rPr>
+          <w:rFonts w:ascii="Times New Roman" w:hAnsi="Times New Roman" w:cs="Times New Roman"/>
+          <w:sz w:val="20"/>
+          <w:szCs w:val="20"/>
+          <w:lang w:val="tr-TR"/>
+        </w:rPr>
+        <w:t>SIL'in</w:t>
+      </w:r>
+      <w:proofErr w:type="spellEnd"/>
+      <w:r>
+        <w:rPr>
+          <w:rFonts w:ascii="Times New Roman" w:hAnsi="Times New Roman" w:cs="Times New Roman"/>
+          <w:sz w:val="20"/>
+          <w:szCs w:val="20"/>
+          <w:lang w:val="tr-TR"/>
+        </w:rPr>
+        <w:t xml:space="preserve"> </w:t>
+      </w:r>
+      <w:proofErr w:type="spellStart"/>
+      <w:r>
+        <w:rPr>
+          <w:rFonts w:ascii="Times New Roman" w:hAnsi="Times New Roman" w:cs="Times New Roman"/>
+          <w:sz w:val="20"/>
+          <w:szCs w:val="20"/>
+          <w:lang w:val="tr-TR"/>
+        </w:rPr>
+        <w:t>Spencer</w:t>
+      </w:r>
+      <w:proofErr w:type="spellEnd"/>
+      <w:r>
+        <w:rPr>
+          <w:rFonts w:ascii="Times New Roman" w:hAnsi="Times New Roman" w:cs="Times New Roman"/>
+          <w:sz w:val="20"/>
+          <w:szCs w:val="20"/>
+          <w:lang w:val="tr-TR"/>
+        </w:rPr>
+        <w:t xml:space="preserve"> denklemleriyle güncelleyelim, ancak çıktıyı yine sizin sistemin beklediği </w:t>
+      </w:r>
+      <w:proofErr w:type="spellStart"/>
+      <w:r>
+        <w:rPr>
+          <w:rFonts w:ascii="Times New Roman" w:hAnsi="Times New Roman" w:cs="Times New Roman"/>
+          <w:sz w:val="20"/>
+          <w:szCs w:val="20"/>
+          <w:lang w:val="tr-TR"/>
+        </w:rPr>
+        <w:t>S_vec</w:t>
+      </w:r>
+      <w:proofErr w:type="spellEnd"/>
+      <w:r>
+        <w:rPr>
+          <w:rFonts w:ascii="Times New Roman" w:hAnsi="Times New Roman" w:cs="Times New Roman"/>
+          <w:sz w:val="20"/>
+          <w:szCs w:val="20"/>
+          <w:lang w:val="tr-TR"/>
+        </w:rPr>
+        <w:t xml:space="preserve"> formatında versin.</w:t>
       </w:r>
     </w:p>
     <w:p>
@@ -1323,7 +2688,27 @@
           <w:szCs w:val="20"/>
           <w:lang w:val="tr-TR"/>
         </w:rPr>
-        <w:t xml:space="preserve"> ldr_septum_model.m (Basit bir üçgen benzerliğiyle gölge oranını hesaplıyor).</w:t>
+        <w:t xml:space="preserve"> </w:t>
+      </w:r>
+      <w:proofErr w:type="spellStart"/>
+      <w:r>
+        <w:rPr>
+          <w:rFonts w:ascii="Times New Roman" w:hAnsi="Times New Roman" w:cs="Times New Roman"/>
+          <w:sz w:val="20"/>
+          <w:szCs w:val="20"/>
+          <w:lang w:val="tr-TR"/>
+        </w:rPr>
+        <w:t>ldr_septum_model.m</w:t>
+      </w:r>
+      <w:proofErr w:type="spellEnd"/>
+      <w:r>
+        <w:rPr>
+          <w:rFonts w:ascii="Times New Roman" w:hAnsi="Times New Roman" w:cs="Times New Roman"/>
+          <w:sz w:val="20"/>
+          <w:szCs w:val="20"/>
+          <w:lang w:val="tr-TR"/>
+        </w:rPr>
+        <w:t xml:space="preserve"> (Basit bir üçgen benzerliğiyle gölge oranını hesaplıyor).</w:t>
       </w:r>
     </w:p>
     <w:p>
@@ -1357,7 +2742,67 @@
           <w:szCs w:val="20"/>
           <w:lang w:val="tr-TR"/>
         </w:rPr>
-        <w:t xml:space="preserve"> readLDRs.m (İnanılmaz detaylı! GL5528 fotodirencinin datasheet parametrelerini, gama katsayısını ve 5 noktalı yüzey integralini kullanıyor).</w:t>
+        <w:t xml:space="preserve"> </w:t>
+      </w:r>
+      <w:proofErr w:type="spellStart"/>
+      <w:r>
+        <w:rPr>
+          <w:rFonts w:ascii="Times New Roman" w:hAnsi="Times New Roman" w:cs="Times New Roman"/>
+          <w:sz w:val="20"/>
+          <w:szCs w:val="20"/>
+          <w:lang w:val="tr-TR"/>
+        </w:rPr>
+        <w:t>readLDRs.m</w:t>
+      </w:r>
+      <w:proofErr w:type="spellEnd"/>
+      <w:r>
+        <w:rPr>
+          <w:rFonts w:ascii="Times New Roman" w:hAnsi="Times New Roman" w:cs="Times New Roman"/>
+          <w:sz w:val="20"/>
+          <w:szCs w:val="20"/>
+          <w:lang w:val="tr-TR"/>
+        </w:rPr>
+        <w:t xml:space="preserve"> (İnanılmaz detaylı! GL5528 </w:t>
+      </w:r>
+      <w:proofErr w:type="spellStart"/>
+      <w:r>
+        <w:rPr>
+          <w:rFonts w:ascii="Times New Roman" w:hAnsi="Times New Roman" w:cs="Times New Roman"/>
+          <w:sz w:val="20"/>
+          <w:szCs w:val="20"/>
+          <w:lang w:val="tr-TR"/>
+        </w:rPr>
+        <w:t>fotodirencinin</w:t>
+      </w:r>
+      <w:proofErr w:type="spellEnd"/>
+      <w:r>
+        <w:rPr>
+          <w:rFonts w:ascii="Times New Roman" w:hAnsi="Times New Roman" w:cs="Times New Roman"/>
+          <w:sz w:val="20"/>
+          <w:szCs w:val="20"/>
+          <w:lang w:val="tr-TR"/>
+        </w:rPr>
+        <w:t xml:space="preserve"> </w:t>
+      </w:r>
+      <w:proofErr w:type="spellStart"/>
+      <w:r>
+        <w:rPr>
+          <w:rFonts w:ascii="Times New Roman" w:hAnsi="Times New Roman" w:cs="Times New Roman"/>
+          <w:sz w:val="20"/>
+          <w:szCs w:val="20"/>
+          <w:lang w:val="tr-TR"/>
+        </w:rPr>
+        <w:t>datasheet</w:t>
+      </w:r>
+      <w:proofErr w:type="spellEnd"/>
+      <w:r>
+        <w:rPr>
+          <w:rFonts w:ascii="Times New Roman" w:hAnsi="Times New Roman" w:cs="Times New Roman"/>
+          <w:sz w:val="20"/>
+          <w:szCs w:val="20"/>
+          <w:lang w:val="tr-TR"/>
+        </w:rPr>
+        <w:t xml:space="preserve"> parametrelerini, gama katsayısını ve 5 noktalı yüzey integralini kullanıyor).</w:t>
       </w:r>
     </w:p>
     <w:p>
@@ -1391,7 +2836,27 @@
           <w:szCs w:val="20"/>
           <w:lang w:val="tr-TR"/>
         </w:rPr>
-        <w:t xml:space="preserve"> Sizin modeliniz SIL planındakinden fersah fersah daha üstün ve gerçekçi. SIL planındaki model çok "oyuncaklı" kalıyor.</w:t>
+        <w:t xml:space="preserve"> Sizin modeliniz SIL planındakinden fersah </w:t>
+      </w:r>
+      <w:proofErr w:type="spellStart"/>
+      <w:r>
+        <w:rPr>
+          <w:rFonts w:ascii="Times New Roman" w:hAnsi="Times New Roman" w:cs="Times New Roman"/>
+          <w:sz w:val="20"/>
+          <w:szCs w:val="20"/>
+          <w:lang w:val="tr-TR"/>
+        </w:rPr>
+        <w:t>fersah</w:t>
+      </w:r>
+      <w:proofErr w:type="spellEnd"/>
+      <w:r>
+        <w:rPr>
+          <w:rFonts w:ascii="Times New Roman" w:hAnsi="Times New Roman" w:cs="Times New Roman"/>
+          <w:sz w:val="20"/>
+          <w:szCs w:val="20"/>
+          <w:lang w:val="tr-TR"/>
+        </w:rPr>
+        <w:t xml:space="preserve"> daha üstün ve gerçekçi. SIL planındaki model çok "oyuncaklı" kalıyor.</w:t>
       </w:r>
     </w:p>
     <w:p>
@@ -1468,7 +2933,31 @@
           <w:szCs w:val="20"/>
           <w:lang w:val="tr-TR"/>
         </w:rPr>
-        <w:t>3. Panel Elektriği ve Termal Isınma (Faiman)</w:t>
+        <w:t>3. Panel Elektriği ve Termal Isınma (</w:t>
+      </w:r>
+      <w:proofErr w:type="spellStart"/>
+      <w:r>
+        <w:rPr>
+          <w:rFonts w:ascii="Times New Roman" w:hAnsi="Times New Roman" w:cs="Times New Roman"/>
+          <w:b/>
+          <w:bCs/>
+          <w:sz w:val="20"/>
+          <w:szCs w:val="20"/>
+          <w:lang w:val="tr-TR"/>
+        </w:rPr>
+        <w:t>Faiman</w:t>
+      </w:r>
+      <w:proofErr w:type="spellEnd"/>
+      <w:r>
+        <w:rPr>
+          <w:rFonts w:ascii="Times New Roman" w:hAnsi="Times New Roman" w:cs="Times New Roman"/>
+          <w:b/>
+          <w:bCs/>
+          <w:sz w:val="20"/>
+          <w:szCs w:val="20"/>
+          <w:lang w:val="tr-TR"/>
+        </w:rPr>
+        <w:t>)</w:t>
       </w:r>
     </w:p>
     <w:p>
@@ -1502,7 +2991,47 @@
           <w:szCs w:val="20"/>
           <w:lang w:val="tr-TR"/>
         </w:rPr>
-        <w:t xml:space="preserve"> panel_iv_model.m + faiman_temp.m (Sadece gücü değil, devredeki Voltajı (V) ve Akımı (I) da hesaplıyor. Panelin ısındıkça veriminin düşmesini modelliyor).</w:t>
+        <w:t xml:space="preserve"> </w:t>
+      </w:r>
+      <w:proofErr w:type="spellStart"/>
+      <w:r>
+        <w:rPr>
+          <w:rFonts w:ascii="Times New Roman" w:hAnsi="Times New Roman" w:cs="Times New Roman"/>
+          <w:sz w:val="20"/>
+          <w:szCs w:val="20"/>
+          <w:lang w:val="tr-TR"/>
+        </w:rPr>
+        <w:t>panel_iv_model.m</w:t>
+      </w:r>
+      <w:proofErr w:type="spellEnd"/>
+      <w:r>
+        <w:rPr>
+          <w:rFonts w:ascii="Times New Roman" w:hAnsi="Times New Roman" w:cs="Times New Roman"/>
+          <w:sz w:val="20"/>
+          <w:szCs w:val="20"/>
+          <w:lang w:val="tr-TR"/>
+        </w:rPr>
+        <w:t xml:space="preserve"> + </w:t>
+      </w:r>
+      <w:proofErr w:type="spellStart"/>
+      <w:r>
+        <w:rPr>
+          <w:rFonts w:ascii="Times New Roman" w:hAnsi="Times New Roman" w:cs="Times New Roman"/>
+          <w:sz w:val="20"/>
+          <w:szCs w:val="20"/>
+          <w:lang w:val="tr-TR"/>
+        </w:rPr>
+        <w:t>faiman_temp.m</w:t>
+      </w:r>
+      <w:proofErr w:type="spellEnd"/>
+      <w:r>
+        <w:rPr>
+          <w:rFonts w:ascii="Times New Roman" w:hAnsi="Times New Roman" w:cs="Times New Roman"/>
+          <w:sz w:val="20"/>
+          <w:szCs w:val="20"/>
+          <w:lang w:val="tr-TR"/>
+        </w:rPr>
+        <w:t xml:space="preserve"> (Sadece gücü değil, devredeki Voltajı (V) ve Akımı (I) da hesaplıyor. Panelin ısındıkça veriminin düşmesini modelliyor).</w:t>
       </w:r>
     </w:p>
     <w:p>
@@ -1536,7 +3065,27 @@
           <w:szCs w:val="20"/>
           <w:lang w:val="tr-TR"/>
         </w:rPr>
-        <w:t xml:space="preserve"> pvSubPanelPower.m (Taç yaprağı şeklindeki panelinizin açılarını mükemmel hesaplıyor ama sadece ideal Gücü (W) veriyor, ısınma veya akım detayı yok).</w:t>
+        <w:t xml:space="preserve"> </w:t>
+      </w:r>
+      <w:proofErr w:type="spellStart"/>
+      <w:r>
+        <w:rPr>
+          <w:rFonts w:ascii="Times New Roman" w:hAnsi="Times New Roman" w:cs="Times New Roman"/>
+          <w:sz w:val="20"/>
+          <w:szCs w:val="20"/>
+          <w:lang w:val="tr-TR"/>
+        </w:rPr>
+        <w:t>pvSubPanelPower.m</w:t>
+      </w:r>
+      <w:proofErr w:type="spellEnd"/>
+      <w:r>
+        <w:rPr>
+          <w:rFonts w:ascii="Times New Roman" w:hAnsi="Times New Roman" w:cs="Times New Roman"/>
+          <w:sz w:val="20"/>
+          <w:szCs w:val="20"/>
+          <w:lang w:val="tr-TR"/>
+        </w:rPr>
+        <w:t xml:space="preserve"> (Taç yaprağı şeklindeki panelinizin açılarını mükemmel hesaplıyor ama sadece ideal Gücü (W) veriyor, ısınma veya akım detayı yok).</w:t>
       </w:r>
     </w:p>
     <w:p>
@@ -1570,7 +3119,27 @@
           <w:szCs w:val="20"/>
           <w:lang w:val="tr-TR"/>
         </w:rPr>
-        <w:t xml:space="preserve"> Bu projenin en vurucu yanlarından biri donanımda ESP32 ve INA226 sensörlerinizle akım/voltaj ölçecek olmanız. Bu verileri simüle edebilmeliyiz. Ayrıca çöldeki gibi ısınan panelin güç kaybetmesi (Faiman modeli) simülasyonu çok gerçekçi kılar.</w:t>
+        <w:t xml:space="preserve"> Bu projenin en vurucu yanlarından biri donanımda ESP32 ve INA226 sensörlerinizle akım/voltaj ölçecek olmanız. Bu verileri simüle edebilmeliyiz. Ayrıca çöldeki gibi ısınan panelin güç kaybetmesi (</w:t>
+      </w:r>
+      <w:proofErr w:type="spellStart"/>
+      <w:r>
+        <w:rPr>
+          <w:rFonts w:ascii="Times New Roman" w:hAnsi="Times New Roman" w:cs="Times New Roman"/>
+          <w:sz w:val="20"/>
+          <w:szCs w:val="20"/>
+          <w:lang w:val="tr-TR"/>
+        </w:rPr>
+        <w:t>Faiman</w:t>
+      </w:r>
+      <w:proofErr w:type="spellEnd"/>
+      <w:r>
+        <w:rPr>
+          <w:rFonts w:ascii="Times New Roman" w:hAnsi="Times New Roman" w:cs="Times New Roman"/>
+          <w:sz w:val="20"/>
+          <w:szCs w:val="20"/>
+          <w:lang w:val="tr-TR"/>
+        </w:rPr>
+        <w:t xml:space="preserve"> modeli) simülasyonu çok gerçekçi kılar.</w:t>
       </w:r>
     </w:p>
     <w:p>
@@ -1624,7 +3193,27 @@
           <w:szCs w:val="20"/>
           <w:lang w:val="tr-TR"/>
         </w:rPr>
-        <w:t xml:space="preserve"> SIL'in voltaj, akım ve ısı mantığını alıp, sizin "15 derece eğimli taç yaprağı" matematiğinizin içine giydirelim.</w:t>
+        <w:t xml:space="preserve"> </w:t>
+      </w:r>
+      <w:proofErr w:type="spellStart"/>
+      <w:r>
+        <w:rPr>
+          <w:rFonts w:ascii="Times New Roman" w:hAnsi="Times New Roman" w:cs="Times New Roman"/>
+          <w:sz w:val="20"/>
+          <w:szCs w:val="20"/>
+          <w:lang w:val="tr-TR"/>
+        </w:rPr>
+        <w:t>SIL'in</w:t>
+      </w:r>
+      <w:proofErr w:type="spellEnd"/>
+      <w:r>
+        <w:rPr>
+          <w:rFonts w:ascii="Times New Roman" w:hAnsi="Times New Roman" w:cs="Times New Roman"/>
+          <w:sz w:val="20"/>
+          <w:szCs w:val="20"/>
+          <w:lang w:val="tr-TR"/>
+        </w:rPr>
+        <w:t xml:space="preserve"> voltaj, akım ve ısı mantığını alıp, sizin "15 derece eğimli taç yaprağı" matematiğinizin içine giydirelim.</w:t>
       </w:r>
     </w:p>
     <w:p>
@@ -1647,7 +3236,31 @@
           <w:szCs w:val="20"/>
           <w:lang w:val="tr-TR"/>
         </w:rPr>
-        <w:t>4. Parazitik Güç (Net Enerji Hesabı)</w:t>
+        <w:t xml:space="preserve">4. </w:t>
+      </w:r>
+      <w:proofErr w:type="spellStart"/>
+      <w:r>
+        <w:rPr>
+          <w:rFonts w:ascii="Times New Roman" w:hAnsi="Times New Roman" w:cs="Times New Roman"/>
+          <w:b/>
+          <w:bCs/>
+          <w:sz w:val="20"/>
+          <w:szCs w:val="20"/>
+          <w:lang w:val="tr-TR"/>
+        </w:rPr>
+        <w:t>Parazitik</w:t>
+      </w:r>
+      <w:proofErr w:type="spellEnd"/>
+      <w:r>
+        <w:rPr>
+          <w:rFonts w:ascii="Times New Roman" w:hAnsi="Times New Roman" w:cs="Times New Roman"/>
+          <w:b/>
+          <w:bCs/>
+          <w:sz w:val="20"/>
+          <w:szCs w:val="20"/>
+          <w:lang w:val="tr-TR"/>
+        </w:rPr>
+        <w:t xml:space="preserve"> Güç (Net Enerji Hesabı)</w:t>
       </w:r>
     </w:p>
     <w:p>
@@ -1681,7 +3294,47 @@
           <w:szCs w:val="20"/>
           <w:lang w:val="tr-TR"/>
         </w:rPr>
-        <w:t xml:space="preserve"> parasitic_power_model.m (ESP32'nin uykusu, sensörlerin harcadığı mW seviyesindeki güçleri tek tek hesaba katıyor).</w:t>
+        <w:t xml:space="preserve"> </w:t>
+      </w:r>
+      <w:proofErr w:type="spellStart"/>
+      <w:r>
+        <w:rPr>
+          <w:rFonts w:ascii="Times New Roman" w:hAnsi="Times New Roman" w:cs="Times New Roman"/>
+          <w:sz w:val="20"/>
+          <w:szCs w:val="20"/>
+          <w:lang w:val="tr-TR"/>
+        </w:rPr>
+        <w:t>parasitic_power_model.m</w:t>
+      </w:r>
+      <w:proofErr w:type="spellEnd"/>
+      <w:r>
+        <w:rPr>
+          <w:rFonts w:ascii="Times New Roman" w:hAnsi="Times New Roman" w:cs="Times New Roman"/>
+          <w:sz w:val="20"/>
+          <w:szCs w:val="20"/>
+          <w:lang w:val="tr-TR"/>
+        </w:rPr>
+        <w:t xml:space="preserve"> (ESP32'nin uykusu, sensörlerin harcadığı </w:t>
+      </w:r>
+      <w:proofErr w:type="spellStart"/>
+      <w:r>
+        <w:rPr>
+          <w:rFonts w:ascii="Times New Roman" w:hAnsi="Times New Roman" w:cs="Times New Roman"/>
+          <w:sz w:val="20"/>
+          <w:szCs w:val="20"/>
+          <w:lang w:val="tr-TR"/>
+        </w:rPr>
+        <w:t>mW</w:t>
+      </w:r>
+      <w:proofErr w:type="spellEnd"/>
+      <w:r>
+        <w:rPr>
+          <w:rFonts w:ascii="Times New Roman" w:hAnsi="Times New Roman" w:cs="Times New Roman"/>
+          <w:sz w:val="20"/>
+          <w:szCs w:val="20"/>
+          <w:lang w:val="tr-TR"/>
+        </w:rPr>
+        <w:t xml:space="preserve"> seviyesindeki güçleri tek tek hesaba katıyor).</w:t>
       </w:r>
     </w:p>
     <w:p>
@@ -1749,7 +3402,27 @@
           <w:szCs w:val="20"/>
           <w:lang w:val="tr-TR"/>
         </w:rPr>
-        <w:t xml:space="preserve"> Makalenizin tüm iddiası olan "Net Enerji" yi kanıtlamak için bu elektronik kayıpları mutlaka göstermeliyiz.</w:t>
+        <w:t xml:space="preserve"> Makalenizin tüm iddiası olan "Net Enerji" </w:t>
+      </w:r>
+      <w:proofErr w:type="spellStart"/>
+      <w:r>
+        <w:rPr>
+          <w:rFonts w:ascii="Times New Roman" w:hAnsi="Times New Roman" w:cs="Times New Roman"/>
+          <w:sz w:val="20"/>
+          <w:szCs w:val="20"/>
+          <w:lang w:val="tr-TR"/>
+        </w:rPr>
+        <w:t>yi</w:t>
+      </w:r>
+      <w:proofErr w:type="spellEnd"/>
+      <w:r>
+        <w:rPr>
+          <w:rFonts w:ascii="Times New Roman" w:hAnsi="Times New Roman" w:cs="Times New Roman"/>
+          <w:sz w:val="20"/>
+          <w:szCs w:val="20"/>
+          <w:lang w:val="tr-TR"/>
+        </w:rPr>
+        <w:t xml:space="preserve"> kanıtlamak için bu elektronik kayıpları mutlaka göstermeliyiz.</w:t>
       </w:r>
     </w:p>
     <w:p>
@@ -1851,7 +3524,27 @@
           <w:szCs w:val="20"/>
           <w:lang w:val="tr-TR"/>
         </w:rPr>
-        <w:t xml:space="preserve"> motor_step.m (PWM komutu alıp hızı değiştiren basit bir birinci derece denklem).</w:t>
+        <w:t xml:space="preserve"> </w:t>
+      </w:r>
+      <w:proofErr w:type="spellStart"/>
+      <w:r>
+        <w:rPr>
+          <w:rFonts w:ascii="Times New Roman" w:hAnsi="Times New Roman" w:cs="Times New Roman"/>
+          <w:sz w:val="20"/>
+          <w:szCs w:val="20"/>
+          <w:lang w:val="tr-TR"/>
+        </w:rPr>
+        <w:t>motor_step.m</w:t>
+      </w:r>
+      <w:proofErr w:type="spellEnd"/>
+      <w:r>
+        <w:rPr>
+          <w:rFonts w:ascii="Times New Roman" w:hAnsi="Times New Roman" w:cs="Times New Roman"/>
+          <w:sz w:val="20"/>
+          <w:szCs w:val="20"/>
+          <w:lang w:val="tr-TR"/>
+        </w:rPr>
+        <w:t xml:space="preserve"> (PWM komutu alıp hızı değiştiren basit bir birinci derece denklem).</w:t>
       </w:r>
     </w:p>
     <w:p>
@@ -1885,7 +3578,47 @@
           <w:szCs w:val="20"/>
           <w:lang w:val="tr-TR"/>
         </w:rPr>
-        <w:t xml:space="preserve"> stepTheoreticalServo.m (Atalet, statik/kinetik sürtünme (stiction), sönümleme (damping) gibi harika mekanik detaylar içeriyor).</w:t>
+        <w:t xml:space="preserve"> </w:t>
+      </w:r>
+      <w:proofErr w:type="spellStart"/>
+      <w:r>
+        <w:rPr>
+          <w:rFonts w:ascii="Times New Roman" w:hAnsi="Times New Roman" w:cs="Times New Roman"/>
+          <w:sz w:val="20"/>
+          <w:szCs w:val="20"/>
+          <w:lang w:val="tr-TR"/>
+        </w:rPr>
+        <w:t>stepTheoreticalServo.m</w:t>
+      </w:r>
+      <w:proofErr w:type="spellEnd"/>
+      <w:r>
+        <w:rPr>
+          <w:rFonts w:ascii="Times New Roman" w:hAnsi="Times New Roman" w:cs="Times New Roman"/>
+          <w:sz w:val="20"/>
+          <w:szCs w:val="20"/>
+          <w:lang w:val="tr-TR"/>
+        </w:rPr>
+        <w:t xml:space="preserve"> (Atalet, statik/kinetik sürtünme (</w:t>
+      </w:r>
+      <w:proofErr w:type="spellStart"/>
+      <w:r>
+        <w:rPr>
+          <w:rFonts w:ascii="Times New Roman" w:hAnsi="Times New Roman" w:cs="Times New Roman"/>
+          <w:sz w:val="20"/>
+          <w:szCs w:val="20"/>
+          <w:lang w:val="tr-TR"/>
+        </w:rPr>
+        <w:t>stiction</w:t>
+      </w:r>
+      <w:proofErr w:type="spellEnd"/>
+      <w:r>
+        <w:rPr>
+          <w:rFonts w:ascii="Times New Roman" w:hAnsi="Times New Roman" w:cs="Times New Roman"/>
+          <w:sz w:val="20"/>
+          <w:szCs w:val="20"/>
+          <w:lang w:val="tr-TR"/>
+        </w:rPr>
+        <w:t>), sönümleme (damping) gibi harika mekanik detaylar içeriyor).</w:t>
       </w:r>
     </w:p>
     <w:p>
@@ -1919,7 +3652,27 @@
           <w:szCs w:val="20"/>
           <w:lang w:val="tr-TR"/>
         </w:rPr>
-        <w:t xml:space="preserve"> Aynen LDR modelinde olduğu gibi, sizin motor modeliniz akademik olarak SIL'in sunduğundan çok daha güçlü.</w:t>
+        <w:t xml:space="preserve"> Aynen LDR modelinde olduğu gibi, sizin motor modeliniz akademik olarak </w:t>
+      </w:r>
+      <w:proofErr w:type="spellStart"/>
+      <w:r>
+        <w:rPr>
+          <w:rFonts w:ascii="Times New Roman" w:hAnsi="Times New Roman" w:cs="Times New Roman"/>
+          <w:sz w:val="20"/>
+          <w:szCs w:val="20"/>
+          <w:lang w:val="tr-TR"/>
+        </w:rPr>
+        <w:t>SIL'in</w:t>
+      </w:r>
+      <w:proofErr w:type="spellEnd"/>
+      <w:r>
+        <w:rPr>
+          <w:rFonts w:ascii="Times New Roman" w:hAnsi="Times New Roman" w:cs="Times New Roman"/>
+          <w:sz w:val="20"/>
+          <w:szCs w:val="20"/>
+          <w:lang w:val="tr-TR"/>
+        </w:rPr>
+        <w:t xml:space="preserve"> sunduğundan çok daha güçlü.</w:t>
       </w:r>
     </w:p>
     <w:p>
@@ -1986,7 +3739,27 @@
           <w:lang w:val="tr-TR"/>
         </w:rPr>
         <w:lastRenderedPageBreak/>
-        <w:t>hedefine veya torka dönüştürecek küçük bir çevirici (wrapper) ekleriz.</w:t>
+        <w:t>hedefine veya torka dönüştürecek küçük bir çevirici (</w:t>
+      </w:r>
+      <w:proofErr w:type="spellStart"/>
+      <w:r>
+        <w:rPr>
+          <w:rFonts w:ascii="Times New Roman" w:hAnsi="Times New Roman" w:cs="Times New Roman"/>
+          <w:sz w:val="20"/>
+          <w:szCs w:val="20"/>
+          <w:lang w:val="tr-TR"/>
+        </w:rPr>
+        <w:t>wrapper</w:t>
+      </w:r>
+      <w:proofErr w:type="spellEnd"/>
+      <w:r>
+        <w:rPr>
+          <w:rFonts w:ascii="Times New Roman" w:hAnsi="Times New Roman" w:cs="Times New Roman"/>
+          <w:sz w:val="20"/>
+          <w:szCs w:val="20"/>
+          <w:lang w:val="tr-TR"/>
+        </w:rPr>
+        <w:t>) ekleriz.</w:t>
       </w:r>
     </w:p>
     <w:p>
@@ -2048,14 +3821,27 @@
           <w:lang w:val="tr-TR"/>
         </w:rPr>
       </w:pPr>
-      <w:r>
-        <w:rPr>
-          <w:rFonts w:ascii="Times New Roman" w:hAnsi="Times New Roman" w:cs="Times New Roman"/>
-          <w:sz w:val="20"/>
-          <w:szCs w:val="20"/>
-          <w:lang w:val="tr-TR"/>
-        </w:rPr>
-        <w:t>şte kodumuzdaki o sayıların (Watt cinsinden) tablodaki tam karşılıkları:</w:t>
+      <w:proofErr w:type="spellStart"/>
+      <w:proofErr w:type="gramStart"/>
+      <w:r>
+        <w:rPr>
+          <w:rFonts w:ascii="Times New Roman" w:hAnsi="Times New Roman" w:cs="Times New Roman"/>
+          <w:sz w:val="20"/>
+          <w:szCs w:val="20"/>
+          <w:lang w:val="tr-TR"/>
+        </w:rPr>
+        <w:t>şte</w:t>
+      </w:r>
+      <w:proofErr w:type="spellEnd"/>
+      <w:proofErr w:type="gramEnd"/>
+      <w:r>
+        <w:rPr>
+          <w:rFonts w:ascii="Times New Roman" w:hAnsi="Times New Roman" w:cs="Times New Roman"/>
+          <w:sz w:val="20"/>
+          <w:szCs w:val="20"/>
+          <w:lang w:val="tr-TR"/>
+        </w:rPr>
+        <w:t xml:space="preserve"> kodumuzdaki o sayıların (Watt cinsinden) tablodaki tam karşılıkları:</w:t>
       </w:r>
     </w:p>
     <w:p>
@@ -2071,6 +3857,7 @@
           <w:lang w:val="tr-TR"/>
         </w:rPr>
       </w:pPr>
+      <w:proofErr w:type="spellStart"/>
       <w:r>
         <w:rPr>
           <w:rFonts w:ascii="Times New Roman" w:hAnsi="Times New Roman" w:cs="Times New Roman"/>
@@ -2080,16 +3867,108 @@
           <w:szCs w:val="20"/>
           <w:lang w:val="tr-TR"/>
         </w:rPr>
-        <w:t>P_esp_modemsleep = 0.264;</w:t>
-      </w:r>
-      <w:r>
-        <w:rPr>
-          <w:rFonts w:ascii="Times New Roman" w:hAnsi="Times New Roman" w:cs="Times New Roman"/>
-          <w:sz w:val="20"/>
-          <w:szCs w:val="20"/>
-          <w:lang w:val="tr-TR"/>
-        </w:rPr>
-        <w:t xml:space="preserve"> $\rightarrow$ Tablo 3'te "ESP32 modem-sleep" için verilen 264 mW değeri. (ESP32 Wi-Fi kapalı ama beklemedeyken).</w:t>
+        <w:t>P_esp_modemsleep</w:t>
+      </w:r>
+      <w:proofErr w:type="spellEnd"/>
+      <w:r>
+        <w:rPr>
+          <w:rFonts w:ascii="Times New Roman" w:hAnsi="Times New Roman" w:cs="Times New Roman"/>
+          <w:b/>
+          <w:bCs/>
+          <w:sz w:val="20"/>
+          <w:szCs w:val="20"/>
+          <w:lang w:val="tr-TR"/>
+        </w:rPr>
+        <w:t xml:space="preserve"> = 0.264;</w:t>
+      </w:r>
+      <w:r>
+        <w:rPr>
+          <w:rFonts w:ascii="Times New Roman" w:hAnsi="Times New Roman" w:cs="Times New Roman"/>
+          <w:sz w:val="20"/>
+          <w:szCs w:val="20"/>
+          <w:lang w:val="tr-TR"/>
+        </w:rPr>
+        <w:t xml:space="preserve"> $\</w:t>
+      </w:r>
+      <w:proofErr w:type="spellStart"/>
+      <w:r>
+        <w:rPr>
+          <w:rFonts w:ascii="Times New Roman" w:hAnsi="Times New Roman" w:cs="Times New Roman"/>
+          <w:sz w:val="20"/>
+          <w:szCs w:val="20"/>
+          <w:lang w:val="tr-TR"/>
+        </w:rPr>
+        <w:t>rightarrow</w:t>
+      </w:r>
+      <w:proofErr w:type="spellEnd"/>
+      <w:r>
+        <w:rPr>
+          <w:rFonts w:ascii="Times New Roman" w:hAnsi="Times New Roman" w:cs="Times New Roman"/>
+          <w:sz w:val="20"/>
+          <w:szCs w:val="20"/>
+          <w:lang w:val="tr-TR"/>
+        </w:rPr>
+        <w:t>$ Tablo 3'te "ESP32 modem-</w:t>
+      </w:r>
+      <w:proofErr w:type="spellStart"/>
+      <w:r>
+        <w:rPr>
+          <w:rFonts w:ascii="Times New Roman" w:hAnsi="Times New Roman" w:cs="Times New Roman"/>
+          <w:sz w:val="20"/>
+          <w:szCs w:val="20"/>
+          <w:lang w:val="tr-TR"/>
+        </w:rPr>
+        <w:t>sleep</w:t>
+      </w:r>
+      <w:proofErr w:type="spellEnd"/>
+      <w:r>
+        <w:rPr>
+          <w:rFonts w:ascii="Times New Roman" w:hAnsi="Times New Roman" w:cs="Times New Roman"/>
+          <w:sz w:val="20"/>
+          <w:szCs w:val="20"/>
+          <w:lang w:val="tr-TR"/>
+        </w:rPr>
+        <w:t xml:space="preserve">" için verilen 264 </w:t>
+      </w:r>
+      <w:proofErr w:type="spellStart"/>
+      <w:r>
+        <w:rPr>
+          <w:rFonts w:ascii="Times New Roman" w:hAnsi="Times New Roman" w:cs="Times New Roman"/>
+          <w:sz w:val="20"/>
+          <w:szCs w:val="20"/>
+          <w:lang w:val="tr-TR"/>
+        </w:rPr>
+        <w:t>mW</w:t>
+      </w:r>
+      <w:proofErr w:type="spellEnd"/>
+      <w:r>
+        <w:rPr>
+          <w:rFonts w:ascii="Times New Roman" w:hAnsi="Times New Roman" w:cs="Times New Roman"/>
+          <w:sz w:val="20"/>
+          <w:szCs w:val="20"/>
+          <w:lang w:val="tr-TR"/>
+        </w:rPr>
+        <w:t xml:space="preserve"> değeri. (ESP32 </w:t>
+      </w:r>
+      <w:proofErr w:type="spellStart"/>
+      <w:r>
+        <w:rPr>
+          <w:rFonts w:ascii="Times New Roman" w:hAnsi="Times New Roman" w:cs="Times New Roman"/>
+          <w:sz w:val="20"/>
+          <w:szCs w:val="20"/>
+          <w:lang w:val="tr-TR"/>
+        </w:rPr>
+        <w:t>Wi</w:t>
+      </w:r>
+      <w:proofErr w:type="spellEnd"/>
+      <w:r>
+        <w:rPr>
+          <w:rFonts w:ascii="Times New Roman" w:hAnsi="Times New Roman" w:cs="Times New Roman"/>
+          <w:sz w:val="20"/>
+          <w:szCs w:val="20"/>
+          <w:lang w:val="tr-TR"/>
+        </w:rPr>
+        <w:t>-Fi kapalı ama beklemedeyken).</w:t>
       </w:r>
     </w:p>
     <w:p>
@@ -2105,6 +3984,7 @@
           <w:lang w:val="tr-TR"/>
         </w:rPr>
       </w:pPr>
+      <w:proofErr w:type="spellStart"/>
       <w:r>
         <w:rPr>
           <w:rFonts w:ascii="Times New Roman" w:hAnsi="Times New Roman" w:cs="Times New Roman"/>
@@ -2114,16 +3994,68 @@
           <w:szCs w:val="20"/>
           <w:lang w:val="tr-TR"/>
         </w:rPr>
-        <w:t>P_ina_total = 0.0018 * 6;</w:t>
-      </w:r>
-      <w:r>
-        <w:rPr>
-          <w:rFonts w:ascii="Times New Roman" w:hAnsi="Times New Roman" w:cs="Times New Roman"/>
-          <w:sz w:val="20"/>
-          <w:szCs w:val="20"/>
-          <w:lang w:val="tr-TR"/>
-        </w:rPr>
-        <w:t xml:space="preserve"> $\rightarrow$ Tablo 3'te "INA226 (6 adet)" sensörünün her birinin 1.8 mW tüketmesi.</w:t>
+        <w:t>P_ina_total</w:t>
+      </w:r>
+      <w:proofErr w:type="spellEnd"/>
+      <w:r>
+        <w:rPr>
+          <w:rFonts w:ascii="Times New Roman" w:hAnsi="Times New Roman" w:cs="Times New Roman"/>
+          <w:b/>
+          <w:bCs/>
+          <w:sz w:val="20"/>
+          <w:szCs w:val="20"/>
+          <w:lang w:val="tr-TR"/>
+        </w:rPr>
+        <w:t xml:space="preserve"> = 0.0018 * 6;</w:t>
+      </w:r>
+      <w:r>
+        <w:rPr>
+          <w:rFonts w:ascii="Times New Roman" w:hAnsi="Times New Roman" w:cs="Times New Roman"/>
+          <w:sz w:val="20"/>
+          <w:szCs w:val="20"/>
+          <w:lang w:val="tr-TR"/>
+        </w:rPr>
+        <w:t xml:space="preserve"> $\</w:t>
+      </w:r>
+      <w:proofErr w:type="spellStart"/>
+      <w:r>
+        <w:rPr>
+          <w:rFonts w:ascii="Times New Roman" w:hAnsi="Times New Roman" w:cs="Times New Roman"/>
+          <w:sz w:val="20"/>
+          <w:szCs w:val="20"/>
+          <w:lang w:val="tr-TR"/>
+        </w:rPr>
+        <w:t>rightarrow</w:t>
+      </w:r>
+      <w:proofErr w:type="spellEnd"/>
+      <w:r>
+        <w:rPr>
+          <w:rFonts w:ascii="Times New Roman" w:hAnsi="Times New Roman" w:cs="Times New Roman"/>
+          <w:sz w:val="20"/>
+          <w:szCs w:val="20"/>
+          <w:lang w:val="tr-TR"/>
+        </w:rPr>
+        <w:t xml:space="preserve">$ Tablo 3'te "INA226 (6 adet)" sensörünün her birinin 1.8 </w:t>
+      </w:r>
+      <w:proofErr w:type="spellStart"/>
+      <w:r>
+        <w:rPr>
+          <w:rFonts w:ascii="Times New Roman" w:hAnsi="Times New Roman" w:cs="Times New Roman"/>
+          <w:sz w:val="20"/>
+          <w:szCs w:val="20"/>
+          <w:lang w:val="tr-TR"/>
+        </w:rPr>
+        <w:t>mW</w:t>
+      </w:r>
+      <w:proofErr w:type="spellEnd"/>
+      <w:r>
+        <w:rPr>
+          <w:rFonts w:ascii="Times New Roman" w:hAnsi="Times New Roman" w:cs="Times New Roman"/>
+          <w:sz w:val="20"/>
+          <w:szCs w:val="20"/>
+          <w:lang w:val="tr-TR"/>
+        </w:rPr>
+        <w:t xml:space="preserve"> tüketmesi.</w:t>
       </w:r>
     </w:p>
     <w:p>
@@ -2157,7 +4089,47 @@
           <w:szCs w:val="20"/>
           <w:lang w:val="tr-TR"/>
         </w:rPr>
-        <w:t xml:space="preserve"> $\rightarrow$ Tablo 3'te "DS18B20 (4 adet)" sıcaklık sensörünün her birinin 4.4 mW tüketmesi.</w:t>
+        <w:t xml:space="preserve"> $\</w:t>
+      </w:r>
+      <w:proofErr w:type="spellStart"/>
+      <w:r>
+        <w:rPr>
+          <w:rFonts w:ascii="Times New Roman" w:hAnsi="Times New Roman" w:cs="Times New Roman"/>
+          <w:sz w:val="20"/>
+          <w:szCs w:val="20"/>
+          <w:lang w:val="tr-TR"/>
+        </w:rPr>
+        <w:t>rightarrow</w:t>
+      </w:r>
+      <w:proofErr w:type="spellEnd"/>
+      <w:r>
+        <w:rPr>
+          <w:rFonts w:ascii="Times New Roman" w:hAnsi="Times New Roman" w:cs="Times New Roman"/>
+          <w:sz w:val="20"/>
+          <w:szCs w:val="20"/>
+          <w:lang w:val="tr-TR"/>
+        </w:rPr>
+        <w:t xml:space="preserve">$ Tablo 3'te "DS18B20 (4 adet)" sıcaklık sensörünün her birinin 4.4 </w:t>
+      </w:r>
+      <w:proofErr w:type="spellStart"/>
+      <w:r>
+        <w:rPr>
+          <w:rFonts w:ascii="Times New Roman" w:hAnsi="Times New Roman" w:cs="Times New Roman"/>
+          <w:sz w:val="20"/>
+          <w:szCs w:val="20"/>
+          <w:lang w:val="tr-TR"/>
+        </w:rPr>
+        <w:t>mW</w:t>
+      </w:r>
+      <w:proofErr w:type="spellEnd"/>
+      <w:r>
+        <w:rPr>
+          <w:rFonts w:ascii="Times New Roman" w:hAnsi="Times New Roman" w:cs="Times New Roman"/>
+          <w:sz w:val="20"/>
+          <w:szCs w:val="20"/>
+          <w:lang w:val="tr-TR"/>
+        </w:rPr>
+        <w:t xml:space="preserve"> tüketmesi.</w:t>
       </w:r>
     </w:p>
     <w:p>
@@ -2173,6 +4145,7 @@
           <w:lang w:val="tr-TR"/>
         </w:rPr>
       </w:pPr>
+      <w:proofErr w:type="spellStart"/>
       <w:r>
         <w:rPr>
           <w:rFonts w:ascii="Times New Roman" w:hAnsi="Times New Roman" w:cs="Times New Roman"/>
@@ -2182,16 +4155,68 @@
           <w:szCs w:val="20"/>
           <w:lang w:val="tr-TR"/>
         </w:rPr>
-        <w:t>P_rtc = 0.00066;</w:t>
-      </w:r>
-      <w:r>
-        <w:rPr>
-          <w:rFonts w:ascii="Times New Roman" w:hAnsi="Times New Roman" w:cs="Times New Roman"/>
-          <w:sz w:val="20"/>
-          <w:szCs w:val="20"/>
-          <w:lang w:val="tr-TR"/>
-        </w:rPr>
-        <w:t xml:space="preserve"> $\rightarrow$ Tablo 3'te "DS3231 RTC" modülünün 0.66 mW tüketmesi.</w:t>
+        <w:t>P_rtc</w:t>
+      </w:r>
+      <w:proofErr w:type="spellEnd"/>
+      <w:r>
+        <w:rPr>
+          <w:rFonts w:ascii="Times New Roman" w:hAnsi="Times New Roman" w:cs="Times New Roman"/>
+          <w:b/>
+          <w:bCs/>
+          <w:sz w:val="20"/>
+          <w:szCs w:val="20"/>
+          <w:lang w:val="tr-TR"/>
+        </w:rPr>
+        <w:t xml:space="preserve"> = 0.00066;</w:t>
+      </w:r>
+      <w:r>
+        <w:rPr>
+          <w:rFonts w:ascii="Times New Roman" w:hAnsi="Times New Roman" w:cs="Times New Roman"/>
+          <w:sz w:val="20"/>
+          <w:szCs w:val="20"/>
+          <w:lang w:val="tr-TR"/>
+        </w:rPr>
+        <w:t xml:space="preserve"> $\</w:t>
+      </w:r>
+      <w:proofErr w:type="spellStart"/>
+      <w:r>
+        <w:rPr>
+          <w:rFonts w:ascii="Times New Roman" w:hAnsi="Times New Roman" w:cs="Times New Roman"/>
+          <w:sz w:val="20"/>
+          <w:szCs w:val="20"/>
+          <w:lang w:val="tr-TR"/>
+        </w:rPr>
+        <w:t>rightarrow</w:t>
+      </w:r>
+      <w:proofErr w:type="spellEnd"/>
+      <w:r>
+        <w:rPr>
+          <w:rFonts w:ascii="Times New Roman" w:hAnsi="Times New Roman" w:cs="Times New Roman"/>
+          <w:sz w:val="20"/>
+          <w:szCs w:val="20"/>
+          <w:lang w:val="tr-TR"/>
+        </w:rPr>
+        <w:t xml:space="preserve">$ Tablo 3'te "DS3231 RTC" modülünün 0.66 </w:t>
+      </w:r>
+      <w:proofErr w:type="spellStart"/>
+      <w:r>
+        <w:rPr>
+          <w:rFonts w:ascii="Times New Roman" w:hAnsi="Times New Roman" w:cs="Times New Roman"/>
+          <w:sz w:val="20"/>
+          <w:szCs w:val="20"/>
+          <w:lang w:val="tr-TR"/>
+        </w:rPr>
+        <w:t>mW</w:t>
+      </w:r>
+      <w:proofErr w:type="spellEnd"/>
+      <w:r>
+        <w:rPr>
+          <w:rFonts w:ascii="Times New Roman" w:hAnsi="Times New Roman" w:cs="Times New Roman"/>
+          <w:sz w:val="20"/>
+          <w:szCs w:val="20"/>
+          <w:lang w:val="tr-TR"/>
+        </w:rPr>
+        <w:t xml:space="preserve"> tüketmesi.</w:t>
       </w:r>
     </w:p>
     <w:p>
@@ -2207,6 +4232,7 @@
           <w:lang w:val="tr-TR"/>
         </w:rPr>
       </w:pPr>
+      <w:proofErr w:type="spellStart"/>
       <w:r>
         <w:rPr>
           <w:rFonts w:ascii="Times New Roman" w:hAnsi="Times New Roman" w:cs="Times New Roman"/>
@@ -2216,16 +4242,68 @@
           <w:szCs w:val="20"/>
           <w:lang w:val="tr-TR"/>
         </w:rPr>
-        <w:t>P_stm = 0.0825;</w:t>
-      </w:r>
-      <w:r>
-        <w:rPr>
-          <w:rFonts w:ascii="Times New Roman" w:hAnsi="Times New Roman" w:cs="Times New Roman"/>
-          <w:sz w:val="20"/>
-          <w:szCs w:val="20"/>
-          <w:lang w:val="tr-TR"/>
-        </w:rPr>
-        <w:t xml:space="preserve"> $\rightarrow$ Tablo 3'te "STM32 G431KB" ana işlemcisinin WAKE, DECIDE, MOVE gibi aktif durumlarda harcadığı 82.5 mW güç.</w:t>
+        <w:t>P_stm</w:t>
+      </w:r>
+      <w:proofErr w:type="spellEnd"/>
+      <w:r>
+        <w:rPr>
+          <w:rFonts w:ascii="Times New Roman" w:hAnsi="Times New Roman" w:cs="Times New Roman"/>
+          <w:b/>
+          <w:bCs/>
+          <w:sz w:val="20"/>
+          <w:szCs w:val="20"/>
+          <w:lang w:val="tr-TR"/>
+        </w:rPr>
+        <w:t xml:space="preserve"> = 0.0825;</w:t>
+      </w:r>
+      <w:r>
+        <w:rPr>
+          <w:rFonts w:ascii="Times New Roman" w:hAnsi="Times New Roman" w:cs="Times New Roman"/>
+          <w:sz w:val="20"/>
+          <w:szCs w:val="20"/>
+          <w:lang w:val="tr-TR"/>
+        </w:rPr>
+        <w:t xml:space="preserve"> $\</w:t>
+      </w:r>
+      <w:proofErr w:type="spellStart"/>
+      <w:r>
+        <w:rPr>
+          <w:rFonts w:ascii="Times New Roman" w:hAnsi="Times New Roman" w:cs="Times New Roman"/>
+          <w:sz w:val="20"/>
+          <w:szCs w:val="20"/>
+          <w:lang w:val="tr-TR"/>
+        </w:rPr>
+        <w:t>rightarrow</w:t>
+      </w:r>
+      <w:proofErr w:type="spellEnd"/>
+      <w:r>
+        <w:rPr>
+          <w:rFonts w:ascii="Times New Roman" w:hAnsi="Times New Roman" w:cs="Times New Roman"/>
+          <w:sz w:val="20"/>
+          <w:szCs w:val="20"/>
+          <w:lang w:val="tr-TR"/>
+        </w:rPr>
+        <w:t xml:space="preserve">$ Tablo 3'te "STM32 G431KB" ana işlemcisinin WAKE, DECIDE, MOVE gibi aktif durumlarda harcadığı 82.5 </w:t>
+      </w:r>
+      <w:proofErr w:type="spellStart"/>
+      <w:r>
+        <w:rPr>
+          <w:rFonts w:ascii="Times New Roman" w:hAnsi="Times New Roman" w:cs="Times New Roman"/>
+          <w:sz w:val="20"/>
+          <w:szCs w:val="20"/>
+          <w:lang w:val="tr-TR"/>
+        </w:rPr>
+        <w:t>mW</w:t>
+      </w:r>
+      <w:proofErr w:type="spellEnd"/>
+      <w:r>
+        <w:rPr>
+          <w:rFonts w:ascii="Times New Roman" w:hAnsi="Times New Roman" w:cs="Times New Roman"/>
+          <w:sz w:val="20"/>
+          <w:szCs w:val="20"/>
+          <w:lang w:val="tr-TR"/>
+        </w:rPr>
+        <w:t xml:space="preserve"> güç.</w:t>
       </w:r>
     </w:p>
     <w:p>
@@ -2241,6 +4319,7 @@
           <w:lang w:val="tr-TR"/>
         </w:rPr>
       </w:pPr>
+      <w:proofErr w:type="spellStart"/>
       <w:r>
         <w:rPr>
           <w:rFonts w:ascii="Times New Roman" w:hAnsi="Times New Roman" w:cs="Times New Roman"/>
@@ -2250,16 +4329,108 @@
           <w:szCs w:val="20"/>
           <w:lang w:val="tr-TR"/>
         </w:rPr>
-        <w:t>P_stm = 0.000033;</w:t>
-      </w:r>
-      <w:r>
-        <w:rPr>
-          <w:rFonts w:ascii="Times New Roman" w:hAnsi="Times New Roman" w:cs="Times New Roman"/>
-          <w:sz w:val="20"/>
-          <w:szCs w:val="20"/>
-          <w:lang w:val="tr-TR"/>
-        </w:rPr>
-        <w:t xml:space="preserve"> $\rightarrow$ Yine Tablo 3'te STM32'nin SLEEP (uyku) modundayken harcadığı sadece 0.033 mW (33 mikrowatt) güç. Move-and-sleep stratejinizin en büyük kozu budur.</w:t>
+        <w:t>P_stm</w:t>
+      </w:r>
+      <w:proofErr w:type="spellEnd"/>
+      <w:r>
+        <w:rPr>
+          <w:rFonts w:ascii="Times New Roman" w:hAnsi="Times New Roman" w:cs="Times New Roman"/>
+          <w:b/>
+          <w:bCs/>
+          <w:sz w:val="20"/>
+          <w:szCs w:val="20"/>
+          <w:lang w:val="tr-TR"/>
+        </w:rPr>
+        <w:t xml:space="preserve"> = 0.000033;</w:t>
+      </w:r>
+      <w:r>
+        <w:rPr>
+          <w:rFonts w:ascii="Times New Roman" w:hAnsi="Times New Roman" w:cs="Times New Roman"/>
+          <w:sz w:val="20"/>
+          <w:szCs w:val="20"/>
+          <w:lang w:val="tr-TR"/>
+        </w:rPr>
+        <w:t xml:space="preserve"> $\</w:t>
+      </w:r>
+      <w:proofErr w:type="spellStart"/>
+      <w:r>
+        <w:rPr>
+          <w:rFonts w:ascii="Times New Roman" w:hAnsi="Times New Roman" w:cs="Times New Roman"/>
+          <w:sz w:val="20"/>
+          <w:szCs w:val="20"/>
+          <w:lang w:val="tr-TR"/>
+        </w:rPr>
+        <w:t>rightarrow</w:t>
+      </w:r>
+      <w:proofErr w:type="spellEnd"/>
+      <w:r>
+        <w:rPr>
+          <w:rFonts w:ascii="Times New Roman" w:hAnsi="Times New Roman" w:cs="Times New Roman"/>
+          <w:sz w:val="20"/>
+          <w:szCs w:val="20"/>
+          <w:lang w:val="tr-TR"/>
+        </w:rPr>
+        <w:t xml:space="preserve">$ Yine Tablo 3'te STM32'nin SLEEP (uyku) modundayken harcadığı sadece 0.033 </w:t>
+      </w:r>
+      <w:proofErr w:type="spellStart"/>
+      <w:r>
+        <w:rPr>
+          <w:rFonts w:ascii="Times New Roman" w:hAnsi="Times New Roman" w:cs="Times New Roman"/>
+          <w:sz w:val="20"/>
+          <w:szCs w:val="20"/>
+          <w:lang w:val="tr-TR"/>
+        </w:rPr>
+        <w:t>mW</w:t>
+      </w:r>
+      <w:proofErr w:type="spellEnd"/>
+      <w:r>
+        <w:rPr>
+          <w:rFonts w:ascii="Times New Roman" w:hAnsi="Times New Roman" w:cs="Times New Roman"/>
+          <w:sz w:val="20"/>
+          <w:szCs w:val="20"/>
+          <w:lang w:val="tr-TR"/>
+        </w:rPr>
+        <w:t xml:space="preserve"> (33 </w:t>
+      </w:r>
+      <w:proofErr w:type="spellStart"/>
+      <w:r>
+        <w:rPr>
+          <w:rFonts w:ascii="Times New Roman" w:hAnsi="Times New Roman" w:cs="Times New Roman"/>
+          <w:sz w:val="20"/>
+          <w:szCs w:val="20"/>
+          <w:lang w:val="tr-TR"/>
+        </w:rPr>
+        <w:t>mikrowatt</w:t>
+      </w:r>
+      <w:proofErr w:type="spellEnd"/>
+      <w:r>
+        <w:rPr>
+          <w:rFonts w:ascii="Times New Roman" w:hAnsi="Times New Roman" w:cs="Times New Roman"/>
+          <w:sz w:val="20"/>
+          <w:szCs w:val="20"/>
+          <w:lang w:val="tr-TR"/>
+        </w:rPr>
+        <w:t xml:space="preserve">) güç. </w:t>
+      </w:r>
+      <w:proofErr w:type="spellStart"/>
+      <w:r>
+        <w:rPr>
+          <w:rFonts w:ascii="Times New Roman" w:hAnsi="Times New Roman" w:cs="Times New Roman"/>
+          <w:sz w:val="20"/>
+          <w:szCs w:val="20"/>
+          <w:lang w:val="tr-TR"/>
+        </w:rPr>
+        <w:t>Move-and-sleep</w:t>
+      </w:r>
+      <w:proofErr w:type="spellEnd"/>
+      <w:r>
+        <w:rPr>
+          <w:rFonts w:ascii="Times New Roman" w:hAnsi="Times New Roman" w:cs="Times New Roman"/>
+          <w:sz w:val="20"/>
+          <w:szCs w:val="20"/>
+          <w:lang w:val="tr-TR"/>
+        </w:rPr>
+        <w:t xml:space="preserve"> stratejinizin en büyük kozu budur.</w:t>
       </w:r>
     </w:p>
     <w:p>
@@ -2293,7 +4464,87 @@
           <w:szCs w:val="20"/>
           <w:lang w:val="tr-TR"/>
         </w:rPr>
-        <w:t xml:space="preserve"> $\rightarrow$ Tablo 3'teki "Pololu Buck verimi" kısmında belirtilen "%92" DC-DC dönüştürücü verimlilik kaybı. Bataryadan çekilen güç, dönüştürücü yüzünden her zaman kartın kullandığından biraz daha fazladır.</w:t>
+        <w:t xml:space="preserve"> $\</w:t>
+      </w:r>
+      <w:proofErr w:type="spellStart"/>
+      <w:r>
+        <w:rPr>
+          <w:rFonts w:ascii="Times New Roman" w:hAnsi="Times New Roman" w:cs="Times New Roman"/>
+          <w:sz w:val="20"/>
+          <w:szCs w:val="20"/>
+          <w:lang w:val="tr-TR"/>
+        </w:rPr>
+        <w:t>rightarrow</w:t>
+      </w:r>
+      <w:proofErr w:type="spellEnd"/>
+      <w:r>
+        <w:rPr>
+          <w:rFonts w:ascii="Times New Roman" w:hAnsi="Times New Roman" w:cs="Times New Roman"/>
+          <w:sz w:val="20"/>
+          <w:szCs w:val="20"/>
+          <w:lang w:val="tr-TR"/>
+        </w:rPr>
+        <w:t>$ Tablo 3'teki "</w:t>
+      </w:r>
+      <w:proofErr w:type="spellStart"/>
+      <w:r>
+        <w:rPr>
+          <w:rFonts w:ascii="Times New Roman" w:hAnsi="Times New Roman" w:cs="Times New Roman"/>
+          <w:sz w:val="20"/>
+          <w:szCs w:val="20"/>
+          <w:lang w:val="tr-TR"/>
+        </w:rPr>
+        <w:t>Pololu</w:t>
+      </w:r>
+      <w:proofErr w:type="spellEnd"/>
+      <w:r>
+        <w:rPr>
+          <w:rFonts w:ascii="Times New Roman" w:hAnsi="Times New Roman" w:cs="Times New Roman"/>
+          <w:sz w:val="20"/>
+          <w:szCs w:val="20"/>
+          <w:lang w:val="tr-TR"/>
+        </w:rPr>
+        <w:t xml:space="preserve"> </w:t>
+      </w:r>
+      <w:proofErr w:type="spellStart"/>
+      <w:r>
+        <w:rPr>
+          <w:rFonts w:ascii="Times New Roman" w:hAnsi="Times New Roman" w:cs="Times New Roman"/>
+          <w:sz w:val="20"/>
+          <w:szCs w:val="20"/>
+          <w:lang w:val="tr-TR"/>
+        </w:rPr>
+        <w:t>Buck</w:t>
+      </w:r>
+      <w:proofErr w:type="spellEnd"/>
+      <w:r>
+        <w:rPr>
+          <w:rFonts w:ascii="Times New Roman" w:hAnsi="Times New Roman" w:cs="Times New Roman"/>
+          <w:sz w:val="20"/>
+          <w:szCs w:val="20"/>
+          <w:lang w:val="tr-TR"/>
+        </w:rPr>
+        <w:t xml:space="preserve"> verimi" kısmında belirtilen "</w:t>
+      </w:r>
+      <w:proofErr w:type="gramStart"/>
+      <w:r>
+        <w:rPr>
+          <w:rFonts w:ascii="Times New Roman" w:hAnsi="Times New Roman" w:cs="Times New Roman"/>
+          <w:sz w:val="20"/>
+          <w:szCs w:val="20"/>
+          <w:lang w:val="tr-TR"/>
+        </w:rPr>
+        <w:t>%92</w:t>
+      </w:r>
+      <w:proofErr w:type="gramEnd"/>
+      <w:r>
+        <w:rPr>
+          <w:rFonts w:ascii="Times New Roman" w:hAnsi="Times New Roman" w:cs="Times New Roman"/>
+          <w:sz w:val="20"/>
+          <w:szCs w:val="20"/>
+          <w:lang w:val="tr-TR"/>
+        </w:rPr>
+        <w:t>" DC-DC dönüştürücü verimlilik kaybı. Bataryadan çekilen güç, dönüştürücü yüzünden her zaman kartın kullandığından biraz daha fazladır.</w:t>
       </w:r>
     </w:p>
     <w:p>
@@ -2327,26 +4578,186 @@
           <w:szCs w:val="20"/>
           <w:lang w:val="tr-TR"/>
         </w:rPr>
-        <w:t xml:space="preserve"> $\rightarrow$ Bu değer PDF raporundaki "typical 5W motor current" (tipik 5W motor akımı) varsayımından gelmektedir (yaklaşık 12V bataryada 5W için ~0.4A - 0.45A arası).</w:t>
-      </w:r>
-    </w:p>
-    <w:p>
-      <w:pPr>
-        <w:rPr>
-          <w:rFonts w:ascii="Times New Roman" w:hAnsi="Times New Roman" w:cs="Times New Roman"/>
-          <w:sz w:val="20"/>
-          <w:szCs w:val="20"/>
-          <w:lang w:val="tr-TR"/>
-        </w:rPr>
-      </w:pPr>
-      <w:r>
-        <w:rPr>
-          <w:rFonts w:ascii="Times New Roman" w:hAnsi="Times New Roman" w:cs="Times New Roman"/>
-          <w:sz w:val="20"/>
-          <w:szCs w:val="20"/>
-          <w:lang w:val="tr-TR"/>
-        </w:rPr>
-        <w:t>Gördüğünüz gibi kodumuzda hiçbir sayıyı "sihirli" (magic number) olarak kullanmadık. Hepsi sizin kurduğunuz donanım mimarisinin gerçek fiziksel ve elektriksel sınırlarıdır. Tezinizde veya makalenizde "Sistemimizin parazitik kaybı bu kadardır" dediğinizde, hakemlere doğrudan bu detaylı çip bileşenlerini (ve datasheetlerini) kanıt olarak sunabileceksiniz.</w:t>
+        <w:t xml:space="preserve"> $\</w:t>
+      </w:r>
+      <w:proofErr w:type="spellStart"/>
+      <w:r>
+        <w:rPr>
+          <w:rFonts w:ascii="Times New Roman" w:hAnsi="Times New Roman" w:cs="Times New Roman"/>
+          <w:sz w:val="20"/>
+          <w:szCs w:val="20"/>
+          <w:lang w:val="tr-TR"/>
+        </w:rPr>
+        <w:t>rightarrow</w:t>
+      </w:r>
+      <w:proofErr w:type="spellEnd"/>
+      <w:r>
+        <w:rPr>
+          <w:rFonts w:ascii="Times New Roman" w:hAnsi="Times New Roman" w:cs="Times New Roman"/>
+          <w:sz w:val="20"/>
+          <w:szCs w:val="20"/>
+          <w:lang w:val="tr-TR"/>
+        </w:rPr>
+        <w:t>$ Bu değer PDF raporundaki "</w:t>
+      </w:r>
+      <w:proofErr w:type="spellStart"/>
+      <w:r>
+        <w:rPr>
+          <w:rFonts w:ascii="Times New Roman" w:hAnsi="Times New Roman" w:cs="Times New Roman"/>
+          <w:sz w:val="20"/>
+          <w:szCs w:val="20"/>
+          <w:lang w:val="tr-TR"/>
+        </w:rPr>
+        <w:t>typical</w:t>
+      </w:r>
+      <w:proofErr w:type="spellEnd"/>
+      <w:r>
+        <w:rPr>
+          <w:rFonts w:ascii="Times New Roman" w:hAnsi="Times New Roman" w:cs="Times New Roman"/>
+          <w:sz w:val="20"/>
+          <w:szCs w:val="20"/>
+          <w:lang w:val="tr-TR"/>
+        </w:rPr>
+        <w:t xml:space="preserve"> 5W motor </w:t>
+      </w:r>
+      <w:proofErr w:type="spellStart"/>
+      <w:r>
+        <w:rPr>
+          <w:rFonts w:ascii="Times New Roman" w:hAnsi="Times New Roman" w:cs="Times New Roman"/>
+          <w:sz w:val="20"/>
+          <w:szCs w:val="20"/>
+          <w:lang w:val="tr-TR"/>
+        </w:rPr>
+        <w:t>current</w:t>
+      </w:r>
+      <w:proofErr w:type="spellEnd"/>
+      <w:r>
+        <w:rPr>
+          <w:rFonts w:ascii="Times New Roman" w:hAnsi="Times New Roman" w:cs="Times New Roman"/>
+          <w:sz w:val="20"/>
+          <w:szCs w:val="20"/>
+          <w:lang w:val="tr-TR"/>
+        </w:rPr>
+        <w:t>" (tipik 5W motor akımı) varsayımından gelmektedir (yaklaşık 12V bataryada 5W için ~0.</w:t>
+      </w:r>
+      <w:proofErr w:type="gramStart"/>
+      <w:r>
+        <w:rPr>
+          <w:rFonts w:ascii="Times New Roman" w:hAnsi="Times New Roman" w:cs="Times New Roman"/>
+          <w:sz w:val="20"/>
+          <w:szCs w:val="20"/>
+          <w:lang w:val="tr-TR"/>
+        </w:rPr>
+        <w:t>4A -</w:t>
+      </w:r>
+      <w:proofErr w:type="gramEnd"/>
+      <w:r>
+        <w:rPr>
+          <w:rFonts w:ascii="Times New Roman" w:hAnsi="Times New Roman" w:cs="Times New Roman"/>
+          <w:sz w:val="20"/>
+          <w:szCs w:val="20"/>
+          <w:lang w:val="tr-TR"/>
+        </w:rPr>
+        <w:t xml:space="preserve"> 0.45A arası).</w:t>
+      </w:r>
+    </w:p>
+    <w:p>
+      <w:pPr>
+        <w:rPr>
+          <w:rFonts w:ascii="Times New Roman" w:hAnsi="Times New Roman" w:cs="Times New Roman"/>
+          <w:sz w:val="20"/>
+          <w:szCs w:val="20"/>
+          <w:lang w:val="tr-TR"/>
+        </w:rPr>
+      </w:pPr>
+      <w:r>
+        <w:rPr>
+          <w:rFonts w:ascii="Times New Roman" w:hAnsi="Times New Roman" w:cs="Times New Roman"/>
+          <w:sz w:val="20"/>
+          <w:szCs w:val="20"/>
+          <w:lang w:val="tr-TR"/>
+        </w:rPr>
+        <w:t>Gördüğünüz gibi kodumuzda hiçbir sayıyı "sihirli" (</w:t>
+      </w:r>
+      <w:proofErr w:type="spellStart"/>
+      <w:r>
+        <w:rPr>
+          <w:rFonts w:ascii="Times New Roman" w:hAnsi="Times New Roman" w:cs="Times New Roman"/>
+          <w:sz w:val="20"/>
+          <w:szCs w:val="20"/>
+          <w:lang w:val="tr-TR"/>
+        </w:rPr>
+        <w:t>magic</w:t>
+      </w:r>
+      <w:proofErr w:type="spellEnd"/>
+      <w:r>
+        <w:rPr>
+          <w:rFonts w:ascii="Times New Roman" w:hAnsi="Times New Roman" w:cs="Times New Roman"/>
+          <w:sz w:val="20"/>
+          <w:szCs w:val="20"/>
+          <w:lang w:val="tr-TR"/>
+        </w:rPr>
+        <w:t xml:space="preserve"> </w:t>
+      </w:r>
+      <w:proofErr w:type="spellStart"/>
+      <w:r>
+        <w:rPr>
+          <w:rFonts w:ascii="Times New Roman" w:hAnsi="Times New Roman" w:cs="Times New Roman"/>
+          <w:sz w:val="20"/>
+          <w:szCs w:val="20"/>
+          <w:lang w:val="tr-TR"/>
+        </w:rPr>
+        <w:t>number</w:t>
+      </w:r>
+      <w:proofErr w:type="spellEnd"/>
+      <w:r>
+        <w:rPr>
+          <w:rFonts w:ascii="Times New Roman" w:hAnsi="Times New Roman" w:cs="Times New Roman"/>
+          <w:sz w:val="20"/>
+          <w:szCs w:val="20"/>
+          <w:lang w:val="tr-TR"/>
+        </w:rPr>
+        <w:t xml:space="preserve">) olarak kullanmadık. Hepsi sizin kurduğunuz donanım mimarisinin gerçek fiziksel ve elektriksel sınırlarıdır. Tezinizde veya makalenizde "Sistemimizin </w:t>
+      </w:r>
+      <w:proofErr w:type="spellStart"/>
+      <w:r>
+        <w:rPr>
+          <w:rFonts w:ascii="Times New Roman" w:hAnsi="Times New Roman" w:cs="Times New Roman"/>
+          <w:sz w:val="20"/>
+          <w:szCs w:val="20"/>
+          <w:lang w:val="tr-TR"/>
+        </w:rPr>
+        <w:t>parazitik</w:t>
+      </w:r>
+      <w:proofErr w:type="spellEnd"/>
+      <w:r>
+        <w:rPr>
+          <w:rFonts w:ascii="Times New Roman" w:hAnsi="Times New Roman" w:cs="Times New Roman"/>
+          <w:sz w:val="20"/>
+          <w:szCs w:val="20"/>
+          <w:lang w:val="tr-TR"/>
+        </w:rPr>
+        <w:t xml:space="preserve"> kaybı bu kadardır" dediğinizde, hakemlere doğrudan bu detaylı çip bileşenlerini (ve </w:t>
+      </w:r>
+      <w:proofErr w:type="spellStart"/>
+      <w:r>
+        <w:rPr>
+          <w:rFonts w:ascii="Times New Roman" w:hAnsi="Times New Roman" w:cs="Times New Roman"/>
+          <w:sz w:val="20"/>
+          <w:szCs w:val="20"/>
+          <w:lang w:val="tr-TR"/>
+        </w:rPr>
+        <w:t>datasheetlerini</w:t>
+      </w:r>
+      <w:proofErr w:type="spellEnd"/>
+      <w:r>
+        <w:rPr>
+          <w:rFonts w:ascii="Times New Roman" w:hAnsi="Times New Roman" w:cs="Times New Roman"/>
+          <w:sz w:val="20"/>
+          <w:szCs w:val="20"/>
+          <w:lang w:val="tr-TR"/>
+        </w:rPr>
+        <w:t>) kanıt olarak sunabileceksiniz.</w:t>
       </w:r>
     </w:p>
     <w:p>
@@ -2825,7 +5236,27 @@
           <w:szCs w:val="20"/>
           <w:lang w:val="tr-TR"/>
         </w:rPr>
-        <w:t xml:space="preserve">A · error_extractor — sensör → derece hatası. </w:t>
+        <w:t xml:space="preserve">A · </w:t>
+      </w:r>
+      <w:proofErr w:type="spellStart"/>
+      <w:r>
+        <w:rPr>
+          <w:rFonts w:ascii="Times New Roman" w:hAnsi="Times New Roman" w:cs="Times New Roman"/>
+          <w:sz w:val="20"/>
+          <w:szCs w:val="20"/>
+          <w:lang w:val="tr-TR"/>
+        </w:rPr>
+        <w:t>error_extractor</w:t>
+      </w:r>
+      <w:proofErr w:type="spellEnd"/>
+      <w:r>
+        <w:rPr>
+          <w:rFonts w:ascii="Times New Roman" w:hAnsi="Times New Roman" w:cs="Times New Roman"/>
+          <w:sz w:val="20"/>
+          <w:szCs w:val="20"/>
+          <w:lang w:val="tr-TR"/>
+        </w:rPr>
+        <w:t xml:space="preserve"> — sensör → derece hatası. </w:t>
       </w:r>
       <w:r>
         <w:rPr>
@@ -2862,45 +5293,205 @@
           <w:szCs w:val="20"/>
           <w:lang w:val="tr-TR"/>
         </w:rPr>
-        <w:t>B · pi_step — hata → motor hız komutu. Sıradaki. A ve B bittiğinde bir ara hedefimiz var: ikisini Plant'a takıp ilk closed-loop testini almak — yani sun_az hareket ederken panel_pan'in onu izlediğini görmek. "Çalışıyor" dediğimiz an bu.</w:t>
-      </w:r>
-    </w:p>
-    <w:p>
-      <w:pPr>
-        <w:rPr>
-          <w:rFonts w:ascii="Times New Roman" w:hAnsi="Times New Roman" w:cs="Times New Roman"/>
-          <w:sz w:val="20"/>
-          <w:szCs w:val="20"/>
-          <w:lang w:val="tr-TR"/>
-        </w:rPr>
-      </w:pPr>
-      <w:r>
-        <w:rPr>
-          <w:rFonts w:ascii="Times New Roman" w:hAnsi="Times New Roman" w:cs="Times New Roman"/>
-          <w:sz w:val="20"/>
-          <w:szCs w:val="20"/>
-          <w:lang w:val="tr-TR"/>
-        </w:rPr>
-        <w:t>B+ · ayna/doyum — pan ekseni ±90°'yi aşmak istediğinde fiziksel olarak ulaşılabilir başka bir konuma çevirir. İlk testlerde tetiklenmez, o yüzden sonraya kalabilir.</w:t>
-      </w:r>
-    </w:p>
-    <w:p>
-      <w:pPr>
-        <w:rPr>
-          <w:rFonts w:ascii="Times New Roman" w:hAnsi="Times New Roman" w:cs="Times New Roman"/>
-          <w:sz w:val="20"/>
-          <w:szCs w:val="20"/>
-          <w:lang w:val="tr-TR"/>
-        </w:rPr>
-      </w:pPr>
-      <w:r>
-        <w:rPr>
-          <w:rFonts w:ascii="Times New Roman" w:hAnsi="Times New Roman" w:cs="Times New Roman"/>
-          <w:sz w:val="20"/>
-          <w:szCs w:val="20"/>
-          <w:lang w:val="tr-TR"/>
-        </w:rPr>
-        <w:t>C · FSM süpervizör — "ne zaman hareket et, ne zaman uyu" beyni. Move-and-sleep enerji mantığını bu ekler.</w:t>
+        <w:t xml:space="preserve">B · </w:t>
+      </w:r>
+      <w:proofErr w:type="spellStart"/>
+      <w:r>
+        <w:rPr>
+          <w:rFonts w:ascii="Times New Roman" w:hAnsi="Times New Roman" w:cs="Times New Roman"/>
+          <w:sz w:val="20"/>
+          <w:szCs w:val="20"/>
+          <w:lang w:val="tr-TR"/>
+        </w:rPr>
+        <w:t>pi_step</w:t>
+      </w:r>
+      <w:proofErr w:type="spellEnd"/>
+      <w:r>
+        <w:rPr>
+          <w:rFonts w:ascii="Times New Roman" w:hAnsi="Times New Roman" w:cs="Times New Roman"/>
+          <w:sz w:val="20"/>
+          <w:szCs w:val="20"/>
+          <w:lang w:val="tr-TR"/>
+        </w:rPr>
+        <w:t xml:space="preserve"> — hata → motor hız komutu. Sıradaki. A ve B bittiğinde bir ara hedefimiz var: ikisini </w:t>
+      </w:r>
+      <w:proofErr w:type="spellStart"/>
+      <w:r>
+        <w:rPr>
+          <w:rFonts w:ascii="Times New Roman" w:hAnsi="Times New Roman" w:cs="Times New Roman"/>
+          <w:sz w:val="20"/>
+          <w:szCs w:val="20"/>
+          <w:lang w:val="tr-TR"/>
+        </w:rPr>
+        <w:t>Plant'a</w:t>
+      </w:r>
+      <w:proofErr w:type="spellEnd"/>
+      <w:r>
+        <w:rPr>
+          <w:rFonts w:ascii="Times New Roman" w:hAnsi="Times New Roman" w:cs="Times New Roman"/>
+          <w:sz w:val="20"/>
+          <w:szCs w:val="20"/>
+          <w:lang w:val="tr-TR"/>
+        </w:rPr>
+        <w:t xml:space="preserve"> takıp ilk </w:t>
+      </w:r>
+      <w:proofErr w:type="spellStart"/>
+      <w:r>
+        <w:rPr>
+          <w:rFonts w:ascii="Times New Roman" w:hAnsi="Times New Roman" w:cs="Times New Roman"/>
+          <w:sz w:val="20"/>
+          <w:szCs w:val="20"/>
+          <w:lang w:val="tr-TR"/>
+        </w:rPr>
+        <w:t>closed-loop</w:t>
+      </w:r>
+      <w:proofErr w:type="spellEnd"/>
+      <w:r>
+        <w:rPr>
+          <w:rFonts w:ascii="Times New Roman" w:hAnsi="Times New Roman" w:cs="Times New Roman"/>
+          <w:sz w:val="20"/>
+          <w:szCs w:val="20"/>
+          <w:lang w:val="tr-TR"/>
+        </w:rPr>
+        <w:t xml:space="preserve"> testini almak — yani </w:t>
+      </w:r>
+      <w:proofErr w:type="spellStart"/>
+      <w:r>
+        <w:rPr>
+          <w:rFonts w:ascii="Times New Roman" w:hAnsi="Times New Roman" w:cs="Times New Roman"/>
+          <w:sz w:val="20"/>
+          <w:szCs w:val="20"/>
+          <w:lang w:val="tr-TR"/>
+        </w:rPr>
+        <w:t>sun_az</w:t>
+      </w:r>
+      <w:proofErr w:type="spellEnd"/>
+      <w:r>
+        <w:rPr>
+          <w:rFonts w:ascii="Times New Roman" w:hAnsi="Times New Roman" w:cs="Times New Roman"/>
+          <w:sz w:val="20"/>
+          <w:szCs w:val="20"/>
+          <w:lang w:val="tr-TR"/>
+        </w:rPr>
+        <w:t xml:space="preserve"> hareket ederken </w:t>
+      </w:r>
+      <w:proofErr w:type="spellStart"/>
+      <w:r>
+        <w:rPr>
+          <w:rFonts w:ascii="Times New Roman" w:hAnsi="Times New Roman" w:cs="Times New Roman"/>
+          <w:sz w:val="20"/>
+          <w:szCs w:val="20"/>
+          <w:lang w:val="tr-TR"/>
+        </w:rPr>
+        <w:t>panel_pan'in</w:t>
+      </w:r>
+      <w:proofErr w:type="spellEnd"/>
+      <w:r>
+        <w:rPr>
+          <w:rFonts w:ascii="Times New Roman" w:hAnsi="Times New Roman" w:cs="Times New Roman"/>
+          <w:sz w:val="20"/>
+          <w:szCs w:val="20"/>
+          <w:lang w:val="tr-TR"/>
+        </w:rPr>
+        <w:t xml:space="preserve"> onu izlediğini görmek. "Çalışıyor" dediğimiz an bu.</w:t>
+      </w:r>
+    </w:p>
+    <w:p>
+      <w:pPr>
+        <w:rPr>
+          <w:rFonts w:ascii="Times New Roman" w:hAnsi="Times New Roman" w:cs="Times New Roman"/>
+          <w:sz w:val="20"/>
+          <w:szCs w:val="20"/>
+          <w:lang w:val="tr-TR"/>
+        </w:rPr>
+      </w:pPr>
+      <w:r>
+        <w:rPr>
+          <w:rFonts w:ascii="Times New Roman" w:hAnsi="Times New Roman" w:cs="Times New Roman"/>
+          <w:sz w:val="20"/>
+          <w:szCs w:val="20"/>
+          <w:lang w:val="tr-TR"/>
+        </w:rPr>
+        <w:t xml:space="preserve">B+ · ayna/doyum — </w:t>
+      </w:r>
+      <w:proofErr w:type="spellStart"/>
+      <w:r>
+        <w:rPr>
+          <w:rFonts w:ascii="Times New Roman" w:hAnsi="Times New Roman" w:cs="Times New Roman"/>
+          <w:sz w:val="20"/>
+          <w:szCs w:val="20"/>
+          <w:lang w:val="tr-TR"/>
+        </w:rPr>
+        <w:t>pan</w:t>
+      </w:r>
+      <w:proofErr w:type="spellEnd"/>
+      <w:r>
+        <w:rPr>
+          <w:rFonts w:ascii="Times New Roman" w:hAnsi="Times New Roman" w:cs="Times New Roman"/>
+          <w:sz w:val="20"/>
+          <w:szCs w:val="20"/>
+          <w:lang w:val="tr-TR"/>
+        </w:rPr>
+        <w:t xml:space="preserve"> ekseni ±90°'yi aşmak istediğinde fiziksel olarak ulaşılabilir başka bir konuma çevirir. İlk testlerde tetiklenmez, o yüzden sonraya kalabilir.</w:t>
+      </w:r>
+    </w:p>
+    <w:p>
+      <w:pPr>
+        <w:rPr>
+          <w:rFonts w:ascii="Times New Roman" w:hAnsi="Times New Roman" w:cs="Times New Roman"/>
+          <w:sz w:val="20"/>
+          <w:szCs w:val="20"/>
+          <w:lang w:val="tr-TR"/>
+        </w:rPr>
+      </w:pPr>
+      <w:r>
+        <w:rPr>
+          <w:rFonts w:ascii="Times New Roman" w:hAnsi="Times New Roman" w:cs="Times New Roman"/>
+          <w:sz w:val="20"/>
+          <w:szCs w:val="20"/>
+          <w:lang w:val="tr-TR"/>
+        </w:rPr>
+        <w:t xml:space="preserve">C · FSM süpervizör — "ne zaman hareket </w:t>
+      </w:r>
+      <w:proofErr w:type="gramStart"/>
+      <w:r>
+        <w:rPr>
+          <w:rFonts w:ascii="Times New Roman" w:hAnsi="Times New Roman" w:cs="Times New Roman"/>
+          <w:sz w:val="20"/>
+          <w:szCs w:val="20"/>
+          <w:lang w:val="tr-TR"/>
+        </w:rPr>
+        <w:t>et,</w:t>
+      </w:r>
+      <w:proofErr w:type="gramEnd"/>
+      <w:r>
+        <w:rPr>
+          <w:rFonts w:ascii="Times New Roman" w:hAnsi="Times New Roman" w:cs="Times New Roman"/>
+          <w:sz w:val="20"/>
+          <w:szCs w:val="20"/>
+          <w:lang w:val="tr-TR"/>
+        </w:rPr>
+        <w:t xml:space="preserve"> ne zaman uyu" beyni. </w:t>
+      </w:r>
+      <w:proofErr w:type="spellStart"/>
+      <w:r>
+        <w:rPr>
+          <w:rFonts w:ascii="Times New Roman" w:hAnsi="Times New Roman" w:cs="Times New Roman"/>
+          <w:sz w:val="20"/>
+          <w:szCs w:val="20"/>
+          <w:lang w:val="tr-TR"/>
+        </w:rPr>
+        <w:t>Move-and-sleep</w:t>
+      </w:r>
+      <w:proofErr w:type="spellEnd"/>
+      <w:r>
+        <w:rPr>
+          <w:rFonts w:ascii="Times New Roman" w:hAnsi="Times New Roman" w:cs="Times New Roman"/>
+          <w:sz w:val="20"/>
+          <w:szCs w:val="20"/>
+          <w:lang w:val="tr-TR"/>
+        </w:rPr>
+        <w:t xml:space="preserve"> enerji mantığını bu ekler.</w:t>
       </w:r>
     </w:p>
     <w:p>
@@ -3439,94 +6030,774 @@
           <w:lang w:val="tr-TR"/>
         </w:rPr>
         <w:lastRenderedPageBreak/>
-        <w:t>Bu rapor işi çok netleştirmiş, ve iki düzeltmen de yerinde — kabul ediyorum. Flip mekanizması: haklısın, tilt işareti zaten `applyFlipLogic`'te `−ideal_tilt` olarak çevrildiği için ekstra düzeltme gerekmiyor. Ve "işaret konvansiyonu çelişkisi" dediğim şey aslında iki ayrı tasarım soyunu (senin eski `StateManagerFSM`'in ile az önce yaptığımız `error_extractor`'ı) yan yana koymaktan çıkmıştı; senin mevcut sistemin kendi içinde tutarlı — code-AI bu noktada haklı. Geriye tek soru kalıyordu: ileride hangi konvansiyonu kullanacağız?</w:t>
-      </w:r>
-    </w:p>
-    <w:p>
-      <w:pPr>
-        <w:rPr>
-          <w:rFonts w:ascii="Times New Roman" w:hAnsi="Times New Roman" w:cs="Times New Roman"/>
-          <w:sz w:val="20"/>
-          <w:szCs w:val="20"/>
-          <w:lang w:val="tr-TR"/>
-        </w:rPr>
-      </w:pPr>
-    </w:p>
-    <w:p>
-      <w:pPr>
-        <w:rPr>
-          <w:rFonts w:ascii="Times New Roman" w:hAnsi="Times New Roman" w:cs="Times New Roman"/>
-          <w:sz w:val="20"/>
-          <w:szCs w:val="20"/>
-          <w:lang w:val="tr-TR"/>
-        </w:rPr>
-      </w:pPr>
-      <w:r>
-        <w:rPr>
-          <w:rFonts w:ascii="Times New Roman" w:hAnsi="Times New Roman" w:cs="Times New Roman"/>
-          <w:sz w:val="20"/>
-          <w:szCs w:val="20"/>
-          <w:lang w:val="tr-TR"/>
-        </w:rPr>
-        <w:t>Onu da kesin cevaplayabilirim, çünkü senin yüklediğin Plant üzerinden iki ekseni de elle takip ettim:</w:t>
-      </w:r>
-    </w:p>
-    <w:p>
-      <w:pPr>
-        <w:rPr>
-          <w:rFonts w:ascii="Times New Roman" w:hAnsi="Times New Roman" w:cs="Times New Roman"/>
-          <w:sz w:val="20"/>
-          <w:szCs w:val="20"/>
-          <w:lang w:val="tr-TR"/>
-        </w:rPr>
-      </w:pPr>
-    </w:p>
-    <w:p>
-      <w:pPr>
-        <w:rPr>
-          <w:rFonts w:ascii="Times New Roman" w:hAnsi="Times New Roman" w:cs="Times New Roman"/>
-          <w:sz w:val="20"/>
-          <w:szCs w:val="20"/>
-          <w:lang w:val="tr-TR"/>
-        </w:rPr>
-      </w:pPr>
-      <w:r>
-        <w:rPr>
-          <w:rFonts w:ascii="Times New Roman" w:hAnsi="Times New Roman" w:cs="Times New Roman"/>
-          <w:sz w:val="20"/>
-          <w:szCs w:val="20"/>
-          <w:lang w:val="tr-TR"/>
-        </w:rPr>
-        <w:t>`mis_pan &gt; 0` (güneş +pan tarafında) → `ldr_model`'de `S_body_x = sin(mis_pan) &gt; 0` → Right sensörü daha çok ışık alır → `V_R &gt; V_L` → `error_extractor`'da `(V_R − V_L) &gt; 0` → PI pozitif PWM → motor +pan döner → `mis_pan` küçülür. Yani **negatif geri besleme, döngü yakınsıyor.** Tilt ekseninde de tutuyor (`ldr_model`'deki `−sin(mis_tilt)` işaret tersini, `readLDRs`'in Up/Down yerleşimi geri çeviriyor).</w:t>
-      </w:r>
-    </w:p>
-    <w:p>
-      <w:pPr>
-        <w:rPr>
-          <w:rFonts w:ascii="Times New Roman" w:hAnsi="Times New Roman" w:cs="Times New Roman"/>
-          <w:sz w:val="20"/>
-          <w:szCs w:val="20"/>
-          <w:lang w:val="tr-TR"/>
-        </w:rPr>
-      </w:pPr>
-    </w:p>
-    <w:p>
-      <w:pPr>
-        <w:rPr>
-          <w:rFonts w:ascii="Times New Roman" w:hAnsi="Times New Roman" w:cs="Times New Roman"/>
-          <w:sz w:val="20"/>
-          <w:szCs w:val="20"/>
-          <w:lang w:val="tr-TR"/>
-        </w:rPr>
-      </w:pPr>
-      <w:r>
-        <w:rPr>
-          <w:rFonts w:ascii="Times New Roman" w:hAnsi="Times New Roman" w:cs="Times New Roman"/>
-          <w:sz w:val="20"/>
-          <w:szCs w:val="20"/>
-          <w:lang w:val="tr-TR"/>
-        </w:rPr>
-        <w:t>Sonuç: `error_extractor`'ın `(V_R − V_L)` konvansiyonu, senin yüklediğin Plant için **doğru** işaret. `StateManagerFSM`'in `(V_L − V_R)` konvansiyonu bu Plant'a takılsaydı ters dönerdi — ama biz onu kullanmayacağız, baştan sona `error_extractor`'ı kullanacağız. İlk closed-loop koşumu bunu gözle de teyit edecek: panel güneşe yakınsıyorsa işaret doğru demektir.</w:t>
+        <w:t xml:space="preserve">Bu rapor işi çok </w:t>
+      </w:r>
+      <w:proofErr w:type="gramStart"/>
+      <w:r>
+        <w:rPr>
+          <w:rFonts w:ascii="Times New Roman" w:hAnsi="Times New Roman" w:cs="Times New Roman"/>
+          <w:sz w:val="20"/>
+          <w:szCs w:val="20"/>
+          <w:lang w:val="tr-TR"/>
+        </w:rPr>
+        <w:t>netleştirmiş,</w:t>
+      </w:r>
+      <w:proofErr w:type="gramEnd"/>
+      <w:r>
+        <w:rPr>
+          <w:rFonts w:ascii="Times New Roman" w:hAnsi="Times New Roman" w:cs="Times New Roman"/>
+          <w:sz w:val="20"/>
+          <w:szCs w:val="20"/>
+          <w:lang w:val="tr-TR"/>
+        </w:rPr>
+        <w:t xml:space="preserve"> ve iki düzeltmen de yerinde — kabul ediyorum. </w:t>
+      </w:r>
+      <w:proofErr w:type="spellStart"/>
+      <w:r>
+        <w:rPr>
+          <w:rFonts w:ascii="Times New Roman" w:hAnsi="Times New Roman" w:cs="Times New Roman"/>
+          <w:sz w:val="20"/>
+          <w:szCs w:val="20"/>
+          <w:lang w:val="tr-TR"/>
+        </w:rPr>
+        <w:t>Flip</w:t>
+      </w:r>
+      <w:proofErr w:type="spellEnd"/>
+      <w:r>
+        <w:rPr>
+          <w:rFonts w:ascii="Times New Roman" w:hAnsi="Times New Roman" w:cs="Times New Roman"/>
+          <w:sz w:val="20"/>
+          <w:szCs w:val="20"/>
+          <w:lang w:val="tr-TR"/>
+        </w:rPr>
+        <w:t xml:space="preserve"> mekanizması: haklısın, </w:t>
+      </w:r>
+      <w:proofErr w:type="spellStart"/>
+      <w:r>
+        <w:rPr>
+          <w:rFonts w:ascii="Times New Roman" w:hAnsi="Times New Roman" w:cs="Times New Roman"/>
+          <w:sz w:val="20"/>
+          <w:szCs w:val="20"/>
+          <w:lang w:val="tr-TR"/>
+        </w:rPr>
+        <w:t>tilt</w:t>
+      </w:r>
+      <w:proofErr w:type="spellEnd"/>
+      <w:r>
+        <w:rPr>
+          <w:rFonts w:ascii="Times New Roman" w:hAnsi="Times New Roman" w:cs="Times New Roman"/>
+          <w:sz w:val="20"/>
+          <w:szCs w:val="20"/>
+          <w:lang w:val="tr-TR"/>
+        </w:rPr>
+        <w:t xml:space="preserve"> işareti zaten `</w:t>
+      </w:r>
+      <w:proofErr w:type="spellStart"/>
+      <w:r>
+        <w:rPr>
+          <w:rFonts w:ascii="Times New Roman" w:hAnsi="Times New Roman" w:cs="Times New Roman"/>
+          <w:sz w:val="20"/>
+          <w:szCs w:val="20"/>
+          <w:lang w:val="tr-TR"/>
+        </w:rPr>
+        <w:t>applyFlipLogic</w:t>
+      </w:r>
+      <w:proofErr w:type="spellEnd"/>
+      <w:r>
+        <w:rPr>
+          <w:rFonts w:ascii="Times New Roman" w:hAnsi="Times New Roman" w:cs="Times New Roman"/>
+          <w:sz w:val="20"/>
+          <w:szCs w:val="20"/>
+          <w:lang w:val="tr-TR"/>
+        </w:rPr>
+        <w:t>`'te `−</w:t>
+      </w:r>
+      <w:proofErr w:type="spellStart"/>
+      <w:r>
+        <w:rPr>
+          <w:rFonts w:ascii="Times New Roman" w:hAnsi="Times New Roman" w:cs="Times New Roman"/>
+          <w:sz w:val="20"/>
+          <w:szCs w:val="20"/>
+          <w:lang w:val="tr-TR"/>
+        </w:rPr>
+        <w:t>ideal_tilt</w:t>
+      </w:r>
+      <w:proofErr w:type="spellEnd"/>
+      <w:r>
+        <w:rPr>
+          <w:rFonts w:ascii="Times New Roman" w:hAnsi="Times New Roman" w:cs="Times New Roman"/>
+          <w:sz w:val="20"/>
+          <w:szCs w:val="20"/>
+          <w:lang w:val="tr-TR"/>
+        </w:rPr>
+        <w:t>` olarak çevrildiği için ekstra düzeltme gerekmiyor. Ve "işaret konvansiyonu çelişkisi" dediğim şey aslında iki ayrı tasarım soyunu (senin eski `</w:t>
+      </w:r>
+      <w:proofErr w:type="spellStart"/>
+      <w:r>
+        <w:rPr>
+          <w:rFonts w:ascii="Times New Roman" w:hAnsi="Times New Roman" w:cs="Times New Roman"/>
+          <w:sz w:val="20"/>
+          <w:szCs w:val="20"/>
+          <w:lang w:val="tr-TR"/>
+        </w:rPr>
+        <w:t>StateManagerFSM</w:t>
+      </w:r>
+      <w:proofErr w:type="spellEnd"/>
+      <w:r>
+        <w:rPr>
+          <w:rFonts w:ascii="Times New Roman" w:hAnsi="Times New Roman" w:cs="Times New Roman"/>
+          <w:sz w:val="20"/>
+          <w:szCs w:val="20"/>
+          <w:lang w:val="tr-TR"/>
+        </w:rPr>
+        <w:t>`'in ile az önce yaptığımız `error_</w:t>
+      </w:r>
+      <w:proofErr w:type="spellStart"/>
+      <w:r>
+        <w:rPr>
+          <w:rFonts w:ascii="Times New Roman" w:hAnsi="Times New Roman" w:cs="Times New Roman"/>
+          <w:sz w:val="20"/>
+          <w:szCs w:val="20"/>
+          <w:lang w:val="tr-TR"/>
+        </w:rPr>
+        <w:t>extractor</w:t>
+      </w:r>
+      <w:proofErr w:type="spellEnd"/>
+      <w:r>
+        <w:rPr>
+          <w:rFonts w:ascii="Times New Roman" w:hAnsi="Times New Roman" w:cs="Times New Roman"/>
+          <w:sz w:val="20"/>
+          <w:szCs w:val="20"/>
+          <w:lang w:val="tr-TR"/>
+        </w:rPr>
+        <w:t xml:space="preserve">`'ı) yan yana koymaktan çıkmıştı; senin mevcut sistemin kendi içinde tutarlı — </w:t>
+      </w:r>
+      <w:proofErr w:type="spellStart"/>
+      <w:r>
+        <w:rPr>
+          <w:rFonts w:ascii="Times New Roman" w:hAnsi="Times New Roman" w:cs="Times New Roman"/>
+          <w:sz w:val="20"/>
+          <w:szCs w:val="20"/>
+          <w:lang w:val="tr-TR"/>
+        </w:rPr>
+        <w:t>code</w:t>
+      </w:r>
+      <w:proofErr w:type="spellEnd"/>
+      <w:r>
+        <w:rPr>
+          <w:rFonts w:ascii="Times New Roman" w:hAnsi="Times New Roman" w:cs="Times New Roman"/>
+          <w:sz w:val="20"/>
+          <w:szCs w:val="20"/>
+          <w:lang w:val="tr-TR"/>
+        </w:rPr>
+        <w:t>-AI bu noktada haklı. Geriye tek soru kalıyordu: ileride hangi konvansiyonu kullanacağız?</w:t>
+      </w:r>
+    </w:p>
+    <w:p>
+      <w:pPr>
+        <w:rPr>
+          <w:rFonts w:ascii="Times New Roman" w:hAnsi="Times New Roman" w:cs="Times New Roman"/>
+          <w:sz w:val="20"/>
+          <w:szCs w:val="20"/>
+          <w:lang w:val="tr-TR"/>
+        </w:rPr>
+      </w:pPr>
+    </w:p>
+    <w:p>
+      <w:pPr>
+        <w:rPr>
+          <w:rFonts w:ascii="Times New Roman" w:hAnsi="Times New Roman" w:cs="Times New Roman"/>
+          <w:sz w:val="20"/>
+          <w:szCs w:val="20"/>
+          <w:lang w:val="tr-TR"/>
+        </w:rPr>
+      </w:pPr>
+      <w:r>
+        <w:rPr>
+          <w:rFonts w:ascii="Times New Roman" w:hAnsi="Times New Roman" w:cs="Times New Roman"/>
+          <w:sz w:val="20"/>
+          <w:szCs w:val="20"/>
+          <w:lang w:val="tr-TR"/>
+        </w:rPr>
+        <w:t xml:space="preserve">Onu da kesin cevaplayabilirim, çünkü senin yüklediğin </w:t>
+      </w:r>
+      <w:proofErr w:type="spellStart"/>
+      <w:r>
+        <w:rPr>
+          <w:rFonts w:ascii="Times New Roman" w:hAnsi="Times New Roman" w:cs="Times New Roman"/>
+          <w:sz w:val="20"/>
+          <w:szCs w:val="20"/>
+          <w:lang w:val="tr-TR"/>
+        </w:rPr>
+        <w:t>Plant</w:t>
+      </w:r>
+      <w:proofErr w:type="spellEnd"/>
+      <w:r>
+        <w:rPr>
+          <w:rFonts w:ascii="Times New Roman" w:hAnsi="Times New Roman" w:cs="Times New Roman"/>
+          <w:sz w:val="20"/>
+          <w:szCs w:val="20"/>
+          <w:lang w:val="tr-TR"/>
+        </w:rPr>
+        <w:t xml:space="preserve"> üzerinden iki ekseni de elle takip ettim:</w:t>
+      </w:r>
+    </w:p>
+    <w:p>
+      <w:pPr>
+        <w:rPr>
+          <w:rFonts w:ascii="Times New Roman" w:hAnsi="Times New Roman" w:cs="Times New Roman"/>
+          <w:sz w:val="20"/>
+          <w:szCs w:val="20"/>
+          <w:lang w:val="tr-TR"/>
+        </w:rPr>
+      </w:pPr>
+    </w:p>
+    <w:p>
+      <w:pPr>
+        <w:rPr>
+          <w:rFonts w:ascii="Times New Roman" w:hAnsi="Times New Roman" w:cs="Times New Roman"/>
+          <w:sz w:val="20"/>
+          <w:szCs w:val="20"/>
+          <w:lang w:val="tr-TR"/>
+        </w:rPr>
+      </w:pPr>
+      <w:r>
+        <w:rPr>
+          <w:rFonts w:ascii="Times New Roman" w:hAnsi="Times New Roman" w:cs="Times New Roman"/>
+          <w:sz w:val="20"/>
+          <w:szCs w:val="20"/>
+          <w:lang w:val="tr-TR"/>
+        </w:rPr>
+        <w:t>`</w:t>
+      </w:r>
+      <w:proofErr w:type="spellStart"/>
+      <w:r>
+        <w:rPr>
+          <w:rFonts w:ascii="Times New Roman" w:hAnsi="Times New Roman" w:cs="Times New Roman"/>
+          <w:sz w:val="20"/>
+          <w:szCs w:val="20"/>
+          <w:lang w:val="tr-TR"/>
+        </w:rPr>
+        <w:t>mis_</w:t>
+      </w:r>
+      <w:proofErr w:type="gramStart"/>
+      <w:r>
+        <w:rPr>
+          <w:rFonts w:ascii="Times New Roman" w:hAnsi="Times New Roman" w:cs="Times New Roman"/>
+          <w:sz w:val="20"/>
+          <w:szCs w:val="20"/>
+          <w:lang w:val="tr-TR"/>
+        </w:rPr>
+        <w:t>pan</w:t>
+      </w:r>
+      <w:proofErr w:type="spellEnd"/>
+      <w:r>
+        <w:rPr>
+          <w:rFonts w:ascii="Times New Roman" w:hAnsi="Times New Roman" w:cs="Times New Roman"/>
+          <w:sz w:val="20"/>
+          <w:szCs w:val="20"/>
+          <w:lang w:val="tr-TR"/>
+        </w:rPr>
+        <w:t xml:space="preserve"> &gt;</w:t>
+      </w:r>
+      <w:proofErr w:type="gramEnd"/>
+      <w:r>
+        <w:rPr>
+          <w:rFonts w:ascii="Times New Roman" w:hAnsi="Times New Roman" w:cs="Times New Roman"/>
+          <w:sz w:val="20"/>
+          <w:szCs w:val="20"/>
+          <w:lang w:val="tr-TR"/>
+        </w:rPr>
+        <w:t xml:space="preserve"> 0` (güneş +</w:t>
+      </w:r>
+      <w:proofErr w:type="spellStart"/>
+      <w:r>
+        <w:rPr>
+          <w:rFonts w:ascii="Times New Roman" w:hAnsi="Times New Roman" w:cs="Times New Roman"/>
+          <w:sz w:val="20"/>
+          <w:szCs w:val="20"/>
+          <w:lang w:val="tr-TR"/>
+        </w:rPr>
+        <w:t>pan</w:t>
+      </w:r>
+      <w:proofErr w:type="spellEnd"/>
+      <w:r>
+        <w:rPr>
+          <w:rFonts w:ascii="Times New Roman" w:hAnsi="Times New Roman" w:cs="Times New Roman"/>
+          <w:sz w:val="20"/>
+          <w:szCs w:val="20"/>
+          <w:lang w:val="tr-TR"/>
+        </w:rPr>
+        <w:t xml:space="preserve"> tarafında) → `</w:t>
+      </w:r>
+      <w:proofErr w:type="spellStart"/>
+      <w:r>
+        <w:rPr>
+          <w:rFonts w:ascii="Times New Roman" w:hAnsi="Times New Roman" w:cs="Times New Roman"/>
+          <w:sz w:val="20"/>
+          <w:szCs w:val="20"/>
+          <w:lang w:val="tr-TR"/>
+        </w:rPr>
+        <w:t>ldr_model`'de</w:t>
+      </w:r>
+      <w:proofErr w:type="spellEnd"/>
+      <w:r>
+        <w:rPr>
+          <w:rFonts w:ascii="Times New Roman" w:hAnsi="Times New Roman" w:cs="Times New Roman"/>
+          <w:sz w:val="20"/>
+          <w:szCs w:val="20"/>
+          <w:lang w:val="tr-TR"/>
+        </w:rPr>
+        <w:t xml:space="preserve"> `</w:t>
+      </w:r>
+      <w:proofErr w:type="spellStart"/>
+      <w:r>
+        <w:rPr>
+          <w:rFonts w:ascii="Times New Roman" w:hAnsi="Times New Roman" w:cs="Times New Roman"/>
+          <w:sz w:val="20"/>
+          <w:szCs w:val="20"/>
+          <w:lang w:val="tr-TR"/>
+        </w:rPr>
+        <w:t>S_body_x</w:t>
+      </w:r>
+      <w:proofErr w:type="spellEnd"/>
+      <w:r>
+        <w:rPr>
+          <w:rFonts w:ascii="Times New Roman" w:hAnsi="Times New Roman" w:cs="Times New Roman"/>
+          <w:sz w:val="20"/>
+          <w:szCs w:val="20"/>
+          <w:lang w:val="tr-TR"/>
+        </w:rPr>
+        <w:t xml:space="preserve"> = sin(</w:t>
+      </w:r>
+      <w:proofErr w:type="spellStart"/>
+      <w:r>
+        <w:rPr>
+          <w:rFonts w:ascii="Times New Roman" w:hAnsi="Times New Roman" w:cs="Times New Roman"/>
+          <w:sz w:val="20"/>
+          <w:szCs w:val="20"/>
+          <w:lang w:val="tr-TR"/>
+        </w:rPr>
+        <w:t>mis_pan</w:t>
+      </w:r>
+      <w:proofErr w:type="spellEnd"/>
+      <w:r>
+        <w:rPr>
+          <w:rFonts w:ascii="Times New Roman" w:hAnsi="Times New Roman" w:cs="Times New Roman"/>
+          <w:sz w:val="20"/>
+          <w:szCs w:val="20"/>
+          <w:lang w:val="tr-TR"/>
+        </w:rPr>
+        <w:t>) &gt; 0` → Right sensörü daha çok ışık alır → `V_R &gt; V_L` → `error_</w:t>
+      </w:r>
+      <w:proofErr w:type="spellStart"/>
+      <w:r>
+        <w:rPr>
+          <w:rFonts w:ascii="Times New Roman" w:hAnsi="Times New Roman" w:cs="Times New Roman"/>
+          <w:sz w:val="20"/>
+          <w:szCs w:val="20"/>
+          <w:lang w:val="tr-TR"/>
+        </w:rPr>
+        <w:t>extractor</w:t>
+      </w:r>
+      <w:proofErr w:type="spellEnd"/>
+      <w:r>
+        <w:rPr>
+          <w:rFonts w:ascii="Times New Roman" w:hAnsi="Times New Roman" w:cs="Times New Roman"/>
+          <w:sz w:val="20"/>
+          <w:szCs w:val="20"/>
+          <w:lang w:val="tr-TR"/>
+        </w:rPr>
+        <w:t>`'da `(V_R − V_L) &gt; 0` → PI pozitif PWM → motor +</w:t>
+      </w:r>
+      <w:proofErr w:type="spellStart"/>
+      <w:r>
+        <w:rPr>
+          <w:rFonts w:ascii="Times New Roman" w:hAnsi="Times New Roman" w:cs="Times New Roman"/>
+          <w:sz w:val="20"/>
+          <w:szCs w:val="20"/>
+          <w:lang w:val="tr-TR"/>
+        </w:rPr>
+        <w:t>pan</w:t>
+      </w:r>
+      <w:proofErr w:type="spellEnd"/>
+      <w:r>
+        <w:rPr>
+          <w:rFonts w:ascii="Times New Roman" w:hAnsi="Times New Roman" w:cs="Times New Roman"/>
+          <w:sz w:val="20"/>
+          <w:szCs w:val="20"/>
+          <w:lang w:val="tr-TR"/>
+        </w:rPr>
+        <w:t xml:space="preserve"> döner → `</w:t>
+      </w:r>
+      <w:proofErr w:type="spellStart"/>
+      <w:r>
+        <w:rPr>
+          <w:rFonts w:ascii="Times New Roman" w:hAnsi="Times New Roman" w:cs="Times New Roman"/>
+          <w:sz w:val="20"/>
+          <w:szCs w:val="20"/>
+          <w:lang w:val="tr-TR"/>
+        </w:rPr>
+        <w:t>mis_pan</w:t>
+      </w:r>
+      <w:proofErr w:type="spellEnd"/>
+      <w:r>
+        <w:rPr>
+          <w:rFonts w:ascii="Times New Roman" w:hAnsi="Times New Roman" w:cs="Times New Roman"/>
+          <w:sz w:val="20"/>
+          <w:szCs w:val="20"/>
+          <w:lang w:val="tr-TR"/>
+        </w:rPr>
+        <w:t xml:space="preserve">` küçülür. Yani **negatif geri besleme, döngü </w:t>
+      </w:r>
+      <w:proofErr w:type="gramStart"/>
+      <w:r>
+        <w:rPr>
+          <w:rFonts w:ascii="Times New Roman" w:hAnsi="Times New Roman" w:cs="Times New Roman"/>
+          <w:sz w:val="20"/>
+          <w:szCs w:val="20"/>
+          <w:lang w:val="tr-TR"/>
+        </w:rPr>
+        <w:t>yakınsıyor.*</w:t>
+      </w:r>
+      <w:proofErr w:type="gramEnd"/>
+      <w:r>
+        <w:rPr>
+          <w:rFonts w:ascii="Times New Roman" w:hAnsi="Times New Roman" w:cs="Times New Roman"/>
+          <w:sz w:val="20"/>
+          <w:szCs w:val="20"/>
+          <w:lang w:val="tr-TR"/>
+        </w:rPr>
+        <w:t xml:space="preserve">* </w:t>
+      </w:r>
+      <w:proofErr w:type="spellStart"/>
+      <w:r>
+        <w:rPr>
+          <w:rFonts w:ascii="Times New Roman" w:hAnsi="Times New Roman" w:cs="Times New Roman"/>
+          <w:sz w:val="20"/>
+          <w:szCs w:val="20"/>
+          <w:lang w:val="tr-TR"/>
+        </w:rPr>
+        <w:t>Tilt</w:t>
+      </w:r>
+      <w:proofErr w:type="spellEnd"/>
+      <w:r>
+        <w:rPr>
+          <w:rFonts w:ascii="Times New Roman" w:hAnsi="Times New Roman" w:cs="Times New Roman"/>
+          <w:sz w:val="20"/>
+          <w:szCs w:val="20"/>
+          <w:lang w:val="tr-TR"/>
+        </w:rPr>
+        <w:t xml:space="preserve"> ekseninde de tutuyor (`</w:t>
+      </w:r>
+      <w:proofErr w:type="spellStart"/>
+      <w:r>
+        <w:rPr>
+          <w:rFonts w:ascii="Times New Roman" w:hAnsi="Times New Roman" w:cs="Times New Roman"/>
+          <w:sz w:val="20"/>
+          <w:szCs w:val="20"/>
+          <w:lang w:val="tr-TR"/>
+        </w:rPr>
+        <w:t>ldr_model`'deki</w:t>
+      </w:r>
+      <w:proofErr w:type="spellEnd"/>
+      <w:r>
+        <w:rPr>
+          <w:rFonts w:ascii="Times New Roman" w:hAnsi="Times New Roman" w:cs="Times New Roman"/>
+          <w:sz w:val="20"/>
+          <w:szCs w:val="20"/>
+          <w:lang w:val="tr-TR"/>
+        </w:rPr>
+        <w:t xml:space="preserve"> `−sin(</w:t>
+      </w:r>
+      <w:proofErr w:type="spellStart"/>
+      <w:r>
+        <w:rPr>
+          <w:rFonts w:ascii="Times New Roman" w:hAnsi="Times New Roman" w:cs="Times New Roman"/>
+          <w:sz w:val="20"/>
+          <w:szCs w:val="20"/>
+          <w:lang w:val="tr-TR"/>
+        </w:rPr>
+        <w:t>mis_tilt</w:t>
+      </w:r>
+      <w:proofErr w:type="spellEnd"/>
+      <w:r>
+        <w:rPr>
+          <w:rFonts w:ascii="Times New Roman" w:hAnsi="Times New Roman" w:cs="Times New Roman"/>
+          <w:sz w:val="20"/>
+          <w:szCs w:val="20"/>
+          <w:lang w:val="tr-TR"/>
+        </w:rPr>
+        <w:t>)` işaret tersini, `</w:t>
+      </w:r>
+      <w:proofErr w:type="spellStart"/>
+      <w:r>
+        <w:rPr>
+          <w:rFonts w:ascii="Times New Roman" w:hAnsi="Times New Roman" w:cs="Times New Roman"/>
+          <w:sz w:val="20"/>
+          <w:szCs w:val="20"/>
+          <w:lang w:val="tr-TR"/>
+        </w:rPr>
+        <w:t>readLDRs</w:t>
+      </w:r>
+      <w:proofErr w:type="spellEnd"/>
+      <w:r>
+        <w:rPr>
+          <w:rFonts w:ascii="Times New Roman" w:hAnsi="Times New Roman" w:cs="Times New Roman"/>
+          <w:sz w:val="20"/>
+          <w:szCs w:val="20"/>
+          <w:lang w:val="tr-TR"/>
+        </w:rPr>
+        <w:t xml:space="preserve">`'in </w:t>
+      </w:r>
+      <w:proofErr w:type="spellStart"/>
+      <w:r>
+        <w:rPr>
+          <w:rFonts w:ascii="Times New Roman" w:hAnsi="Times New Roman" w:cs="Times New Roman"/>
+          <w:sz w:val="20"/>
+          <w:szCs w:val="20"/>
+          <w:lang w:val="tr-TR"/>
+        </w:rPr>
+        <w:t>Up</w:t>
+      </w:r>
+      <w:proofErr w:type="spellEnd"/>
+      <w:r>
+        <w:rPr>
+          <w:rFonts w:ascii="Times New Roman" w:hAnsi="Times New Roman" w:cs="Times New Roman"/>
+          <w:sz w:val="20"/>
+          <w:szCs w:val="20"/>
+          <w:lang w:val="tr-TR"/>
+        </w:rPr>
+        <w:t>/</w:t>
+      </w:r>
+      <w:proofErr w:type="spellStart"/>
+      <w:r>
+        <w:rPr>
+          <w:rFonts w:ascii="Times New Roman" w:hAnsi="Times New Roman" w:cs="Times New Roman"/>
+          <w:sz w:val="20"/>
+          <w:szCs w:val="20"/>
+          <w:lang w:val="tr-TR"/>
+        </w:rPr>
+        <w:t>Down</w:t>
+      </w:r>
+      <w:proofErr w:type="spellEnd"/>
+      <w:r>
+        <w:rPr>
+          <w:rFonts w:ascii="Times New Roman" w:hAnsi="Times New Roman" w:cs="Times New Roman"/>
+          <w:sz w:val="20"/>
+          <w:szCs w:val="20"/>
+          <w:lang w:val="tr-TR"/>
+        </w:rPr>
+        <w:t xml:space="preserve"> yerleşimi geri çeviriyor).</w:t>
+      </w:r>
+    </w:p>
+    <w:p>
+      <w:pPr>
+        <w:rPr>
+          <w:rFonts w:ascii="Times New Roman" w:hAnsi="Times New Roman" w:cs="Times New Roman"/>
+          <w:sz w:val="20"/>
+          <w:szCs w:val="20"/>
+          <w:lang w:val="tr-TR"/>
+        </w:rPr>
+      </w:pPr>
+    </w:p>
+    <w:p>
+      <w:pPr>
+        <w:rPr>
+          <w:rFonts w:ascii="Times New Roman" w:hAnsi="Times New Roman" w:cs="Times New Roman"/>
+          <w:sz w:val="20"/>
+          <w:szCs w:val="20"/>
+          <w:lang w:val="tr-TR"/>
+        </w:rPr>
+      </w:pPr>
+      <w:r>
+        <w:rPr>
+          <w:rFonts w:ascii="Times New Roman" w:hAnsi="Times New Roman" w:cs="Times New Roman"/>
+          <w:sz w:val="20"/>
+          <w:szCs w:val="20"/>
+          <w:lang w:val="tr-TR"/>
+        </w:rPr>
+        <w:t>Sonuç: `error_</w:t>
+      </w:r>
+      <w:proofErr w:type="spellStart"/>
+      <w:r>
+        <w:rPr>
+          <w:rFonts w:ascii="Times New Roman" w:hAnsi="Times New Roman" w:cs="Times New Roman"/>
+          <w:sz w:val="20"/>
+          <w:szCs w:val="20"/>
+          <w:lang w:val="tr-TR"/>
+        </w:rPr>
+        <w:t>extractor</w:t>
+      </w:r>
+      <w:proofErr w:type="spellEnd"/>
+      <w:r>
+        <w:rPr>
+          <w:rFonts w:ascii="Times New Roman" w:hAnsi="Times New Roman" w:cs="Times New Roman"/>
+          <w:sz w:val="20"/>
+          <w:szCs w:val="20"/>
+          <w:lang w:val="tr-TR"/>
+        </w:rPr>
+        <w:t>`'</w:t>
+      </w:r>
+      <w:proofErr w:type="spellStart"/>
+      <w:r>
+        <w:rPr>
+          <w:rFonts w:ascii="Times New Roman" w:hAnsi="Times New Roman" w:cs="Times New Roman"/>
+          <w:sz w:val="20"/>
+          <w:szCs w:val="20"/>
+          <w:lang w:val="tr-TR"/>
+        </w:rPr>
+        <w:t>ın</w:t>
+      </w:r>
+      <w:proofErr w:type="spellEnd"/>
+      <w:r>
+        <w:rPr>
+          <w:rFonts w:ascii="Times New Roman" w:hAnsi="Times New Roman" w:cs="Times New Roman"/>
+          <w:sz w:val="20"/>
+          <w:szCs w:val="20"/>
+          <w:lang w:val="tr-TR"/>
+        </w:rPr>
+        <w:t xml:space="preserve"> </w:t>
+      </w:r>
+      <w:proofErr w:type="gramStart"/>
+      <w:r>
+        <w:rPr>
+          <w:rFonts w:ascii="Times New Roman" w:hAnsi="Times New Roman" w:cs="Times New Roman"/>
+          <w:sz w:val="20"/>
+          <w:szCs w:val="20"/>
+          <w:lang w:val="tr-TR"/>
+        </w:rPr>
+        <w:t>`(</w:t>
+      </w:r>
+      <w:proofErr w:type="gramEnd"/>
+      <w:r>
+        <w:rPr>
+          <w:rFonts w:ascii="Times New Roman" w:hAnsi="Times New Roman" w:cs="Times New Roman"/>
+          <w:sz w:val="20"/>
+          <w:szCs w:val="20"/>
+          <w:lang w:val="tr-TR"/>
+        </w:rPr>
+        <w:t xml:space="preserve">V_R − V_L)` konvansiyonu, senin yüklediğin </w:t>
+      </w:r>
+      <w:proofErr w:type="spellStart"/>
+      <w:r>
+        <w:rPr>
+          <w:rFonts w:ascii="Times New Roman" w:hAnsi="Times New Roman" w:cs="Times New Roman"/>
+          <w:sz w:val="20"/>
+          <w:szCs w:val="20"/>
+          <w:lang w:val="tr-TR"/>
+        </w:rPr>
+        <w:t>Plant</w:t>
+      </w:r>
+      <w:proofErr w:type="spellEnd"/>
+      <w:r>
+        <w:rPr>
+          <w:rFonts w:ascii="Times New Roman" w:hAnsi="Times New Roman" w:cs="Times New Roman"/>
+          <w:sz w:val="20"/>
+          <w:szCs w:val="20"/>
+          <w:lang w:val="tr-TR"/>
+        </w:rPr>
+        <w:t xml:space="preserve"> için **doğru** işaret. `</w:t>
+      </w:r>
+      <w:proofErr w:type="spellStart"/>
+      <w:r>
+        <w:rPr>
+          <w:rFonts w:ascii="Times New Roman" w:hAnsi="Times New Roman" w:cs="Times New Roman"/>
+          <w:sz w:val="20"/>
+          <w:szCs w:val="20"/>
+          <w:lang w:val="tr-TR"/>
+        </w:rPr>
+        <w:t>StateManagerFSM</w:t>
+      </w:r>
+      <w:proofErr w:type="spellEnd"/>
+      <w:r>
+        <w:rPr>
+          <w:rFonts w:ascii="Times New Roman" w:hAnsi="Times New Roman" w:cs="Times New Roman"/>
+          <w:sz w:val="20"/>
+          <w:szCs w:val="20"/>
+          <w:lang w:val="tr-TR"/>
+        </w:rPr>
+        <w:t xml:space="preserve">`'in </w:t>
+      </w:r>
+      <w:proofErr w:type="gramStart"/>
+      <w:r>
+        <w:rPr>
+          <w:rFonts w:ascii="Times New Roman" w:hAnsi="Times New Roman" w:cs="Times New Roman"/>
+          <w:sz w:val="20"/>
+          <w:szCs w:val="20"/>
+          <w:lang w:val="tr-TR"/>
+        </w:rPr>
+        <w:t>`(</w:t>
+      </w:r>
+      <w:proofErr w:type="gramEnd"/>
+      <w:r>
+        <w:rPr>
+          <w:rFonts w:ascii="Times New Roman" w:hAnsi="Times New Roman" w:cs="Times New Roman"/>
+          <w:sz w:val="20"/>
+          <w:szCs w:val="20"/>
+          <w:lang w:val="tr-TR"/>
+        </w:rPr>
+        <w:t xml:space="preserve">V_L − V_R)` konvansiyonu bu </w:t>
+      </w:r>
+      <w:proofErr w:type="spellStart"/>
+      <w:r>
+        <w:rPr>
+          <w:rFonts w:ascii="Times New Roman" w:hAnsi="Times New Roman" w:cs="Times New Roman"/>
+          <w:sz w:val="20"/>
+          <w:szCs w:val="20"/>
+          <w:lang w:val="tr-TR"/>
+        </w:rPr>
+        <w:t>Plant'a</w:t>
+      </w:r>
+      <w:proofErr w:type="spellEnd"/>
+      <w:r>
+        <w:rPr>
+          <w:rFonts w:ascii="Times New Roman" w:hAnsi="Times New Roman" w:cs="Times New Roman"/>
+          <w:sz w:val="20"/>
+          <w:szCs w:val="20"/>
+          <w:lang w:val="tr-TR"/>
+        </w:rPr>
+        <w:t xml:space="preserve"> takılsaydı ters dönerdi — ama biz onu kullanmayacağız, baştan sona `error_</w:t>
+      </w:r>
+      <w:proofErr w:type="spellStart"/>
+      <w:r>
+        <w:rPr>
+          <w:rFonts w:ascii="Times New Roman" w:hAnsi="Times New Roman" w:cs="Times New Roman"/>
+          <w:sz w:val="20"/>
+          <w:szCs w:val="20"/>
+          <w:lang w:val="tr-TR"/>
+        </w:rPr>
+        <w:t>extractor</w:t>
+      </w:r>
+      <w:proofErr w:type="spellEnd"/>
+      <w:r>
+        <w:rPr>
+          <w:rFonts w:ascii="Times New Roman" w:hAnsi="Times New Roman" w:cs="Times New Roman"/>
+          <w:sz w:val="20"/>
+          <w:szCs w:val="20"/>
+          <w:lang w:val="tr-TR"/>
+        </w:rPr>
+        <w:t xml:space="preserve">`'ı kullanacağız. İlk </w:t>
+      </w:r>
+      <w:proofErr w:type="spellStart"/>
+      <w:r>
+        <w:rPr>
+          <w:rFonts w:ascii="Times New Roman" w:hAnsi="Times New Roman" w:cs="Times New Roman"/>
+          <w:sz w:val="20"/>
+          <w:szCs w:val="20"/>
+          <w:lang w:val="tr-TR"/>
+        </w:rPr>
+        <w:t>closed-loop</w:t>
+      </w:r>
+      <w:proofErr w:type="spellEnd"/>
+      <w:r>
+        <w:rPr>
+          <w:rFonts w:ascii="Times New Roman" w:hAnsi="Times New Roman" w:cs="Times New Roman"/>
+          <w:sz w:val="20"/>
+          <w:szCs w:val="20"/>
+          <w:lang w:val="tr-TR"/>
+        </w:rPr>
+        <w:t xml:space="preserve"> koşumu bunu gözle de teyit edecek: panel güneşe yakınsıyorsa işaret doğru demektir.</w:t>
       </w:r>
     </w:p>
     <w:p>
@@ -3584,151 +6855,902 @@
           <w:szCs w:val="20"/>
           <w:lang w:val="tr-TR"/>
         </w:rPr>
-        <w:t>- A1 (e_total S_body'den): `error_extractor` zaten `e_total`'ı dürüstçe `sqrt(e_pan² + e_tilt²)` ile hesaplıyor — raporun önerdiği düzeltmenin tıpatıp aynısı. FSM'i kurarken bunu tüketeceğiz, S_body'ye hiç dokunmadan. → tasarımla çözüldü.</w:t>
-      </w:r>
-    </w:p>
-    <w:p>
-      <w:pPr>
-        <w:rPr>
-          <w:rFonts w:ascii="Times New Roman" w:hAnsi="Times New Roman" w:cs="Times New Roman"/>
-          <w:sz w:val="20"/>
-          <w:szCs w:val="20"/>
-          <w:lang w:val="tr-TR"/>
-        </w:rPr>
-      </w:pPr>
-      <w:r>
-        <w:rPr>
-          <w:rFonts w:ascii="Times New Roman" w:hAnsi="Times New Roman" w:cs="Times New Roman"/>
-          <w:sz w:val="20"/>
-          <w:szCs w:val="20"/>
-          <w:lang w:val="tr-TR"/>
-        </w:rPr>
-        <w:t>- B3 (pan limiti 90 vs 180): bana yüklediğin `motor_step.m` (`stepTheoreticalServo`) zaten ±90° kullanıyor (`LimitMin = −pi/2`, `LimitMax = pi/2`). Yani çalıştığımız baseline'da bu zaten tutarlı; ±180° eski proje klasöründeki sürümdeymiş. Tek iş, her katmanı ±90°'de tutmak. → baseline'da hazır.</w:t>
-      </w:r>
-    </w:p>
-    <w:p>
-      <w:pPr>
-        <w:rPr>
-          <w:rFonts w:ascii="Times New Roman" w:hAnsi="Times New Roman" w:cs="Times New Roman"/>
-          <w:sz w:val="20"/>
-          <w:szCs w:val="20"/>
-          <w:lang w:val="tr-TR"/>
-        </w:rPr>
-      </w:pPr>
-      <w:r>
-        <w:rPr>
-          <w:rFonts w:ascii="Times New Roman" w:hAnsi="Times New Roman" w:cs="Times New Roman"/>
-          <w:sz w:val="20"/>
-          <w:szCs w:val="20"/>
-          <w:lang w:val="tr-TR"/>
-        </w:rPr>
-        <w:t>- C3 (FLIP_OVERRIDE astronomik veri): biz saf-LDR gidiyoruz; eski `main_easy`'deki o harman hilesini taşımıyoruz. Ayna mantığı (B+) yalnızca cihazın kendi pan açısını kullanır (kendi konumunu bilir), enlem/boylam istemez. → taşımayarak çözüldü.</w:t>
-      </w:r>
-    </w:p>
-    <w:p>
-      <w:pPr>
-        <w:rPr>
-          <w:rFonts w:ascii="Times New Roman" w:hAnsi="Times New Roman" w:cs="Times New Roman"/>
-          <w:sz w:val="20"/>
-          <w:szCs w:val="20"/>
-          <w:lang w:val="tr-TR"/>
-        </w:rPr>
-      </w:pPr>
-      <w:r>
-        <w:rPr>
-          <w:rFonts w:ascii="Times New Roman" w:hAnsi="Times New Roman" w:cs="Times New Roman"/>
-          <w:sz w:val="20"/>
-          <w:szCs w:val="20"/>
-          <w:lang w:val="tr-TR"/>
-        </w:rPr>
-        <w:t>- C1 (zenith + stiction → stick-slip): bu gerçek bir saha etkisi, ve işin güzel yanı senin Plant motor modelin stiction'ı zaten içeriyor. Yani bunu kâğıt üstünde "düzeltmiyoruz" — döngü kapandıktan sonra SIL'de bilerek strese sokup gözlüyoruz, gerekirse minimum-PWM tekmesi ekliyoruz. Bu zaten SIL'in var olma sebebi. → sonraki test maddesi, engel değil.</w:t>
-      </w:r>
-    </w:p>
-    <w:p>
-      <w:pPr>
-        <w:rPr>
-          <w:rFonts w:ascii="Times New Roman" w:hAnsi="Times New Roman" w:cs="Times New Roman"/>
-          <w:sz w:val="20"/>
-          <w:szCs w:val="20"/>
-          <w:lang w:val="tr-TR"/>
-        </w:rPr>
-      </w:pPr>
-    </w:p>
-    <w:p>
-      <w:pPr>
-        <w:rPr>
-          <w:rFonts w:ascii="Times New Roman" w:hAnsi="Times New Roman" w:cs="Times New Roman"/>
-          <w:sz w:val="20"/>
-          <w:szCs w:val="20"/>
-          <w:lang w:val="tr-TR"/>
-        </w:rPr>
-      </w:pPr>
-      <w:r>
-        <w:rPr>
-          <w:rFonts w:ascii="Times New Roman" w:hAnsi="Times New Roman" w:cs="Times New Roman"/>
-          <w:sz w:val="20"/>
-          <w:szCs w:val="20"/>
-          <w:lang w:val="tr-TR"/>
-        </w:rPr>
-        <w:t>Yani tasarım artık inşa edilecek kadar netleşti, ve senin "gerçek dünyada çalışır mı" endişen aslında plana sağlık kattı — S_body hilesini kapı dışarı ettik, işareti kanıtladık, stiction'ı bilinçli bir test maddesine çevirdik.</w:t>
-      </w:r>
-    </w:p>
-    <w:p>
-      <w:pPr>
-        <w:rPr>
-          <w:rFonts w:ascii="Times New Roman" w:hAnsi="Times New Roman" w:cs="Times New Roman"/>
-          <w:sz w:val="20"/>
-          <w:szCs w:val="20"/>
-          <w:lang w:val="tr-TR"/>
-        </w:rPr>
-      </w:pPr>
-    </w:p>
-    <w:p>
-      <w:pPr>
-        <w:rPr>
-          <w:rFonts w:ascii="Times New Roman" w:hAnsi="Times New Roman" w:cs="Times New Roman"/>
-          <w:sz w:val="20"/>
-          <w:szCs w:val="20"/>
-          <w:lang w:val="tr-TR"/>
-        </w:rPr>
-      </w:pPr>
-      <w:r>
-        <w:rPr>
-          <w:rFonts w:ascii="Times New Roman" w:hAnsi="Times New Roman" w:cs="Times New Roman"/>
-          <w:sz w:val="20"/>
-          <w:szCs w:val="20"/>
-          <w:lang w:val="tr-TR"/>
-        </w:rPr>
-        <w:t>Önerdiğim somut sıradaki adım: A ve B'yi minik bir `controller_step.m` içinde birleştirip (henüz FSM yok, sürekli "izle" modu) Plant'a takmak ve ilk closed-loop koşumunu almak. Bu hem "çalışıyor" anını verir hem de işareti gözle doğrular — `sun_az` hareket ederken `panel_pan` onu izliyor mu. Sonra dürüst FSM'i (C) bunun üstüne kurarız.</w:t>
-      </w:r>
-    </w:p>
-    <w:p>
-      <w:pPr>
-        <w:rPr>
-          <w:rFonts w:ascii="Times New Roman" w:hAnsi="Times New Roman" w:cs="Times New Roman"/>
-          <w:sz w:val="20"/>
-          <w:szCs w:val="20"/>
-          <w:lang w:val="tr-TR"/>
-        </w:rPr>
-      </w:pPr>
-    </w:p>
-    <w:p>
-      <w:pPr>
-        <w:rPr>
-          <w:rFonts w:ascii="Times New Roman" w:hAnsi="Times New Roman" w:cs="Times New Roman"/>
-          <w:sz w:val="20"/>
-          <w:szCs w:val="20"/>
-          <w:lang w:val="tr-TR"/>
-        </w:rPr>
-      </w:pPr>
-      <w:r>
-        <w:rPr>
-          <w:rFonts w:ascii="Times New Roman" w:hAnsi="Times New Roman" w:cs="Times New Roman"/>
-          <w:sz w:val="20"/>
-          <w:szCs w:val="20"/>
-          <w:lang w:val="tr-TR"/>
-        </w:rPr>
-        <w:t>İstersen o `controller_step.m`'i yazıp `build_model`'e nasıl bağlayacağını da göstereyim; sen MATLAB'de koşturup panelin güneşi izlediği grafiği görürsün. Yazayım mı?</w:t>
+        <w:t>- A1 (</w:t>
+      </w:r>
+      <w:proofErr w:type="spellStart"/>
+      <w:r>
+        <w:rPr>
+          <w:rFonts w:ascii="Times New Roman" w:hAnsi="Times New Roman" w:cs="Times New Roman"/>
+          <w:sz w:val="20"/>
+          <w:szCs w:val="20"/>
+          <w:lang w:val="tr-TR"/>
+        </w:rPr>
+        <w:t>e_total</w:t>
+      </w:r>
+      <w:proofErr w:type="spellEnd"/>
+      <w:r>
+        <w:rPr>
+          <w:rFonts w:ascii="Times New Roman" w:hAnsi="Times New Roman" w:cs="Times New Roman"/>
+          <w:sz w:val="20"/>
+          <w:szCs w:val="20"/>
+          <w:lang w:val="tr-TR"/>
+        </w:rPr>
+        <w:t xml:space="preserve"> </w:t>
+      </w:r>
+      <w:proofErr w:type="spellStart"/>
+      <w:r>
+        <w:rPr>
+          <w:rFonts w:ascii="Times New Roman" w:hAnsi="Times New Roman" w:cs="Times New Roman"/>
+          <w:sz w:val="20"/>
+          <w:szCs w:val="20"/>
+          <w:lang w:val="tr-TR"/>
+        </w:rPr>
+        <w:t>S_body'den</w:t>
+      </w:r>
+      <w:proofErr w:type="spellEnd"/>
+      <w:r>
+        <w:rPr>
+          <w:rFonts w:ascii="Times New Roman" w:hAnsi="Times New Roman" w:cs="Times New Roman"/>
+          <w:sz w:val="20"/>
+          <w:szCs w:val="20"/>
+          <w:lang w:val="tr-TR"/>
+        </w:rPr>
+        <w:t>): `</w:t>
+      </w:r>
+      <w:proofErr w:type="spellStart"/>
+      <w:r>
+        <w:rPr>
+          <w:rFonts w:ascii="Times New Roman" w:hAnsi="Times New Roman" w:cs="Times New Roman"/>
+          <w:sz w:val="20"/>
+          <w:szCs w:val="20"/>
+          <w:lang w:val="tr-TR"/>
+        </w:rPr>
+        <w:t>error_extractor</w:t>
+      </w:r>
+      <w:proofErr w:type="spellEnd"/>
+      <w:r>
+        <w:rPr>
+          <w:rFonts w:ascii="Times New Roman" w:hAnsi="Times New Roman" w:cs="Times New Roman"/>
+          <w:sz w:val="20"/>
+          <w:szCs w:val="20"/>
+          <w:lang w:val="tr-TR"/>
+        </w:rPr>
+        <w:t>` zaten `</w:t>
+      </w:r>
+      <w:proofErr w:type="spellStart"/>
+      <w:r>
+        <w:rPr>
+          <w:rFonts w:ascii="Times New Roman" w:hAnsi="Times New Roman" w:cs="Times New Roman"/>
+          <w:sz w:val="20"/>
+          <w:szCs w:val="20"/>
+          <w:lang w:val="tr-TR"/>
+        </w:rPr>
+        <w:t>e_total`'ı</w:t>
+      </w:r>
+      <w:proofErr w:type="spellEnd"/>
+      <w:r>
+        <w:rPr>
+          <w:rFonts w:ascii="Times New Roman" w:hAnsi="Times New Roman" w:cs="Times New Roman"/>
+          <w:sz w:val="20"/>
+          <w:szCs w:val="20"/>
+          <w:lang w:val="tr-TR"/>
+        </w:rPr>
+        <w:t xml:space="preserve"> dürüstçe `</w:t>
+      </w:r>
+      <w:proofErr w:type="spellStart"/>
+      <w:proofErr w:type="gramStart"/>
+      <w:r>
+        <w:rPr>
+          <w:rFonts w:ascii="Times New Roman" w:hAnsi="Times New Roman" w:cs="Times New Roman"/>
+          <w:sz w:val="20"/>
+          <w:szCs w:val="20"/>
+          <w:lang w:val="tr-TR"/>
+        </w:rPr>
+        <w:t>sqrt</w:t>
+      </w:r>
+      <w:proofErr w:type="spellEnd"/>
+      <w:r>
+        <w:rPr>
+          <w:rFonts w:ascii="Times New Roman" w:hAnsi="Times New Roman" w:cs="Times New Roman"/>
+          <w:sz w:val="20"/>
+          <w:szCs w:val="20"/>
+          <w:lang w:val="tr-TR"/>
+        </w:rPr>
+        <w:t>(</w:t>
+      </w:r>
+      <w:proofErr w:type="gramEnd"/>
+      <w:r>
+        <w:rPr>
+          <w:rFonts w:ascii="Times New Roman" w:hAnsi="Times New Roman" w:cs="Times New Roman"/>
+          <w:sz w:val="20"/>
+          <w:szCs w:val="20"/>
+          <w:lang w:val="tr-TR"/>
+        </w:rPr>
+        <w:t xml:space="preserve">e_pan² + e_tilt²)` ile hesaplıyor — raporun önerdiği düzeltmenin tıpatıp aynısı. </w:t>
+      </w:r>
+      <w:proofErr w:type="spellStart"/>
+      <w:r>
+        <w:rPr>
+          <w:rFonts w:ascii="Times New Roman" w:hAnsi="Times New Roman" w:cs="Times New Roman"/>
+          <w:sz w:val="20"/>
+          <w:szCs w:val="20"/>
+          <w:lang w:val="tr-TR"/>
+        </w:rPr>
+        <w:t>FSM'i</w:t>
+      </w:r>
+      <w:proofErr w:type="spellEnd"/>
+      <w:r>
+        <w:rPr>
+          <w:rFonts w:ascii="Times New Roman" w:hAnsi="Times New Roman" w:cs="Times New Roman"/>
+          <w:sz w:val="20"/>
+          <w:szCs w:val="20"/>
+          <w:lang w:val="tr-TR"/>
+        </w:rPr>
+        <w:t xml:space="preserve"> kurarken bunu tüketeceğiz, </w:t>
+      </w:r>
+      <w:proofErr w:type="spellStart"/>
+      <w:r>
+        <w:rPr>
+          <w:rFonts w:ascii="Times New Roman" w:hAnsi="Times New Roman" w:cs="Times New Roman"/>
+          <w:sz w:val="20"/>
+          <w:szCs w:val="20"/>
+          <w:lang w:val="tr-TR"/>
+        </w:rPr>
+        <w:t>S_body'ye</w:t>
+      </w:r>
+      <w:proofErr w:type="spellEnd"/>
+      <w:r>
+        <w:rPr>
+          <w:rFonts w:ascii="Times New Roman" w:hAnsi="Times New Roman" w:cs="Times New Roman"/>
+          <w:sz w:val="20"/>
+          <w:szCs w:val="20"/>
+          <w:lang w:val="tr-TR"/>
+        </w:rPr>
+        <w:t xml:space="preserve"> hiç dokunmadan. → tasarımla çözüldü.</w:t>
+      </w:r>
+    </w:p>
+    <w:p>
+      <w:pPr>
+        <w:rPr>
+          <w:rFonts w:ascii="Times New Roman" w:hAnsi="Times New Roman" w:cs="Times New Roman"/>
+          <w:sz w:val="20"/>
+          <w:szCs w:val="20"/>
+          <w:lang w:val="tr-TR"/>
+        </w:rPr>
+      </w:pPr>
+      <w:r>
+        <w:rPr>
+          <w:rFonts w:ascii="Times New Roman" w:hAnsi="Times New Roman" w:cs="Times New Roman"/>
+          <w:sz w:val="20"/>
+          <w:szCs w:val="20"/>
+          <w:lang w:val="tr-TR"/>
+        </w:rPr>
+        <w:t>- B3 (</w:t>
+      </w:r>
+      <w:proofErr w:type="spellStart"/>
+      <w:r>
+        <w:rPr>
+          <w:rFonts w:ascii="Times New Roman" w:hAnsi="Times New Roman" w:cs="Times New Roman"/>
+          <w:sz w:val="20"/>
+          <w:szCs w:val="20"/>
+          <w:lang w:val="tr-TR"/>
+        </w:rPr>
+        <w:t>pan</w:t>
+      </w:r>
+      <w:proofErr w:type="spellEnd"/>
+      <w:r>
+        <w:rPr>
+          <w:rFonts w:ascii="Times New Roman" w:hAnsi="Times New Roman" w:cs="Times New Roman"/>
+          <w:sz w:val="20"/>
+          <w:szCs w:val="20"/>
+          <w:lang w:val="tr-TR"/>
+        </w:rPr>
+        <w:t xml:space="preserve"> limiti 90 </w:t>
+      </w:r>
+      <w:proofErr w:type="spellStart"/>
+      <w:r>
+        <w:rPr>
+          <w:rFonts w:ascii="Times New Roman" w:hAnsi="Times New Roman" w:cs="Times New Roman"/>
+          <w:sz w:val="20"/>
+          <w:szCs w:val="20"/>
+          <w:lang w:val="tr-TR"/>
+        </w:rPr>
+        <w:t>vs</w:t>
+      </w:r>
+      <w:proofErr w:type="spellEnd"/>
+      <w:r>
+        <w:rPr>
+          <w:rFonts w:ascii="Times New Roman" w:hAnsi="Times New Roman" w:cs="Times New Roman"/>
+          <w:sz w:val="20"/>
+          <w:szCs w:val="20"/>
+          <w:lang w:val="tr-TR"/>
+        </w:rPr>
+        <w:t xml:space="preserve"> 180): bana yüklediğin `</w:t>
+      </w:r>
+      <w:proofErr w:type="spellStart"/>
+      <w:r>
+        <w:rPr>
+          <w:rFonts w:ascii="Times New Roman" w:hAnsi="Times New Roman" w:cs="Times New Roman"/>
+          <w:sz w:val="20"/>
+          <w:szCs w:val="20"/>
+          <w:lang w:val="tr-TR"/>
+        </w:rPr>
+        <w:t>motor_step.m</w:t>
+      </w:r>
+      <w:proofErr w:type="spellEnd"/>
+      <w:r>
+        <w:rPr>
+          <w:rFonts w:ascii="Times New Roman" w:hAnsi="Times New Roman" w:cs="Times New Roman"/>
+          <w:sz w:val="20"/>
+          <w:szCs w:val="20"/>
+          <w:lang w:val="tr-TR"/>
+        </w:rPr>
+        <w:t>` (`</w:t>
+      </w:r>
+      <w:proofErr w:type="spellStart"/>
+      <w:r>
+        <w:rPr>
+          <w:rFonts w:ascii="Times New Roman" w:hAnsi="Times New Roman" w:cs="Times New Roman"/>
+          <w:sz w:val="20"/>
+          <w:szCs w:val="20"/>
+          <w:lang w:val="tr-TR"/>
+        </w:rPr>
+        <w:t>stepTheoreticalServo</w:t>
+      </w:r>
+      <w:proofErr w:type="spellEnd"/>
+      <w:r>
+        <w:rPr>
+          <w:rFonts w:ascii="Times New Roman" w:hAnsi="Times New Roman" w:cs="Times New Roman"/>
+          <w:sz w:val="20"/>
+          <w:szCs w:val="20"/>
+          <w:lang w:val="tr-TR"/>
+        </w:rPr>
+        <w:t>`) zaten ±90° kullanıyor (`</w:t>
+      </w:r>
+      <w:proofErr w:type="spellStart"/>
+      <w:r>
+        <w:rPr>
+          <w:rFonts w:ascii="Times New Roman" w:hAnsi="Times New Roman" w:cs="Times New Roman"/>
+          <w:sz w:val="20"/>
+          <w:szCs w:val="20"/>
+          <w:lang w:val="tr-TR"/>
+        </w:rPr>
+        <w:t>LimitMin</w:t>
+      </w:r>
+      <w:proofErr w:type="spellEnd"/>
+      <w:r>
+        <w:rPr>
+          <w:rFonts w:ascii="Times New Roman" w:hAnsi="Times New Roman" w:cs="Times New Roman"/>
+          <w:sz w:val="20"/>
+          <w:szCs w:val="20"/>
+          <w:lang w:val="tr-TR"/>
+        </w:rPr>
+        <w:t xml:space="preserve"> = −pi/2`, `</w:t>
+      </w:r>
+      <w:proofErr w:type="spellStart"/>
+      <w:r>
+        <w:rPr>
+          <w:rFonts w:ascii="Times New Roman" w:hAnsi="Times New Roman" w:cs="Times New Roman"/>
+          <w:sz w:val="20"/>
+          <w:szCs w:val="20"/>
+          <w:lang w:val="tr-TR"/>
+        </w:rPr>
+        <w:t>LimitMax</w:t>
+      </w:r>
+      <w:proofErr w:type="spellEnd"/>
+      <w:r>
+        <w:rPr>
+          <w:rFonts w:ascii="Times New Roman" w:hAnsi="Times New Roman" w:cs="Times New Roman"/>
+          <w:sz w:val="20"/>
+          <w:szCs w:val="20"/>
+          <w:lang w:val="tr-TR"/>
+        </w:rPr>
+        <w:t xml:space="preserve"> = pi/2`). Yani çalıştığımız </w:t>
+      </w:r>
+      <w:proofErr w:type="spellStart"/>
+      <w:r>
+        <w:rPr>
+          <w:rFonts w:ascii="Times New Roman" w:hAnsi="Times New Roman" w:cs="Times New Roman"/>
+          <w:sz w:val="20"/>
+          <w:szCs w:val="20"/>
+          <w:lang w:val="tr-TR"/>
+        </w:rPr>
+        <w:t>baseline'da</w:t>
+      </w:r>
+      <w:proofErr w:type="spellEnd"/>
+      <w:r>
+        <w:rPr>
+          <w:rFonts w:ascii="Times New Roman" w:hAnsi="Times New Roman" w:cs="Times New Roman"/>
+          <w:sz w:val="20"/>
+          <w:szCs w:val="20"/>
+          <w:lang w:val="tr-TR"/>
+        </w:rPr>
+        <w:t xml:space="preserve"> bu zaten tutarlı; ±180° eski proje klasöründeki sürümdeymiş. Tek iş, her katmanı ±90°'de tutmak. → </w:t>
+      </w:r>
+      <w:proofErr w:type="spellStart"/>
+      <w:r>
+        <w:rPr>
+          <w:rFonts w:ascii="Times New Roman" w:hAnsi="Times New Roman" w:cs="Times New Roman"/>
+          <w:sz w:val="20"/>
+          <w:szCs w:val="20"/>
+          <w:lang w:val="tr-TR"/>
+        </w:rPr>
+        <w:t>baseline'da</w:t>
+      </w:r>
+      <w:proofErr w:type="spellEnd"/>
+      <w:r>
+        <w:rPr>
+          <w:rFonts w:ascii="Times New Roman" w:hAnsi="Times New Roman" w:cs="Times New Roman"/>
+          <w:sz w:val="20"/>
+          <w:szCs w:val="20"/>
+          <w:lang w:val="tr-TR"/>
+        </w:rPr>
+        <w:t xml:space="preserve"> hazır.</w:t>
+      </w:r>
+    </w:p>
+    <w:p>
+      <w:pPr>
+        <w:rPr>
+          <w:rFonts w:ascii="Times New Roman" w:hAnsi="Times New Roman" w:cs="Times New Roman"/>
+          <w:sz w:val="20"/>
+          <w:szCs w:val="20"/>
+          <w:lang w:val="tr-TR"/>
+        </w:rPr>
+      </w:pPr>
+      <w:r>
+        <w:rPr>
+          <w:rFonts w:ascii="Times New Roman" w:hAnsi="Times New Roman" w:cs="Times New Roman"/>
+          <w:sz w:val="20"/>
+          <w:szCs w:val="20"/>
+          <w:lang w:val="tr-TR"/>
+        </w:rPr>
+        <w:t>- C3 (FLIP_OVERRIDE astronomik veri): biz saf-LDR gidiyoruz; eski `main_</w:t>
+      </w:r>
+      <w:proofErr w:type="spellStart"/>
+      <w:r>
+        <w:rPr>
+          <w:rFonts w:ascii="Times New Roman" w:hAnsi="Times New Roman" w:cs="Times New Roman"/>
+          <w:sz w:val="20"/>
+          <w:szCs w:val="20"/>
+          <w:lang w:val="tr-TR"/>
+        </w:rPr>
+        <w:t>easy</w:t>
+      </w:r>
+      <w:proofErr w:type="spellEnd"/>
+      <w:r>
+        <w:rPr>
+          <w:rFonts w:ascii="Times New Roman" w:hAnsi="Times New Roman" w:cs="Times New Roman"/>
+          <w:sz w:val="20"/>
+          <w:szCs w:val="20"/>
+          <w:lang w:val="tr-TR"/>
+        </w:rPr>
+        <w:t xml:space="preserve">`'deki o harman hilesini taşımıyoruz. Ayna mantığı (B+) yalnızca cihazın kendi </w:t>
+      </w:r>
+      <w:proofErr w:type="spellStart"/>
+      <w:r>
+        <w:rPr>
+          <w:rFonts w:ascii="Times New Roman" w:hAnsi="Times New Roman" w:cs="Times New Roman"/>
+          <w:sz w:val="20"/>
+          <w:szCs w:val="20"/>
+          <w:lang w:val="tr-TR"/>
+        </w:rPr>
+        <w:t>pan</w:t>
+      </w:r>
+      <w:proofErr w:type="spellEnd"/>
+      <w:r>
+        <w:rPr>
+          <w:rFonts w:ascii="Times New Roman" w:hAnsi="Times New Roman" w:cs="Times New Roman"/>
+          <w:sz w:val="20"/>
+          <w:szCs w:val="20"/>
+          <w:lang w:val="tr-TR"/>
+        </w:rPr>
+        <w:t xml:space="preserve"> açısını kullanır (kendi konumunu bilir), enlem/boylam istemez. → taşımayarak çözüldü.</w:t>
+      </w:r>
+    </w:p>
+    <w:p>
+      <w:pPr>
+        <w:rPr>
+          <w:rFonts w:ascii="Times New Roman" w:hAnsi="Times New Roman" w:cs="Times New Roman"/>
+          <w:sz w:val="20"/>
+          <w:szCs w:val="20"/>
+          <w:lang w:val="tr-TR"/>
+        </w:rPr>
+      </w:pPr>
+      <w:r>
+        <w:rPr>
+          <w:rFonts w:ascii="Times New Roman" w:hAnsi="Times New Roman" w:cs="Times New Roman"/>
+          <w:sz w:val="20"/>
+          <w:szCs w:val="20"/>
+          <w:lang w:val="tr-TR"/>
+        </w:rPr>
+        <w:t>- C1 (</w:t>
+      </w:r>
+      <w:proofErr w:type="spellStart"/>
+      <w:r>
+        <w:rPr>
+          <w:rFonts w:ascii="Times New Roman" w:hAnsi="Times New Roman" w:cs="Times New Roman"/>
+          <w:sz w:val="20"/>
+          <w:szCs w:val="20"/>
+          <w:lang w:val="tr-TR"/>
+        </w:rPr>
+        <w:t>zenith</w:t>
+      </w:r>
+      <w:proofErr w:type="spellEnd"/>
+      <w:r>
+        <w:rPr>
+          <w:rFonts w:ascii="Times New Roman" w:hAnsi="Times New Roman" w:cs="Times New Roman"/>
+          <w:sz w:val="20"/>
+          <w:szCs w:val="20"/>
+          <w:lang w:val="tr-TR"/>
+        </w:rPr>
+        <w:t xml:space="preserve"> + </w:t>
+      </w:r>
+      <w:proofErr w:type="spellStart"/>
+      <w:r>
+        <w:rPr>
+          <w:rFonts w:ascii="Times New Roman" w:hAnsi="Times New Roman" w:cs="Times New Roman"/>
+          <w:sz w:val="20"/>
+          <w:szCs w:val="20"/>
+          <w:lang w:val="tr-TR"/>
+        </w:rPr>
+        <w:t>stiction</w:t>
+      </w:r>
+      <w:proofErr w:type="spellEnd"/>
+      <w:r>
+        <w:rPr>
+          <w:rFonts w:ascii="Times New Roman" w:hAnsi="Times New Roman" w:cs="Times New Roman"/>
+          <w:sz w:val="20"/>
+          <w:szCs w:val="20"/>
+          <w:lang w:val="tr-TR"/>
+        </w:rPr>
+        <w:t xml:space="preserve"> → </w:t>
+      </w:r>
+      <w:proofErr w:type="spellStart"/>
+      <w:r>
+        <w:rPr>
+          <w:rFonts w:ascii="Times New Roman" w:hAnsi="Times New Roman" w:cs="Times New Roman"/>
+          <w:sz w:val="20"/>
+          <w:szCs w:val="20"/>
+          <w:lang w:val="tr-TR"/>
+        </w:rPr>
+        <w:t>stick</w:t>
+      </w:r>
+      <w:proofErr w:type="spellEnd"/>
+      <w:r>
+        <w:rPr>
+          <w:rFonts w:ascii="Times New Roman" w:hAnsi="Times New Roman" w:cs="Times New Roman"/>
+          <w:sz w:val="20"/>
+          <w:szCs w:val="20"/>
+          <w:lang w:val="tr-TR"/>
+        </w:rPr>
+        <w:t xml:space="preserve">-slip): bu gerçek bir saha </w:t>
+      </w:r>
+      <w:proofErr w:type="gramStart"/>
+      <w:r>
+        <w:rPr>
+          <w:rFonts w:ascii="Times New Roman" w:hAnsi="Times New Roman" w:cs="Times New Roman"/>
+          <w:sz w:val="20"/>
+          <w:szCs w:val="20"/>
+          <w:lang w:val="tr-TR"/>
+        </w:rPr>
+        <w:t>etkisi,</w:t>
+      </w:r>
+      <w:proofErr w:type="gramEnd"/>
+      <w:r>
+        <w:rPr>
+          <w:rFonts w:ascii="Times New Roman" w:hAnsi="Times New Roman" w:cs="Times New Roman"/>
+          <w:sz w:val="20"/>
+          <w:szCs w:val="20"/>
+          <w:lang w:val="tr-TR"/>
+        </w:rPr>
+        <w:t xml:space="preserve"> ve işin güzel yanı senin </w:t>
+      </w:r>
+      <w:proofErr w:type="spellStart"/>
+      <w:r>
+        <w:rPr>
+          <w:rFonts w:ascii="Times New Roman" w:hAnsi="Times New Roman" w:cs="Times New Roman"/>
+          <w:sz w:val="20"/>
+          <w:szCs w:val="20"/>
+          <w:lang w:val="tr-TR"/>
+        </w:rPr>
+        <w:t>Plant</w:t>
+      </w:r>
+      <w:proofErr w:type="spellEnd"/>
+      <w:r>
+        <w:rPr>
+          <w:rFonts w:ascii="Times New Roman" w:hAnsi="Times New Roman" w:cs="Times New Roman"/>
+          <w:sz w:val="20"/>
+          <w:szCs w:val="20"/>
+          <w:lang w:val="tr-TR"/>
+        </w:rPr>
+        <w:t xml:space="preserve"> motor modelin </w:t>
+      </w:r>
+      <w:proofErr w:type="spellStart"/>
+      <w:r>
+        <w:rPr>
+          <w:rFonts w:ascii="Times New Roman" w:hAnsi="Times New Roman" w:cs="Times New Roman"/>
+          <w:sz w:val="20"/>
+          <w:szCs w:val="20"/>
+          <w:lang w:val="tr-TR"/>
+        </w:rPr>
+        <w:t>stiction'ı</w:t>
+      </w:r>
+      <w:proofErr w:type="spellEnd"/>
+      <w:r>
+        <w:rPr>
+          <w:rFonts w:ascii="Times New Roman" w:hAnsi="Times New Roman" w:cs="Times New Roman"/>
+          <w:sz w:val="20"/>
+          <w:szCs w:val="20"/>
+          <w:lang w:val="tr-TR"/>
+        </w:rPr>
+        <w:t xml:space="preserve"> zaten içeriyor. Yani bunu kâğıt üstünde "düzeltmiyoruz" — döngü kapandıktan sonra </w:t>
+      </w:r>
+      <w:proofErr w:type="spellStart"/>
+      <w:r>
+        <w:rPr>
+          <w:rFonts w:ascii="Times New Roman" w:hAnsi="Times New Roman" w:cs="Times New Roman"/>
+          <w:sz w:val="20"/>
+          <w:szCs w:val="20"/>
+          <w:lang w:val="tr-TR"/>
+        </w:rPr>
+        <w:t>SIL'de</w:t>
+      </w:r>
+      <w:proofErr w:type="spellEnd"/>
+      <w:r>
+        <w:rPr>
+          <w:rFonts w:ascii="Times New Roman" w:hAnsi="Times New Roman" w:cs="Times New Roman"/>
+          <w:sz w:val="20"/>
+          <w:szCs w:val="20"/>
+          <w:lang w:val="tr-TR"/>
+        </w:rPr>
+        <w:t xml:space="preserve"> bilerek strese sokup gözlüyoruz, gerekirse minimum-PWM tekmesi ekliyoruz. Bu zaten </w:t>
+      </w:r>
+      <w:proofErr w:type="spellStart"/>
+      <w:r>
+        <w:rPr>
+          <w:rFonts w:ascii="Times New Roman" w:hAnsi="Times New Roman" w:cs="Times New Roman"/>
+          <w:sz w:val="20"/>
+          <w:szCs w:val="20"/>
+          <w:lang w:val="tr-TR"/>
+        </w:rPr>
+        <w:t>SIL'in</w:t>
+      </w:r>
+      <w:proofErr w:type="spellEnd"/>
+      <w:r>
+        <w:rPr>
+          <w:rFonts w:ascii="Times New Roman" w:hAnsi="Times New Roman" w:cs="Times New Roman"/>
+          <w:sz w:val="20"/>
+          <w:szCs w:val="20"/>
+          <w:lang w:val="tr-TR"/>
+        </w:rPr>
+        <w:t xml:space="preserve"> var olma sebebi. → sonraki test maddesi, engel değil.</w:t>
+      </w:r>
+    </w:p>
+    <w:p>
+      <w:pPr>
+        <w:rPr>
+          <w:rFonts w:ascii="Times New Roman" w:hAnsi="Times New Roman" w:cs="Times New Roman"/>
+          <w:sz w:val="20"/>
+          <w:szCs w:val="20"/>
+          <w:lang w:val="tr-TR"/>
+        </w:rPr>
+      </w:pPr>
+    </w:p>
+    <w:p>
+      <w:pPr>
+        <w:rPr>
+          <w:rFonts w:ascii="Times New Roman" w:hAnsi="Times New Roman" w:cs="Times New Roman"/>
+          <w:sz w:val="20"/>
+          <w:szCs w:val="20"/>
+          <w:lang w:val="tr-TR"/>
+        </w:rPr>
+      </w:pPr>
+      <w:r>
+        <w:rPr>
+          <w:rFonts w:ascii="Times New Roman" w:hAnsi="Times New Roman" w:cs="Times New Roman"/>
+          <w:sz w:val="20"/>
+          <w:szCs w:val="20"/>
+          <w:lang w:val="tr-TR"/>
+        </w:rPr>
+        <w:t xml:space="preserve">Yani tasarım artık inşa edilecek kadar </w:t>
+      </w:r>
+      <w:proofErr w:type="gramStart"/>
+      <w:r>
+        <w:rPr>
+          <w:rFonts w:ascii="Times New Roman" w:hAnsi="Times New Roman" w:cs="Times New Roman"/>
+          <w:sz w:val="20"/>
+          <w:szCs w:val="20"/>
+          <w:lang w:val="tr-TR"/>
+        </w:rPr>
+        <w:t>netleşti,</w:t>
+      </w:r>
+      <w:proofErr w:type="gramEnd"/>
+      <w:r>
+        <w:rPr>
+          <w:rFonts w:ascii="Times New Roman" w:hAnsi="Times New Roman" w:cs="Times New Roman"/>
+          <w:sz w:val="20"/>
+          <w:szCs w:val="20"/>
+          <w:lang w:val="tr-TR"/>
+        </w:rPr>
+        <w:t xml:space="preserve"> ve senin "gerçek dünyada çalışır mı" endişen aslında plana sağlık kattı — </w:t>
+      </w:r>
+      <w:proofErr w:type="spellStart"/>
+      <w:r>
+        <w:rPr>
+          <w:rFonts w:ascii="Times New Roman" w:hAnsi="Times New Roman" w:cs="Times New Roman"/>
+          <w:sz w:val="20"/>
+          <w:szCs w:val="20"/>
+          <w:lang w:val="tr-TR"/>
+        </w:rPr>
+        <w:t>S_body</w:t>
+      </w:r>
+      <w:proofErr w:type="spellEnd"/>
+      <w:r>
+        <w:rPr>
+          <w:rFonts w:ascii="Times New Roman" w:hAnsi="Times New Roman" w:cs="Times New Roman"/>
+          <w:sz w:val="20"/>
+          <w:szCs w:val="20"/>
+          <w:lang w:val="tr-TR"/>
+        </w:rPr>
+        <w:t xml:space="preserve"> hilesini kapı dışarı ettik, işareti kanıtladık, </w:t>
+      </w:r>
+      <w:proofErr w:type="spellStart"/>
+      <w:r>
+        <w:rPr>
+          <w:rFonts w:ascii="Times New Roman" w:hAnsi="Times New Roman" w:cs="Times New Roman"/>
+          <w:sz w:val="20"/>
+          <w:szCs w:val="20"/>
+          <w:lang w:val="tr-TR"/>
+        </w:rPr>
+        <w:t>stiction'ı</w:t>
+      </w:r>
+      <w:proofErr w:type="spellEnd"/>
+      <w:r>
+        <w:rPr>
+          <w:rFonts w:ascii="Times New Roman" w:hAnsi="Times New Roman" w:cs="Times New Roman"/>
+          <w:sz w:val="20"/>
+          <w:szCs w:val="20"/>
+          <w:lang w:val="tr-TR"/>
+        </w:rPr>
+        <w:t xml:space="preserve"> bilinçli bir test maddesine çevirdik.</w:t>
+      </w:r>
+    </w:p>
+    <w:p>
+      <w:pPr>
+        <w:rPr>
+          <w:rFonts w:ascii="Times New Roman" w:hAnsi="Times New Roman" w:cs="Times New Roman"/>
+          <w:sz w:val="20"/>
+          <w:szCs w:val="20"/>
+          <w:lang w:val="tr-TR"/>
+        </w:rPr>
+      </w:pPr>
+    </w:p>
+    <w:p>
+      <w:pPr>
+        <w:rPr>
+          <w:rFonts w:ascii="Times New Roman" w:hAnsi="Times New Roman" w:cs="Times New Roman"/>
+          <w:sz w:val="20"/>
+          <w:szCs w:val="20"/>
+          <w:lang w:val="tr-TR"/>
+        </w:rPr>
+      </w:pPr>
+      <w:r>
+        <w:rPr>
+          <w:rFonts w:ascii="Times New Roman" w:hAnsi="Times New Roman" w:cs="Times New Roman"/>
+          <w:sz w:val="20"/>
+          <w:szCs w:val="20"/>
+          <w:lang w:val="tr-TR"/>
+        </w:rPr>
+        <w:t>Önerdiğim somut sıradaki adım: A ve B'yi minik bir `</w:t>
+      </w:r>
+      <w:proofErr w:type="spellStart"/>
+      <w:r>
+        <w:rPr>
+          <w:rFonts w:ascii="Times New Roman" w:hAnsi="Times New Roman" w:cs="Times New Roman"/>
+          <w:sz w:val="20"/>
+          <w:szCs w:val="20"/>
+          <w:lang w:val="tr-TR"/>
+        </w:rPr>
+        <w:t>controller_step.m</w:t>
+      </w:r>
+      <w:proofErr w:type="spellEnd"/>
+      <w:r>
+        <w:rPr>
+          <w:rFonts w:ascii="Times New Roman" w:hAnsi="Times New Roman" w:cs="Times New Roman"/>
+          <w:sz w:val="20"/>
+          <w:szCs w:val="20"/>
+          <w:lang w:val="tr-TR"/>
+        </w:rPr>
+        <w:t xml:space="preserve">` içinde birleştirip (henüz FSM yok, sürekli "izle" modu) </w:t>
+      </w:r>
+      <w:proofErr w:type="spellStart"/>
+      <w:r>
+        <w:rPr>
+          <w:rFonts w:ascii="Times New Roman" w:hAnsi="Times New Roman" w:cs="Times New Roman"/>
+          <w:sz w:val="20"/>
+          <w:szCs w:val="20"/>
+          <w:lang w:val="tr-TR"/>
+        </w:rPr>
+        <w:t>Plant'a</w:t>
+      </w:r>
+      <w:proofErr w:type="spellEnd"/>
+      <w:r>
+        <w:rPr>
+          <w:rFonts w:ascii="Times New Roman" w:hAnsi="Times New Roman" w:cs="Times New Roman"/>
+          <w:sz w:val="20"/>
+          <w:szCs w:val="20"/>
+          <w:lang w:val="tr-TR"/>
+        </w:rPr>
+        <w:t xml:space="preserve"> takmak ve ilk </w:t>
+      </w:r>
+      <w:proofErr w:type="spellStart"/>
+      <w:r>
+        <w:rPr>
+          <w:rFonts w:ascii="Times New Roman" w:hAnsi="Times New Roman" w:cs="Times New Roman"/>
+          <w:sz w:val="20"/>
+          <w:szCs w:val="20"/>
+          <w:lang w:val="tr-TR"/>
+        </w:rPr>
+        <w:t>closed-loop</w:t>
+      </w:r>
+      <w:proofErr w:type="spellEnd"/>
+      <w:r>
+        <w:rPr>
+          <w:rFonts w:ascii="Times New Roman" w:hAnsi="Times New Roman" w:cs="Times New Roman"/>
+          <w:sz w:val="20"/>
+          <w:szCs w:val="20"/>
+          <w:lang w:val="tr-TR"/>
+        </w:rPr>
+        <w:t xml:space="preserve"> koşumunu almak. Bu hem "çalışıyor" anını verir hem de işareti gözle doğrular — `</w:t>
+      </w:r>
+      <w:proofErr w:type="spellStart"/>
+      <w:r>
+        <w:rPr>
+          <w:rFonts w:ascii="Times New Roman" w:hAnsi="Times New Roman" w:cs="Times New Roman"/>
+          <w:sz w:val="20"/>
+          <w:szCs w:val="20"/>
+          <w:lang w:val="tr-TR"/>
+        </w:rPr>
+        <w:t>sun_az</w:t>
+      </w:r>
+      <w:proofErr w:type="spellEnd"/>
+      <w:r>
+        <w:rPr>
+          <w:rFonts w:ascii="Times New Roman" w:hAnsi="Times New Roman" w:cs="Times New Roman"/>
+          <w:sz w:val="20"/>
+          <w:szCs w:val="20"/>
+          <w:lang w:val="tr-TR"/>
+        </w:rPr>
+        <w:t>` hareket ederken `</w:t>
+      </w:r>
+      <w:proofErr w:type="spellStart"/>
+      <w:r>
+        <w:rPr>
+          <w:rFonts w:ascii="Times New Roman" w:hAnsi="Times New Roman" w:cs="Times New Roman"/>
+          <w:sz w:val="20"/>
+          <w:szCs w:val="20"/>
+          <w:lang w:val="tr-TR"/>
+        </w:rPr>
+        <w:t>panel_pan</w:t>
+      </w:r>
+      <w:proofErr w:type="spellEnd"/>
+      <w:r>
+        <w:rPr>
+          <w:rFonts w:ascii="Times New Roman" w:hAnsi="Times New Roman" w:cs="Times New Roman"/>
+          <w:sz w:val="20"/>
+          <w:szCs w:val="20"/>
+          <w:lang w:val="tr-TR"/>
+        </w:rPr>
+        <w:t xml:space="preserve">` onu izliyor mu. Sonra dürüst </w:t>
+      </w:r>
+      <w:proofErr w:type="spellStart"/>
+      <w:r>
+        <w:rPr>
+          <w:rFonts w:ascii="Times New Roman" w:hAnsi="Times New Roman" w:cs="Times New Roman"/>
+          <w:sz w:val="20"/>
+          <w:szCs w:val="20"/>
+          <w:lang w:val="tr-TR"/>
+        </w:rPr>
+        <w:t>FSM'i</w:t>
+      </w:r>
+      <w:proofErr w:type="spellEnd"/>
+      <w:r>
+        <w:rPr>
+          <w:rFonts w:ascii="Times New Roman" w:hAnsi="Times New Roman" w:cs="Times New Roman"/>
+          <w:sz w:val="20"/>
+          <w:szCs w:val="20"/>
+          <w:lang w:val="tr-TR"/>
+        </w:rPr>
+        <w:t xml:space="preserve"> (C) bunun üstüne kurarız.</w:t>
+      </w:r>
+    </w:p>
+    <w:p>
+      <w:pPr>
+        <w:rPr>
+          <w:rFonts w:ascii="Times New Roman" w:hAnsi="Times New Roman" w:cs="Times New Roman"/>
+          <w:sz w:val="20"/>
+          <w:szCs w:val="20"/>
+          <w:lang w:val="tr-TR"/>
+        </w:rPr>
+      </w:pPr>
+    </w:p>
+    <w:p>
+      <w:pPr>
+        <w:rPr>
+          <w:rFonts w:ascii="Times New Roman" w:hAnsi="Times New Roman" w:cs="Times New Roman"/>
+          <w:sz w:val="20"/>
+          <w:szCs w:val="20"/>
+          <w:lang w:val="tr-TR"/>
+        </w:rPr>
+      </w:pPr>
+      <w:r>
+        <w:rPr>
+          <w:rFonts w:ascii="Times New Roman" w:hAnsi="Times New Roman" w:cs="Times New Roman"/>
+          <w:sz w:val="20"/>
+          <w:szCs w:val="20"/>
+          <w:lang w:val="tr-TR"/>
+        </w:rPr>
+        <w:t>İstersen o `</w:t>
+      </w:r>
+      <w:proofErr w:type="spellStart"/>
+      <w:r>
+        <w:rPr>
+          <w:rFonts w:ascii="Times New Roman" w:hAnsi="Times New Roman" w:cs="Times New Roman"/>
+          <w:sz w:val="20"/>
+          <w:szCs w:val="20"/>
+          <w:lang w:val="tr-TR"/>
+        </w:rPr>
+        <w:t>controller_step.m`'i</w:t>
+      </w:r>
+      <w:proofErr w:type="spellEnd"/>
+      <w:r>
+        <w:rPr>
+          <w:rFonts w:ascii="Times New Roman" w:hAnsi="Times New Roman" w:cs="Times New Roman"/>
+          <w:sz w:val="20"/>
+          <w:szCs w:val="20"/>
+          <w:lang w:val="tr-TR"/>
+        </w:rPr>
+        <w:t xml:space="preserve"> yazıp `</w:t>
+      </w:r>
+      <w:proofErr w:type="spellStart"/>
+      <w:r>
+        <w:rPr>
+          <w:rFonts w:ascii="Times New Roman" w:hAnsi="Times New Roman" w:cs="Times New Roman"/>
+          <w:sz w:val="20"/>
+          <w:szCs w:val="20"/>
+          <w:lang w:val="tr-TR"/>
+        </w:rPr>
+        <w:t>build_model`'e</w:t>
+      </w:r>
+      <w:proofErr w:type="spellEnd"/>
+      <w:r>
+        <w:rPr>
+          <w:rFonts w:ascii="Times New Roman" w:hAnsi="Times New Roman" w:cs="Times New Roman"/>
+          <w:sz w:val="20"/>
+          <w:szCs w:val="20"/>
+          <w:lang w:val="tr-TR"/>
+        </w:rPr>
+        <w:t xml:space="preserve"> nasıl bağlayacağını da göstereyim; sen </w:t>
+      </w:r>
+      <w:proofErr w:type="spellStart"/>
+      <w:r>
+        <w:rPr>
+          <w:rFonts w:ascii="Times New Roman" w:hAnsi="Times New Roman" w:cs="Times New Roman"/>
+          <w:sz w:val="20"/>
+          <w:szCs w:val="20"/>
+          <w:lang w:val="tr-TR"/>
+        </w:rPr>
+        <w:t>MATLAB'de</w:t>
+      </w:r>
+      <w:proofErr w:type="spellEnd"/>
+      <w:r>
+        <w:rPr>
+          <w:rFonts w:ascii="Times New Roman" w:hAnsi="Times New Roman" w:cs="Times New Roman"/>
+          <w:sz w:val="20"/>
+          <w:szCs w:val="20"/>
+          <w:lang w:val="tr-TR"/>
+        </w:rPr>
+        <w:t xml:space="preserve"> koşturup panelin güneşi izlediği grafiği görürsün. Yazayım mı?</w:t>
       </w:r>
       <w:r>
         <w:rPr>
@@ -3755,6 +7777,25 @@
           <w:szCs w:val="20"/>
           <w:lang w:val="tr-TR"/>
         </w:rPr>
+        <w:t>--------------------------------------------------------------</w:t>
+      </w:r>
+    </w:p>
+    <w:p>
+      <w:pPr>
+        <w:rPr>
+          <w:rFonts w:ascii="Times New Roman" w:hAnsi="Times New Roman" w:cs="Times New Roman"/>
+          <w:sz w:val="20"/>
+          <w:szCs w:val="20"/>
+          <w:lang w:val="tr-TR"/>
+        </w:rPr>
+      </w:pPr>
+      <w:r>
+        <w:rPr>
+          <w:rFonts w:ascii="Times New Roman" w:hAnsi="Times New Roman" w:cs="Times New Roman"/>
+          <w:sz w:val="20"/>
+          <w:szCs w:val="20"/>
+          <w:lang w:val="tr-TR"/>
+        </w:rPr>
         <w:br/>
       </w:r>
       <w:r>
@@ -3783,7 +7824,169 @@
           <w:szCs w:val="20"/>
           <w:lang w:val="tr-TR"/>
         </w:rPr>
-        <w:t>Önce dosyayı oluşturuyorum:Orchestrated file list ve prompt sunumunu netleştirdiOrchestrated file list ve prompt sunumunu netleştirdiİşte devir paketin. Yukarıdaki üç dosyayı bu sohbetten indir, sonra yeni sohbette aşağıdaki listeyi yükleyip prompt'u yapıştır.</w:t>
+        <w:t xml:space="preserve">Önce dosyayı </w:t>
+      </w:r>
+      <w:proofErr w:type="spellStart"/>
+      <w:proofErr w:type="gramStart"/>
+      <w:r>
+        <w:rPr>
+          <w:rFonts w:ascii="Times New Roman" w:hAnsi="Times New Roman" w:cs="Times New Roman"/>
+          <w:sz w:val="20"/>
+          <w:szCs w:val="20"/>
+          <w:lang w:val="tr-TR"/>
+        </w:rPr>
+        <w:t>oluşturuyorum:Orchestrated</w:t>
+      </w:r>
+      <w:proofErr w:type="spellEnd"/>
+      <w:proofErr w:type="gramEnd"/>
+      <w:r>
+        <w:rPr>
+          <w:rFonts w:ascii="Times New Roman" w:hAnsi="Times New Roman" w:cs="Times New Roman"/>
+          <w:sz w:val="20"/>
+          <w:szCs w:val="20"/>
+          <w:lang w:val="tr-TR"/>
+        </w:rPr>
+        <w:t xml:space="preserve"> file </w:t>
+      </w:r>
+      <w:proofErr w:type="spellStart"/>
+      <w:r>
+        <w:rPr>
+          <w:rFonts w:ascii="Times New Roman" w:hAnsi="Times New Roman" w:cs="Times New Roman"/>
+          <w:sz w:val="20"/>
+          <w:szCs w:val="20"/>
+          <w:lang w:val="tr-TR"/>
+        </w:rPr>
+        <w:t>list</w:t>
+      </w:r>
+      <w:proofErr w:type="spellEnd"/>
+      <w:r>
+        <w:rPr>
+          <w:rFonts w:ascii="Times New Roman" w:hAnsi="Times New Roman" w:cs="Times New Roman"/>
+          <w:sz w:val="20"/>
+          <w:szCs w:val="20"/>
+          <w:lang w:val="tr-TR"/>
+        </w:rPr>
+        <w:t xml:space="preserve"> ve </w:t>
+      </w:r>
+      <w:proofErr w:type="spellStart"/>
+      <w:r>
+        <w:rPr>
+          <w:rFonts w:ascii="Times New Roman" w:hAnsi="Times New Roman" w:cs="Times New Roman"/>
+          <w:sz w:val="20"/>
+          <w:szCs w:val="20"/>
+          <w:lang w:val="tr-TR"/>
+        </w:rPr>
+        <w:t>prompt</w:t>
+      </w:r>
+      <w:proofErr w:type="spellEnd"/>
+      <w:r>
+        <w:rPr>
+          <w:rFonts w:ascii="Times New Roman" w:hAnsi="Times New Roman" w:cs="Times New Roman"/>
+          <w:sz w:val="20"/>
+          <w:szCs w:val="20"/>
+          <w:lang w:val="tr-TR"/>
+        </w:rPr>
+        <w:t xml:space="preserve"> sunumunu </w:t>
+      </w:r>
+      <w:proofErr w:type="spellStart"/>
+      <w:r>
+        <w:rPr>
+          <w:rFonts w:ascii="Times New Roman" w:hAnsi="Times New Roman" w:cs="Times New Roman"/>
+          <w:sz w:val="20"/>
+          <w:szCs w:val="20"/>
+          <w:lang w:val="tr-TR"/>
+        </w:rPr>
+        <w:t>netleştirdiOrchestrated</w:t>
+      </w:r>
+      <w:proofErr w:type="spellEnd"/>
+      <w:r>
+        <w:rPr>
+          <w:rFonts w:ascii="Times New Roman" w:hAnsi="Times New Roman" w:cs="Times New Roman"/>
+          <w:sz w:val="20"/>
+          <w:szCs w:val="20"/>
+          <w:lang w:val="tr-TR"/>
+        </w:rPr>
+        <w:t xml:space="preserve"> file </w:t>
+      </w:r>
+      <w:proofErr w:type="spellStart"/>
+      <w:r>
+        <w:rPr>
+          <w:rFonts w:ascii="Times New Roman" w:hAnsi="Times New Roman" w:cs="Times New Roman"/>
+          <w:sz w:val="20"/>
+          <w:szCs w:val="20"/>
+          <w:lang w:val="tr-TR"/>
+        </w:rPr>
+        <w:t>list</w:t>
+      </w:r>
+      <w:proofErr w:type="spellEnd"/>
+      <w:r>
+        <w:rPr>
+          <w:rFonts w:ascii="Times New Roman" w:hAnsi="Times New Roman" w:cs="Times New Roman"/>
+          <w:sz w:val="20"/>
+          <w:szCs w:val="20"/>
+          <w:lang w:val="tr-TR"/>
+        </w:rPr>
+        <w:t xml:space="preserve"> ve </w:t>
+      </w:r>
+      <w:proofErr w:type="spellStart"/>
+      <w:r>
+        <w:rPr>
+          <w:rFonts w:ascii="Times New Roman" w:hAnsi="Times New Roman" w:cs="Times New Roman"/>
+          <w:sz w:val="20"/>
+          <w:szCs w:val="20"/>
+          <w:lang w:val="tr-TR"/>
+        </w:rPr>
+        <w:t>prompt</w:t>
+      </w:r>
+      <w:proofErr w:type="spellEnd"/>
+      <w:r>
+        <w:rPr>
+          <w:rFonts w:ascii="Times New Roman" w:hAnsi="Times New Roman" w:cs="Times New Roman"/>
+          <w:sz w:val="20"/>
+          <w:szCs w:val="20"/>
+          <w:lang w:val="tr-TR"/>
+        </w:rPr>
+        <w:t xml:space="preserve"> sunumunu </w:t>
+      </w:r>
+      <w:proofErr w:type="spellStart"/>
+      <w:r>
+        <w:rPr>
+          <w:rFonts w:ascii="Times New Roman" w:hAnsi="Times New Roman" w:cs="Times New Roman"/>
+          <w:sz w:val="20"/>
+          <w:szCs w:val="20"/>
+          <w:lang w:val="tr-TR"/>
+        </w:rPr>
+        <w:t>netleştirdiİşte</w:t>
+      </w:r>
+      <w:proofErr w:type="spellEnd"/>
+      <w:r>
+        <w:rPr>
+          <w:rFonts w:ascii="Times New Roman" w:hAnsi="Times New Roman" w:cs="Times New Roman"/>
+          <w:sz w:val="20"/>
+          <w:szCs w:val="20"/>
+          <w:lang w:val="tr-TR"/>
+        </w:rPr>
+        <w:t xml:space="preserve"> devir paketin. Yukarıdaki üç dosyayı bu sohbetten indir, sonra yeni sohbette aşağıdaki listeyi yükleyip </w:t>
+      </w:r>
+      <w:proofErr w:type="spellStart"/>
+      <w:r>
+        <w:rPr>
+          <w:rFonts w:ascii="Times New Roman" w:hAnsi="Times New Roman" w:cs="Times New Roman"/>
+          <w:sz w:val="20"/>
+          <w:szCs w:val="20"/>
+          <w:lang w:val="tr-TR"/>
+        </w:rPr>
+        <w:t>prompt'u</w:t>
+      </w:r>
+      <w:proofErr w:type="spellEnd"/>
+      <w:r>
+        <w:rPr>
+          <w:rFonts w:ascii="Times New Roman" w:hAnsi="Times New Roman" w:cs="Times New Roman"/>
+          <w:sz w:val="20"/>
+          <w:szCs w:val="20"/>
+          <w:lang w:val="tr-TR"/>
+        </w:rPr>
+        <w:t xml:space="preserve"> yapıştır.</w:t>
       </w:r>
     </w:p>
     <w:p>
@@ -3850,26 +8053,297 @@
           <w:szCs w:val="20"/>
           <w:lang w:val="tr-TR"/>
         </w:rPr>
-        <w:t>Yeni kontrolcü dosyaları (bu sohbette ürettik): error_extractor.m, pi_step.m — yukarıdan indir.</w:t>
-      </w:r>
-    </w:p>
-    <w:p>
-      <w:pPr>
-        <w:rPr>
-          <w:rFonts w:ascii="Times New Roman" w:hAnsi="Times New Roman" w:cs="Times New Roman"/>
-          <w:sz w:val="20"/>
-          <w:szCs w:val="20"/>
-          <w:lang w:val="tr-TR"/>
-        </w:rPr>
-      </w:pPr>
-      <w:r>
-        <w:rPr>
-          <w:rFonts w:ascii="Times New Roman" w:hAnsi="Times New Roman" w:cs="Times New Roman"/>
-          <w:sz w:val="20"/>
-          <w:szCs w:val="20"/>
-          <w:lang w:val="tr-TR"/>
-        </w:rPr>
-        <w:t>Plant dosyaların (zaten elinde, çalışıyor): plant_step.m, solar_ephemeris_local.m, ldr_model.m, readLDRs.m, panel_iv_model.m, pvSubPanelPower.m, faiman_temp.m, parasitic_power_model.m, motor_step.m, build_model.m, solar_tracker_SIL.slx.</w:t>
+        <w:t xml:space="preserve">Yeni kontrolcü dosyaları (bu sohbette ürettik): </w:t>
+      </w:r>
+      <w:proofErr w:type="spellStart"/>
+      <w:r>
+        <w:rPr>
+          <w:rFonts w:ascii="Times New Roman" w:hAnsi="Times New Roman" w:cs="Times New Roman"/>
+          <w:sz w:val="20"/>
+          <w:szCs w:val="20"/>
+          <w:lang w:val="tr-TR"/>
+        </w:rPr>
+        <w:t>error_extractor.m</w:t>
+      </w:r>
+      <w:proofErr w:type="spellEnd"/>
+      <w:r>
+        <w:rPr>
+          <w:rFonts w:ascii="Times New Roman" w:hAnsi="Times New Roman" w:cs="Times New Roman"/>
+          <w:sz w:val="20"/>
+          <w:szCs w:val="20"/>
+          <w:lang w:val="tr-TR"/>
+        </w:rPr>
+        <w:t xml:space="preserve">, </w:t>
+      </w:r>
+      <w:proofErr w:type="spellStart"/>
+      <w:r>
+        <w:rPr>
+          <w:rFonts w:ascii="Times New Roman" w:hAnsi="Times New Roman" w:cs="Times New Roman"/>
+          <w:sz w:val="20"/>
+          <w:szCs w:val="20"/>
+          <w:lang w:val="tr-TR"/>
+        </w:rPr>
+        <w:t>pi_step.m</w:t>
+      </w:r>
+      <w:proofErr w:type="spellEnd"/>
+      <w:r>
+        <w:rPr>
+          <w:rFonts w:ascii="Times New Roman" w:hAnsi="Times New Roman" w:cs="Times New Roman"/>
+          <w:sz w:val="20"/>
+          <w:szCs w:val="20"/>
+          <w:lang w:val="tr-TR"/>
+        </w:rPr>
+        <w:t xml:space="preserve"> — yukarıdan indir.</w:t>
+      </w:r>
+    </w:p>
+    <w:p>
+      <w:pPr>
+        <w:rPr>
+          <w:rFonts w:ascii="Times New Roman" w:hAnsi="Times New Roman" w:cs="Times New Roman"/>
+          <w:sz w:val="20"/>
+          <w:szCs w:val="20"/>
+          <w:lang w:val="tr-TR"/>
+        </w:rPr>
+      </w:pPr>
+      <w:proofErr w:type="spellStart"/>
+      <w:r>
+        <w:rPr>
+          <w:rFonts w:ascii="Times New Roman" w:hAnsi="Times New Roman" w:cs="Times New Roman"/>
+          <w:sz w:val="20"/>
+          <w:szCs w:val="20"/>
+          <w:lang w:val="tr-TR"/>
+        </w:rPr>
+        <w:t>Plant</w:t>
+      </w:r>
+      <w:proofErr w:type="spellEnd"/>
+      <w:r>
+        <w:rPr>
+          <w:rFonts w:ascii="Times New Roman" w:hAnsi="Times New Roman" w:cs="Times New Roman"/>
+          <w:sz w:val="20"/>
+          <w:szCs w:val="20"/>
+          <w:lang w:val="tr-TR"/>
+        </w:rPr>
+        <w:t xml:space="preserve"> dosyaların (zaten elinde, çalışıyor): </w:t>
+      </w:r>
+      <w:proofErr w:type="spellStart"/>
+      <w:r>
+        <w:rPr>
+          <w:rFonts w:ascii="Times New Roman" w:hAnsi="Times New Roman" w:cs="Times New Roman"/>
+          <w:sz w:val="20"/>
+          <w:szCs w:val="20"/>
+          <w:lang w:val="tr-TR"/>
+        </w:rPr>
+        <w:t>plant_step.m</w:t>
+      </w:r>
+      <w:proofErr w:type="spellEnd"/>
+      <w:r>
+        <w:rPr>
+          <w:rFonts w:ascii="Times New Roman" w:hAnsi="Times New Roman" w:cs="Times New Roman"/>
+          <w:sz w:val="20"/>
+          <w:szCs w:val="20"/>
+          <w:lang w:val="tr-TR"/>
+        </w:rPr>
+        <w:t xml:space="preserve">, </w:t>
+      </w:r>
+      <w:proofErr w:type="spellStart"/>
+      <w:r>
+        <w:rPr>
+          <w:rFonts w:ascii="Times New Roman" w:hAnsi="Times New Roman" w:cs="Times New Roman"/>
+          <w:sz w:val="20"/>
+          <w:szCs w:val="20"/>
+          <w:lang w:val="tr-TR"/>
+        </w:rPr>
+        <w:t>solar_ephemeris_local.m</w:t>
+      </w:r>
+      <w:proofErr w:type="spellEnd"/>
+      <w:r>
+        <w:rPr>
+          <w:rFonts w:ascii="Times New Roman" w:hAnsi="Times New Roman" w:cs="Times New Roman"/>
+          <w:sz w:val="20"/>
+          <w:szCs w:val="20"/>
+          <w:lang w:val="tr-TR"/>
+        </w:rPr>
+        <w:t xml:space="preserve">, </w:t>
+      </w:r>
+      <w:proofErr w:type="spellStart"/>
+      <w:r>
+        <w:rPr>
+          <w:rFonts w:ascii="Times New Roman" w:hAnsi="Times New Roman" w:cs="Times New Roman"/>
+          <w:sz w:val="20"/>
+          <w:szCs w:val="20"/>
+          <w:lang w:val="tr-TR"/>
+        </w:rPr>
+        <w:t>ldr_model.m</w:t>
+      </w:r>
+      <w:proofErr w:type="spellEnd"/>
+      <w:r>
+        <w:rPr>
+          <w:rFonts w:ascii="Times New Roman" w:hAnsi="Times New Roman" w:cs="Times New Roman"/>
+          <w:sz w:val="20"/>
+          <w:szCs w:val="20"/>
+          <w:lang w:val="tr-TR"/>
+        </w:rPr>
+        <w:t xml:space="preserve">, </w:t>
+      </w:r>
+      <w:proofErr w:type="spellStart"/>
+      <w:r>
+        <w:rPr>
+          <w:rFonts w:ascii="Times New Roman" w:hAnsi="Times New Roman" w:cs="Times New Roman"/>
+          <w:sz w:val="20"/>
+          <w:szCs w:val="20"/>
+          <w:lang w:val="tr-TR"/>
+        </w:rPr>
+        <w:t>readLDRs.m</w:t>
+      </w:r>
+      <w:proofErr w:type="spellEnd"/>
+      <w:r>
+        <w:rPr>
+          <w:rFonts w:ascii="Times New Roman" w:hAnsi="Times New Roman" w:cs="Times New Roman"/>
+          <w:sz w:val="20"/>
+          <w:szCs w:val="20"/>
+          <w:lang w:val="tr-TR"/>
+        </w:rPr>
+        <w:t xml:space="preserve">, </w:t>
+      </w:r>
+      <w:proofErr w:type="spellStart"/>
+      <w:r>
+        <w:rPr>
+          <w:rFonts w:ascii="Times New Roman" w:hAnsi="Times New Roman" w:cs="Times New Roman"/>
+          <w:sz w:val="20"/>
+          <w:szCs w:val="20"/>
+          <w:lang w:val="tr-TR"/>
+        </w:rPr>
+        <w:t>panel_iv_model.m</w:t>
+      </w:r>
+      <w:proofErr w:type="spellEnd"/>
+      <w:r>
+        <w:rPr>
+          <w:rFonts w:ascii="Times New Roman" w:hAnsi="Times New Roman" w:cs="Times New Roman"/>
+          <w:sz w:val="20"/>
+          <w:szCs w:val="20"/>
+          <w:lang w:val="tr-TR"/>
+        </w:rPr>
+        <w:t xml:space="preserve">, </w:t>
+      </w:r>
+      <w:proofErr w:type="spellStart"/>
+      <w:r>
+        <w:rPr>
+          <w:rFonts w:ascii="Times New Roman" w:hAnsi="Times New Roman" w:cs="Times New Roman"/>
+          <w:sz w:val="20"/>
+          <w:szCs w:val="20"/>
+          <w:lang w:val="tr-TR"/>
+        </w:rPr>
+        <w:t>pvSubPanelPower.m</w:t>
+      </w:r>
+      <w:proofErr w:type="spellEnd"/>
+      <w:r>
+        <w:rPr>
+          <w:rFonts w:ascii="Times New Roman" w:hAnsi="Times New Roman" w:cs="Times New Roman"/>
+          <w:sz w:val="20"/>
+          <w:szCs w:val="20"/>
+          <w:lang w:val="tr-TR"/>
+        </w:rPr>
+        <w:t xml:space="preserve">, </w:t>
+      </w:r>
+      <w:proofErr w:type="spellStart"/>
+      <w:r>
+        <w:rPr>
+          <w:rFonts w:ascii="Times New Roman" w:hAnsi="Times New Roman" w:cs="Times New Roman"/>
+          <w:sz w:val="20"/>
+          <w:szCs w:val="20"/>
+          <w:lang w:val="tr-TR"/>
+        </w:rPr>
+        <w:t>faiman_temp.m</w:t>
+      </w:r>
+      <w:proofErr w:type="spellEnd"/>
+      <w:r>
+        <w:rPr>
+          <w:rFonts w:ascii="Times New Roman" w:hAnsi="Times New Roman" w:cs="Times New Roman"/>
+          <w:sz w:val="20"/>
+          <w:szCs w:val="20"/>
+          <w:lang w:val="tr-TR"/>
+        </w:rPr>
+        <w:t xml:space="preserve">, </w:t>
+      </w:r>
+      <w:proofErr w:type="spellStart"/>
+      <w:r>
+        <w:rPr>
+          <w:rFonts w:ascii="Times New Roman" w:hAnsi="Times New Roman" w:cs="Times New Roman"/>
+          <w:sz w:val="20"/>
+          <w:szCs w:val="20"/>
+          <w:lang w:val="tr-TR"/>
+        </w:rPr>
+        <w:t>parasitic_power_model.m</w:t>
+      </w:r>
+      <w:proofErr w:type="spellEnd"/>
+      <w:r>
+        <w:rPr>
+          <w:rFonts w:ascii="Times New Roman" w:hAnsi="Times New Roman" w:cs="Times New Roman"/>
+          <w:sz w:val="20"/>
+          <w:szCs w:val="20"/>
+          <w:lang w:val="tr-TR"/>
+        </w:rPr>
+        <w:t xml:space="preserve">, </w:t>
+      </w:r>
+      <w:proofErr w:type="spellStart"/>
+      <w:r>
+        <w:rPr>
+          <w:rFonts w:ascii="Times New Roman" w:hAnsi="Times New Roman" w:cs="Times New Roman"/>
+          <w:sz w:val="20"/>
+          <w:szCs w:val="20"/>
+          <w:lang w:val="tr-TR"/>
+        </w:rPr>
+        <w:t>motor_step.m</w:t>
+      </w:r>
+      <w:proofErr w:type="spellEnd"/>
+      <w:r>
+        <w:rPr>
+          <w:rFonts w:ascii="Times New Roman" w:hAnsi="Times New Roman" w:cs="Times New Roman"/>
+          <w:sz w:val="20"/>
+          <w:szCs w:val="20"/>
+          <w:lang w:val="tr-TR"/>
+        </w:rPr>
+        <w:t xml:space="preserve">, </w:t>
+      </w:r>
+      <w:proofErr w:type="spellStart"/>
+      <w:r>
+        <w:rPr>
+          <w:rFonts w:ascii="Times New Roman" w:hAnsi="Times New Roman" w:cs="Times New Roman"/>
+          <w:sz w:val="20"/>
+          <w:szCs w:val="20"/>
+          <w:lang w:val="tr-TR"/>
+        </w:rPr>
+        <w:t>build_model.m</w:t>
+      </w:r>
+      <w:proofErr w:type="spellEnd"/>
+      <w:r>
+        <w:rPr>
+          <w:rFonts w:ascii="Times New Roman" w:hAnsi="Times New Roman" w:cs="Times New Roman"/>
+          <w:sz w:val="20"/>
+          <w:szCs w:val="20"/>
+          <w:lang w:val="tr-TR"/>
+        </w:rPr>
+        <w:t xml:space="preserve">, </w:t>
+      </w:r>
+      <w:proofErr w:type="spellStart"/>
+      <w:r>
+        <w:rPr>
+          <w:rFonts w:ascii="Times New Roman" w:hAnsi="Times New Roman" w:cs="Times New Roman"/>
+          <w:sz w:val="20"/>
+          <w:szCs w:val="20"/>
+          <w:lang w:val="tr-TR"/>
+        </w:rPr>
+        <w:t>solar_tracker_SIL.slx</w:t>
+      </w:r>
+      <w:proofErr w:type="spellEnd"/>
+      <w:r>
+        <w:rPr>
+          <w:rFonts w:ascii="Times New Roman" w:hAnsi="Times New Roman" w:cs="Times New Roman"/>
+          <w:sz w:val="20"/>
+          <w:szCs w:val="20"/>
+          <w:lang w:val="tr-TR"/>
+        </w:rPr>
+        <w:t>.</w:t>
       </w:r>
     </w:p>
     <w:p>
@@ -3907,56 +8381,247 @@
           <w:szCs w:val="20"/>
           <w:lang w:val="tr-TR"/>
         </w:rPr>
-        <w:t>Eski kontrolcü tasarımları (FSM'i kurarken iyi parçaları taşımak için): StateManagerFSM.m, PID_VelocityController.m, ve varsa SIL uyumluluk raporun.</w:t>
-      </w:r>
-    </w:p>
-    <w:p>
-      <w:pPr>
-        <w:rPr>
-          <w:rFonts w:ascii="Times New Roman" w:hAnsi="Times New Roman" w:cs="Times New Roman"/>
-          <w:sz w:val="20"/>
-          <w:szCs w:val="20"/>
-          <w:lang w:val="tr-TR"/>
-        </w:rPr>
-      </w:pPr>
-    </w:p>
-    <w:p>
-      <w:pPr>
-        <w:rPr>
-          <w:rFonts w:ascii="Times New Roman" w:hAnsi="Times New Roman" w:cs="Times New Roman"/>
-          <w:sz w:val="20"/>
-          <w:szCs w:val="20"/>
-          <w:lang w:val="tr-TR"/>
-        </w:rPr>
-      </w:pPr>
-      <w:r>
-        <w:rPr>
-          <w:rFonts w:ascii="Times New Roman" w:hAnsi="Times New Roman" w:cs="Times New Roman"/>
-          <w:sz w:val="20"/>
-          <w:szCs w:val="20"/>
-          <w:lang w:val="tr-TR"/>
-        </w:rPr>
-        <w:t>Yapıştıracağın prompt:</w:t>
-      </w:r>
-    </w:p>
-    <w:p>
-      <w:pPr>
-        <w:rPr>
-          <w:rFonts w:ascii="Times New Roman" w:hAnsi="Times New Roman" w:cs="Times New Roman"/>
-          <w:sz w:val="20"/>
-          <w:szCs w:val="20"/>
-          <w:lang w:val="tr-TR"/>
-        </w:rPr>
-      </w:pPr>
-      <w:r>
-        <w:rPr>
-          <w:rFonts w:ascii="Times New Roman" w:hAnsi="Times New Roman" w:cs="Times New Roman"/>
-          <w:sz w:val="20"/>
-          <w:szCs w:val="20"/>
-          <w:lang w:val="tr-TR"/>
-        </w:rPr>
-        <w:t>Merhaba. Petal-form dual-axis solar tracker için MATLAB/Simulink'te Software-in-the-Loop</w:t>
-      </w:r>
+        <w:t>Eski kontrolcü tasarımları (</w:t>
+      </w:r>
+      <w:proofErr w:type="spellStart"/>
+      <w:r>
+        <w:rPr>
+          <w:rFonts w:ascii="Times New Roman" w:hAnsi="Times New Roman" w:cs="Times New Roman"/>
+          <w:sz w:val="20"/>
+          <w:szCs w:val="20"/>
+          <w:lang w:val="tr-TR"/>
+        </w:rPr>
+        <w:t>FSM'i</w:t>
+      </w:r>
+      <w:proofErr w:type="spellEnd"/>
+      <w:r>
+        <w:rPr>
+          <w:rFonts w:ascii="Times New Roman" w:hAnsi="Times New Roman" w:cs="Times New Roman"/>
+          <w:sz w:val="20"/>
+          <w:szCs w:val="20"/>
+          <w:lang w:val="tr-TR"/>
+        </w:rPr>
+        <w:t xml:space="preserve"> kurarken iyi parçaları taşımak için): </w:t>
+      </w:r>
+      <w:proofErr w:type="spellStart"/>
+      <w:r>
+        <w:rPr>
+          <w:rFonts w:ascii="Times New Roman" w:hAnsi="Times New Roman" w:cs="Times New Roman"/>
+          <w:sz w:val="20"/>
+          <w:szCs w:val="20"/>
+          <w:lang w:val="tr-TR"/>
+        </w:rPr>
+        <w:t>StateManagerFSM.m</w:t>
+      </w:r>
+      <w:proofErr w:type="spellEnd"/>
+      <w:r>
+        <w:rPr>
+          <w:rFonts w:ascii="Times New Roman" w:hAnsi="Times New Roman" w:cs="Times New Roman"/>
+          <w:sz w:val="20"/>
+          <w:szCs w:val="20"/>
+          <w:lang w:val="tr-TR"/>
+        </w:rPr>
+        <w:t xml:space="preserve">, </w:t>
+      </w:r>
+      <w:proofErr w:type="spellStart"/>
+      <w:r>
+        <w:rPr>
+          <w:rFonts w:ascii="Times New Roman" w:hAnsi="Times New Roman" w:cs="Times New Roman"/>
+          <w:sz w:val="20"/>
+          <w:szCs w:val="20"/>
+          <w:lang w:val="tr-TR"/>
+        </w:rPr>
+        <w:t>PID_VelocityController.</w:t>
+      </w:r>
+      <w:proofErr w:type="gramStart"/>
+      <w:r>
+        <w:rPr>
+          <w:rFonts w:ascii="Times New Roman" w:hAnsi="Times New Roman" w:cs="Times New Roman"/>
+          <w:sz w:val="20"/>
+          <w:szCs w:val="20"/>
+          <w:lang w:val="tr-TR"/>
+        </w:rPr>
+        <w:t>m</w:t>
+      </w:r>
+      <w:proofErr w:type="spellEnd"/>
+      <w:r>
+        <w:rPr>
+          <w:rFonts w:ascii="Times New Roman" w:hAnsi="Times New Roman" w:cs="Times New Roman"/>
+          <w:sz w:val="20"/>
+          <w:szCs w:val="20"/>
+          <w:lang w:val="tr-TR"/>
+        </w:rPr>
+        <w:t>,</w:t>
+      </w:r>
+      <w:proofErr w:type="gramEnd"/>
+      <w:r>
+        <w:rPr>
+          <w:rFonts w:ascii="Times New Roman" w:hAnsi="Times New Roman" w:cs="Times New Roman"/>
+          <w:sz w:val="20"/>
+          <w:szCs w:val="20"/>
+          <w:lang w:val="tr-TR"/>
+        </w:rPr>
+        <w:t xml:space="preserve"> ve varsa SIL uyumluluk raporun.</w:t>
+      </w:r>
+    </w:p>
+    <w:p>
+      <w:pPr>
+        <w:rPr>
+          <w:rFonts w:ascii="Times New Roman" w:hAnsi="Times New Roman" w:cs="Times New Roman"/>
+          <w:sz w:val="20"/>
+          <w:szCs w:val="20"/>
+          <w:lang w:val="tr-TR"/>
+        </w:rPr>
+      </w:pPr>
+    </w:p>
+    <w:p>
+      <w:pPr>
+        <w:rPr>
+          <w:rFonts w:ascii="Times New Roman" w:hAnsi="Times New Roman" w:cs="Times New Roman"/>
+          <w:sz w:val="20"/>
+          <w:szCs w:val="20"/>
+          <w:lang w:val="tr-TR"/>
+        </w:rPr>
+      </w:pPr>
+      <w:r>
+        <w:rPr>
+          <w:rFonts w:ascii="Times New Roman" w:hAnsi="Times New Roman" w:cs="Times New Roman"/>
+          <w:sz w:val="20"/>
+          <w:szCs w:val="20"/>
+          <w:lang w:val="tr-TR"/>
+        </w:rPr>
+        <w:t xml:space="preserve">Yapıştıracağın </w:t>
+      </w:r>
+      <w:proofErr w:type="spellStart"/>
+      <w:r>
+        <w:rPr>
+          <w:rFonts w:ascii="Times New Roman" w:hAnsi="Times New Roman" w:cs="Times New Roman"/>
+          <w:sz w:val="20"/>
+          <w:szCs w:val="20"/>
+          <w:lang w:val="tr-TR"/>
+        </w:rPr>
+        <w:t>prompt</w:t>
+      </w:r>
+      <w:proofErr w:type="spellEnd"/>
+      <w:r>
+        <w:rPr>
+          <w:rFonts w:ascii="Times New Roman" w:hAnsi="Times New Roman" w:cs="Times New Roman"/>
+          <w:sz w:val="20"/>
+          <w:szCs w:val="20"/>
+          <w:lang w:val="tr-TR"/>
+        </w:rPr>
+        <w:t>:</w:t>
+      </w:r>
+    </w:p>
+    <w:p>
+      <w:pPr>
+        <w:rPr>
+          <w:rFonts w:ascii="Times New Roman" w:hAnsi="Times New Roman" w:cs="Times New Roman"/>
+          <w:sz w:val="20"/>
+          <w:szCs w:val="20"/>
+          <w:lang w:val="tr-TR"/>
+        </w:rPr>
+      </w:pPr>
+      <w:r>
+        <w:rPr>
+          <w:rFonts w:ascii="Times New Roman" w:hAnsi="Times New Roman" w:cs="Times New Roman"/>
+          <w:sz w:val="20"/>
+          <w:szCs w:val="20"/>
+          <w:lang w:val="tr-TR"/>
+        </w:rPr>
+        <w:t xml:space="preserve">Merhaba. Petal-form </w:t>
+      </w:r>
+      <w:proofErr w:type="spellStart"/>
+      <w:r>
+        <w:rPr>
+          <w:rFonts w:ascii="Times New Roman" w:hAnsi="Times New Roman" w:cs="Times New Roman"/>
+          <w:sz w:val="20"/>
+          <w:szCs w:val="20"/>
+          <w:lang w:val="tr-TR"/>
+        </w:rPr>
+        <w:t>dual-axis</w:t>
+      </w:r>
+      <w:proofErr w:type="spellEnd"/>
+      <w:r>
+        <w:rPr>
+          <w:rFonts w:ascii="Times New Roman" w:hAnsi="Times New Roman" w:cs="Times New Roman"/>
+          <w:sz w:val="20"/>
+          <w:szCs w:val="20"/>
+          <w:lang w:val="tr-TR"/>
+        </w:rPr>
+        <w:t xml:space="preserve"> solar </w:t>
+      </w:r>
+      <w:proofErr w:type="spellStart"/>
+      <w:r>
+        <w:rPr>
+          <w:rFonts w:ascii="Times New Roman" w:hAnsi="Times New Roman" w:cs="Times New Roman"/>
+          <w:sz w:val="20"/>
+          <w:szCs w:val="20"/>
+          <w:lang w:val="tr-TR"/>
+        </w:rPr>
+        <w:t>tracker</w:t>
+      </w:r>
+      <w:proofErr w:type="spellEnd"/>
+      <w:r>
+        <w:rPr>
+          <w:rFonts w:ascii="Times New Roman" w:hAnsi="Times New Roman" w:cs="Times New Roman"/>
+          <w:sz w:val="20"/>
+          <w:szCs w:val="20"/>
+          <w:lang w:val="tr-TR"/>
+        </w:rPr>
+        <w:t xml:space="preserve"> için MATLAB/</w:t>
+      </w:r>
+      <w:proofErr w:type="spellStart"/>
+      <w:r>
+        <w:rPr>
+          <w:rFonts w:ascii="Times New Roman" w:hAnsi="Times New Roman" w:cs="Times New Roman"/>
+          <w:sz w:val="20"/>
+          <w:szCs w:val="20"/>
+          <w:lang w:val="tr-TR"/>
+        </w:rPr>
+        <w:t>Simulink'te</w:t>
+      </w:r>
+      <w:proofErr w:type="spellEnd"/>
+      <w:r>
+        <w:rPr>
+          <w:rFonts w:ascii="Times New Roman" w:hAnsi="Times New Roman" w:cs="Times New Roman"/>
+          <w:sz w:val="20"/>
+          <w:szCs w:val="20"/>
+          <w:lang w:val="tr-TR"/>
+        </w:rPr>
+        <w:t xml:space="preserve"> Software-in-</w:t>
+      </w:r>
+      <w:proofErr w:type="spellStart"/>
+      <w:r>
+        <w:rPr>
+          <w:rFonts w:ascii="Times New Roman" w:hAnsi="Times New Roman" w:cs="Times New Roman"/>
+          <w:sz w:val="20"/>
+          <w:szCs w:val="20"/>
+          <w:lang w:val="tr-TR"/>
+        </w:rPr>
+        <w:t>the</w:t>
+      </w:r>
+      <w:proofErr w:type="spellEnd"/>
+      <w:r>
+        <w:rPr>
+          <w:rFonts w:ascii="Times New Roman" w:hAnsi="Times New Roman" w:cs="Times New Roman"/>
+          <w:sz w:val="20"/>
+          <w:szCs w:val="20"/>
+          <w:lang w:val="tr-TR"/>
+        </w:rPr>
+        <w:t>-</w:t>
+      </w:r>
+      <w:proofErr w:type="spellStart"/>
+      <w:r>
+        <w:rPr>
+          <w:rFonts w:ascii="Times New Roman" w:hAnsi="Times New Roman" w:cs="Times New Roman"/>
+          <w:sz w:val="20"/>
+          <w:szCs w:val="20"/>
+          <w:lang w:val="tr-TR"/>
+        </w:rPr>
+        <w:t>Loop</w:t>
+      </w:r>
+      <w:proofErr w:type="spellEnd"/>
     </w:p>
     <w:p>
       <w:pPr>
@@ -4003,650 +8668,1811 @@
           <w:szCs w:val="20"/>
           <w:lang w:val="tr-TR"/>
         </w:rPr>
+        <w:t>Ekteki PROJECT_STATE.md dosyası tüm proje durumunu, aldığımız kararları, kanıtladığımız</w:t>
+      </w:r>
+    </w:p>
+    <w:p>
+      <w:pPr>
+        <w:rPr>
+          <w:rFonts w:ascii="Times New Roman" w:hAnsi="Times New Roman" w:cs="Times New Roman"/>
+          <w:sz w:val="20"/>
+          <w:szCs w:val="20"/>
+          <w:lang w:val="tr-TR"/>
+        </w:rPr>
+      </w:pPr>
+      <w:proofErr w:type="gramStart"/>
+      <w:r>
+        <w:rPr>
+          <w:rFonts w:ascii="Times New Roman" w:hAnsi="Times New Roman" w:cs="Times New Roman"/>
+          <w:sz w:val="20"/>
+          <w:szCs w:val="20"/>
+          <w:lang w:val="tr-TR"/>
+        </w:rPr>
+        <w:t>şeyleri</w:t>
+      </w:r>
+      <w:proofErr w:type="gramEnd"/>
+      <w:r>
+        <w:rPr>
+          <w:rFonts w:ascii="Times New Roman" w:hAnsi="Times New Roman" w:cs="Times New Roman"/>
+          <w:sz w:val="20"/>
+          <w:szCs w:val="20"/>
+          <w:lang w:val="tr-TR"/>
+        </w:rPr>
+        <w:t xml:space="preserve"> ve sıradaki adımı içeriyor. Lütfen ÖNCE onu baştan sona oku, sonra oradaki</w:t>
+      </w:r>
+    </w:p>
+    <w:p>
+      <w:pPr>
+        <w:rPr>
+          <w:rFonts w:ascii="Times New Roman" w:hAnsi="Times New Roman" w:cs="Times New Roman"/>
+          <w:sz w:val="20"/>
+          <w:szCs w:val="20"/>
+          <w:lang w:val="tr-TR"/>
+        </w:rPr>
+      </w:pPr>
+      <w:r>
+        <w:rPr>
+          <w:rFonts w:ascii="Times New Roman" w:hAnsi="Times New Roman" w:cs="Times New Roman"/>
+          <w:sz w:val="20"/>
+          <w:szCs w:val="20"/>
+          <w:lang w:val="tr-TR"/>
+        </w:rPr>
+        <w:t>"Sıradaki adım" bölümünden devam edelim.</w:t>
+      </w:r>
+    </w:p>
+    <w:p>
+      <w:pPr>
+        <w:rPr>
+          <w:rFonts w:ascii="Times New Roman" w:hAnsi="Times New Roman" w:cs="Times New Roman"/>
+          <w:sz w:val="20"/>
+          <w:szCs w:val="20"/>
+          <w:lang w:val="tr-TR"/>
+        </w:rPr>
+      </w:pPr>
+    </w:p>
+    <w:p>
+      <w:pPr>
+        <w:rPr>
+          <w:rFonts w:ascii="Times New Roman" w:hAnsi="Times New Roman" w:cs="Times New Roman"/>
+          <w:sz w:val="20"/>
+          <w:szCs w:val="20"/>
+          <w:lang w:val="tr-TR"/>
+        </w:rPr>
+      </w:pPr>
+      <w:r>
+        <w:rPr>
+          <w:rFonts w:ascii="Times New Roman" w:hAnsi="Times New Roman" w:cs="Times New Roman"/>
+          <w:sz w:val="20"/>
+          <w:szCs w:val="20"/>
+          <w:lang w:val="tr-TR"/>
+        </w:rPr>
+        <w:t>Çalışma stilimiz (PROJECT_STATE.md Bölüm 0'da da var): Türkçe konuş, aşırı formatlama yapma,</w:t>
+      </w:r>
+    </w:p>
+    <w:p>
+      <w:pPr>
+        <w:rPr>
+          <w:rFonts w:ascii="Times New Roman" w:hAnsi="Times New Roman" w:cs="Times New Roman"/>
+          <w:sz w:val="20"/>
+          <w:szCs w:val="20"/>
+          <w:lang w:val="tr-TR"/>
+        </w:rPr>
+      </w:pPr>
+      <w:proofErr w:type="gramStart"/>
+      <w:r>
+        <w:rPr>
+          <w:rFonts w:ascii="Times New Roman" w:hAnsi="Times New Roman" w:cs="Times New Roman"/>
+          <w:sz w:val="20"/>
+          <w:szCs w:val="20"/>
+          <w:lang w:val="tr-TR"/>
+        </w:rPr>
+        <w:t>yavaş</w:t>
+      </w:r>
+      <w:proofErr w:type="gramEnd"/>
+      <w:r>
+        <w:rPr>
+          <w:rFonts w:ascii="Times New Roman" w:hAnsi="Times New Roman" w:cs="Times New Roman"/>
+          <w:sz w:val="20"/>
+          <w:szCs w:val="20"/>
+          <w:lang w:val="tr-TR"/>
+        </w:rPr>
+        <w:t xml:space="preserve"> git, üretmeden önce teyit al, her parçadan sonra küçük test koşalım. Senin </w:t>
+      </w:r>
+      <w:proofErr w:type="spellStart"/>
+      <w:r>
+        <w:rPr>
+          <w:rFonts w:ascii="Times New Roman" w:hAnsi="Times New Roman" w:cs="Times New Roman"/>
+          <w:sz w:val="20"/>
+          <w:szCs w:val="20"/>
+          <w:lang w:val="tr-TR"/>
+        </w:rPr>
+        <w:t>MATLAB'in</w:t>
+      </w:r>
+      <w:proofErr w:type="spellEnd"/>
+    </w:p>
+    <w:p>
+      <w:pPr>
+        <w:rPr>
+          <w:rFonts w:ascii="Times New Roman" w:hAnsi="Times New Roman" w:cs="Times New Roman"/>
+          <w:sz w:val="20"/>
+          <w:szCs w:val="20"/>
+          <w:lang w:val="tr-TR"/>
+        </w:rPr>
+      </w:pPr>
+      <w:proofErr w:type="gramStart"/>
+      <w:r>
+        <w:rPr>
+          <w:rFonts w:ascii="Times New Roman" w:hAnsi="Times New Roman" w:cs="Times New Roman"/>
+          <w:sz w:val="20"/>
+          <w:szCs w:val="20"/>
+          <w:lang w:val="tr-TR"/>
+        </w:rPr>
+        <w:t>yok</w:t>
+      </w:r>
+      <w:proofErr w:type="gramEnd"/>
+      <w:r>
+        <w:rPr>
+          <w:rFonts w:ascii="Times New Roman" w:hAnsi="Times New Roman" w:cs="Times New Roman"/>
+          <w:sz w:val="20"/>
+          <w:szCs w:val="20"/>
+          <w:lang w:val="tr-TR"/>
+        </w:rPr>
+        <w:t xml:space="preserve">; matematiği Python'da doğrula, .m dosyalarını üret, ben </w:t>
+      </w:r>
+      <w:proofErr w:type="spellStart"/>
+      <w:r>
+        <w:rPr>
+          <w:rFonts w:ascii="Times New Roman" w:hAnsi="Times New Roman" w:cs="Times New Roman"/>
+          <w:sz w:val="20"/>
+          <w:szCs w:val="20"/>
+          <w:lang w:val="tr-TR"/>
+        </w:rPr>
+        <w:t>MATLAB'de</w:t>
+      </w:r>
+      <w:proofErr w:type="spellEnd"/>
+      <w:r>
+        <w:rPr>
+          <w:rFonts w:ascii="Times New Roman" w:hAnsi="Times New Roman" w:cs="Times New Roman"/>
+          <w:sz w:val="20"/>
+          <w:szCs w:val="20"/>
+          <w:lang w:val="tr-TR"/>
+        </w:rPr>
+        <w:t xml:space="preserve"> koşturup çıktıyı</w:t>
+      </w:r>
+    </w:p>
+    <w:p>
+      <w:pPr>
+        <w:rPr>
+          <w:rFonts w:ascii="Times New Roman" w:hAnsi="Times New Roman" w:cs="Times New Roman"/>
+          <w:sz w:val="20"/>
+          <w:szCs w:val="20"/>
+          <w:lang w:val="tr-TR"/>
+        </w:rPr>
+      </w:pPr>
+      <w:proofErr w:type="gramStart"/>
+      <w:r>
+        <w:rPr>
+          <w:rFonts w:ascii="Times New Roman" w:hAnsi="Times New Roman" w:cs="Times New Roman"/>
+          <w:sz w:val="20"/>
+          <w:szCs w:val="20"/>
+          <w:lang w:val="tr-TR"/>
+        </w:rPr>
+        <w:t>paylaşırım</w:t>
+      </w:r>
+      <w:proofErr w:type="gramEnd"/>
+      <w:r>
+        <w:rPr>
+          <w:rFonts w:ascii="Times New Roman" w:hAnsi="Times New Roman" w:cs="Times New Roman"/>
+          <w:sz w:val="20"/>
+          <w:szCs w:val="20"/>
+          <w:lang w:val="tr-TR"/>
+        </w:rPr>
+        <w:t xml:space="preserve">. ÖNEMLİ: gerçek olan tek şey dosyalardır — </w:t>
+      </w:r>
+      <w:proofErr w:type="spellStart"/>
+      <w:r>
+        <w:rPr>
+          <w:rFonts w:ascii="Times New Roman" w:hAnsi="Times New Roman" w:cs="Times New Roman"/>
+          <w:sz w:val="20"/>
+          <w:szCs w:val="20"/>
+          <w:lang w:val="tr-TR"/>
+        </w:rPr>
+        <w:t>PROJECT_STATE.md'de</w:t>
+      </w:r>
+      <w:proofErr w:type="spellEnd"/>
+      <w:r>
+        <w:rPr>
+          <w:rFonts w:ascii="Times New Roman" w:hAnsi="Times New Roman" w:cs="Times New Roman"/>
+          <w:sz w:val="20"/>
+          <w:szCs w:val="20"/>
+          <w:lang w:val="tr-TR"/>
+        </w:rPr>
+        <w:t xml:space="preserve"> "HAZIR" denmeyen</w:t>
+      </w:r>
+    </w:p>
+    <w:p>
+      <w:pPr>
+        <w:rPr>
+          <w:rFonts w:ascii="Times New Roman" w:hAnsi="Times New Roman" w:cs="Times New Roman"/>
+          <w:sz w:val="20"/>
+          <w:szCs w:val="20"/>
+          <w:lang w:val="tr-TR"/>
+        </w:rPr>
+      </w:pPr>
+      <w:proofErr w:type="gramStart"/>
+      <w:r>
+        <w:rPr>
+          <w:rFonts w:ascii="Times New Roman" w:hAnsi="Times New Roman" w:cs="Times New Roman"/>
+          <w:sz w:val="20"/>
+          <w:szCs w:val="20"/>
+          <w:lang w:val="tr-TR"/>
+        </w:rPr>
+        <w:t>hiçbir</w:t>
+      </w:r>
+      <w:proofErr w:type="gramEnd"/>
+      <w:r>
+        <w:rPr>
+          <w:rFonts w:ascii="Times New Roman" w:hAnsi="Times New Roman" w:cs="Times New Roman"/>
+          <w:sz w:val="20"/>
+          <w:szCs w:val="20"/>
+          <w:lang w:val="tr-TR"/>
+        </w:rPr>
+        <w:t xml:space="preserve"> şeyi yapılmış sayma.</w:t>
+      </w:r>
+    </w:p>
+    <w:p>
+      <w:pPr>
+        <w:rPr>
+          <w:rFonts w:ascii="Times New Roman" w:hAnsi="Times New Roman" w:cs="Times New Roman"/>
+          <w:sz w:val="20"/>
+          <w:szCs w:val="20"/>
+          <w:lang w:val="tr-TR"/>
+        </w:rPr>
+      </w:pPr>
+    </w:p>
+    <w:p>
+      <w:pPr>
+        <w:rPr>
+          <w:rFonts w:ascii="Times New Roman" w:hAnsi="Times New Roman" w:cs="Times New Roman"/>
+          <w:sz w:val="20"/>
+          <w:szCs w:val="20"/>
+          <w:lang w:val="tr-TR"/>
+        </w:rPr>
+      </w:pPr>
+      <w:r>
+        <w:rPr>
+          <w:rFonts w:ascii="Times New Roman" w:hAnsi="Times New Roman" w:cs="Times New Roman"/>
+          <w:sz w:val="20"/>
+          <w:szCs w:val="20"/>
+          <w:lang w:val="tr-TR"/>
+        </w:rPr>
+        <w:t xml:space="preserve">Durum özeti: </w:t>
+      </w:r>
+      <w:proofErr w:type="spellStart"/>
+      <w:r>
+        <w:rPr>
+          <w:rFonts w:ascii="Times New Roman" w:hAnsi="Times New Roman" w:cs="Times New Roman"/>
+          <w:sz w:val="20"/>
+          <w:szCs w:val="20"/>
+          <w:lang w:val="tr-TR"/>
+        </w:rPr>
+        <w:t>Plant</w:t>
+      </w:r>
+      <w:proofErr w:type="spellEnd"/>
+      <w:r>
+        <w:rPr>
+          <w:rFonts w:ascii="Times New Roman" w:hAnsi="Times New Roman" w:cs="Times New Roman"/>
+          <w:sz w:val="20"/>
+          <w:szCs w:val="20"/>
+          <w:lang w:val="tr-TR"/>
+        </w:rPr>
+        <w:t xml:space="preserve"> hazır ve doğrulandı. A (</w:t>
+      </w:r>
+      <w:proofErr w:type="spellStart"/>
+      <w:r>
+        <w:rPr>
+          <w:rFonts w:ascii="Times New Roman" w:hAnsi="Times New Roman" w:cs="Times New Roman"/>
+          <w:sz w:val="20"/>
+          <w:szCs w:val="20"/>
+          <w:lang w:val="tr-TR"/>
+        </w:rPr>
+        <w:t>error_extractor</w:t>
+      </w:r>
+      <w:proofErr w:type="spellEnd"/>
+      <w:r>
+        <w:rPr>
+          <w:rFonts w:ascii="Times New Roman" w:hAnsi="Times New Roman" w:cs="Times New Roman"/>
+          <w:sz w:val="20"/>
+          <w:szCs w:val="20"/>
+          <w:lang w:val="tr-TR"/>
+        </w:rPr>
+        <w:t>) hazır, MATLAB testi geçti.</w:t>
+      </w:r>
+    </w:p>
+    <w:p>
+      <w:pPr>
+        <w:rPr>
+          <w:rFonts w:ascii="Times New Roman" w:hAnsi="Times New Roman" w:cs="Times New Roman"/>
+          <w:sz w:val="20"/>
+          <w:szCs w:val="20"/>
+          <w:lang w:val="tr-TR"/>
+        </w:rPr>
+      </w:pPr>
+      <w:r>
+        <w:rPr>
+          <w:rFonts w:ascii="Times New Roman" w:hAnsi="Times New Roman" w:cs="Times New Roman"/>
+          <w:sz w:val="20"/>
+          <w:szCs w:val="20"/>
+          <w:lang w:val="tr-TR"/>
+        </w:rPr>
+        <w:t>B (</w:t>
+      </w:r>
+      <w:proofErr w:type="spellStart"/>
+      <w:r>
+        <w:rPr>
+          <w:rFonts w:ascii="Times New Roman" w:hAnsi="Times New Roman" w:cs="Times New Roman"/>
+          <w:sz w:val="20"/>
+          <w:szCs w:val="20"/>
+          <w:lang w:val="tr-TR"/>
+        </w:rPr>
+        <w:t>pi_step</w:t>
+      </w:r>
+      <w:proofErr w:type="spellEnd"/>
+      <w:r>
+        <w:rPr>
+          <w:rFonts w:ascii="Times New Roman" w:hAnsi="Times New Roman" w:cs="Times New Roman"/>
+          <w:sz w:val="20"/>
+          <w:szCs w:val="20"/>
+          <w:lang w:val="tr-TR"/>
+        </w:rPr>
+        <w:t>) dosyası hazır ama MATLAB testi henüz teyit edilmedi.</w:t>
+      </w:r>
+    </w:p>
+    <w:p>
+      <w:pPr>
+        <w:rPr>
+          <w:rFonts w:ascii="Times New Roman" w:hAnsi="Times New Roman" w:cs="Times New Roman"/>
+          <w:sz w:val="20"/>
+          <w:szCs w:val="20"/>
+          <w:lang w:val="tr-TR"/>
+        </w:rPr>
+      </w:pPr>
+    </w:p>
+    <w:p>
+      <w:pPr>
+        <w:rPr>
+          <w:rFonts w:ascii="Times New Roman" w:hAnsi="Times New Roman" w:cs="Times New Roman"/>
+          <w:sz w:val="20"/>
+          <w:szCs w:val="20"/>
+          <w:lang w:val="tr-TR"/>
+        </w:rPr>
+      </w:pPr>
+      <w:r>
+        <w:rPr>
+          <w:rFonts w:ascii="Times New Roman" w:hAnsi="Times New Roman" w:cs="Times New Roman"/>
+          <w:sz w:val="20"/>
+          <w:szCs w:val="20"/>
+          <w:lang w:val="tr-TR"/>
+        </w:rPr>
+        <w:t>Başlamak için: önce bana B'nin (</w:t>
+      </w:r>
+      <w:proofErr w:type="spellStart"/>
+      <w:r>
+        <w:rPr>
+          <w:rFonts w:ascii="Times New Roman" w:hAnsi="Times New Roman" w:cs="Times New Roman"/>
+          <w:sz w:val="20"/>
+          <w:szCs w:val="20"/>
+          <w:lang w:val="tr-TR"/>
+        </w:rPr>
+        <w:t>pi_step</w:t>
+      </w:r>
+      <w:proofErr w:type="spellEnd"/>
+      <w:r>
+        <w:rPr>
+          <w:rFonts w:ascii="Times New Roman" w:hAnsi="Times New Roman" w:cs="Times New Roman"/>
+          <w:sz w:val="20"/>
+          <w:szCs w:val="20"/>
+          <w:lang w:val="tr-TR"/>
+        </w:rPr>
+        <w:t>) MATLAB test sonucunu sor (beklenen değerler</w:t>
+      </w:r>
+    </w:p>
+    <w:p>
+      <w:pPr>
+        <w:rPr>
+          <w:rFonts w:ascii="Times New Roman" w:hAnsi="Times New Roman" w:cs="Times New Roman"/>
+          <w:sz w:val="20"/>
+          <w:szCs w:val="20"/>
+          <w:lang w:val="tr-TR"/>
+        </w:rPr>
+      </w:pPr>
+      <w:r>
+        <w:rPr>
+          <w:rFonts w:ascii="Times New Roman" w:hAnsi="Times New Roman" w:cs="Times New Roman"/>
+          <w:sz w:val="20"/>
+          <w:szCs w:val="20"/>
+          <w:lang w:val="tr-TR"/>
+        </w:rPr>
+        <w:t xml:space="preserve">PROJECT_STATE.md Bölüm 5'te). Teyit edince ilk </w:t>
+      </w:r>
+      <w:proofErr w:type="spellStart"/>
+      <w:r>
+        <w:rPr>
+          <w:rFonts w:ascii="Times New Roman" w:hAnsi="Times New Roman" w:cs="Times New Roman"/>
+          <w:sz w:val="20"/>
+          <w:szCs w:val="20"/>
+          <w:lang w:val="tr-TR"/>
+        </w:rPr>
+        <w:t>closed-loop</w:t>
+      </w:r>
+      <w:proofErr w:type="spellEnd"/>
+      <w:r>
+        <w:rPr>
+          <w:rFonts w:ascii="Times New Roman" w:hAnsi="Times New Roman" w:cs="Times New Roman"/>
+          <w:sz w:val="20"/>
+          <w:szCs w:val="20"/>
+          <w:lang w:val="tr-TR"/>
+        </w:rPr>
+        <w:t xml:space="preserve"> adımına (</w:t>
+      </w:r>
+      <w:proofErr w:type="spellStart"/>
+      <w:r>
+        <w:rPr>
+          <w:rFonts w:ascii="Times New Roman" w:hAnsi="Times New Roman" w:cs="Times New Roman"/>
+          <w:sz w:val="20"/>
+          <w:szCs w:val="20"/>
+          <w:lang w:val="tr-TR"/>
+        </w:rPr>
+        <w:t>controller_step.m</w:t>
+      </w:r>
+      <w:proofErr w:type="spellEnd"/>
+      <w:r>
+        <w:rPr>
+          <w:rFonts w:ascii="Times New Roman" w:hAnsi="Times New Roman" w:cs="Times New Roman"/>
+          <w:sz w:val="20"/>
+          <w:szCs w:val="20"/>
+          <w:lang w:val="tr-TR"/>
+        </w:rPr>
+        <w:t xml:space="preserve"> +</w:t>
+      </w:r>
+    </w:p>
+    <w:p>
+      <w:pPr>
+        <w:rPr>
+          <w:rFonts w:ascii="Times New Roman" w:hAnsi="Times New Roman" w:cs="Times New Roman"/>
+          <w:sz w:val="20"/>
+          <w:szCs w:val="20"/>
+          <w:lang w:val="tr-TR"/>
+        </w:rPr>
+      </w:pPr>
+      <w:proofErr w:type="spellStart"/>
+      <w:proofErr w:type="gramStart"/>
+      <w:r>
+        <w:rPr>
+          <w:rFonts w:ascii="Times New Roman" w:hAnsi="Times New Roman" w:cs="Times New Roman"/>
+          <w:sz w:val="20"/>
+          <w:szCs w:val="20"/>
+          <w:lang w:val="tr-TR"/>
+        </w:rPr>
+        <w:t>build</w:t>
+      </w:r>
+      <w:proofErr w:type="gramEnd"/>
+      <w:r>
+        <w:rPr>
+          <w:rFonts w:ascii="Times New Roman" w:hAnsi="Times New Roman" w:cs="Times New Roman"/>
+          <w:sz w:val="20"/>
+          <w:szCs w:val="20"/>
+          <w:lang w:val="tr-TR"/>
+        </w:rPr>
+        <w:t>_model'i</w:t>
+      </w:r>
+      <w:proofErr w:type="spellEnd"/>
+      <w:r>
+        <w:rPr>
+          <w:rFonts w:ascii="Times New Roman" w:hAnsi="Times New Roman" w:cs="Times New Roman"/>
+          <w:sz w:val="20"/>
+          <w:szCs w:val="20"/>
+          <w:lang w:val="tr-TR"/>
+        </w:rPr>
+        <w:t xml:space="preserve"> döngüye sokmak) geçeriz.</w:t>
+      </w:r>
+    </w:p>
+    <w:p>
+      <w:pPr>
+        <w:rPr>
+          <w:rFonts w:ascii="Times New Roman" w:hAnsi="Times New Roman" w:cs="Times New Roman"/>
+          <w:sz w:val="20"/>
+          <w:szCs w:val="20"/>
+          <w:lang w:val="tr-TR"/>
+        </w:rPr>
+      </w:pPr>
+      <w:r>
+        <w:rPr>
+          <w:rFonts w:ascii="Times New Roman" w:hAnsi="Times New Roman" w:cs="Times New Roman"/>
+          <w:sz w:val="20"/>
+          <w:szCs w:val="20"/>
+          <w:lang w:val="tr-TR"/>
+        </w:rPr>
+        <w:t xml:space="preserve">Bu kadar. PROJECT_STATE.md ağır işi yapıyor; </w:t>
+      </w:r>
+      <w:proofErr w:type="spellStart"/>
+      <w:r>
+        <w:rPr>
+          <w:rFonts w:ascii="Times New Roman" w:hAnsi="Times New Roman" w:cs="Times New Roman"/>
+          <w:sz w:val="20"/>
+          <w:szCs w:val="20"/>
+          <w:lang w:val="tr-TR"/>
+        </w:rPr>
+        <w:t>prompt</w:t>
+      </w:r>
+      <w:proofErr w:type="spellEnd"/>
+      <w:r>
+        <w:rPr>
+          <w:rFonts w:ascii="Times New Roman" w:hAnsi="Times New Roman" w:cs="Times New Roman"/>
+          <w:sz w:val="20"/>
+          <w:szCs w:val="20"/>
+          <w:lang w:val="tr-TR"/>
+        </w:rPr>
+        <w:t xml:space="preserve"> sadece yeni Claude'u ona yönlendiriyor, o yüzden kısa tuttum. Döndüğünde bu beşli + </w:t>
+      </w:r>
+      <w:proofErr w:type="spellStart"/>
+      <w:r>
+        <w:rPr>
+          <w:rFonts w:ascii="Times New Roman" w:hAnsi="Times New Roman" w:cs="Times New Roman"/>
+          <w:sz w:val="20"/>
+          <w:szCs w:val="20"/>
+          <w:lang w:val="tr-TR"/>
+        </w:rPr>
+        <w:t>prompt</w:t>
+      </w:r>
+      <w:proofErr w:type="spellEnd"/>
+      <w:r>
+        <w:rPr>
+          <w:rFonts w:ascii="Times New Roman" w:hAnsi="Times New Roman" w:cs="Times New Roman"/>
+          <w:sz w:val="20"/>
+          <w:szCs w:val="20"/>
+          <w:lang w:val="tr-TR"/>
+        </w:rPr>
+        <w:t xml:space="preserve"> ile tam buradan devam ederiz. İyi molalar — kolay gelsin.</w:t>
+      </w:r>
+      <w:r>
+        <w:rPr>
+          <w:rFonts w:ascii="Times New Roman" w:hAnsi="Times New Roman" w:cs="Times New Roman"/>
+          <w:sz w:val="20"/>
+          <w:szCs w:val="20"/>
+          <w:lang w:val="tr-TR"/>
+        </w:rPr>
+        <w:br/>
+      </w:r>
+    </w:p>
+    <w:p>
+      <w:pPr>
+        <w:rPr>
+          <w:rFonts w:ascii="Times New Roman" w:hAnsi="Times New Roman" w:cs="Times New Roman"/>
+          <w:sz w:val="20"/>
+          <w:szCs w:val="20"/>
+          <w:lang w:val="tr-TR"/>
+        </w:rPr>
+      </w:pPr>
+      <w:r>
+        <w:rPr>
+          <w:rFonts w:ascii="Times New Roman" w:hAnsi="Times New Roman" w:cs="Times New Roman"/>
+          <w:sz w:val="20"/>
+          <w:szCs w:val="20"/>
+          <w:lang w:val="tr-TR"/>
+        </w:rPr>
+        <w:t xml:space="preserve">Merhaba. Petal-form </w:t>
+      </w:r>
+      <w:proofErr w:type="spellStart"/>
+      <w:r>
+        <w:rPr>
+          <w:rFonts w:ascii="Times New Roman" w:hAnsi="Times New Roman" w:cs="Times New Roman"/>
+          <w:sz w:val="20"/>
+          <w:szCs w:val="20"/>
+          <w:lang w:val="tr-TR"/>
+        </w:rPr>
+        <w:t>dual-axis</w:t>
+      </w:r>
+      <w:proofErr w:type="spellEnd"/>
+      <w:r>
+        <w:rPr>
+          <w:rFonts w:ascii="Times New Roman" w:hAnsi="Times New Roman" w:cs="Times New Roman"/>
+          <w:sz w:val="20"/>
+          <w:szCs w:val="20"/>
+          <w:lang w:val="tr-TR"/>
+        </w:rPr>
+        <w:t xml:space="preserve"> solar </w:t>
+      </w:r>
+      <w:proofErr w:type="spellStart"/>
+      <w:r>
+        <w:rPr>
+          <w:rFonts w:ascii="Times New Roman" w:hAnsi="Times New Roman" w:cs="Times New Roman"/>
+          <w:sz w:val="20"/>
+          <w:szCs w:val="20"/>
+          <w:lang w:val="tr-TR"/>
+        </w:rPr>
+        <w:t>tracker</w:t>
+      </w:r>
+      <w:proofErr w:type="spellEnd"/>
+      <w:r>
+        <w:rPr>
+          <w:rFonts w:ascii="Times New Roman" w:hAnsi="Times New Roman" w:cs="Times New Roman"/>
+          <w:sz w:val="20"/>
+          <w:szCs w:val="20"/>
+          <w:lang w:val="tr-TR"/>
+        </w:rPr>
+        <w:t xml:space="preserve"> için MATLAB/</w:t>
+      </w:r>
+      <w:proofErr w:type="spellStart"/>
+      <w:r>
+        <w:rPr>
+          <w:rFonts w:ascii="Times New Roman" w:hAnsi="Times New Roman" w:cs="Times New Roman"/>
+          <w:sz w:val="20"/>
+          <w:szCs w:val="20"/>
+          <w:lang w:val="tr-TR"/>
+        </w:rPr>
+        <w:t>Simulink'te</w:t>
+      </w:r>
+      <w:proofErr w:type="spellEnd"/>
+      <w:r>
+        <w:rPr>
+          <w:rFonts w:ascii="Times New Roman" w:hAnsi="Times New Roman" w:cs="Times New Roman"/>
+          <w:sz w:val="20"/>
+          <w:szCs w:val="20"/>
+          <w:lang w:val="tr-TR"/>
+        </w:rPr>
+        <w:t xml:space="preserve"> Software-in-</w:t>
+      </w:r>
+      <w:proofErr w:type="spellStart"/>
+      <w:r>
+        <w:rPr>
+          <w:rFonts w:ascii="Times New Roman" w:hAnsi="Times New Roman" w:cs="Times New Roman"/>
+          <w:sz w:val="20"/>
+          <w:szCs w:val="20"/>
+          <w:lang w:val="tr-TR"/>
+        </w:rPr>
+        <w:t>the</w:t>
+      </w:r>
+      <w:proofErr w:type="spellEnd"/>
+      <w:r>
+        <w:rPr>
+          <w:rFonts w:ascii="Times New Roman" w:hAnsi="Times New Roman" w:cs="Times New Roman"/>
+          <w:sz w:val="20"/>
+          <w:szCs w:val="20"/>
+          <w:lang w:val="tr-TR"/>
+        </w:rPr>
+        <w:t>-</w:t>
+      </w:r>
+      <w:proofErr w:type="spellStart"/>
+      <w:r>
+        <w:rPr>
+          <w:rFonts w:ascii="Times New Roman" w:hAnsi="Times New Roman" w:cs="Times New Roman"/>
+          <w:sz w:val="20"/>
+          <w:szCs w:val="20"/>
+          <w:lang w:val="tr-TR"/>
+        </w:rPr>
+        <w:t>Loop</w:t>
+      </w:r>
+      <w:proofErr w:type="spellEnd"/>
+    </w:p>
+    <w:p>
+      <w:pPr>
+        <w:rPr>
+          <w:rFonts w:ascii="Times New Roman" w:hAnsi="Times New Roman" w:cs="Times New Roman"/>
+          <w:sz w:val="20"/>
+          <w:szCs w:val="20"/>
+          <w:lang w:val="tr-TR"/>
+        </w:rPr>
+      </w:pPr>
+      <w:r>
+        <w:rPr>
+          <w:rFonts w:ascii="Times New Roman" w:hAnsi="Times New Roman" w:cs="Times New Roman"/>
+          <w:sz w:val="20"/>
+          <w:szCs w:val="20"/>
+          <w:lang w:val="tr-TR"/>
+        </w:rPr>
+        <w:t>(SIL) sistemi kuruyorum. Önceki bir sohbetten devam ediyorum.</w:t>
+      </w:r>
+    </w:p>
+    <w:p>
+      <w:pPr>
+        <w:rPr>
+          <w:rFonts w:ascii="Times New Roman" w:hAnsi="Times New Roman" w:cs="Times New Roman"/>
+          <w:sz w:val="20"/>
+          <w:szCs w:val="20"/>
+          <w:lang w:val="tr-TR"/>
+        </w:rPr>
+      </w:pPr>
+    </w:p>
+    <w:p>
+      <w:pPr>
+        <w:rPr>
+          <w:rFonts w:ascii="Times New Roman" w:hAnsi="Times New Roman" w:cs="Times New Roman"/>
+          <w:sz w:val="20"/>
+          <w:szCs w:val="20"/>
+          <w:lang w:val="tr-TR"/>
+        </w:rPr>
+      </w:pPr>
+      <w:r>
+        <w:rPr>
+          <w:rFonts w:ascii="Times New Roman" w:hAnsi="Times New Roman" w:cs="Times New Roman"/>
+          <w:sz w:val="20"/>
+          <w:szCs w:val="20"/>
+          <w:lang w:val="tr-TR"/>
+        </w:rPr>
+        <w:t>Ekteki PROJECT_STATE.md dosyası tüm proje durumunu, aldığımız kararları, kanıtladığımız</w:t>
+      </w:r>
+    </w:p>
+    <w:p>
+      <w:pPr>
+        <w:rPr>
+          <w:rFonts w:ascii="Times New Roman" w:hAnsi="Times New Roman" w:cs="Times New Roman"/>
+          <w:sz w:val="20"/>
+          <w:szCs w:val="20"/>
+          <w:lang w:val="tr-TR"/>
+        </w:rPr>
+      </w:pPr>
+      <w:proofErr w:type="gramStart"/>
+      <w:r>
+        <w:rPr>
+          <w:rFonts w:ascii="Times New Roman" w:hAnsi="Times New Roman" w:cs="Times New Roman"/>
+          <w:sz w:val="20"/>
+          <w:szCs w:val="20"/>
+          <w:lang w:val="tr-TR"/>
+        </w:rPr>
+        <w:t>şeyleri</w:t>
+      </w:r>
+      <w:proofErr w:type="gramEnd"/>
+      <w:r>
+        <w:rPr>
+          <w:rFonts w:ascii="Times New Roman" w:hAnsi="Times New Roman" w:cs="Times New Roman"/>
+          <w:sz w:val="20"/>
+          <w:szCs w:val="20"/>
+          <w:lang w:val="tr-TR"/>
+        </w:rPr>
+        <w:t xml:space="preserve"> ve sıradaki adımı içeriyor. Lütfen ÖNCE onu baştan sona oku, sonra oradaki</w:t>
+      </w:r>
+    </w:p>
+    <w:p>
+      <w:pPr>
+        <w:rPr>
+          <w:rFonts w:ascii="Times New Roman" w:hAnsi="Times New Roman" w:cs="Times New Roman"/>
+          <w:sz w:val="20"/>
+          <w:szCs w:val="20"/>
+          <w:lang w:val="tr-TR"/>
+        </w:rPr>
+      </w:pPr>
+      <w:r>
+        <w:rPr>
+          <w:rFonts w:ascii="Times New Roman" w:hAnsi="Times New Roman" w:cs="Times New Roman"/>
+          <w:sz w:val="20"/>
+          <w:szCs w:val="20"/>
+          <w:lang w:val="tr-TR"/>
+        </w:rPr>
+        <w:t>"Sıradaki adım" bölümünden devam edelim.</w:t>
+      </w:r>
+    </w:p>
+    <w:p>
+      <w:pPr>
+        <w:rPr>
+          <w:rFonts w:ascii="Times New Roman" w:hAnsi="Times New Roman" w:cs="Times New Roman"/>
+          <w:sz w:val="20"/>
+          <w:szCs w:val="20"/>
+          <w:lang w:val="tr-TR"/>
+        </w:rPr>
+      </w:pPr>
+    </w:p>
+    <w:p>
+      <w:pPr>
+        <w:rPr>
+          <w:rFonts w:ascii="Times New Roman" w:hAnsi="Times New Roman" w:cs="Times New Roman"/>
+          <w:sz w:val="20"/>
+          <w:szCs w:val="20"/>
+          <w:lang w:val="tr-TR"/>
+        </w:rPr>
+      </w:pPr>
+      <w:r>
+        <w:rPr>
+          <w:rFonts w:ascii="Times New Roman" w:hAnsi="Times New Roman" w:cs="Times New Roman"/>
+          <w:sz w:val="20"/>
+          <w:szCs w:val="20"/>
+          <w:lang w:val="tr-TR"/>
+        </w:rPr>
+        <w:t>Çalışma stilimiz (PROJECT_STATE.md Bölüm 0'da da var): Türkçe konuş, aşırı formatlama yapma,</w:t>
+      </w:r>
+    </w:p>
+    <w:p>
+      <w:pPr>
+        <w:rPr>
+          <w:rFonts w:ascii="Times New Roman" w:hAnsi="Times New Roman" w:cs="Times New Roman"/>
+          <w:sz w:val="20"/>
+          <w:szCs w:val="20"/>
+          <w:lang w:val="tr-TR"/>
+        </w:rPr>
+      </w:pPr>
+      <w:proofErr w:type="gramStart"/>
+      <w:r>
+        <w:rPr>
+          <w:rFonts w:ascii="Times New Roman" w:hAnsi="Times New Roman" w:cs="Times New Roman"/>
+          <w:sz w:val="20"/>
+          <w:szCs w:val="20"/>
+          <w:lang w:val="tr-TR"/>
+        </w:rPr>
+        <w:t>yavaş</w:t>
+      </w:r>
+      <w:proofErr w:type="gramEnd"/>
+      <w:r>
+        <w:rPr>
+          <w:rFonts w:ascii="Times New Roman" w:hAnsi="Times New Roman" w:cs="Times New Roman"/>
+          <w:sz w:val="20"/>
+          <w:szCs w:val="20"/>
+          <w:lang w:val="tr-TR"/>
+        </w:rPr>
+        <w:t xml:space="preserve"> git, üretmeden önce teyit al, her parçadan sonra küçük test koşalım. Senin </w:t>
+      </w:r>
+      <w:proofErr w:type="spellStart"/>
+      <w:r>
+        <w:rPr>
+          <w:rFonts w:ascii="Times New Roman" w:hAnsi="Times New Roman" w:cs="Times New Roman"/>
+          <w:sz w:val="20"/>
+          <w:szCs w:val="20"/>
+          <w:lang w:val="tr-TR"/>
+        </w:rPr>
+        <w:t>MATLAB'in</w:t>
+      </w:r>
+      <w:proofErr w:type="spellEnd"/>
+    </w:p>
+    <w:p>
+      <w:pPr>
+        <w:rPr>
+          <w:rFonts w:ascii="Times New Roman" w:hAnsi="Times New Roman" w:cs="Times New Roman"/>
+          <w:sz w:val="20"/>
+          <w:szCs w:val="20"/>
+          <w:lang w:val="tr-TR"/>
+        </w:rPr>
+      </w:pPr>
+      <w:proofErr w:type="gramStart"/>
+      <w:r>
+        <w:rPr>
+          <w:rFonts w:ascii="Times New Roman" w:hAnsi="Times New Roman" w:cs="Times New Roman"/>
+          <w:sz w:val="20"/>
+          <w:szCs w:val="20"/>
+          <w:lang w:val="tr-TR"/>
+        </w:rPr>
+        <w:t>yok</w:t>
+      </w:r>
+      <w:proofErr w:type="gramEnd"/>
+      <w:r>
+        <w:rPr>
+          <w:rFonts w:ascii="Times New Roman" w:hAnsi="Times New Roman" w:cs="Times New Roman"/>
+          <w:sz w:val="20"/>
+          <w:szCs w:val="20"/>
+          <w:lang w:val="tr-TR"/>
+        </w:rPr>
+        <w:t xml:space="preserve">; matematiği Python'da doğrula, .m dosyalarını üret, ben </w:t>
+      </w:r>
+      <w:proofErr w:type="spellStart"/>
+      <w:r>
+        <w:rPr>
+          <w:rFonts w:ascii="Times New Roman" w:hAnsi="Times New Roman" w:cs="Times New Roman"/>
+          <w:sz w:val="20"/>
+          <w:szCs w:val="20"/>
+          <w:lang w:val="tr-TR"/>
+        </w:rPr>
+        <w:t>MATLAB'de</w:t>
+      </w:r>
+      <w:proofErr w:type="spellEnd"/>
+      <w:r>
+        <w:rPr>
+          <w:rFonts w:ascii="Times New Roman" w:hAnsi="Times New Roman" w:cs="Times New Roman"/>
+          <w:sz w:val="20"/>
+          <w:szCs w:val="20"/>
+          <w:lang w:val="tr-TR"/>
+        </w:rPr>
+        <w:t xml:space="preserve"> koşturup çıktıyı</w:t>
+      </w:r>
+    </w:p>
+    <w:p>
+      <w:pPr>
+        <w:rPr>
+          <w:rFonts w:ascii="Times New Roman" w:hAnsi="Times New Roman" w:cs="Times New Roman"/>
+          <w:sz w:val="20"/>
+          <w:szCs w:val="20"/>
+          <w:lang w:val="tr-TR"/>
+        </w:rPr>
+      </w:pPr>
+      <w:proofErr w:type="gramStart"/>
+      <w:r>
+        <w:rPr>
+          <w:rFonts w:ascii="Times New Roman" w:hAnsi="Times New Roman" w:cs="Times New Roman"/>
+          <w:sz w:val="20"/>
+          <w:szCs w:val="20"/>
+          <w:lang w:val="tr-TR"/>
+        </w:rPr>
+        <w:t>paylaşırım</w:t>
+      </w:r>
+      <w:proofErr w:type="gramEnd"/>
+      <w:r>
+        <w:rPr>
+          <w:rFonts w:ascii="Times New Roman" w:hAnsi="Times New Roman" w:cs="Times New Roman"/>
+          <w:sz w:val="20"/>
+          <w:szCs w:val="20"/>
+          <w:lang w:val="tr-TR"/>
+        </w:rPr>
+        <w:t xml:space="preserve">. ÖNEMLİ: gerçek olan tek şey dosyalardır — </w:t>
+      </w:r>
+      <w:proofErr w:type="spellStart"/>
+      <w:r>
+        <w:rPr>
+          <w:rFonts w:ascii="Times New Roman" w:hAnsi="Times New Roman" w:cs="Times New Roman"/>
+          <w:sz w:val="20"/>
+          <w:szCs w:val="20"/>
+          <w:lang w:val="tr-TR"/>
+        </w:rPr>
+        <w:t>PROJECT_STATE.md'de</w:t>
+      </w:r>
+      <w:proofErr w:type="spellEnd"/>
+      <w:r>
+        <w:rPr>
+          <w:rFonts w:ascii="Times New Roman" w:hAnsi="Times New Roman" w:cs="Times New Roman"/>
+          <w:sz w:val="20"/>
+          <w:szCs w:val="20"/>
+          <w:lang w:val="tr-TR"/>
+        </w:rPr>
+        <w:t xml:space="preserve"> "HAZIR" denmeyen</w:t>
+      </w:r>
+    </w:p>
+    <w:p>
+      <w:pPr>
+        <w:rPr>
+          <w:rFonts w:ascii="Times New Roman" w:hAnsi="Times New Roman" w:cs="Times New Roman"/>
+          <w:sz w:val="20"/>
+          <w:szCs w:val="20"/>
+          <w:lang w:val="tr-TR"/>
+        </w:rPr>
+      </w:pPr>
+      <w:proofErr w:type="gramStart"/>
+      <w:r>
+        <w:rPr>
+          <w:rFonts w:ascii="Times New Roman" w:hAnsi="Times New Roman" w:cs="Times New Roman"/>
+          <w:sz w:val="20"/>
+          <w:szCs w:val="20"/>
+          <w:lang w:val="tr-TR"/>
+        </w:rPr>
+        <w:t>hiçbir</w:t>
+      </w:r>
+      <w:proofErr w:type="gramEnd"/>
+      <w:r>
+        <w:rPr>
+          <w:rFonts w:ascii="Times New Roman" w:hAnsi="Times New Roman" w:cs="Times New Roman"/>
+          <w:sz w:val="20"/>
+          <w:szCs w:val="20"/>
+          <w:lang w:val="tr-TR"/>
+        </w:rPr>
+        <w:t xml:space="preserve"> şeyi yapılmış sayma.</w:t>
+      </w:r>
+    </w:p>
+    <w:p>
+      <w:pPr>
+        <w:rPr>
+          <w:rFonts w:ascii="Times New Roman" w:hAnsi="Times New Roman" w:cs="Times New Roman"/>
+          <w:sz w:val="20"/>
+          <w:szCs w:val="20"/>
+          <w:lang w:val="tr-TR"/>
+        </w:rPr>
+      </w:pPr>
+    </w:p>
+    <w:p>
+      <w:pPr>
+        <w:rPr>
+          <w:rFonts w:ascii="Times New Roman" w:hAnsi="Times New Roman" w:cs="Times New Roman"/>
+          <w:sz w:val="20"/>
+          <w:szCs w:val="20"/>
+          <w:lang w:val="tr-TR"/>
+        </w:rPr>
+      </w:pPr>
+      <w:r>
+        <w:rPr>
+          <w:rFonts w:ascii="Times New Roman" w:hAnsi="Times New Roman" w:cs="Times New Roman"/>
+          <w:sz w:val="20"/>
+          <w:szCs w:val="20"/>
+          <w:lang w:val="tr-TR"/>
+        </w:rPr>
+        <w:t xml:space="preserve">Durum özeti: </w:t>
+      </w:r>
+      <w:proofErr w:type="spellStart"/>
+      <w:r>
+        <w:rPr>
+          <w:rFonts w:ascii="Times New Roman" w:hAnsi="Times New Roman" w:cs="Times New Roman"/>
+          <w:sz w:val="20"/>
+          <w:szCs w:val="20"/>
+          <w:lang w:val="tr-TR"/>
+        </w:rPr>
+        <w:t>Plant</w:t>
+      </w:r>
+      <w:proofErr w:type="spellEnd"/>
+      <w:r>
+        <w:rPr>
+          <w:rFonts w:ascii="Times New Roman" w:hAnsi="Times New Roman" w:cs="Times New Roman"/>
+          <w:sz w:val="20"/>
+          <w:szCs w:val="20"/>
+          <w:lang w:val="tr-TR"/>
+        </w:rPr>
+        <w:t xml:space="preserve"> hazır ve doğrulandı. A (</w:t>
+      </w:r>
+      <w:proofErr w:type="spellStart"/>
+      <w:r>
+        <w:rPr>
+          <w:rFonts w:ascii="Times New Roman" w:hAnsi="Times New Roman" w:cs="Times New Roman"/>
+          <w:sz w:val="20"/>
+          <w:szCs w:val="20"/>
+          <w:lang w:val="tr-TR"/>
+        </w:rPr>
+        <w:t>error_extractor</w:t>
+      </w:r>
+      <w:proofErr w:type="spellEnd"/>
+      <w:r>
+        <w:rPr>
+          <w:rFonts w:ascii="Times New Roman" w:hAnsi="Times New Roman" w:cs="Times New Roman"/>
+          <w:sz w:val="20"/>
+          <w:szCs w:val="20"/>
+          <w:lang w:val="tr-TR"/>
+        </w:rPr>
+        <w:t>) hazır, MATLAB testi geçti.</w:t>
+      </w:r>
+    </w:p>
+    <w:p>
+      <w:pPr>
+        <w:rPr>
+          <w:rFonts w:ascii="Times New Roman" w:hAnsi="Times New Roman" w:cs="Times New Roman"/>
+          <w:sz w:val="20"/>
+          <w:szCs w:val="20"/>
+          <w:lang w:val="tr-TR"/>
+        </w:rPr>
+      </w:pPr>
+      <w:r>
+        <w:rPr>
+          <w:rFonts w:ascii="Times New Roman" w:hAnsi="Times New Roman" w:cs="Times New Roman"/>
+          <w:sz w:val="20"/>
+          <w:szCs w:val="20"/>
+          <w:lang w:val="tr-TR"/>
+        </w:rPr>
+        <w:t>B (</w:t>
+      </w:r>
+      <w:proofErr w:type="spellStart"/>
+      <w:r>
+        <w:rPr>
+          <w:rFonts w:ascii="Times New Roman" w:hAnsi="Times New Roman" w:cs="Times New Roman"/>
+          <w:sz w:val="20"/>
+          <w:szCs w:val="20"/>
+          <w:lang w:val="tr-TR"/>
+        </w:rPr>
+        <w:t>pi_step</w:t>
+      </w:r>
+      <w:proofErr w:type="spellEnd"/>
+      <w:r>
+        <w:rPr>
+          <w:rFonts w:ascii="Times New Roman" w:hAnsi="Times New Roman" w:cs="Times New Roman"/>
+          <w:sz w:val="20"/>
+          <w:szCs w:val="20"/>
+          <w:lang w:val="tr-TR"/>
+        </w:rPr>
+        <w:t>) dosyası hazır ama MATLAB testi henüz teyit edilmedi.</w:t>
+      </w:r>
+    </w:p>
+    <w:p>
+      <w:pPr>
+        <w:rPr>
+          <w:rFonts w:ascii="Times New Roman" w:hAnsi="Times New Roman" w:cs="Times New Roman"/>
+          <w:sz w:val="20"/>
+          <w:szCs w:val="20"/>
+          <w:lang w:val="tr-TR"/>
+        </w:rPr>
+      </w:pPr>
+    </w:p>
+    <w:p>
+      <w:pPr>
+        <w:rPr>
+          <w:rFonts w:ascii="Times New Roman" w:hAnsi="Times New Roman" w:cs="Times New Roman"/>
+          <w:sz w:val="20"/>
+          <w:szCs w:val="20"/>
+          <w:lang w:val="tr-TR"/>
+        </w:rPr>
+      </w:pPr>
+      <w:r>
+        <w:rPr>
+          <w:rFonts w:ascii="Times New Roman" w:hAnsi="Times New Roman" w:cs="Times New Roman"/>
+          <w:sz w:val="20"/>
+          <w:szCs w:val="20"/>
+          <w:lang w:val="tr-TR"/>
+        </w:rPr>
+        <w:t>Başlamak için: önce bana B'nin (</w:t>
+      </w:r>
+      <w:proofErr w:type="spellStart"/>
+      <w:r>
+        <w:rPr>
+          <w:rFonts w:ascii="Times New Roman" w:hAnsi="Times New Roman" w:cs="Times New Roman"/>
+          <w:sz w:val="20"/>
+          <w:szCs w:val="20"/>
+          <w:lang w:val="tr-TR"/>
+        </w:rPr>
+        <w:t>pi_step</w:t>
+      </w:r>
+      <w:proofErr w:type="spellEnd"/>
+      <w:r>
+        <w:rPr>
+          <w:rFonts w:ascii="Times New Roman" w:hAnsi="Times New Roman" w:cs="Times New Roman"/>
+          <w:sz w:val="20"/>
+          <w:szCs w:val="20"/>
+          <w:lang w:val="tr-TR"/>
+        </w:rPr>
+        <w:t>) MATLAB test sonucunu sor (beklenen değerler</w:t>
+      </w:r>
+    </w:p>
+    <w:p>
+      <w:pPr>
+        <w:rPr>
+          <w:rFonts w:ascii="Times New Roman" w:hAnsi="Times New Roman" w:cs="Times New Roman"/>
+          <w:sz w:val="20"/>
+          <w:szCs w:val="20"/>
+          <w:lang w:val="tr-TR"/>
+        </w:rPr>
+      </w:pPr>
+      <w:r>
+        <w:rPr>
+          <w:rFonts w:ascii="Times New Roman" w:hAnsi="Times New Roman" w:cs="Times New Roman"/>
+          <w:sz w:val="20"/>
+          <w:szCs w:val="20"/>
+          <w:lang w:val="tr-TR"/>
+        </w:rPr>
+        <w:t xml:space="preserve">PROJECT_STATE.md Bölüm 5'te). Teyit edince ilk </w:t>
+      </w:r>
+      <w:proofErr w:type="spellStart"/>
+      <w:r>
+        <w:rPr>
+          <w:rFonts w:ascii="Times New Roman" w:hAnsi="Times New Roman" w:cs="Times New Roman"/>
+          <w:sz w:val="20"/>
+          <w:szCs w:val="20"/>
+          <w:lang w:val="tr-TR"/>
+        </w:rPr>
+        <w:t>closed-loop</w:t>
+      </w:r>
+      <w:proofErr w:type="spellEnd"/>
+      <w:r>
+        <w:rPr>
+          <w:rFonts w:ascii="Times New Roman" w:hAnsi="Times New Roman" w:cs="Times New Roman"/>
+          <w:sz w:val="20"/>
+          <w:szCs w:val="20"/>
+          <w:lang w:val="tr-TR"/>
+        </w:rPr>
+        <w:t xml:space="preserve"> adımına (</w:t>
+      </w:r>
+      <w:proofErr w:type="spellStart"/>
+      <w:r>
+        <w:rPr>
+          <w:rFonts w:ascii="Times New Roman" w:hAnsi="Times New Roman" w:cs="Times New Roman"/>
+          <w:sz w:val="20"/>
+          <w:szCs w:val="20"/>
+          <w:lang w:val="tr-TR"/>
+        </w:rPr>
+        <w:t>controller_step.m</w:t>
+      </w:r>
+      <w:proofErr w:type="spellEnd"/>
+      <w:r>
+        <w:rPr>
+          <w:rFonts w:ascii="Times New Roman" w:hAnsi="Times New Roman" w:cs="Times New Roman"/>
+          <w:sz w:val="20"/>
+          <w:szCs w:val="20"/>
+          <w:lang w:val="tr-TR"/>
+        </w:rPr>
+        <w:t xml:space="preserve"> +</w:t>
+      </w:r>
+    </w:p>
+    <w:p>
+      <w:pPr>
+        <w:rPr>
+          <w:rFonts w:ascii="Times New Roman" w:hAnsi="Times New Roman" w:cs="Times New Roman"/>
+          <w:sz w:val="20"/>
+          <w:szCs w:val="20"/>
+          <w:lang w:val="tr-TR"/>
+        </w:rPr>
+      </w:pPr>
+      <w:proofErr w:type="spellStart"/>
+      <w:proofErr w:type="gramStart"/>
+      <w:r>
+        <w:rPr>
+          <w:rFonts w:ascii="Times New Roman" w:hAnsi="Times New Roman" w:cs="Times New Roman"/>
+          <w:sz w:val="20"/>
+          <w:szCs w:val="20"/>
+          <w:lang w:val="tr-TR"/>
+        </w:rPr>
+        <w:t>build</w:t>
+      </w:r>
+      <w:proofErr w:type="gramEnd"/>
+      <w:r>
+        <w:rPr>
+          <w:rFonts w:ascii="Times New Roman" w:hAnsi="Times New Roman" w:cs="Times New Roman"/>
+          <w:sz w:val="20"/>
+          <w:szCs w:val="20"/>
+          <w:lang w:val="tr-TR"/>
+        </w:rPr>
+        <w:t>_model'i</w:t>
+      </w:r>
+      <w:proofErr w:type="spellEnd"/>
+      <w:r>
+        <w:rPr>
+          <w:rFonts w:ascii="Times New Roman" w:hAnsi="Times New Roman" w:cs="Times New Roman"/>
+          <w:sz w:val="20"/>
+          <w:szCs w:val="20"/>
+          <w:lang w:val="tr-TR"/>
+        </w:rPr>
+        <w:t xml:space="preserve"> döngüye sokmak) geçeriz.</w:t>
+      </w:r>
+    </w:p>
+    <w:p>
+      <w:pPr>
+        <w:rPr>
+          <w:rFonts w:ascii="Times New Roman" w:hAnsi="Times New Roman" w:cs="Times New Roman"/>
+          <w:sz w:val="20"/>
+          <w:szCs w:val="20"/>
+          <w:lang w:val="tr-TR"/>
+        </w:rPr>
+      </w:pPr>
+    </w:p>
+    <w:p>
+      <w:pPr>
+        <w:rPr>
+          <w:rFonts w:ascii="Times New Roman" w:hAnsi="Times New Roman" w:cs="Times New Roman"/>
+          <w:sz w:val="20"/>
+          <w:szCs w:val="20"/>
+          <w:lang w:val="tr-TR"/>
+        </w:rPr>
+      </w:pPr>
+    </w:p>
+    <w:p>
+      <w:pPr>
+        <w:rPr>
+          <w:rFonts w:ascii="Times New Roman" w:hAnsi="Times New Roman" w:cs="Times New Roman"/>
+          <w:sz w:val="20"/>
+          <w:szCs w:val="20"/>
+          <w:lang w:val="tr-TR"/>
+        </w:rPr>
+      </w:pPr>
+    </w:p>
+    <w:p>
+      <w:pPr>
+        <w:rPr>
+          <w:rFonts w:ascii="Times New Roman" w:hAnsi="Times New Roman" w:cs="Times New Roman"/>
+          <w:sz w:val="20"/>
+          <w:szCs w:val="20"/>
+          <w:lang w:val="tr-TR"/>
+        </w:rPr>
+      </w:pPr>
+    </w:p>
+    <w:p>
+      <w:pPr>
+        <w:rPr>
+          <w:rFonts w:ascii="Times New Roman" w:hAnsi="Times New Roman" w:cs="Times New Roman"/>
+          <w:sz w:val="20"/>
+          <w:szCs w:val="20"/>
+          <w:lang w:val="tr-TR"/>
+        </w:rPr>
+      </w:pPr>
+    </w:p>
+    <w:p>
+      <w:pPr>
+        <w:rPr>
+          <w:rFonts w:ascii="Times New Roman" w:hAnsi="Times New Roman" w:cs="Times New Roman"/>
+          <w:sz w:val="20"/>
+          <w:szCs w:val="20"/>
+          <w:lang w:val="tr-TR"/>
+        </w:rPr>
+      </w:pPr>
+    </w:p>
+    <w:p>
+      <w:pPr>
+        <w:rPr>
+          <w:rFonts w:ascii="Times New Roman" w:hAnsi="Times New Roman" w:cs="Times New Roman"/>
+          <w:sz w:val="20"/>
+          <w:szCs w:val="20"/>
+          <w:lang w:val="tr-TR"/>
+        </w:rPr>
+      </w:pPr>
+    </w:p>
+    <w:p>
+      <w:pPr>
+        <w:rPr>
+          <w:rFonts w:ascii="Times New Roman" w:hAnsi="Times New Roman" w:cs="Times New Roman"/>
+          <w:sz w:val="20"/>
+          <w:szCs w:val="20"/>
+          <w:lang w:val="tr-TR"/>
+        </w:rPr>
+      </w:pPr>
+    </w:p>
+    <w:p>
+      <w:pPr>
+        <w:rPr>
+          <w:rFonts w:ascii="Times New Roman" w:hAnsi="Times New Roman" w:cs="Times New Roman"/>
+          <w:sz w:val="20"/>
+          <w:szCs w:val="20"/>
+          <w:lang w:val="tr-TR"/>
+        </w:rPr>
+      </w:pPr>
+    </w:p>
+    <w:p>
+      <w:pPr>
+        <w:rPr>
+          <w:rFonts w:ascii="Times New Roman" w:hAnsi="Times New Roman" w:cs="Times New Roman"/>
+          <w:sz w:val="20"/>
+          <w:szCs w:val="20"/>
+          <w:lang w:val="tr-TR"/>
+        </w:rPr>
+      </w:pPr>
+    </w:p>
+    <w:p>
+      <w:pPr>
+        <w:rPr>
+          <w:rFonts w:ascii="Times New Roman" w:hAnsi="Times New Roman" w:cs="Times New Roman"/>
+          <w:sz w:val="20"/>
+          <w:szCs w:val="20"/>
+          <w:lang w:val="tr-TR"/>
+        </w:rPr>
+      </w:pPr>
+    </w:p>
+    <w:p>
+      <w:pPr>
+        <w:rPr>
+          <w:rFonts w:ascii="Times New Roman" w:hAnsi="Times New Roman" w:cs="Times New Roman"/>
+          <w:sz w:val="20"/>
+          <w:szCs w:val="20"/>
+          <w:lang w:val="tr-TR"/>
+        </w:rPr>
+      </w:pPr>
+    </w:p>
+    <w:p>
+      <w:pPr>
+        <w:rPr>
+          <w:rFonts w:ascii="Times New Roman" w:hAnsi="Times New Roman" w:cs="Times New Roman"/>
+          <w:sz w:val="20"/>
+          <w:szCs w:val="20"/>
+          <w:lang w:val="tr-TR"/>
+        </w:rPr>
+      </w:pPr>
+    </w:p>
+    <w:p>
+      <w:pPr>
+        <w:rPr>
+          <w:rFonts w:ascii="Times New Roman" w:hAnsi="Times New Roman" w:cs="Times New Roman"/>
+          <w:sz w:val="20"/>
+          <w:szCs w:val="20"/>
+          <w:lang w:val="tr-TR"/>
+        </w:rPr>
+      </w:pPr>
+    </w:p>
+    <w:p>
+      <w:pPr>
+        <w:rPr>
+          <w:rFonts w:ascii="Times New Roman" w:hAnsi="Times New Roman" w:cs="Times New Roman"/>
+          <w:sz w:val="20"/>
+          <w:szCs w:val="20"/>
+          <w:lang w:val="tr-TR"/>
+        </w:rPr>
+      </w:pPr>
+    </w:p>
+    <w:p>
+      <w:pPr>
+        <w:rPr>
+          <w:rFonts w:ascii="Times New Roman" w:hAnsi="Times New Roman" w:cs="Times New Roman"/>
+          <w:sz w:val="20"/>
+          <w:szCs w:val="20"/>
+          <w:lang w:val="tr-TR"/>
+        </w:rPr>
+      </w:pPr>
+    </w:p>
+    <w:p>
+      <w:pPr>
+        <w:rPr>
+          <w:rFonts w:ascii="Times New Roman" w:hAnsi="Times New Roman" w:cs="Times New Roman"/>
+          <w:sz w:val="20"/>
+          <w:szCs w:val="20"/>
+          <w:lang w:val="tr-TR"/>
+        </w:rPr>
+      </w:pPr>
+    </w:p>
+    <w:p>
+      <w:pPr>
+        <w:rPr>
+          <w:rFonts w:ascii="Times New Roman" w:hAnsi="Times New Roman" w:cs="Times New Roman"/>
+          <w:sz w:val="20"/>
+          <w:szCs w:val="20"/>
+          <w:lang w:val="tr-TR"/>
+        </w:rPr>
+      </w:pPr>
+    </w:p>
+    <w:p>
+      <w:pPr>
+        <w:rPr>
+          <w:rFonts w:ascii="Times New Roman" w:hAnsi="Times New Roman" w:cs="Times New Roman"/>
+          <w:sz w:val="20"/>
+          <w:szCs w:val="20"/>
+          <w:lang w:val="tr-TR"/>
+        </w:rPr>
+      </w:pPr>
+    </w:p>
+    <w:p>
+      <w:pPr>
+        <w:rPr>
+          <w:rFonts w:ascii="Times New Roman" w:hAnsi="Times New Roman" w:cs="Times New Roman"/>
+          <w:sz w:val="20"/>
+          <w:szCs w:val="20"/>
+          <w:lang w:val="tr-TR"/>
+        </w:rPr>
+      </w:pPr>
+    </w:p>
+    <w:p>
+      <w:pPr>
+        <w:rPr>
+          <w:rFonts w:ascii="Times New Roman" w:hAnsi="Times New Roman" w:cs="Times New Roman"/>
+          <w:sz w:val="20"/>
+          <w:szCs w:val="20"/>
+          <w:lang w:val="tr-TR"/>
+        </w:rPr>
+      </w:pPr>
+    </w:p>
+    <w:p>
+      <w:pPr>
+        <w:rPr>
+          <w:rFonts w:ascii="Times New Roman" w:hAnsi="Times New Roman" w:cs="Times New Roman"/>
+          <w:sz w:val="20"/>
+          <w:szCs w:val="20"/>
+          <w:lang w:val="tr-TR"/>
+        </w:rPr>
+      </w:pPr>
+    </w:p>
+    <w:p>
+      <w:pPr>
+        <w:rPr>
+          <w:rFonts w:ascii="Times New Roman" w:hAnsi="Times New Roman" w:cs="Times New Roman"/>
+          <w:sz w:val="20"/>
+          <w:szCs w:val="20"/>
+          <w:lang w:val="tr-TR"/>
+        </w:rPr>
+      </w:pPr>
+    </w:p>
+    <w:p>
+      <w:pPr>
+        <w:rPr>
+          <w:rFonts w:ascii="Times New Roman" w:hAnsi="Times New Roman" w:cs="Times New Roman"/>
+          <w:b/>
+          <w:bCs/>
+          <w:sz w:val="20"/>
+          <w:szCs w:val="20"/>
+          <w:lang w:val="tr-TR"/>
+        </w:rPr>
+      </w:pPr>
+      <w:r>
+        <w:rPr>
+          <w:rFonts w:ascii="Times New Roman" w:hAnsi="Times New Roman" w:cs="Times New Roman"/>
+          <w:b/>
+          <w:bCs/>
+          <w:sz w:val="20"/>
+          <w:szCs w:val="20"/>
+          <w:lang w:val="tr-TR"/>
+        </w:rPr>
         <w:lastRenderedPageBreak/>
-        <w:t>Ekteki PROJECT_STATE.md dosyası tüm proje durumunu, aldığımız kararları, kanıtladığımız</w:t>
-      </w:r>
-    </w:p>
-    <w:p>
-      <w:pPr>
-        <w:rPr>
-          <w:rFonts w:ascii="Times New Roman" w:hAnsi="Times New Roman" w:cs="Times New Roman"/>
-          <w:sz w:val="20"/>
-          <w:szCs w:val="20"/>
-          <w:lang w:val="tr-TR"/>
-        </w:rPr>
-      </w:pPr>
-      <w:r>
-        <w:rPr>
-          <w:rFonts w:ascii="Times New Roman" w:hAnsi="Times New Roman" w:cs="Times New Roman"/>
-          <w:sz w:val="20"/>
-          <w:szCs w:val="20"/>
-          <w:lang w:val="tr-TR"/>
-        </w:rPr>
-        <w:t>şeyleri ve sıradaki adımı içeriyor. Lütfen ÖNCE onu baştan sona oku, sonra oradaki</w:t>
-      </w:r>
-    </w:p>
-    <w:p>
-      <w:pPr>
-        <w:rPr>
-          <w:rFonts w:ascii="Times New Roman" w:hAnsi="Times New Roman" w:cs="Times New Roman"/>
-          <w:sz w:val="20"/>
-          <w:szCs w:val="20"/>
-          <w:lang w:val="tr-TR"/>
-        </w:rPr>
-      </w:pPr>
-      <w:r>
-        <w:rPr>
-          <w:rFonts w:ascii="Times New Roman" w:hAnsi="Times New Roman" w:cs="Times New Roman"/>
-          <w:sz w:val="20"/>
-          <w:szCs w:val="20"/>
-          <w:lang w:val="tr-TR"/>
-        </w:rPr>
-        <w:t>"Sıradaki adım" bölümünden devam edelim.</w:t>
-      </w:r>
-    </w:p>
-    <w:p>
-      <w:pPr>
-        <w:rPr>
-          <w:rFonts w:ascii="Times New Roman" w:hAnsi="Times New Roman" w:cs="Times New Roman"/>
-          <w:sz w:val="20"/>
-          <w:szCs w:val="20"/>
-          <w:lang w:val="tr-TR"/>
-        </w:rPr>
-      </w:pPr>
-    </w:p>
-    <w:p>
-      <w:pPr>
-        <w:rPr>
-          <w:rFonts w:ascii="Times New Roman" w:hAnsi="Times New Roman" w:cs="Times New Roman"/>
-          <w:sz w:val="20"/>
-          <w:szCs w:val="20"/>
-          <w:lang w:val="tr-TR"/>
-        </w:rPr>
-      </w:pPr>
-      <w:r>
-        <w:rPr>
-          <w:rFonts w:ascii="Times New Roman" w:hAnsi="Times New Roman" w:cs="Times New Roman"/>
-          <w:sz w:val="20"/>
-          <w:szCs w:val="20"/>
-          <w:lang w:val="tr-TR"/>
-        </w:rPr>
-        <w:t>Çalışma stilimiz (PROJECT_STATE.md Bölüm 0'da da var): Türkçe konuş, aşırı formatlama yapma,</w:t>
-      </w:r>
-    </w:p>
-    <w:p>
-      <w:pPr>
-        <w:rPr>
-          <w:rFonts w:ascii="Times New Roman" w:hAnsi="Times New Roman" w:cs="Times New Roman"/>
-          <w:sz w:val="20"/>
-          <w:szCs w:val="20"/>
-          <w:lang w:val="tr-TR"/>
-        </w:rPr>
-      </w:pPr>
-      <w:r>
-        <w:rPr>
-          <w:rFonts w:ascii="Times New Roman" w:hAnsi="Times New Roman" w:cs="Times New Roman"/>
-          <w:sz w:val="20"/>
-          <w:szCs w:val="20"/>
-          <w:lang w:val="tr-TR"/>
-        </w:rPr>
-        <w:t>yavaş git, üretmeden önce teyit al, her parçadan sonra küçük test koşalım. Senin MATLAB'in</w:t>
-      </w:r>
-    </w:p>
-    <w:p>
-      <w:pPr>
-        <w:rPr>
-          <w:rFonts w:ascii="Times New Roman" w:hAnsi="Times New Roman" w:cs="Times New Roman"/>
-          <w:sz w:val="20"/>
-          <w:szCs w:val="20"/>
-          <w:lang w:val="tr-TR"/>
-        </w:rPr>
-      </w:pPr>
-      <w:r>
-        <w:rPr>
-          <w:rFonts w:ascii="Times New Roman" w:hAnsi="Times New Roman" w:cs="Times New Roman"/>
-          <w:sz w:val="20"/>
-          <w:szCs w:val="20"/>
-          <w:lang w:val="tr-TR"/>
-        </w:rPr>
-        <w:t>yok; matematiği Python'da doğrula, .m dosyalarını üret, ben MATLAB'de koşturup çıktıyı</w:t>
-      </w:r>
-    </w:p>
-    <w:p>
-      <w:pPr>
-        <w:rPr>
-          <w:rFonts w:ascii="Times New Roman" w:hAnsi="Times New Roman" w:cs="Times New Roman"/>
-          <w:sz w:val="20"/>
-          <w:szCs w:val="20"/>
-          <w:lang w:val="tr-TR"/>
-        </w:rPr>
-      </w:pPr>
-      <w:r>
-        <w:rPr>
-          <w:rFonts w:ascii="Times New Roman" w:hAnsi="Times New Roman" w:cs="Times New Roman"/>
-          <w:sz w:val="20"/>
-          <w:szCs w:val="20"/>
-          <w:lang w:val="tr-TR"/>
-        </w:rPr>
-        <w:t>paylaşırım. ÖNEMLİ: gerçek olan tek şey dosyalardır — PROJECT_STATE.md'de "HAZIR" denmeyen</w:t>
-      </w:r>
-    </w:p>
-    <w:p>
-      <w:pPr>
-        <w:rPr>
-          <w:rFonts w:ascii="Times New Roman" w:hAnsi="Times New Roman" w:cs="Times New Roman"/>
-          <w:sz w:val="20"/>
-          <w:szCs w:val="20"/>
-          <w:lang w:val="tr-TR"/>
-        </w:rPr>
-      </w:pPr>
-      <w:r>
-        <w:rPr>
-          <w:rFonts w:ascii="Times New Roman" w:hAnsi="Times New Roman" w:cs="Times New Roman"/>
-          <w:sz w:val="20"/>
-          <w:szCs w:val="20"/>
-          <w:lang w:val="tr-TR"/>
-        </w:rPr>
-        <w:t>hiçbir şeyi yapılmış sayma.</w:t>
-      </w:r>
-    </w:p>
-    <w:p>
-      <w:pPr>
-        <w:rPr>
-          <w:rFonts w:ascii="Times New Roman" w:hAnsi="Times New Roman" w:cs="Times New Roman"/>
-          <w:sz w:val="20"/>
-          <w:szCs w:val="20"/>
-          <w:lang w:val="tr-TR"/>
-        </w:rPr>
-      </w:pPr>
-    </w:p>
-    <w:p>
-      <w:pPr>
-        <w:rPr>
-          <w:rFonts w:ascii="Times New Roman" w:hAnsi="Times New Roman" w:cs="Times New Roman"/>
-          <w:sz w:val="20"/>
-          <w:szCs w:val="20"/>
-          <w:lang w:val="tr-TR"/>
-        </w:rPr>
-      </w:pPr>
-      <w:r>
-        <w:rPr>
-          <w:rFonts w:ascii="Times New Roman" w:hAnsi="Times New Roman" w:cs="Times New Roman"/>
-          <w:sz w:val="20"/>
-          <w:szCs w:val="20"/>
-          <w:lang w:val="tr-TR"/>
-        </w:rPr>
-        <w:t>Durum özeti: Plant hazır ve doğrulandı. A (error_extractor) hazır, MATLAB testi geçti.</w:t>
-      </w:r>
-    </w:p>
-    <w:p>
-      <w:pPr>
-        <w:rPr>
-          <w:rFonts w:ascii="Times New Roman" w:hAnsi="Times New Roman" w:cs="Times New Roman"/>
-          <w:sz w:val="20"/>
-          <w:szCs w:val="20"/>
-          <w:lang w:val="tr-TR"/>
-        </w:rPr>
-      </w:pPr>
-      <w:r>
-        <w:rPr>
-          <w:rFonts w:ascii="Times New Roman" w:hAnsi="Times New Roman" w:cs="Times New Roman"/>
-          <w:sz w:val="20"/>
-          <w:szCs w:val="20"/>
-          <w:lang w:val="tr-TR"/>
-        </w:rPr>
-        <w:t>B (pi_step) dosyası hazır ama MATLAB testi henüz teyit edilmedi.</w:t>
-      </w:r>
-    </w:p>
-    <w:p>
-      <w:pPr>
-        <w:rPr>
-          <w:rFonts w:ascii="Times New Roman" w:hAnsi="Times New Roman" w:cs="Times New Roman"/>
-          <w:sz w:val="20"/>
-          <w:szCs w:val="20"/>
-          <w:lang w:val="tr-TR"/>
-        </w:rPr>
-      </w:pPr>
-    </w:p>
-    <w:p>
-      <w:pPr>
-        <w:rPr>
-          <w:rFonts w:ascii="Times New Roman" w:hAnsi="Times New Roman" w:cs="Times New Roman"/>
-          <w:sz w:val="20"/>
-          <w:szCs w:val="20"/>
-          <w:lang w:val="tr-TR"/>
-        </w:rPr>
-      </w:pPr>
-      <w:r>
-        <w:rPr>
-          <w:rFonts w:ascii="Times New Roman" w:hAnsi="Times New Roman" w:cs="Times New Roman"/>
-          <w:sz w:val="20"/>
-          <w:szCs w:val="20"/>
-          <w:lang w:val="tr-TR"/>
-        </w:rPr>
-        <w:t>Başlamak için: önce bana B'nin (pi_step) MATLAB test sonucunu sor (beklenen değerler</w:t>
-      </w:r>
-    </w:p>
-    <w:p>
-      <w:pPr>
-        <w:rPr>
-          <w:rFonts w:ascii="Times New Roman" w:hAnsi="Times New Roman" w:cs="Times New Roman"/>
-          <w:sz w:val="20"/>
-          <w:szCs w:val="20"/>
-          <w:lang w:val="tr-TR"/>
-        </w:rPr>
-      </w:pPr>
-      <w:r>
-        <w:rPr>
-          <w:rFonts w:ascii="Times New Roman" w:hAnsi="Times New Roman" w:cs="Times New Roman"/>
-          <w:sz w:val="20"/>
-          <w:szCs w:val="20"/>
-          <w:lang w:val="tr-TR"/>
-        </w:rPr>
-        <w:t>PROJECT_STATE.md Bölüm 5'te). Teyit edince ilk closed-loop adımına (controller_step.m +</w:t>
-      </w:r>
-    </w:p>
-    <w:p>
-      <w:pPr>
-        <w:rPr>
-          <w:rFonts w:ascii="Times New Roman" w:hAnsi="Times New Roman" w:cs="Times New Roman"/>
-          <w:sz w:val="20"/>
-          <w:szCs w:val="20"/>
-          <w:lang w:val="tr-TR"/>
-        </w:rPr>
-      </w:pPr>
-      <w:r>
-        <w:rPr>
-          <w:rFonts w:ascii="Times New Roman" w:hAnsi="Times New Roman" w:cs="Times New Roman"/>
-          <w:sz w:val="20"/>
-          <w:szCs w:val="20"/>
-          <w:lang w:val="tr-TR"/>
-        </w:rPr>
-        <w:t>build_model'i döngüye sokmak) geçeriz.</w:t>
-      </w:r>
-    </w:p>
-    <w:p>
-      <w:pPr>
-        <w:rPr>
-          <w:rFonts w:ascii="Times New Roman" w:hAnsi="Times New Roman" w:cs="Times New Roman"/>
-          <w:sz w:val="20"/>
-          <w:szCs w:val="20"/>
-          <w:lang w:val="tr-TR"/>
-        </w:rPr>
-      </w:pPr>
-      <w:r>
-        <w:rPr>
-          <w:rFonts w:ascii="Times New Roman" w:hAnsi="Times New Roman" w:cs="Times New Roman"/>
-          <w:sz w:val="20"/>
-          <w:szCs w:val="20"/>
-          <w:lang w:val="tr-TR"/>
-        </w:rPr>
-        <w:t>Bu kadar. PROJECT_STATE.md ağır işi yapıyor; prompt sadece yeni Claude'u ona yönlendiriyor, o yüzden kısa tuttum. Döndüğünde bu beşli + prompt ile tam buradan devam ederiz. İyi molalar — kolay gelsin.</w:t>
-      </w:r>
-      <w:r>
-        <w:rPr>
-          <w:rFonts w:ascii="Times New Roman" w:hAnsi="Times New Roman" w:cs="Times New Roman"/>
-          <w:sz w:val="20"/>
-          <w:szCs w:val="20"/>
-          <w:lang w:val="tr-TR"/>
-        </w:rPr>
-        <w:br/>
-      </w:r>
-    </w:p>
-    <w:p>
-      <w:pPr>
-        <w:rPr>
-          <w:rFonts w:ascii="Times New Roman" w:hAnsi="Times New Roman" w:cs="Times New Roman"/>
-          <w:sz w:val="20"/>
-          <w:szCs w:val="20"/>
-          <w:lang w:val="tr-TR"/>
-        </w:rPr>
-      </w:pPr>
-      <w:r>
-        <w:rPr>
-          <w:rFonts w:ascii="Times New Roman" w:hAnsi="Times New Roman" w:cs="Times New Roman"/>
-          <w:sz w:val="20"/>
-          <w:szCs w:val="20"/>
-          <w:lang w:val="tr-TR"/>
-        </w:rPr>
-        <w:t>Merhaba. Petal-form dual-axis solar tracker için MATLAB/Simulink'te Software-in-the-Loop</w:t>
-      </w:r>
-    </w:p>
-    <w:p>
-      <w:pPr>
-        <w:rPr>
-          <w:rFonts w:ascii="Times New Roman" w:hAnsi="Times New Roman" w:cs="Times New Roman"/>
-          <w:sz w:val="20"/>
-          <w:szCs w:val="20"/>
-          <w:lang w:val="tr-TR"/>
-        </w:rPr>
-      </w:pPr>
-      <w:r>
-        <w:rPr>
-          <w:rFonts w:ascii="Times New Roman" w:hAnsi="Times New Roman" w:cs="Times New Roman"/>
-          <w:sz w:val="20"/>
-          <w:szCs w:val="20"/>
-          <w:lang w:val="tr-TR"/>
-        </w:rPr>
-        <w:t>(SIL) sistemi kuruyorum. Önceki bir sohbetten devam ediyorum.</w:t>
-      </w:r>
-    </w:p>
-    <w:p>
-      <w:pPr>
-        <w:rPr>
-          <w:rFonts w:ascii="Times New Roman" w:hAnsi="Times New Roman" w:cs="Times New Roman"/>
-          <w:sz w:val="20"/>
-          <w:szCs w:val="20"/>
-          <w:lang w:val="tr-TR"/>
-        </w:rPr>
-      </w:pPr>
-    </w:p>
-    <w:p>
-      <w:pPr>
-        <w:rPr>
-          <w:rFonts w:ascii="Times New Roman" w:hAnsi="Times New Roman" w:cs="Times New Roman"/>
-          <w:sz w:val="20"/>
-          <w:szCs w:val="20"/>
-          <w:lang w:val="tr-TR"/>
-        </w:rPr>
-      </w:pPr>
-      <w:r>
-        <w:rPr>
-          <w:rFonts w:ascii="Times New Roman" w:hAnsi="Times New Roman" w:cs="Times New Roman"/>
-          <w:sz w:val="20"/>
-          <w:szCs w:val="20"/>
-          <w:lang w:val="tr-TR"/>
-        </w:rPr>
-        <w:t>Ekteki PROJECT_STATE.md dosyası tüm proje durumunu, aldığımız kararları, kanıtladığımız</w:t>
-      </w:r>
-    </w:p>
-    <w:p>
-      <w:pPr>
-        <w:rPr>
-          <w:rFonts w:ascii="Times New Roman" w:hAnsi="Times New Roman" w:cs="Times New Roman"/>
-          <w:sz w:val="20"/>
-          <w:szCs w:val="20"/>
-          <w:lang w:val="tr-TR"/>
-        </w:rPr>
-      </w:pPr>
-      <w:r>
-        <w:rPr>
-          <w:rFonts w:ascii="Times New Roman" w:hAnsi="Times New Roman" w:cs="Times New Roman"/>
-          <w:sz w:val="20"/>
-          <w:szCs w:val="20"/>
-          <w:lang w:val="tr-TR"/>
-        </w:rPr>
-        <w:t>şeyleri ve sıradaki adımı içeriyor. Lütfen ÖNCE onu baştan sona oku, sonra oradaki</w:t>
-      </w:r>
-    </w:p>
-    <w:p>
-      <w:pPr>
-        <w:rPr>
-          <w:rFonts w:ascii="Times New Roman" w:hAnsi="Times New Roman" w:cs="Times New Roman"/>
-          <w:sz w:val="20"/>
-          <w:szCs w:val="20"/>
-          <w:lang w:val="tr-TR"/>
-        </w:rPr>
-      </w:pPr>
-      <w:r>
-        <w:rPr>
-          <w:rFonts w:ascii="Times New Roman" w:hAnsi="Times New Roman" w:cs="Times New Roman"/>
-          <w:sz w:val="20"/>
-          <w:szCs w:val="20"/>
-          <w:lang w:val="tr-TR"/>
-        </w:rPr>
-        <w:t>"Sıradaki adım" bölümünden devam edelim.</w:t>
-      </w:r>
-    </w:p>
-    <w:p>
-      <w:pPr>
-        <w:rPr>
-          <w:rFonts w:ascii="Times New Roman" w:hAnsi="Times New Roman" w:cs="Times New Roman"/>
-          <w:sz w:val="20"/>
-          <w:szCs w:val="20"/>
-          <w:lang w:val="tr-TR"/>
-        </w:rPr>
-      </w:pPr>
-    </w:p>
-    <w:p>
-      <w:pPr>
-        <w:rPr>
-          <w:rFonts w:ascii="Times New Roman" w:hAnsi="Times New Roman" w:cs="Times New Roman"/>
-          <w:sz w:val="20"/>
-          <w:szCs w:val="20"/>
-          <w:lang w:val="tr-TR"/>
-        </w:rPr>
-      </w:pPr>
-      <w:r>
-        <w:rPr>
-          <w:rFonts w:ascii="Times New Roman" w:hAnsi="Times New Roman" w:cs="Times New Roman"/>
-          <w:sz w:val="20"/>
-          <w:szCs w:val="20"/>
-          <w:lang w:val="tr-TR"/>
-        </w:rPr>
-        <w:t>Çalışma stilimiz (PROJECT_STATE.md Bölüm 0'da da var): Türkçe konuş, aşırı formatlama yapma,</w:t>
-      </w:r>
-    </w:p>
-    <w:p>
-      <w:pPr>
-        <w:rPr>
-          <w:rFonts w:ascii="Times New Roman" w:hAnsi="Times New Roman" w:cs="Times New Roman"/>
-          <w:sz w:val="20"/>
-          <w:szCs w:val="20"/>
-          <w:lang w:val="tr-TR"/>
-        </w:rPr>
-      </w:pPr>
-      <w:r>
-        <w:rPr>
-          <w:rFonts w:ascii="Times New Roman" w:hAnsi="Times New Roman" w:cs="Times New Roman"/>
-          <w:sz w:val="20"/>
-          <w:szCs w:val="20"/>
-          <w:lang w:val="tr-TR"/>
-        </w:rPr>
-        <w:t>yavaş git, üretmeden önce teyit al, her parçadan sonra küçük test koşalım. Senin MATLAB'in</w:t>
-      </w:r>
-    </w:p>
-    <w:p>
-      <w:pPr>
-        <w:rPr>
-          <w:rFonts w:ascii="Times New Roman" w:hAnsi="Times New Roman" w:cs="Times New Roman"/>
-          <w:sz w:val="20"/>
-          <w:szCs w:val="20"/>
-          <w:lang w:val="tr-TR"/>
-        </w:rPr>
-      </w:pPr>
-      <w:r>
-        <w:rPr>
-          <w:rFonts w:ascii="Times New Roman" w:hAnsi="Times New Roman" w:cs="Times New Roman"/>
-          <w:sz w:val="20"/>
-          <w:szCs w:val="20"/>
-          <w:lang w:val="tr-TR"/>
-        </w:rPr>
-        <w:t>yok; matematiği Python'da doğrula, .m dosyalarını üret, ben MATLAB'de koşturup çıktıyı</w:t>
-      </w:r>
-    </w:p>
-    <w:p>
-      <w:pPr>
-        <w:rPr>
-          <w:rFonts w:ascii="Times New Roman" w:hAnsi="Times New Roman" w:cs="Times New Roman"/>
-          <w:sz w:val="20"/>
-          <w:szCs w:val="20"/>
-          <w:lang w:val="tr-TR"/>
-        </w:rPr>
-      </w:pPr>
-      <w:r>
-        <w:rPr>
-          <w:rFonts w:ascii="Times New Roman" w:hAnsi="Times New Roman" w:cs="Times New Roman"/>
-          <w:sz w:val="20"/>
-          <w:szCs w:val="20"/>
-          <w:lang w:val="tr-TR"/>
-        </w:rPr>
-        <w:t>paylaşırım. ÖNEMLİ: gerçek olan tek şey dosyalardır — PROJECT_STATE.md'de "HAZIR" denmeyen</w:t>
-      </w:r>
-    </w:p>
-    <w:p>
-      <w:pPr>
-        <w:rPr>
-          <w:rFonts w:ascii="Times New Roman" w:hAnsi="Times New Roman" w:cs="Times New Roman"/>
-          <w:sz w:val="20"/>
-          <w:szCs w:val="20"/>
-          <w:lang w:val="tr-TR"/>
-        </w:rPr>
-      </w:pPr>
-      <w:r>
-        <w:rPr>
-          <w:rFonts w:ascii="Times New Roman" w:hAnsi="Times New Roman" w:cs="Times New Roman"/>
-          <w:sz w:val="20"/>
-          <w:szCs w:val="20"/>
-          <w:lang w:val="tr-TR"/>
-        </w:rPr>
-        <w:t>hiçbir şeyi yapılmış sayma.</w:t>
-      </w:r>
-    </w:p>
-    <w:p>
-      <w:pPr>
-        <w:rPr>
-          <w:rFonts w:ascii="Times New Roman" w:hAnsi="Times New Roman" w:cs="Times New Roman"/>
-          <w:sz w:val="20"/>
-          <w:szCs w:val="20"/>
-          <w:lang w:val="tr-TR"/>
-        </w:rPr>
-      </w:pPr>
-    </w:p>
-    <w:p>
-      <w:pPr>
-        <w:rPr>
-          <w:rFonts w:ascii="Times New Roman" w:hAnsi="Times New Roman" w:cs="Times New Roman"/>
-          <w:sz w:val="20"/>
-          <w:szCs w:val="20"/>
-          <w:lang w:val="tr-TR"/>
-        </w:rPr>
-      </w:pPr>
-      <w:r>
-        <w:rPr>
-          <w:rFonts w:ascii="Times New Roman" w:hAnsi="Times New Roman" w:cs="Times New Roman"/>
-          <w:sz w:val="20"/>
-          <w:szCs w:val="20"/>
-          <w:lang w:val="tr-TR"/>
-        </w:rPr>
-        <w:t>Durum özeti: Plant hazır ve doğrulandı. A (error_extractor) hazır, MATLAB testi geçti.</w:t>
-      </w:r>
-    </w:p>
-    <w:p>
-      <w:pPr>
-        <w:rPr>
-          <w:rFonts w:ascii="Times New Roman" w:hAnsi="Times New Roman" w:cs="Times New Roman"/>
-          <w:sz w:val="20"/>
-          <w:szCs w:val="20"/>
-          <w:lang w:val="tr-TR"/>
-        </w:rPr>
-      </w:pPr>
-      <w:r>
-        <w:rPr>
-          <w:rFonts w:ascii="Times New Roman" w:hAnsi="Times New Roman" w:cs="Times New Roman"/>
-          <w:sz w:val="20"/>
-          <w:szCs w:val="20"/>
-          <w:lang w:val="tr-TR"/>
-        </w:rPr>
-        <w:t>B (pi_step) dosyası hazır ama MATLAB testi henüz teyit edilmedi.</w:t>
-      </w:r>
-    </w:p>
-    <w:p>
-      <w:pPr>
-        <w:rPr>
-          <w:rFonts w:ascii="Times New Roman" w:hAnsi="Times New Roman" w:cs="Times New Roman"/>
-          <w:sz w:val="20"/>
-          <w:szCs w:val="20"/>
-          <w:lang w:val="tr-TR"/>
-        </w:rPr>
-      </w:pPr>
-    </w:p>
-    <w:p>
-      <w:pPr>
-        <w:rPr>
-          <w:rFonts w:ascii="Times New Roman" w:hAnsi="Times New Roman" w:cs="Times New Roman"/>
-          <w:sz w:val="20"/>
-          <w:szCs w:val="20"/>
-          <w:lang w:val="tr-TR"/>
-        </w:rPr>
-      </w:pPr>
-      <w:r>
-        <w:rPr>
-          <w:rFonts w:ascii="Times New Roman" w:hAnsi="Times New Roman" w:cs="Times New Roman"/>
-          <w:sz w:val="20"/>
-          <w:szCs w:val="20"/>
-          <w:lang w:val="tr-TR"/>
-        </w:rPr>
-        <w:t>Başlamak için: önce bana B'nin (pi_step) MATLAB test sonucunu sor (beklenen değerler</w:t>
-      </w:r>
-    </w:p>
-    <w:p>
-      <w:pPr>
-        <w:rPr>
-          <w:rFonts w:ascii="Times New Roman" w:hAnsi="Times New Roman" w:cs="Times New Roman"/>
-          <w:sz w:val="20"/>
-          <w:szCs w:val="20"/>
-          <w:lang w:val="tr-TR"/>
-        </w:rPr>
-      </w:pPr>
-      <w:r>
-        <w:rPr>
-          <w:rFonts w:ascii="Times New Roman" w:hAnsi="Times New Roman" w:cs="Times New Roman"/>
-          <w:sz w:val="20"/>
-          <w:szCs w:val="20"/>
-          <w:lang w:val="tr-TR"/>
-        </w:rPr>
-        <w:t>PROJECT_STATE.md Bölüm 5'te). Teyit edince ilk closed-loop adımına (controller_step.m +</w:t>
-      </w:r>
-    </w:p>
-    <w:p>
-      <w:pPr>
-        <w:rPr>
-          <w:rFonts w:ascii="Times New Roman" w:hAnsi="Times New Roman" w:cs="Times New Roman"/>
-          <w:sz w:val="20"/>
-          <w:szCs w:val="20"/>
-          <w:lang w:val="tr-TR"/>
-        </w:rPr>
-      </w:pPr>
-      <w:r>
-        <w:rPr>
-          <w:rFonts w:ascii="Times New Roman" w:hAnsi="Times New Roman" w:cs="Times New Roman"/>
-          <w:sz w:val="20"/>
-          <w:szCs w:val="20"/>
-          <w:lang w:val="tr-TR"/>
-        </w:rPr>
-        <w:t>build_model'i döngüye sokmak) geçeriz.</w:t>
-      </w:r>
-    </w:p>
-    <w:p>
-      <w:pPr>
-        <w:rPr>
-          <w:rFonts w:ascii="Times New Roman" w:hAnsi="Times New Roman" w:cs="Times New Roman"/>
-          <w:sz w:val="20"/>
-          <w:szCs w:val="20"/>
-          <w:lang w:val="tr-TR"/>
-        </w:rPr>
-      </w:pPr>
-    </w:p>
-    <w:p>
-      <w:pPr>
-        <w:rPr>
-          <w:rFonts w:ascii="Times New Roman" w:hAnsi="Times New Roman" w:cs="Times New Roman"/>
-          <w:sz w:val="20"/>
-          <w:szCs w:val="20"/>
-          <w:lang w:val="tr-TR"/>
-        </w:rPr>
-      </w:pPr>
-    </w:p>
-    <w:p>
-      <w:pPr>
-        <w:rPr>
-          <w:rFonts w:ascii="Times New Roman" w:hAnsi="Times New Roman" w:cs="Times New Roman"/>
-          <w:sz w:val="20"/>
-          <w:szCs w:val="20"/>
-          <w:lang w:val="tr-TR"/>
-        </w:rPr>
-      </w:pPr>
+        <w:t xml:space="preserve">Eski </w:t>
+      </w:r>
+      <w:proofErr w:type="spellStart"/>
+      <w:r>
+        <w:rPr>
+          <w:rFonts w:ascii="Times New Roman" w:hAnsi="Times New Roman" w:cs="Times New Roman"/>
+          <w:b/>
+          <w:bCs/>
+          <w:sz w:val="20"/>
+          <w:szCs w:val="20"/>
+          <w:lang w:val="tr-TR"/>
+        </w:rPr>
+        <w:t>FSM'nin</w:t>
+      </w:r>
+      <w:proofErr w:type="spellEnd"/>
+      <w:r>
+        <w:rPr>
+          <w:rFonts w:ascii="Times New Roman" w:hAnsi="Times New Roman" w:cs="Times New Roman"/>
+          <w:b/>
+          <w:bCs/>
+          <w:sz w:val="20"/>
+          <w:szCs w:val="20"/>
+          <w:lang w:val="tr-TR"/>
+        </w:rPr>
+        <w:t xml:space="preserve"> Anatomisi (Tez Mantığı)</w:t>
+      </w:r>
+    </w:p>
+    <w:p>
+      <w:pPr>
+        <w:rPr>
+          <w:rFonts w:ascii="Times New Roman" w:hAnsi="Times New Roman" w:cs="Times New Roman"/>
+          <w:sz w:val="20"/>
+          <w:szCs w:val="20"/>
+          <w:lang w:val="tr-TR"/>
+        </w:rPr>
+      </w:pPr>
+      <w:r>
+        <w:rPr>
+          <w:rFonts w:ascii="Times New Roman" w:hAnsi="Times New Roman" w:cs="Times New Roman"/>
+          <w:sz w:val="20"/>
+          <w:szCs w:val="20"/>
+          <w:lang w:val="tr-TR"/>
+        </w:rPr>
+        <w:t>Kodunda o kadar kritik 3 parametre var ki, bu parametreler olmadan bir güneş izleyicisi enerjiden tasarruf edemez:</w:t>
+      </w:r>
+    </w:p>
+    <w:p>
+      <w:pPr>
+        <w:numPr>
+          <w:ilvl w:val="0"/>
+          <w:numId w:val="15"/>
+        </w:numPr>
+        <w:rPr>
+          <w:rFonts w:ascii="Times New Roman" w:hAnsi="Times New Roman" w:cs="Times New Roman"/>
+          <w:sz w:val="20"/>
+          <w:szCs w:val="20"/>
+          <w:lang w:val="tr-TR"/>
+        </w:rPr>
+      </w:pPr>
+      <w:proofErr w:type="spellStart"/>
+      <w:proofErr w:type="gramStart"/>
+      <w:r>
+        <w:rPr>
+          <w:rFonts w:ascii="Times New Roman" w:hAnsi="Times New Roman" w:cs="Times New Roman"/>
+          <w:b/>
+          <w:bCs/>
+          <w:sz w:val="20"/>
+          <w:szCs w:val="20"/>
+          <w:lang w:val="tr-TR"/>
+        </w:rPr>
+        <w:t>tracking</w:t>
+      </w:r>
+      <w:proofErr w:type="gramEnd"/>
+      <w:r>
+        <w:rPr>
+          <w:rFonts w:ascii="Times New Roman" w:hAnsi="Times New Roman" w:cs="Times New Roman"/>
+          <w:b/>
+          <w:bCs/>
+          <w:sz w:val="20"/>
+          <w:szCs w:val="20"/>
+          <w:lang w:val="tr-TR"/>
+        </w:rPr>
+        <w:t>_deadband</w:t>
+      </w:r>
+      <w:proofErr w:type="spellEnd"/>
+      <w:r>
+        <w:rPr>
+          <w:rFonts w:ascii="Times New Roman" w:hAnsi="Times New Roman" w:cs="Times New Roman"/>
+          <w:b/>
+          <w:bCs/>
+          <w:sz w:val="20"/>
+          <w:szCs w:val="20"/>
+          <w:lang w:val="tr-TR"/>
+        </w:rPr>
+        <w:t xml:space="preserve"> ($3.0^\</w:t>
+      </w:r>
+      <w:proofErr w:type="spellStart"/>
+      <w:r>
+        <w:rPr>
+          <w:rFonts w:ascii="Times New Roman" w:hAnsi="Times New Roman" w:cs="Times New Roman"/>
+          <w:b/>
+          <w:bCs/>
+          <w:sz w:val="20"/>
+          <w:szCs w:val="20"/>
+          <w:lang w:val="tr-TR"/>
+        </w:rPr>
+        <w:t>circ</w:t>
+      </w:r>
+      <w:proofErr w:type="spellEnd"/>
+      <w:r>
+        <w:rPr>
+          <w:rFonts w:ascii="Times New Roman" w:hAnsi="Times New Roman" w:cs="Times New Roman"/>
+          <w:b/>
+          <w:bCs/>
+          <w:sz w:val="20"/>
+          <w:szCs w:val="20"/>
+          <w:lang w:val="tr-TR"/>
+        </w:rPr>
+        <w:t>$):</w:t>
+      </w:r>
+      <w:r>
+        <w:rPr>
+          <w:rFonts w:ascii="Times New Roman" w:hAnsi="Times New Roman" w:cs="Times New Roman"/>
+          <w:sz w:val="20"/>
+          <w:szCs w:val="20"/>
+          <w:lang w:val="tr-TR"/>
+        </w:rPr>
+        <w:t xml:space="preserve"> Güneş 3 derece kayana kadar sistemi HOLD (uyku) modunda tutuyor. (Dünya saatte 15 derece döndüğüne göre, sistem yaklaşık her 12 dakikada bir uyanacak demektir. Muazzam bir enerji tasarrufu!)</w:t>
+      </w:r>
+    </w:p>
+    <w:p>
+      <w:pPr>
+        <w:numPr>
+          <w:ilvl w:val="0"/>
+          <w:numId w:val="15"/>
+        </w:numPr>
+        <w:rPr>
+          <w:rFonts w:ascii="Times New Roman" w:hAnsi="Times New Roman" w:cs="Times New Roman"/>
+          <w:sz w:val="20"/>
+          <w:szCs w:val="20"/>
+          <w:lang w:val="tr-TR"/>
+        </w:rPr>
+      </w:pPr>
+      <w:proofErr w:type="spellStart"/>
+      <w:proofErr w:type="gramStart"/>
+      <w:r>
+        <w:rPr>
+          <w:rFonts w:ascii="Times New Roman" w:hAnsi="Times New Roman" w:cs="Times New Roman"/>
+          <w:b/>
+          <w:bCs/>
+          <w:sz w:val="20"/>
+          <w:szCs w:val="20"/>
+          <w:lang w:val="tr-TR"/>
+        </w:rPr>
+        <w:t>lock</w:t>
+      </w:r>
+      <w:proofErr w:type="gramEnd"/>
+      <w:r>
+        <w:rPr>
+          <w:rFonts w:ascii="Times New Roman" w:hAnsi="Times New Roman" w:cs="Times New Roman"/>
+          <w:b/>
+          <w:bCs/>
+          <w:sz w:val="20"/>
+          <w:szCs w:val="20"/>
+          <w:lang w:val="tr-TR"/>
+        </w:rPr>
+        <w:t>_threshold</w:t>
+      </w:r>
+      <w:proofErr w:type="spellEnd"/>
+      <w:r>
+        <w:rPr>
+          <w:rFonts w:ascii="Times New Roman" w:hAnsi="Times New Roman" w:cs="Times New Roman"/>
+          <w:b/>
+          <w:bCs/>
+          <w:sz w:val="20"/>
+          <w:szCs w:val="20"/>
+          <w:lang w:val="tr-TR"/>
+        </w:rPr>
+        <w:t xml:space="preserve"> ($0.5^\</w:t>
+      </w:r>
+      <w:proofErr w:type="spellStart"/>
+      <w:r>
+        <w:rPr>
+          <w:rFonts w:ascii="Times New Roman" w:hAnsi="Times New Roman" w:cs="Times New Roman"/>
+          <w:b/>
+          <w:bCs/>
+          <w:sz w:val="20"/>
+          <w:szCs w:val="20"/>
+          <w:lang w:val="tr-TR"/>
+        </w:rPr>
+        <w:t>circ</w:t>
+      </w:r>
+      <w:proofErr w:type="spellEnd"/>
+      <w:r>
+        <w:rPr>
+          <w:rFonts w:ascii="Times New Roman" w:hAnsi="Times New Roman" w:cs="Times New Roman"/>
+          <w:b/>
+          <w:bCs/>
+          <w:sz w:val="20"/>
+          <w:szCs w:val="20"/>
+          <w:lang w:val="tr-TR"/>
+        </w:rPr>
+        <w:t>$):</w:t>
+      </w:r>
+      <w:r>
+        <w:rPr>
+          <w:rFonts w:ascii="Times New Roman" w:hAnsi="Times New Roman" w:cs="Times New Roman"/>
+          <w:sz w:val="20"/>
+          <w:szCs w:val="20"/>
+          <w:lang w:val="tr-TR"/>
+        </w:rPr>
+        <w:t xml:space="preserve"> Hata 0.5 derecenin altına indiğinde güneşi yakaladığını anlıyor ve motorları hemen durdurup uykuya dalıyor.</w:t>
+      </w:r>
+    </w:p>
+    <w:p>
+      <w:pPr>
+        <w:numPr>
+          <w:ilvl w:val="0"/>
+          <w:numId w:val="15"/>
+        </w:numPr>
+        <w:rPr>
+          <w:rFonts w:ascii="Times New Roman" w:hAnsi="Times New Roman" w:cs="Times New Roman"/>
+          <w:sz w:val="20"/>
+          <w:szCs w:val="20"/>
+          <w:lang w:val="tr-TR"/>
+        </w:rPr>
+      </w:pPr>
+      <w:proofErr w:type="spellStart"/>
+      <w:proofErr w:type="gramStart"/>
+      <w:r>
+        <w:rPr>
+          <w:rFonts w:ascii="Times New Roman" w:hAnsi="Times New Roman" w:cs="Times New Roman"/>
+          <w:b/>
+          <w:bCs/>
+          <w:sz w:val="20"/>
+          <w:szCs w:val="20"/>
+          <w:lang w:val="tr-TR"/>
+        </w:rPr>
+        <w:t>max</w:t>
+      </w:r>
+      <w:proofErr w:type="gramEnd"/>
+      <w:r>
+        <w:rPr>
+          <w:rFonts w:ascii="Times New Roman" w:hAnsi="Times New Roman" w:cs="Times New Roman"/>
+          <w:b/>
+          <w:bCs/>
+          <w:sz w:val="20"/>
+          <w:szCs w:val="20"/>
+          <w:lang w:val="tr-TR"/>
+        </w:rPr>
+        <w:t>_burst_time</w:t>
+      </w:r>
+      <w:proofErr w:type="spellEnd"/>
+      <w:r>
+        <w:rPr>
+          <w:rFonts w:ascii="Times New Roman" w:hAnsi="Times New Roman" w:cs="Times New Roman"/>
+          <w:b/>
+          <w:bCs/>
+          <w:sz w:val="20"/>
+          <w:szCs w:val="20"/>
+          <w:lang w:val="tr-TR"/>
+        </w:rPr>
+        <w:t xml:space="preserve"> (5.0 saniye):</w:t>
+      </w:r>
+      <w:r>
+        <w:rPr>
+          <w:rFonts w:ascii="Times New Roman" w:hAnsi="Times New Roman" w:cs="Times New Roman"/>
+          <w:sz w:val="20"/>
+          <w:szCs w:val="20"/>
+          <w:lang w:val="tr-TR"/>
+        </w:rPr>
+        <w:t xml:space="preserve"> Az önce yaşadığımız o </w:t>
+      </w:r>
+      <w:proofErr w:type="spellStart"/>
+      <w:r>
+        <w:rPr>
+          <w:rFonts w:ascii="Times New Roman" w:hAnsi="Times New Roman" w:cs="Times New Roman"/>
+          <w:sz w:val="20"/>
+          <w:szCs w:val="20"/>
+          <w:lang w:val="tr-TR"/>
+        </w:rPr>
+        <w:t>bang-bang</w:t>
+      </w:r>
+      <w:proofErr w:type="spellEnd"/>
+      <w:r>
+        <w:rPr>
+          <w:rFonts w:ascii="Times New Roman" w:hAnsi="Times New Roman" w:cs="Times New Roman"/>
+          <w:sz w:val="20"/>
+          <w:szCs w:val="20"/>
+          <w:lang w:val="tr-TR"/>
+        </w:rPr>
+        <w:t xml:space="preserve"> titremesine karşı mükemmel bir sigorta. Sistem mükemmel dengeyi (0.5 dereceyi) bulamasa bile, 5 saniye boyunca avlanmayı (</w:t>
+      </w:r>
+      <w:proofErr w:type="spellStart"/>
+      <w:r>
+        <w:rPr>
+          <w:rFonts w:ascii="Times New Roman" w:hAnsi="Times New Roman" w:cs="Times New Roman"/>
+          <w:sz w:val="20"/>
+          <w:szCs w:val="20"/>
+          <w:lang w:val="tr-TR"/>
+        </w:rPr>
+        <w:t>hunting</w:t>
+      </w:r>
+      <w:proofErr w:type="spellEnd"/>
+      <w:r>
+        <w:rPr>
+          <w:rFonts w:ascii="Times New Roman" w:hAnsi="Times New Roman" w:cs="Times New Roman"/>
+          <w:sz w:val="20"/>
+          <w:szCs w:val="20"/>
+          <w:lang w:val="tr-TR"/>
+        </w:rPr>
+        <w:t>) kesip zorla uykuya dalıyor.</w:t>
+      </w:r>
     </w:p>
     <w:p>
       <w:pPr>
@@ -5724,9 +11550,9 @@
     </w:lvl>
   </w:abstractNum>
   <w:abstractNum w:abstractNumId="7" w15:restartNumberingAfterBreak="0">
-    <w:nsid w:val="347A7101"/>
+    <w:nsid w:val="317E7ED7"/>
     <w:multiLevelType w:val="multilevel"/>
-    <w:tmpl w:val="166437BA"/>
+    <w:tmpl w:val="A456F752"/>
     <w:lvl w:ilvl="0">
       <w:start w:val="1"/>
       <w:numFmt w:val="bullet"/>
@@ -5873,9 +11699,9 @@
     </w:lvl>
   </w:abstractNum>
   <w:abstractNum w:abstractNumId="8" w15:restartNumberingAfterBreak="0">
-    <w:nsid w:val="39F11DD9"/>
+    <w:nsid w:val="347A7101"/>
     <w:multiLevelType w:val="multilevel"/>
-    <w:tmpl w:val="AA24C540"/>
+    <w:tmpl w:val="166437BA"/>
     <w:lvl w:ilvl="0">
       <w:start w:val="1"/>
       <w:numFmt w:val="bullet"/>
@@ -6022,9 +11848,9 @@
     </w:lvl>
   </w:abstractNum>
   <w:abstractNum w:abstractNumId="9" w15:restartNumberingAfterBreak="0">
-    <w:nsid w:val="49700EBA"/>
+    <w:nsid w:val="39F11DD9"/>
     <w:multiLevelType w:val="multilevel"/>
-    <w:tmpl w:val="74D45322"/>
+    <w:tmpl w:val="AA24C540"/>
     <w:lvl w:ilvl="0">
       <w:start w:val="1"/>
       <w:numFmt w:val="bullet"/>
@@ -6171,9 +11997,9 @@
     </w:lvl>
   </w:abstractNum>
   <w:abstractNum w:abstractNumId="10" w15:restartNumberingAfterBreak="0">
-    <w:nsid w:val="56890F57"/>
+    <w:nsid w:val="49700EBA"/>
     <w:multiLevelType w:val="multilevel"/>
-    <w:tmpl w:val="3C6C8302"/>
+    <w:tmpl w:val="74D45322"/>
     <w:lvl w:ilvl="0">
       <w:start w:val="1"/>
       <w:numFmt w:val="bullet"/>
@@ -6320,6 +12146,155 @@
     </w:lvl>
   </w:abstractNum>
   <w:abstractNum w:abstractNumId="11" w15:restartNumberingAfterBreak="0">
+    <w:nsid w:val="56890F57"/>
+    <w:multiLevelType w:val="multilevel"/>
+    <w:tmpl w:val="3C6C8302"/>
+    <w:lvl w:ilvl="0">
+      <w:start w:val="1"/>
+      <w:numFmt w:val="bullet"/>
+      <w:lvlText w:val=""/>
+      <w:lvlJc w:val="left"/>
+      <w:pPr>
+        <w:tabs>
+          <w:tab w:val="num" w:pos="720"/>
+        </w:tabs>
+        <w:ind w:left="720" w:hanging="360"/>
+      </w:pPr>
+      <w:rPr>
+        <w:rFonts w:ascii="Symbol" w:hAnsi="Symbol" w:hint="default"/>
+        <w:sz w:val="20"/>
+      </w:rPr>
+    </w:lvl>
+    <w:lvl w:ilvl="1" w:tentative="1">
+      <w:start w:val="1"/>
+      <w:numFmt w:val="bullet"/>
+      <w:lvlText w:val="o"/>
+      <w:lvlJc w:val="left"/>
+      <w:pPr>
+        <w:tabs>
+          <w:tab w:val="num" w:pos="1440"/>
+        </w:tabs>
+        <w:ind w:left="1440" w:hanging="360"/>
+      </w:pPr>
+      <w:rPr>
+        <w:rFonts w:ascii="Courier New" w:hAnsi="Courier New" w:hint="default"/>
+        <w:sz w:val="20"/>
+      </w:rPr>
+    </w:lvl>
+    <w:lvl w:ilvl="2" w:tentative="1">
+      <w:start w:val="1"/>
+      <w:numFmt w:val="bullet"/>
+      <w:lvlText w:val=""/>
+      <w:lvlJc w:val="left"/>
+      <w:pPr>
+        <w:tabs>
+          <w:tab w:val="num" w:pos="2160"/>
+        </w:tabs>
+        <w:ind w:left="2160" w:hanging="360"/>
+      </w:pPr>
+      <w:rPr>
+        <w:rFonts w:ascii="Wingdings" w:hAnsi="Wingdings" w:hint="default"/>
+        <w:sz w:val="20"/>
+      </w:rPr>
+    </w:lvl>
+    <w:lvl w:ilvl="3" w:tentative="1">
+      <w:start w:val="1"/>
+      <w:numFmt w:val="bullet"/>
+      <w:lvlText w:val=""/>
+      <w:lvlJc w:val="left"/>
+      <w:pPr>
+        <w:tabs>
+          <w:tab w:val="num" w:pos="2880"/>
+        </w:tabs>
+        <w:ind w:left="2880" w:hanging="360"/>
+      </w:pPr>
+      <w:rPr>
+        <w:rFonts w:ascii="Wingdings" w:hAnsi="Wingdings" w:hint="default"/>
+        <w:sz w:val="20"/>
+      </w:rPr>
+    </w:lvl>
+    <w:lvl w:ilvl="4" w:tentative="1">
+      <w:start w:val="1"/>
+      <w:numFmt w:val="bullet"/>
+      <w:lvlText w:val=""/>
+      <w:lvlJc w:val="left"/>
+      <w:pPr>
+        <w:tabs>
+          <w:tab w:val="num" w:pos="3600"/>
+        </w:tabs>
+        <w:ind w:left="3600" w:hanging="360"/>
+      </w:pPr>
+      <w:rPr>
+        <w:rFonts w:ascii="Wingdings" w:hAnsi="Wingdings" w:hint="default"/>
+        <w:sz w:val="20"/>
+      </w:rPr>
+    </w:lvl>
+    <w:lvl w:ilvl="5" w:tentative="1">
+      <w:start w:val="1"/>
+      <w:numFmt w:val="bullet"/>
+      <w:lvlText w:val=""/>
+      <w:lvlJc w:val="left"/>
+      <w:pPr>
+        <w:tabs>
+          <w:tab w:val="num" w:pos="4320"/>
+        </w:tabs>
+        <w:ind w:left="4320" w:hanging="360"/>
+      </w:pPr>
+      <w:rPr>
+        <w:rFonts w:ascii="Wingdings" w:hAnsi="Wingdings" w:hint="default"/>
+        <w:sz w:val="20"/>
+      </w:rPr>
+    </w:lvl>
+    <w:lvl w:ilvl="6" w:tentative="1">
+      <w:start w:val="1"/>
+      <w:numFmt w:val="bullet"/>
+      <w:lvlText w:val=""/>
+      <w:lvlJc w:val="left"/>
+      <w:pPr>
+        <w:tabs>
+          <w:tab w:val="num" w:pos="5040"/>
+        </w:tabs>
+        <w:ind w:left="5040" w:hanging="360"/>
+      </w:pPr>
+      <w:rPr>
+        <w:rFonts w:ascii="Wingdings" w:hAnsi="Wingdings" w:hint="default"/>
+        <w:sz w:val="20"/>
+      </w:rPr>
+    </w:lvl>
+    <w:lvl w:ilvl="7" w:tentative="1">
+      <w:start w:val="1"/>
+      <w:numFmt w:val="bullet"/>
+      <w:lvlText w:val=""/>
+      <w:lvlJc w:val="left"/>
+      <w:pPr>
+        <w:tabs>
+          <w:tab w:val="num" w:pos="5760"/>
+        </w:tabs>
+        <w:ind w:left="5760" w:hanging="360"/>
+      </w:pPr>
+      <w:rPr>
+        <w:rFonts w:ascii="Wingdings" w:hAnsi="Wingdings" w:hint="default"/>
+        <w:sz w:val="20"/>
+      </w:rPr>
+    </w:lvl>
+    <w:lvl w:ilvl="8" w:tentative="1">
+      <w:start w:val="1"/>
+      <w:numFmt w:val="bullet"/>
+      <w:lvlText w:val=""/>
+      <w:lvlJc w:val="left"/>
+      <w:pPr>
+        <w:tabs>
+          <w:tab w:val="num" w:pos="6480"/>
+        </w:tabs>
+        <w:ind w:left="6480" w:hanging="360"/>
+      </w:pPr>
+      <w:rPr>
+        <w:rFonts w:ascii="Wingdings" w:hAnsi="Wingdings" w:hint="default"/>
+        <w:sz w:val="20"/>
+      </w:rPr>
+    </w:lvl>
+  </w:abstractNum>
+  <w:abstractNum w:abstractNumId="12" w15:restartNumberingAfterBreak="0">
     <w:nsid w:val="621474A5"/>
     <w:multiLevelType w:val="multilevel"/>
     <w:tmpl w:val="838C0CD0"/>
@@ -6468,7 +12443,7 @@
       </w:rPr>
     </w:lvl>
   </w:abstractNum>
-  <w:abstractNum w:abstractNumId="12" w15:restartNumberingAfterBreak="0">
+  <w:abstractNum w:abstractNumId="13" w15:restartNumberingAfterBreak="0">
     <w:nsid w:val="6C4326CC"/>
     <w:multiLevelType w:val="multilevel"/>
     <w:tmpl w:val="45006298"/>
@@ -6617,7 +12592,7 @@
       </w:rPr>
     </w:lvl>
   </w:abstractNum>
-  <w:abstractNum w:abstractNumId="13" w15:restartNumberingAfterBreak="0">
+  <w:abstractNum w:abstractNumId="14" w15:restartNumberingAfterBreak="0">
     <w:nsid w:val="70A07C74"/>
     <w:multiLevelType w:val="multilevel"/>
     <w:tmpl w:val="67163B8C"/>
@@ -6767,13 +12742,13 @@
     </w:lvl>
   </w:abstractNum>
   <w:num w:numId="1" w16cid:durableId="1056707037">
-    <w:abstractNumId w:val="10"/>
+    <w:abstractNumId w:val="11"/>
   </w:num>
   <w:num w:numId="2" w16cid:durableId="1732464267">
-    <w:abstractNumId w:val="13"/>
+    <w:abstractNumId w:val="14"/>
   </w:num>
   <w:num w:numId="3" w16cid:durableId="1909995052">
-    <w:abstractNumId w:val="12"/>
+    <w:abstractNumId w:val="13"/>
   </w:num>
   <w:num w:numId="4" w16cid:durableId="1356233546">
     <w:abstractNumId w:val="5"/>
@@ -6782,16 +12757,16 @@
     <w:abstractNumId w:val="6"/>
   </w:num>
   <w:num w:numId="6" w16cid:durableId="1560438331">
-    <w:abstractNumId w:val="9"/>
+    <w:abstractNumId w:val="10"/>
   </w:num>
   <w:num w:numId="7" w16cid:durableId="1394890624">
-    <w:abstractNumId w:val="8"/>
+    <w:abstractNumId w:val="9"/>
   </w:num>
   <w:num w:numId="8" w16cid:durableId="1083990068">
     <w:abstractNumId w:val="3"/>
   </w:num>
   <w:num w:numId="9" w16cid:durableId="1716001963">
-    <w:abstractNumId w:val="11"/>
+    <w:abstractNumId w:val="12"/>
   </w:num>
   <w:num w:numId="10" w16cid:durableId="429355556">
     <w:abstractNumId w:val="2"/>
@@ -6806,6 +12781,9 @@
     <w:abstractNumId w:val="1"/>
   </w:num>
   <w:num w:numId="14" w16cid:durableId="758864333">
+    <w:abstractNumId w:val="8"/>
+  </w:num>
+  <w:num w:numId="15" w16cid:durableId="1328896299">
     <w:abstractNumId w:val="7"/>
   </w:num>
 </w:numbering>
@@ -7414,7 +13392,6 @@
   <w:style w:type="character" w:default="1" w:styleId="DefaultParagraphFont">
     <w:name w:val="Default Paragraph Font"/>
     <w:uiPriority w:val="1"/>
-    <w:semiHidden/>
     <w:unhideWhenUsed/>
   </w:style>
   <w:style w:type="table" w:default="1" w:styleId="TableNormal">
